--- a/БКС/Отчеты/БКС практика2.docx
+++ b/БКС/Отчеты/БКС практика2.docx
@@ -3,14 +3,751 @@
 <w:document xmlns:wpc="http://schemas.microsoft.com/office/word/2010/wordprocessingCanvas" xmlns:cx="http://schemas.microsoft.com/office/drawing/2014/chartex" xmlns:cx1="http://schemas.microsoft.com/office/drawing/2015/9/8/chartex" xmlns:cx2="http://schemas.microsoft.com/office/drawing/2015/10/21/chartex" xmlns:cx3="http://schemas.microsoft.com/office/drawing/2016/5/9/chartex" xmlns:cx4="http://schemas.microsoft.com/office/drawing/2016/5/10/chartex" xmlns:cx5="http://schemas.microsoft.com/office/drawing/2016/5/11/chartex" xmlns:cx6="http://schemas.microsoft.com/office/drawing/2016/5/12/chartex" xmlns:cx7="http://schemas.microsoft.com/office/drawing/2016/5/13/chartex" xmlns:cx8="http://schemas.microsoft.com/office/drawing/2016/5/14/chartex" xmlns:mc="http://schemas.openxmlformats.org/markup-compatibility/2006" xmlns:aink="http://schemas.microsoft.com/office/drawing/2016/ink" xmlns:am3d="http://schemas.microsoft.com/office/drawing/2017/model3d" xmlns:o="urn:schemas-microsoft-com:office:office" xmlns:r="http://schemas.openxmlformats.org/officeDocument/2006/relationships" xmlns:m="http://schemas.openxmlformats.org/officeDocument/2006/math" xmlns:v="urn:schemas-microsoft-com:vml" xmlns:wp14="http://schemas.microsoft.com/office/word/2010/wordprocessingDrawing" xmlns:wp="http://schemas.openxmlformats.org/drawingml/2006/wordprocessingDrawing" xmlns:w10="urn:schemas-microsoft-com:office:word" xmlns:w="http://schemas.openxmlformats.org/wordprocessingml/2006/main" xmlns:w14="http://schemas.microsoft.com/office/word/2010/wordml" xmlns:w15="http://schemas.microsoft.com/office/word/2012/wordml" xmlns:w16cex="http://schemas.microsoft.com/office/word/2018/wordml/cex" xmlns:w16cid="http://schemas.microsoft.com/office/word/2016/wordml/cid" xmlns:w16="http://schemas.microsoft.com/office/word/2018/wordml" xmlns:w16sdtdh="http://schemas.microsoft.com/office/word/2020/wordml/sdtdatahash" xmlns:w16se="http://schemas.microsoft.com/office/word/2015/wordml/symex" xmlns:wpg="http://schemas.microsoft.com/office/word/2010/wordprocessingGroup" xmlns:wpi="http://schemas.microsoft.com/office/word/2010/wordprocessingInk" xmlns:wne="http://schemas.microsoft.com/office/word/2006/wordml" xmlns:wps="http://schemas.microsoft.com/office/word/2010/wordprocessingShape" mc:Ignorable="w14 w15 w16se w16cid w16 w16cex w16sdtdh wp14">
   <w:body>
     <w:p>
-      <w:r>
-        <w:rPr>
-          <w:lang w:val="en-US"/>
+      <w:pPr>
+        <w:spacing w:line="240" w:lineRule="auto"/>
+        <w:rPr>
+          <w:rFonts w:ascii="Times New Roman" w:hAnsi="Times New Roman" w:cs="Times New Roman"/>
+          <w:b/>
+          <w:bCs/>
+          <w:sz w:val="28"/>
+          <w:szCs w:val="28"/>
+        </w:rPr>
+      </w:pPr>
+      <w:bookmarkStart w:id="0" w:name="_Hlk133168401"/>
+      <w:r>
+        <w:rPr>
+          <w:rFonts w:ascii="Times New Roman" w:hAnsi="Times New Roman" w:cs="Times New Roman"/>
+          <w:b/>
+          <w:bCs/>
+          <w:sz w:val="28"/>
+          <w:szCs w:val="28"/>
+        </w:rPr>
+        <w:t>МИНИСТЕРСТВО ЦИФРОВОГО РАЗВИТИЯ,</w:t>
+      </w:r>
+      <w:r>
+        <w:rPr>
+          <w:rFonts w:ascii="Times New Roman" w:hAnsi="Times New Roman" w:cs="Times New Roman"/>
+          <w:b/>
+          <w:bCs/>
+          <w:sz w:val="28"/>
+          <w:szCs w:val="28"/>
+        </w:rPr>
+        <w:br/>
+        <w:t>СВЯЗИ И МАССОВЫХ КОММУНИКАЦИЙ</w:t>
+      </w:r>
+      <w:r>
+        <w:rPr>
+          <w:rFonts w:ascii="Times New Roman" w:hAnsi="Times New Roman" w:cs="Times New Roman"/>
+          <w:b/>
+          <w:bCs/>
+          <w:sz w:val="28"/>
+          <w:szCs w:val="28"/>
+        </w:rPr>
+        <w:br/>
+        <w:t>РОССИЙСКОЙ ФЕДЕРАЦИИ</w:t>
+      </w:r>
+      <w:r>
+        <w:rPr>
+          <w:rFonts w:ascii="Times New Roman" w:hAnsi="Times New Roman" w:cs="Times New Roman"/>
+          <w:b/>
+          <w:bCs/>
+          <w:sz w:val="28"/>
+          <w:szCs w:val="28"/>
+        </w:rPr>
+        <w:br/>
+      </w:r>
+      <w:r>
+        <w:rPr>
+          <w:rFonts w:ascii="Times New Roman" w:hAnsi="Times New Roman" w:cs="Times New Roman"/>
+          <w:b/>
+          <w:bCs/>
+          <w:sz w:val="28"/>
+          <w:szCs w:val="28"/>
+        </w:rPr>
+        <w:br/>
+        <w:t>ФЕДЕРАЛЬНОЕ ГОСУДАРСТВЕННОЕ БЮДЖЕТНОЕ</w:t>
+      </w:r>
+      <w:r>
+        <w:rPr>
+          <w:rFonts w:ascii="Times New Roman" w:hAnsi="Times New Roman" w:cs="Times New Roman"/>
+          <w:b/>
+          <w:bCs/>
+          <w:sz w:val="28"/>
+          <w:szCs w:val="28"/>
+        </w:rPr>
+        <w:br/>
+        <w:t>БРАЗОВАТЕЛЬНОЕ УЧРЕЖДЕНИЕ ВЫСШЕГО ОБРАЗОВАНИЯ</w:t>
+      </w:r>
+      <w:r>
+        <w:rPr>
+          <w:rFonts w:ascii="Times New Roman" w:hAnsi="Times New Roman" w:cs="Times New Roman"/>
+          <w:b/>
+          <w:bCs/>
+          <w:sz w:val="28"/>
+          <w:szCs w:val="28"/>
+        </w:rPr>
+        <w:br/>
+        <w:t>«САНКТ-ПЕТЕРБУРГСКИЙ ГОСУДАРСТВЕННЫЙ УНИВЕРСИТЕТ</w:t>
+      </w:r>
+      <w:r>
+        <w:rPr>
+          <w:rFonts w:ascii="Times New Roman" w:hAnsi="Times New Roman" w:cs="Times New Roman"/>
+          <w:b/>
+          <w:bCs/>
+          <w:sz w:val="28"/>
+          <w:szCs w:val="28"/>
+        </w:rPr>
+        <w:br/>
+        <w:t>ТЕЛЕКОММУНИКАЦИЙ ИМ. ПРОФ. М.А. БОНЧ-БРУЕВИЧА»</w:t>
+      </w:r>
+      <w:r>
+        <w:rPr>
+          <w:rFonts w:ascii="Times New Roman" w:hAnsi="Times New Roman" w:cs="Times New Roman"/>
+          <w:b/>
+          <w:bCs/>
+          <w:sz w:val="28"/>
+          <w:szCs w:val="28"/>
+        </w:rPr>
+        <w:br/>
+        <w:t>(</w:t>
+      </w:r>
+      <w:proofErr w:type="spellStart"/>
+      <w:r>
+        <w:rPr>
+          <w:rFonts w:ascii="Times New Roman" w:hAnsi="Times New Roman" w:cs="Times New Roman"/>
+          <w:b/>
+          <w:bCs/>
+          <w:sz w:val="28"/>
+          <w:szCs w:val="28"/>
+        </w:rPr>
+        <w:t>СПбГУТ</w:t>
+      </w:r>
+      <w:proofErr w:type="spellEnd"/>
+      <w:r>
+        <w:rPr>
+          <w:rFonts w:ascii="Times New Roman" w:hAnsi="Times New Roman" w:cs="Times New Roman"/>
+          <w:b/>
+          <w:bCs/>
+          <w:sz w:val="28"/>
+          <w:szCs w:val="28"/>
+        </w:rPr>
+        <w:t>)</w:t>
+      </w:r>
+      <w:bookmarkEnd w:id="0"/>
+      <w:r>
+        <w:rPr>
+          <w:rFonts w:ascii="Times New Roman" w:hAnsi="Times New Roman" w:cs="Times New Roman"/>
+          <w:b/>
+          <w:bCs/>
+          <w:sz w:val="28"/>
+          <w:szCs w:val="28"/>
+        </w:rPr>
+        <w:br/>
+      </w:r>
+      <w:bookmarkStart w:id="1" w:name="_Hlk133168482"/>
+    </w:p>
+    <w:p>
+      <w:pPr>
+        <w:spacing w:line="240" w:lineRule="auto"/>
+        <w:jc w:val="center"/>
+        <w:rPr>
+          <w:rFonts w:ascii="Times New Roman" w:hAnsi="Times New Roman" w:cs="Times New Roman"/>
+          <w:b/>
+          <w:bCs/>
+          <w:sz w:val="28"/>
+          <w:szCs w:val="28"/>
+        </w:rPr>
+      </w:pPr>
+    </w:p>
+    <w:bookmarkEnd w:id="1"/>
+    <w:p>
+      <w:pPr>
+        <w:spacing w:line="240" w:lineRule="auto"/>
+        <w:jc w:val="center"/>
+        <w:rPr>
+          <w:rFonts w:ascii="Times New Roman" w:hAnsi="Times New Roman" w:cs="Times New Roman"/>
+          <w:b/>
+          <w:bCs/>
+          <w:sz w:val="28"/>
+          <w:szCs w:val="28"/>
+        </w:rPr>
+      </w:pPr>
+    </w:p>
+    <w:p>
+      <w:pPr>
+        <w:jc w:val="center"/>
+        <w:rPr>
+          <w:rFonts w:ascii="Times New Roman" w:hAnsi="Times New Roman" w:cs="Times New Roman"/>
+          <w:sz w:val="28"/>
+          <w:szCs w:val="28"/>
+        </w:rPr>
+      </w:pPr>
+    </w:p>
+    <w:p>
+      <w:pPr>
+        <w:jc w:val="center"/>
+        <w:rPr>
+          <w:rFonts w:ascii="Times New Roman" w:hAnsi="Times New Roman" w:cs="Times New Roman"/>
+          <w:sz w:val="28"/>
+          <w:szCs w:val="28"/>
+        </w:rPr>
+      </w:pPr>
+    </w:p>
+    <w:p>
+      <w:pPr>
+        <w:jc w:val="center"/>
+        <w:rPr>
+          <w:rFonts w:ascii="Times New Roman" w:hAnsi="Times New Roman" w:cs="Times New Roman"/>
+          <w:sz w:val="28"/>
+          <w:szCs w:val="28"/>
+        </w:rPr>
+      </w:pPr>
+    </w:p>
+    <w:p>
+      <w:pPr>
+        <w:jc w:val="center"/>
+        <w:rPr>
+          <w:rFonts w:ascii="Times New Roman" w:hAnsi="Times New Roman" w:cs="Times New Roman"/>
+          <w:sz w:val="28"/>
+          <w:szCs w:val="28"/>
+        </w:rPr>
+      </w:pPr>
+    </w:p>
+    <w:p>
+      <w:pPr>
+        <w:jc w:val="center"/>
+        <w:rPr>
+          <w:rFonts w:ascii="Times New Roman" w:hAnsi="Times New Roman" w:cs="Times New Roman"/>
+          <w:b/>
+          <w:bCs/>
+          <w:sz w:val="28"/>
+          <w:szCs w:val="28"/>
+        </w:rPr>
+      </w:pPr>
+      <w:bookmarkStart w:id="2" w:name="_Hlk133168514"/>
+      <w:r>
+        <w:rPr>
+          <w:rFonts w:ascii="Times New Roman" w:hAnsi="Times New Roman" w:cs="Times New Roman"/>
+          <w:b/>
+          <w:bCs/>
+          <w:sz w:val="28"/>
+          <w:szCs w:val="28"/>
+        </w:rPr>
+        <w:t>ОТЧЕТ</w:t>
+      </w:r>
+    </w:p>
+    <w:p>
+      <w:pPr>
+        <w:jc w:val="center"/>
+        <w:rPr>
+          <w:rFonts w:ascii="Times New Roman" w:hAnsi="Times New Roman" w:cs="Times New Roman"/>
+          <w:sz w:val="28"/>
+          <w:szCs w:val="28"/>
+        </w:rPr>
+      </w:pPr>
+      <w:r>
+        <w:rPr>
+          <w:rFonts w:ascii="Times New Roman" w:hAnsi="Times New Roman" w:cs="Times New Roman"/>
+          <w:sz w:val="28"/>
+          <w:szCs w:val="28"/>
+        </w:rPr>
+        <w:t xml:space="preserve">по </w:t>
+      </w:r>
+      <w:r>
+        <w:rPr>
+          <w:rFonts w:ascii="Times New Roman" w:hAnsi="Times New Roman" w:cs="Times New Roman"/>
+          <w:sz w:val="28"/>
+          <w:szCs w:val="28"/>
+        </w:rPr>
+        <w:t>практической</w:t>
+      </w:r>
+      <w:r>
+        <w:rPr>
+          <w:rFonts w:ascii="Times New Roman" w:hAnsi="Times New Roman" w:cs="Times New Roman"/>
+          <w:sz w:val="28"/>
+          <w:szCs w:val="28"/>
+        </w:rPr>
+        <w:t xml:space="preserve"> работе № </w:t>
+      </w:r>
+      <w:r>
+        <w:rPr>
+          <w:rFonts w:ascii="Times New Roman" w:hAnsi="Times New Roman" w:cs="Times New Roman"/>
+          <w:sz w:val="28"/>
+          <w:szCs w:val="28"/>
+        </w:rPr>
+        <w:t>2</w:t>
+      </w:r>
+      <w:r>
+        <w:rPr>
+          <w:rFonts w:ascii="Times New Roman" w:hAnsi="Times New Roman" w:cs="Times New Roman"/>
+          <w:sz w:val="28"/>
+          <w:szCs w:val="28"/>
+        </w:rPr>
+        <w:t xml:space="preserve"> на тему:</w:t>
+      </w:r>
+    </w:p>
+    <w:p>
+      <w:pPr>
+        <w:jc w:val="center"/>
+        <w:rPr>
+          <w:rFonts w:ascii="Times New Roman" w:eastAsia="Times New Roman" w:hAnsi="Times New Roman" w:cs="Times New Roman"/>
+          <w:b/>
+          <w:bCs/>
+          <w:color w:val="000000"/>
+          <w:sz w:val="28"/>
+          <w:szCs w:val="28"/>
+          <w:lang w:eastAsia="ru-RU"/>
+        </w:rPr>
+      </w:pPr>
+      <w:r>
+        <w:rPr>
+          <w:rFonts w:ascii="Times New Roman" w:hAnsi="Times New Roman" w:cs="Times New Roman"/>
+          <w:sz w:val="28"/>
+          <w:szCs w:val="28"/>
+        </w:rPr>
+        <w:t>«</w:t>
+      </w:r>
+      <w:r>
+        <w:rPr>
+          <w:rFonts w:ascii="Times New Roman" w:hAnsi="Times New Roman" w:cs="Times New Roman"/>
+          <w:sz w:val="28"/>
+          <w:szCs w:val="28"/>
+        </w:rPr>
+        <w:t>Настройка начальных параметров коммутатора</w:t>
+      </w:r>
+      <w:r>
+        <w:rPr>
+          <w:rFonts w:ascii="Times New Roman" w:hAnsi="Times New Roman" w:cs="Times New Roman"/>
+          <w:sz w:val="28"/>
+          <w:szCs w:val="28"/>
+        </w:rPr>
+        <w:t>»</w:t>
+      </w:r>
+    </w:p>
+    <w:p>
+      <w:pPr>
+        <w:jc w:val="center"/>
+        <w:rPr>
+          <w:rFonts w:ascii="Times New Roman" w:hAnsi="Times New Roman" w:cs="Times New Roman"/>
+          <w:sz w:val="28"/>
+          <w:szCs w:val="28"/>
+        </w:rPr>
+      </w:pPr>
+      <w:r>
+        <w:rPr>
+          <w:rFonts w:ascii="Times New Roman" w:hAnsi="Times New Roman" w:cs="Times New Roman"/>
+          <w:sz w:val="28"/>
+          <w:szCs w:val="28"/>
+        </w:rPr>
+        <w:t>по дисциплине «Безопасность компьютерных систем»</w:t>
+      </w:r>
+    </w:p>
+    <w:bookmarkEnd w:id="2"/>
+    <w:p>
+      <w:pPr>
+        <w:jc w:val="center"/>
+        <w:rPr>
+          <w:rFonts w:ascii="Times New Roman" w:hAnsi="Times New Roman" w:cs="Times New Roman"/>
+          <w:sz w:val="28"/>
+          <w:szCs w:val="28"/>
+        </w:rPr>
+      </w:pPr>
+    </w:p>
+    <w:p>
+      <w:pPr>
+        <w:jc w:val="center"/>
+        <w:rPr>
+          <w:rFonts w:ascii="Times New Roman" w:hAnsi="Times New Roman" w:cs="Times New Roman"/>
+          <w:sz w:val="28"/>
+          <w:szCs w:val="28"/>
+        </w:rPr>
+      </w:pPr>
+    </w:p>
+    <w:p>
+      <w:pPr>
+        <w:jc w:val="center"/>
+        <w:rPr>
+          <w:rFonts w:ascii="Times New Roman" w:hAnsi="Times New Roman" w:cs="Times New Roman"/>
+          <w:sz w:val="28"/>
+          <w:szCs w:val="28"/>
+        </w:rPr>
+      </w:pPr>
+    </w:p>
+    <w:p>
+      <w:pPr>
+        <w:jc w:val="center"/>
+        <w:rPr>
+          <w:rFonts w:ascii="Times New Roman" w:hAnsi="Times New Roman" w:cs="Times New Roman"/>
+          <w:sz w:val="28"/>
+          <w:szCs w:val="28"/>
+        </w:rPr>
+      </w:pPr>
+    </w:p>
+    <w:p>
+      <w:pPr>
+        <w:jc w:val="center"/>
+        <w:rPr>
+          <w:rFonts w:ascii="Times New Roman" w:hAnsi="Times New Roman" w:cs="Times New Roman"/>
+          <w:sz w:val="28"/>
+          <w:szCs w:val="28"/>
+        </w:rPr>
+      </w:pPr>
+    </w:p>
+    <w:p>
+      <w:pPr>
+        <w:jc w:val="center"/>
+        <w:rPr>
+          <w:rFonts w:ascii="Times New Roman" w:hAnsi="Times New Roman" w:cs="Times New Roman"/>
+          <w:sz w:val="28"/>
+          <w:szCs w:val="28"/>
+        </w:rPr>
+      </w:pPr>
+    </w:p>
+    <w:p>
+      <w:pPr>
+        <w:ind w:left="3261"/>
+        <w:rPr>
+          <w:rFonts w:ascii="Times New Roman" w:hAnsi="Times New Roman" w:cs="Times New Roman"/>
+          <w:sz w:val="28"/>
+          <w:szCs w:val="28"/>
+        </w:rPr>
+      </w:pPr>
+      <w:bookmarkStart w:id="3" w:name="_Hlk133168545"/>
+      <w:r>
+        <w:rPr>
+          <w:rFonts w:ascii="Times New Roman" w:hAnsi="Times New Roman" w:cs="Times New Roman"/>
+          <w:sz w:val="28"/>
+          <w:szCs w:val="28"/>
+        </w:rPr>
+        <w:t xml:space="preserve">Выполнил: </w:t>
+      </w:r>
+    </w:p>
+    <w:p>
+      <w:pPr>
+        <w:ind w:left="3261"/>
+        <w:rPr>
+          <w:rFonts w:ascii="Times New Roman" w:hAnsi="Times New Roman" w:cs="Times New Roman"/>
+          <w:sz w:val="28"/>
+          <w:szCs w:val="28"/>
+        </w:rPr>
+      </w:pPr>
+      <w:r>
+        <w:rPr>
+          <w:rFonts w:ascii="Times New Roman" w:hAnsi="Times New Roman" w:cs="Times New Roman"/>
+          <w:sz w:val="28"/>
+          <w:szCs w:val="28"/>
+        </w:rPr>
+        <w:t>студент группы ИКПИ-32 Филимонов Д.Е.</w:t>
+      </w:r>
+    </w:p>
+    <w:p>
+      <w:pPr>
+        <w:ind w:left="3261"/>
+        <w:rPr>
+          <w:rFonts w:ascii="Times New Roman" w:hAnsi="Times New Roman" w:cs="Times New Roman"/>
+          <w:sz w:val="28"/>
+          <w:szCs w:val="28"/>
+        </w:rPr>
+      </w:pPr>
+      <w:r>
+        <w:rPr>
+          <w:rFonts w:ascii="Times New Roman" w:hAnsi="Times New Roman" w:cs="Times New Roman"/>
+          <w:sz w:val="28"/>
+          <w:szCs w:val="28"/>
+        </w:rPr>
+        <w:t>Принял: Панков А. В.</w:t>
+      </w:r>
+    </w:p>
+    <w:p>
+      <w:pPr>
+        <w:ind w:left="3261"/>
+        <w:rPr>
+          <w:rFonts w:ascii="Times New Roman" w:hAnsi="Times New Roman" w:cs="Times New Roman"/>
+          <w:sz w:val="28"/>
+          <w:szCs w:val="28"/>
+        </w:rPr>
+      </w:pPr>
+      <w:r>
+        <w:rPr>
+          <w:rFonts w:ascii="Times New Roman" w:hAnsi="Times New Roman" w:cs="Times New Roman"/>
+          <w:sz w:val="28"/>
+          <w:szCs w:val="28"/>
+        </w:rPr>
+        <w:t xml:space="preserve">«__» _____ 2025 г. ________ / </w:t>
+      </w:r>
+      <w:bookmarkEnd w:id="3"/>
+      <w:r>
+        <w:rPr>
+          <w:rFonts w:ascii="Times New Roman" w:hAnsi="Times New Roman" w:cs="Times New Roman"/>
+          <w:sz w:val="28"/>
+          <w:szCs w:val="28"/>
+        </w:rPr>
+        <w:t>Панков А. В</w:t>
+      </w:r>
+    </w:p>
+    <w:p>
+      <w:pPr>
+        <w:sectPr>
+          <w:pgSz w:w="11906" w:h="16838"/>
+          <w:pgMar w:top="1134" w:right="850" w:bottom="1134" w:left="1701" w:header="708" w:footer="708" w:gutter="0"/>
+          <w:cols w:space="720"/>
+        </w:sectPr>
+      </w:pPr>
+    </w:p>
+    <w:p>
+      <w:pPr>
+        <w:spacing w:before="240" w:after="120" w:line="240" w:lineRule="auto"/>
+        <w:outlineLvl w:val="0"/>
+        <w:rPr>
+          <w:rFonts w:ascii="Times New Roman" w:eastAsia="Times New Roman" w:hAnsi="Times New Roman" w:cs="Times New Roman"/>
+          <w:color w:val="000000"/>
+          <w:kern w:val="36"/>
+          <w:sz w:val="28"/>
+          <w:szCs w:val="28"/>
+          <w:lang w:eastAsia="ru-RU"/>
+        </w:rPr>
+      </w:pPr>
+      <w:r>
+        <w:rPr>
+          <w:rFonts w:ascii="Times New Roman" w:eastAsia="Times New Roman" w:hAnsi="Times New Roman" w:cs="Times New Roman"/>
+          <w:color w:val="000000"/>
+          <w:kern w:val="36"/>
+          <w:sz w:val="28"/>
+          <w:szCs w:val="28"/>
+          <w:lang w:eastAsia="ru-RU"/>
+        </w:rPr>
+        <w:lastRenderedPageBreak/>
+        <w:t>Задачи</w:t>
+      </w:r>
+    </w:p>
+    <w:p>
+      <w:pPr>
+        <w:spacing w:before="120" w:after="120" w:line="240" w:lineRule="auto"/>
+        <w:ind w:left="360"/>
+        <w:rPr>
+          <w:rFonts w:ascii="Times New Roman" w:eastAsia="Times New Roman" w:hAnsi="Times New Roman" w:cs="Times New Roman"/>
+          <w:color w:val="000000"/>
+          <w:sz w:val="28"/>
+          <w:szCs w:val="28"/>
+          <w:lang w:eastAsia="ru-RU"/>
+        </w:rPr>
+      </w:pPr>
+      <w:r>
+        <w:rPr>
+          <w:rFonts w:ascii="Times New Roman" w:eastAsia="Times New Roman" w:hAnsi="Times New Roman" w:cs="Times New Roman"/>
+          <w:color w:val="000000"/>
+          <w:sz w:val="28"/>
+          <w:szCs w:val="28"/>
+          <w:lang w:eastAsia="ru-RU"/>
+        </w:rPr>
+        <w:t>Часть 1. Проверка конфигурации коммутатора по умолчанию</w:t>
+      </w:r>
+    </w:p>
+    <w:p>
+      <w:pPr>
+        <w:spacing w:before="120" w:after="120" w:line="240" w:lineRule="auto"/>
+        <w:ind w:left="360"/>
+        <w:rPr>
+          <w:rFonts w:ascii="Times New Roman" w:eastAsia="Times New Roman" w:hAnsi="Times New Roman" w:cs="Times New Roman"/>
+          <w:color w:val="000000"/>
+          <w:sz w:val="28"/>
+          <w:szCs w:val="28"/>
+          <w:lang w:eastAsia="ru-RU"/>
+        </w:rPr>
+      </w:pPr>
+      <w:r>
+        <w:rPr>
+          <w:rFonts w:ascii="Times New Roman" w:eastAsia="Times New Roman" w:hAnsi="Times New Roman" w:cs="Times New Roman"/>
+          <w:color w:val="000000"/>
+          <w:sz w:val="28"/>
+          <w:szCs w:val="28"/>
+          <w:lang w:eastAsia="ru-RU"/>
+        </w:rPr>
+        <w:t>Часть 2. Настройка основных параметров коммутатора</w:t>
+      </w:r>
+    </w:p>
+    <w:p>
+      <w:pPr>
+        <w:spacing w:before="120" w:after="120" w:line="240" w:lineRule="auto"/>
+        <w:ind w:left="360"/>
+        <w:rPr>
+          <w:rFonts w:ascii="Times New Roman" w:eastAsia="Times New Roman" w:hAnsi="Times New Roman" w:cs="Times New Roman"/>
+          <w:color w:val="000000"/>
+          <w:sz w:val="28"/>
+          <w:szCs w:val="28"/>
+          <w:lang w:eastAsia="ru-RU"/>
+        </w:rPr>
+      </w:pPr>
+      <w:r>
+        <w:rPr>
+          <w:rFonts w:ascii="Times New Roman" w:eastAsia="Times New Roman" w:hAnsi="Times New Roman" w:cs="Times New Roman"/>
+          <w:color w:val="000000"/>
+          <w:sz w:val="28"/>
+          <w:szCs w:val="28"/>
+          <w:lang w:eastAsia="ru-RU"/>
+        </w:rPr>
+        <w:t>Часть 3. Настройка баннера MOTD (сообщения дня)</w:t>
+      </w:r>
+    </w:p>
+    <w:p>
+      <w:pPr>
+        <w:spacing w:before="120" w:after="120" w:line="240" w:lineRule="auto"/>
+        <w:ind w:left="360"/>
+        <w:rPr>
+          <w:rFonts w:ascii="Times New Roman" w:eastAsia="Times New Roman" w:hAnsi="Times New Roman" w:cs="Times New Roman"/>
+          <w:color w:val="000000"/>
+          <w:sz w:val="28"/>
+          <w:szCs w:val="28"/>
+          <w:lang w:eastAsia="ru-RU"/>
+        </w:rPr>
+      </w:pPr>
+      <w:r>
+        <w:rPr>
+          <w:rFonts w:ascii="Times New Roman" w:eastAsia="Times New Roman" w:hAnsi="Times New Roman" w:cs="Times New Roman"/>
+          <w:color w:val="000000"/>
+          <w:sz w:val="28"/>
+          <w:szCs w:val="28"/>
+          <w:lang w:eastAsia="ru-RU"/>
+        </w:rPr>
+        <w:t>Часть 4. Сохранение файлов конфигурации в NVRAM</w:t>
+      </w:r>
+    </w:p>
+    <w:p>
+      <w:pPr>
+        <w:spacing w:before="120" w:after="120" w:line="240" w:lineRule="auto"/>
+        <w:ind w:left="360"/>
+        <w:rPr>
+          <w:rFonts w:ascii="Times New Roman" w:eastAsia="Times New Roman" w:hAnsi="Times New Roman" w:cs="Times New Roman"/>
+          <w:color w:val="000000"/>
+          <w:sz w:val="28"/>
+          <w:szCs w:val="28"/>
+          <w:lang w:eastAsia="ru-RU"/>
+        </w:rPr>
+      </w:pPr>
+      <w:r>
+        <w:rPr>
+          <w:rFonts w:ascii="Times New Roman" w:eastAsia="Times New Roman" w:hAnsi="Times New Roman" w:cs="Times New Roman"/>
+          <w:color w:val="000000"/>
+          <w:sz w:val="28"/>
+          <w:szCs w:val="28"/>
+          <w:lang w:eastAsia="ru-RU"/>
+        </w:rPr>
+        <w:t>Часть 5. Настройка коммутатора S2</w:t>
+      </w:r>
+    </w:p>
+    <w:p>
+      <w:r>
+        <w:br w:type="page"/>
+      </w:r>
+    </w:p>
+    <w:p>
+      <w:pPr>
+        <w:spacing w:before="120" w:after="120" w:line="240" w:lineRule="auto"/>
+        <w:ind w:left="360"/>
+        <w:jc w:val="center"/>
+        <w:rPr>
+          <w:rFonts w:ascii="Times New Roman" w:eastAsia="Times New Roman" w:hAnsi="Times New Roman" w:cs="Times New Roman"/>
+          <w:b/>
+          <w:bCs/>
+          <w:color w:val="000000"/>
+          <w:sz w:val="28"/>
+          <w:szCs w:val="28"/>
+          <w:lang w:eastAsia="ru-RU"/>
+        </w:rPr>
+      </w:pPr>
+      <w:r>
+        <w:rPr>
+          <w:rFonts w:ascii="Times New Roman" w:eastAsia="Times New Roman" w:hAnsi="Times New Roman" w:cs="Times New Roman"/>
+          <w:b/>
+          <w:bCs/>
+          <w:color w:val="000000"/>
+          <w:sz w:val="28"/>
+          <w:szCs w:val="28"/>
+          <w:lang w:eastAsia="ru-RU"/>
+        </w:rPr>
+        <w:lastRenderedPageBreak/>
+        <w:t>Ход работы</w:t>
+      </w:r>
+    </w:p>
+    <w:p>
+      <w:pPr>
+        <w:pStyle w:val="2"/>
+        <w:spacing w:before="240" w:after="120"/>
+        <w:rPr>
+          <w:rFonts w:ascii="Times New Roman" w:hAnsi="Times New Roman" w:cs="Times New Roman"/>
+          <w:color w:val="000000"/>
+          <w:sz w:val="28"/>
+          <w:szCs w:val="28"/>
+        </w:rPr>
+      </w:pPr>
+      <w:r>
+        <w:rPr>
+          <w:rFonts w:ascii="Times New Roman" w:hAnsi="Times New Roman" w:cs="Times New Roman"/>
+          <w:b/>
+          <w:bCs/>
+          <w:color w:val="000000"/>
+          <w:sz w:val="28"/>
+          <w:szCs w:val="28"/>
+        </w:rPr>
+        <w:t>Часть 1</w:t>
+      </w:r>
+      <w:r>
+        <w:rPr>
+          <w:rFonts w:ascii="Times New Roman" w:hAnsi="Times New Roman" w:cs="Times New Roman"/>
+          <w:color w:val="000000"/>
+          <w:sz w:val="28"/>
+          <w:szCs w:val="28"/>
+        </w:rPr>
+        <w:t>. Проверьте конфигурацию коммутатора по умолчанию</w:t>
+      </w:r>
+    </w:p>
+    <w:p>
+      <w:pPr>
+        <w:pStyle w:val="3"/>
+        <w:spacing w:before="180" w:after="60"/>
+        <w:rPr>
+          <w:rFonts w:ascii="Times New Roman" w:hAnsi="Times New Roman" w:cs="Times New Roman"/>
+          <w:color w:val="000000"/>
+          <w:sz w:val="28"/>
+          <w:szCs w:val="28"/>
+        </w:rPr>
+      </w:pPr>
+      <w:r>
+        <w:rPr>
+          <w:rFonts w:ascii="Times New Roman" w:hAnsi="Times New Roman" w:cs="Times New Roman"/>
+          <w:b/>
+          <w:bCs/>
+          <w:color w:val="000000"/>
+          <w:sz w:val="28"/>
+          <w:szCs w:val="28"/>
+        </w:rPr>
+        <w:t>Шаг 1:</w:t>
+      </w:r>
+      <w:r>
+        <w:rPr>
+          <w:rFonts w:ascii="Times New Roman" w:hAnsi="Times New Roman" w:cs="Times New Roman"/>
+          <w:color w:val="000000"/>
+          <w:sz w:val="28"/>
+          <w:szCs w:val="28"/>
+        </w:rPr>
+        <w:t xml:space="preserve"> Войдите в привилегированный режим EXEC.</w:t>
+      </w:r>
+    </w:p>
+    <w:p>
+      <w:pPr>
+        <w:rPr>
+          <w:rFonts w:ascii="Times New Roman" w:hAnsi="Times New Roman" w:cs="Times New Roman"/>
+        </w:rPr>
+      </w:pPr>
+      <w:r>
+        <w:rPr>
+          <w:rFonts w:ascii="Times New Roman" w:hAnsi="Times New Roman" w:cs="Times New Roman"/>
+          <w:noProof/>
         </w:rPr>
         <w:drawing>
-          <wp:inline distT="0" distB="0" distL="0" distR="0" wp14:anchorId="41411A3A" wp14:editId="799807B2">
-            <wp:extent cx="5601482" cy="4877481"/>
-            <wp:effectExtent l="0" t="0" r="0" b="0"/>
+          <wp:inline distT="0" distB="0" distL="0" distR="0" wp14:anchorId="1EF9C24C" wp14:editId="6E9F9AD3">
+            <wp:extent cx="5534797" cy="4867954"/>
+            <wp:effectExtent l="0" t="0" r="8890" b="8890"/>
             <wp:docPr id="1" name="Рисунок 1"/>
             <wp:cNvGraphicFramePr>
               <a:graphicFrameLocks xmlns:a="http://schemas.openxmlformats.org/drawingml/2006/main" noChangeAspect="1"/>
@@ -31,7 +768,7 @@
                   <pic:spPr>
                     <a:xfrm>
                       <a:off x="0" y="0"/>
-                      <a:ext cx="5601482" cy="4877481"/>
+                      <a:ext cx="5534797" cy="4867954"/>
                     </a:xfrm>
                     <a:prstGeom prst="rect">
                       <a:avLst/>
@@ -45,12 +782,102 @@
       </w:r>
     </w:p>
     <w:p>
-      <w:r>
+      <w:pPr>
+        <w:pStyle w:val="3"/>
+        <w:spacing w:before="180" w:after="60"/>
+        <w:rPr>
+          <w:rFonts w:ascii="Times New Roman" w:hAnsi="Times New Roman" w:cs="Times New Roman"/>
+          <w:color w:val="000000"/>
+          <w:sz w:val="28"/>
+          <w:szCs w:val="28"/>
+        </w:rPr>
+      </w:pPr>
+      <w:r>
+        <w:rPr>
+          <w:rFonts w:ascii="Times New Roman" w:hAnsi="Times New Roman" w:cs="Times New Roman"/>
+          <w:color w:val="000000"/>
+          <w:sz w:val="28"/>
+          <w:szCs w:val="28"/>
+        </w:rPr>
+        <w:t>Изучите текущую конфигурацию коммутатора.</w:t>
+      </w:r>
+    </w:p>
+    <w:p>
+      <w:pPr>
+        <w:pStyle w:val="substepalpha"/>
+        <w:spacing w:before="120" w:beforeAutospacing="0" w:after="120" w:afterAutospacing="0"/>
+        <w:ind w:left="720" w:hanging="360"/>
+        <w:rPr>
+          <w:color w:val="000000"/>
+          <w:sz w:val="28"/>
+          <w:szCs w:val="28"/>
+        </w:rPr>
+      </w:pPr>
+      <w:r>
+        <w:rPr>
+          <w:color w:val="000000"/>
+          <w:sz w:val="28"/>
+          <w:szCs w:val="28"/>
+        </w:rPr>
+        <w:t xml:space="preserve">Введите команду </w:t>
+      </w:r>
+      <w:proofErr w:type="spellStart"/>
+      <w:r>
+        <w:rPr>
+          <w:color w:val="000000"/>
+          <w:sz w:val="28"/>
+          <w:szCs w:val="28"/>
+        </w:rPr>
+        <w:t>show</w:t>
+      </w:r>
+      <w:proofErr w:type="spellEnd"/>
+      <w:r>
+        <w:rPr>
+          <w:color w:val="000000"/>
+          <w:sz w:val="28"/>
+          <w:szCs w:val="28"/>
+        </w:rPr>
+        <w:t xml:space="preserve"> </w:t>
+      </w:r>
+      <w:proofErr w:type="spellStart"/>
+      <w:r>
+        <w:rPr>
+          <w:color w:val="000000"/>
+          <w:sz w:val="28"/>
+          <w:szCs w:val="28"/>
+        </w:rPr>
+        <w:t>running-config</w:t>
+      </w:r>
+      <w:proofErr w:type="spellEnd"/>
+      <w:r>
+        <w:rPr>
+          <w:color w:val="000000"/>
+          <w:sz w:val="28"/>
+          <w:szCs w:val="28"/>
+        </w:rPr>
+        <w:t>.</w:t>
+      </w:r>
+    </w:p>
+    <w:p>
+      <w:pPr>
+        <w:rPr>
+          <w:rFonts w:ascii="Times New Roman" w:hAnsi="Times New Roman" w:cs="Times New Roman"/>
+          <w:sz w:val="28"/>
+          <w:szCs w:val="28"/>
+        </w:rPr>
+      </w:pPr>
+      <w:r>
+        <w:rPr>
+          <w:rFonts w:ascii="Times New Roman" w:hAnsi="Times New Roman" w:cs="Times New Roman"/>
+          <w:noProof/>
+          <w:sz w:val="28"/>
+          <w:szCs w:val="28"/>
+        </w:rPr>
         <w:drawing>
-          <wp:inline distT="0" distB="0" distL="0" distR="0" wp14:anchorId="21729C32" wp14:editId="44DEF458">
-            <wp:extent cx="5039428" cy="2905530"/>
-            <wp:effectExtent l="0" t="0" r="8890" b="9525"/>
-            <wp:docPr id="2" name="Рисунок 2"/>
+          <wp:inline distT="0" distB="0" distL="0" distR="0" wp14:anchorId="07B0D512" wp14:editId="25EACA9D">
+            <wp:extent cx="4944165" cy="3658111"/>
+            <wp:effectExtent l="0" t="0" r="0" b="0"/>
+            <wp:docPr id="4" name="Рисунок 4"/>
             <wp:cNvGraphicFramePr>
               <a:graphicFrameLocks xmlns:a="http://schemas.openxmlformats.org/drawingml/2006/main" noChangeAspect="1"/>
             </wp:cNvGraphicFramePr>
@@ -70,7 +897,7 @@
                   <pic:spPr>
                     <a:xfrm>
                       <a:off x="0" y="0"/>
-                      <a:ext cx="5039428" cy="2905530"/>
+                      <a:ext cx="4944165" cy="3658111"/>
                     </a:xfrm>
                     <a:prstGeom prst="rect">
                       <a:avLst/>
@@ -84,12 +911,208 @@
       </w:r>
     </w:p>
     <w:p>
-      <w:r>
+      <w:pPr>
+        <w:rPr>
+          <w:rFonts w:ascii="Times New Roman" w:hAnsi="Times New Roman" w:cs="Times New Roman"/>
+          <w:color w:val="000000"/>
+          <w:sz w:val="28"/>
+          <w:szCs w:val="28"/>
+        </w:rPr>
+      </w:pPr>
+      <w:r>
+        <w:rPr>
+          <w:rFonts w:ascii="Times New Roman" w:hAnsi="Times New Roman" w:cs="Times New Roman"/>
+          <w:color w:val="000000"/>
+          <w:sz w:val="28"/>
+          <w:szCs w:val="28"/>
+        </w:rPr>
+        <w:br w:type="page"/>
+      </w:r>
+    </w:p>
+    <w:p>
+      <w:pPr>
+        <w:rPr>
+          <w:rFonts w:ascii="Times New Roman" w:hAnsi="Times New Roman" w:cs="Times New Roman"/>
+          <w:color w:val="000000"/>
+          <w:sz w:val="28"/>
+          <w:szCs w:val="28"/>
+        </w:rPr>
+      </w:pPr>
+      <w:r>
+        <w:rPr>
+          <w:rFonts w:ascii="Times New Roman" w:hAnsi="Times New Roman" w:cs="Times New Roman"/>
+          <w:color w:val="000000"/>
+          <w:sz w:val="28"/>
+          <w:szCs w:val="28"/>
+        </w:rPr>
+        <w:lastRenderedPageBreak/>
+        <w:t>Сколько у коммутатора интерфейсов Fast Ethernet?</w:t>
+      </w:r>
+    </w:p>
+    <w:p>
+      <w:pPr>
+        <w:rPr>
+          <w:rFonts w:ascii="Times New Roman" w:hAnsi="Times New Roman" w:cs="Times New Roman"/>
+          <w:color w:val="000000"/>
+          <w:sz w:val="28"/>
+          <w:szCs w:val="28"/>
+        </w:rPr>
+      </w:pPr>
+      <w:r>
+        <w:rPr>
+          <w:rFonts w:ascii="Times New Roman" w:hAnsi="Times New Roman" w:cs="Times New Roman"/>
+          <w:color w:val="000000"/>
+          <w:sz w:val="28"/>
+          <w:szCs w:val="28"/>
+        </w:rPr>
+        <w:t>Ответ</w:t>
+      </w:r>
+      <w:r>
+        <w:rPr>
+          <w:rFonts w:ascii="Times New Roman" w:hAnsi="Times New Roman" w:cs="Times New Roman"/>
+          <w:color w:val="000000"/>
+          <w:sz w:val="28"/>
+          <w:szCs w:val="28"/>
+        </w:rPr>
+        <w:t>:24</w:t>
+      </w:r>
+    </w:p>
+    <w:p>
+      <w:pPr>
+        <w:rPr>
+          <w:rFonts w:ascii="Times New Roman" w:hAnsi="Times New Roman" w:cs="Times New Roman"/>
+          <w:color w:val="000000"/>
+          <w:sz w:val="28"/>
+          <w:szCs w:val="28"/>
+        </w:rPr>
+      </w:pPr>
+      <w:r>
+        <w:rPr>
+          <w:rFonts w:ascii="Times New Roman" w:hAnsi="Times New Roman" w:cs="Times New Roman"/>
+          <w:color w:val="000000"/>
+          <w:sz w:val="28"/>
+          <w:szCs w:val="28"/>
+        </w:rPr>
+        <w:t>Сколько у коммутатора интерфейсов Gigabit Ethernet?</w:t>
+      </w:r>
+    </w:p>
+    <w:p>
+      <w:pPr>
+        <w:rPr>
+          <w:rFonts w:ascii="Times New Roman" w:hAnsi="Times New Roman" w:cs="Times New Roman"/>
+          <w:color w:val="000000"/>
+          <w:sz w:val="28"/>
+          <w:szCs w:val="28"/>
+        </w:rPr>
+      </w:pPr>
+      <w:r>
+        <w:rPr>
+          <w:rFonts w:ascii="Times New Roman" w:hAnsi="Times New Roman" w:cs="Times New Roman"/>
+          <w:color w:val="000000"/>
+          <w:sz w:val="28"/>
+          <w:szCs w:val="28"/>
+        </w:rPr>
+        <w:t>Ответ</w:t>
+      </w:r>
+      <w:r>
+        <w:rPr>
+          <w:rFonts w:ascii="Times New Roman" w:hAnsi="Times New Roman" w:cs="Times New Roman"/>
+          <w:color w:val="000000"/>
+          <w:sz w:val="28"/>
+          <w:szCs w:val="28"/>
+        </w:rPr>
+        <w:t>:2</w:t>
+      </w:r>
+    </w:p>
+    <w:p>
+      <w:pPr>
+        <w:rPr>
+          <w:rFonts w:ascii="Times New Roman" w:hAnsi="Times New Roman" w:cs="Times New Roman"/>
+          <w:color w:val="000000"/>
+          <w:sz w:val="28"/>
+          <w:szCs w:val="28"/>
+        </w:rPr>
+      </w:pPr>
+      <w:r>
+        <w:rPr>
+          <w:rFonts w:ascii="Times New Roman" w:hAnsi="Times New Roman" w:cs="Times New Roman"/>
+          <w:color w:val="000000"/>
+          <w:sz w:val="28"/>
+          <w:szCs w:val="28"/>
+        </w:rPr>
+        <w:t xml:space="preserve">Каков диапазон значений, отображаемых в </w:t>
+      </w:r>
+      <w:proofErr w:type="spellStart"/>
+      <w:r>
+        <w:rPr>
+          <w:rFonts w:ascii="Times New Roman" w:hAnsi="Times New Roman" w:cs="Times New Roman"/>
+          <w:color w:val="000000"/>
+          <w:sz w:val="28"/>
+          <w:szCs w:val="28"/>
+        </w:rPr>
+        <w:t>vty</w:t>
+      </w:r>
+      <w:proofErr w:type="spellEnd"/>
+      <w:r>
+        <w:rPr>
+          <w:rFonts w:ascii="Times New Roman" w:hAnsi="Times New Roman" w:cs="Times New Roman"/>
+          <w:color w:val="000000"/>
+          <w:sz w:val="28"/>
+          <w:szCs w:val="28"/>
+        </w:rPr>
+        <w:t>-линиях?</w:t>
+      </w:r>
+    </w:p>
+    <w:p>
+      <w:pPr>
+        <w:rPr>
+          <w:rFonts w:ascii="Times New Roman" w:hAnsi="Times New Roman" w:cs="Times New Roman"/>
+          <w:color w:val="000000"/>
+          <w:sz w:val="28"/>
+          <w:szCs w:val="28"/>
+        </w:rPr>
+      </w:pPr>
+      <w:r>
+        <w:rPr>
+          <w:rFonts w:ascii="Times New Roman" w:hAnsi="Times New Roman" w:cs="Times New Roman"/>
+          <w:color w:val="000000"/>
+          <w:sz w:val="28"/>
+          <w:szCs w:val="28"/>
+        </w:rPr>
+        <w:t>Ответ</w:t>
+      </w:r>
+      <w:r>
+        <w:rPr>
+          <w:rFonts w:ascii="Times New Roman" w:hAnsi="Times New Roman" w:cs="Times New Roman"/>
+          <w:color w:val="000000"/>
+          <w:sz w:val="28"/>
+          <w:szCs w:val="28"/>
+        </w:rPr>
+        <w:t>:</w:t>
+      </w:r>
+      <w:r>
+        <w:rPr>
+          <w:rFonts w:ascii="Times New Roman" w:hAnsi="Times New Roman" w:cs="Times New Roman"/>
+          <w:noProof/>
+          <w:sz w:val="28"/>
+          <w:szCs w:val="28"/>
+        </w:rPr>
+        <w:t xml:space="preserve"> </w:t>
+      </w:r>
+      <w:r>
+        <w:rPr>
+          <w:rFonts w:ascii="Times New Roman" w:hAnsi="Times New Roman" w:cs="Times New Roman"/>
+          <w:noProof/>
+          <w:color w:val="000000"/>
+          <w:sz w:val="28"/>
+          <w:szCs w:val="28"/>
+          <w:lang w:val="en-US"/>
+        </w:rPr>
         <w:drawing>
-          <wp:inline distT="0" distB="0" distL="0" distR="0" wp14:anchorId="21552EE6" wp14:editId="5BF4F2B6">
-            <wp:extent cx="2038635" cy="762106"/>
+          <wp:inline distT="0" distB="0" distL="0" distR="0" wp14:anchorId="24B0F61D" wp14:editId="33DE721B">
+            <wp:extent cx="1133633" cy="628738"/>
             <wp:effectExtent l="0" t="0" r="0" b="0"/>
-            <wp:docPr id="3" name="Рисунок 3"/>
+            <wp:docPr id="5" name="Рисунок 5"/>
             <wp:cNvGraphicFramePr>
               <a:graphicFrameLocks xmlns:a="http://schemas.openxmlformats.org/drawingml/2006/main" noChangeAspect="1"/>
             </wp:cNvGraphicFramePr>
@@ -109,7 +1132,7 @@
                   <pic:spPr>
                     <a:xfrm>
                       <a:off x="0" y="0"/>
-                      <a:ext cx="2038635" cy="762106"/>
+                      <a:ext cx="1133633" cy="628738"/>
                     </a:xfrm>
                     <a:prstGeom prst="rect">
                       <a:avLst/>
@@ -122,7 +1145,2592 @@
         </w:drawing>
       </w:r>
     </w:p>
-    <w:p/>
+    <w:p>
+      <w:pPr>
+        <w:pStyle w:val="substepnum"/>
+        <w:spacing w:before="120" w:beforeAutospacing="0" w:after="120" w:afterAutospacing="0"/>
+        <w:rPr>
+          <w:color w:val="000000"/>
+          <w:sz w:val="28"/>
+          <w:szCs w:val="28"/>
+        </w:rPr>
+      </w:pPr>
+      <w:r>
+        <w:rPr>
+          <w:color w:val="000000"/>
+          <w:sz w:val="28"/>
+          <w:szCs w:val="28"/>
+        </w:rPr>
+        <w:t>Какая команда отображает текущее содержимое энергонезависимого ОЗУ (NVRAM)?</w:t>
+      </w:r>
+    </w:p>
+    <w:p>
+      <w:pPr>
+        <w:pStyle w:val="substepnum"/>
+        <w:spacing w:before="120" w:beforeAutospacing="0" w:after="120" w:afterAutospacing="0"/>
+        <w:rPr>
+          <w:color w:val="000000"/>
+          <w:sz w:val="28"/>
+          <w:szCs w:val="28"/>
+        </w:rPr>
+      </w:pPr>
+      <w:r>
+        <w:rPr>
+          <w:color w:val="000000"/>
+          <w:sz w:val="28"/>
+          <w:szCs w:val="28"/>
+        </w:rPr>
+        <w:t>Ответ:</w:t>
+      </w:r>
+      <w:r>
+        <w:rPr>
+          <w:noProof/>
+          <w:sz w:val="28"/>
+          <w:szCs w:val="28"/>
+        </w:rPr>
+        <w:t xml:space="preserve"> </w:t>
+      </w:r>
+      <w:proofErr w:type="spellStart"/>
+      <w:r>
+        <w:rPr>
+          <w:color w:val="000000"/>
+          <w:sz w:val="28"/>
+          <w:szCs w:val="28"/>
+        </w:rPr>
+        <w:t>show</w:t>
+      </w:r>
+      <w:proofErr w:type="spellEnd"/>
+      <w:r>
+        <w:rPr>
+          <w:color w:val="000000"/>
+          <w:sz w:val="28"/>
+          <w:szCs w:val="28"/>
+        </w:rPr>
+        <w:t xml:space="preserve"> </w:t>
+      </w:r>
+      <w:proofErr w:type="spellStart"/>
+      <w:r>
+        <w:rPr>
+          <w:color w:val="000000"/>
+          <w:sz w:val="28"/>
+          <w:szCs w:val="28"/>
+        </w:rPr>
+        <w:t>startup-config</w:t>
+      </w:r>
+      <w:proofErr w:type="spellEnd"/>
+    </w:p>
+    <w:p>
+      <w:pPr>
+        <w:pStyle w:val="substepnum"/>
+        <w:spacing w:before="120" w:beforeAutospacing="0" w:after="120" w:afterAutospacing="0"/>
+        <w:rPr>
+          <w:color w:val="000000"/>
+          <w:sz w:val="28"/>
+          <w:szCs w:val="28"/>
+        </w:rPr>
+      </w:pPr>
+      <w:r>
+        <w:rPr>
+          <w:color w:val="000000"/>
+          <w:sz w:val="28"/>
+          <w:szCs w:val="28"/>
+        </w:rPr>
+        <w:t xml:space="preserve">Почему коммутатор отвечает сообщением </w:t>
+      </w:r>
+      <w:proofErr w:type="spellStart"/>
+      <w:r>
+        <w:rPr>
+          <w:color w:val="000000"/>
+          <w:sz w:val="28"/>
+          <w:szCs w:val="28"/>
+        </w:rPr>
+        <w:t>startup-config</w:t>
+      </w:r>
+      <w:proofErr w:type="spellEnd"/>
+      <w:r>
+        <w:rPr>
+          <w:color w:val="000000"/>
+          <w:sz w:val="28"/>
+          <w:szCs w:val="28"/>
+        </w:rPr>
+        <w:t xml:space="preserve"> </w:t>
+      </w:r>
+      <w:proofErr w:type="spellStart"/>
+      <w:r>
+        <w:rPr>
+          <w:color w:val="000000"/>
+          <w:sz w:val="28"/>
+          <w:szCs w:val="28"/>
+        </w:rPr>
+        <w:t>is</w:t>
+      </w:r>
+      <w:proofErr w:type="spellEnd"/>
+      <w:r>
+        <w:rPr>
+          <w:color w:val="000000"/>
+          <w:sz w:val="28"/>
+          <w:szCs w:val="28"/>
+        </w:rPr>
+        <w:t xml:space="preserve"> </w:t>
+      </w:r>
+      <w:proofErr w:type="spellStart"/>
+      <w:r>
+        <w:rPr>
+          <w:color w:val="000000"/>
+          <w:sz w:val="28"/>
+          <w:szCs w:val="28"/>
+        </w:rPr>
+        <w:t>not</w:t>
+      </w:r>
+      <w:proofErr w:type="spellEnd"/>
+      <w:r>
+        <w:rPr>
+          <w:color w:val="000000"/>
+          <w:sz w:val="28"/>
+          <w:szCs w:val="28"/>
+        </w:rPr>
+        <w:t xml:space="preserve"> </w:t>
+      </w:r>
+      <w:proofErr w:type="spellStart"/>
+      <w:r>
+        <w:rPr>
+          <w:color w:val="000000"/>
+          <w:sz w:val="28"/>
+          <w:szCs w:val="28"/>
+        </w:rPr>
+        <w:t>present</w:t>
+      </w:r>
+      <w:proofErr w:type="spellEnd"/>
+      <w:r>
+        <w:rPr>
+          <w:color w:val="000000"/>
+          <w:sz w:val="28"/>
+          <w:szCs w:val="28"/>
+        </w:rPr>
+        <w:t>?</w:t>
+      </w:r>
+    </w:p>
+    <w:p>
+      <w:pPr>
+        <w:pStyle w:val="substepnum"/>
+        <w:spacing w:before="120" w:beforeAutospacing="0" w:after="120" w:afterAutospacing="0"/>
+        <w:rPr>
+          <w:color w:val="000000"/>
+          <w:sz w:val="28"/>
+          <w:szCs w:val="28"/>
+        </w:rPr>
+      </w:pPr>
+      <w:r>
+        <w:rPr>
+          <w:color w:val="000000"/>
+          <w:sz w:val="28"/>
+          <w:szCs w:val="28"/>
+        </w:rPr>
+        <w:t>Ответ:</w:t>
+      </w:r>
+      <w:r>
+        <w:rPr>
+          <w:noProof/>
+          <w:sz w:val="28"/>
+          <w:szCs w:val="28"/>
+        </w:rPr>
+        <w:t xml:space="preserve"> </w:t>
+      </w:r>
+      <w:r>
+        <w:rPr>
+          <w:color w:val="000000"/>
+          <w:sz w:val="28"/>
+          <w:szCs w:val="28"/>
+        </w:rPr>
+        <w:t>потому что файл конфигурации не сохранен в памяти</w:t>
+      </w:r>
+    </w:p>
+    <w:p>
+      <w:pPr>
+        <w:rPr>
+          <w:rFonts w:ascii="Times New Roman" w:eastAsiaTheme="majorEastAsia" w:hAnsi="Times New Roman" w:cs="Times New Roman"/>
+          <w:b/>
+          <w:bCs/>
+          <w:color w:val="000000"/>
+          <w:sz w:val="28"/>
+          <w:szCs w:val="28"/>
+        </w:rPr>
+      </w:pPr>
+      <w:r>
+        <w:rPr>
+          <w:rFonts w:ascii="Times New Roman" w:hAnsi="Times New Roman" w:cs="Times New Roman"/>
+          <w:b/>
+          <w:bCs/>
+          <w:color w:val="000000"/>
+          <w:sz w:val="28"/>
+          <w:szCs w:val="28"/>
+        </w:rPr>
+        <w:br w:type="page"/>
+      </w:r>
+    </w:p>
+    <w:p>
+      <w:pPr>
+        <w:pStyle w:val="2"/>
+        <w:spacing w:before="240" w:after="120"/>
+        <w:rPr>
+          <w:rFonts w:ascii="Times New Roman" w:hAnsi="Times New Roman" w:cs="Times New Roman"/>
+          <w:color w:val="000000"/>
+          <w:sz w:val="28"/>
+          <w:szCs w:val="28"/>
+        </w:rPr>
+      </w:pPr>
+      <w:r>
+        <w:rPr>
+          <w:rFonts w:ascii="Times New Roman" w:hAnsi="Times New Roman" w:cs="Times New Roman"/>
+          <w:b/>
+          <w:bCs/>
+          <w:color w:val="000000"/>
+          <w:sz w:val="28"/>
+          <w:szCs w:val="28"/>
+        </w:rPr>
+        <w:lastRenderedPageBreak/>
+        <w:t>Часть 2.</w:t>
+      </w:r>
+      <w:r>
+        <w:rPr>
+          <w:rFonts w:ascii="Times New Roman" w:hAnsi="Times New Roman" w:cs="Times New Roman"/>
+          <w:color w:val="000000"/>
+          <w:sz w:val="28"/>
+          <w:szCs w:val="28"/>
+        </w:rPr>
+        <w:t xml:space="preserve"> Настройка основных параметров коммутатора</w:t>
+      </w:r>
+    </w:p>
+    <w:p>
+      <w:pPr>
+        <w:pStyle w:val="3"/>
+        <w:spacing w:before="180" w:after="60"/>
+        <w:rPr>
+          <w:rFonts w:ascii="Times New Roman" w:hAnsi="Times New Roman" w:cs="Times New Roman"/>
+          <w:color w:val="000000"/>
+          <w:sz w:val="28"/>
+          <w:szCs w:val="28"/>
+        </w:rPr>
+      </w:pPr>
+      <w:r>
+        <w:rPr>
+          <w:rFonts w:ascii="Times New Roman" w:hAnsi="Times New Roman" w:cs="Times New Roman"/>
+          <w:b/>
+          <w:bCs/>
+          <w:color w:val="000000"/>
+          <w:sz w:val="28"/>
+          <w:szCs w:val="28"/>
+        </w:rPr>
+        <w:t>Шаг 1:</w:t>
+      </w:r>
+      <w:r>
+        <w:rPr>
+          <w:rFonts w:ascii="Times New Roman" w:hAnsi="Times New Roman" w:cs="Times New Roman"/>
+          <w:color w:val="000000"/>
+          <w:sz w:val="28"/>
+          <w:szCs w:val="28"/>
+        </w:rPr>
+        <w:t xml:space="preserve"> Назначьте имя коммутатору.</w:t>
+      </w:r>
+    </w:p>
+    <w:p>
+      <w:pPr>
+        <w:pStyle w:val="substepnum"/>
+        <w:spacing w:before="120" w:beforeAutospacing="0" w:after="120" w:afterAutospacing="0"/>
+        <w:rPr>
+          <w:color w:val="000000"/>
+          <w:sz w:val="28"/>
+          <w:szCs w:val="28"/>
+        </w:rPr>
+      </w:pPr>
+      <w:r>
+        <w:rPr>
+          <w:noProof/>
+          <w:color w:val="000000"/>
+          <w:sz w:val="28"/>
+          <w:szCs w:val="28"/>
+        </w:rPr>
+        <w:drawing>
+          <wp:inline distT="0" distB="0" distL="0" distR="0" wp14:anchorId="02E6BD0D" wp14:editId="68EF5604">
+            <wp:extent cx="5125165" cy="1209844"/>
+            <wp:effectExtent l="0" t="0" r="0" b="9525"/>
+            <wp:docPr id="8" name="Рисунок 8"/>
+            <wp:cNvGraphicFramePr>
+              <a:graphicFrameLocks xmlns:a="http://schemas.openxmlformats.org/drawingml/2006/main" noChangeAspect="1"/>
+            </wp:cNvGraphicFramePr>
+            <a:graphic xmlns:a="http://schemas.openxmlformats.org/drawingml/2006/main">
+              <a:graphicData uri="http://schemas.openxmlformats.org/drawingml/2006/picture">
+                <pic:pic xmlns:pic="http://schemas.openxmlformats.org/drawingml/2006/picture">
+                  <pic:nvPicPr>
+                    <pic:cNvPr id="1" name=""/>
+                    <pic:cNvPicPr/>
+                  </pic:nvPicPr>
+                  <pic:blipFill>
+                    <a:blip r:embed="rId7"/>
+                    <a:stretch>
+                      <a:fillRect/>
+                    </a:stretch>
+                  </pic:blipFill>
+                  <pic:spPr>
+                    <a:xfrm>
+                      <a:off x="0" y="0"/>
+                      <a:ext cx="5125165" cy="1209844"/>
+                    </a:xfrm>
+                    <a:prstGeom prst="rect">
+                      <a:avLst/>
+                    </a:prstGeom>
+                  </pic:spPr>
+                </pic:pic>
+              </a:graphicData>
+            </a:graphic>
+          </wp:inline>
+        </w:drawing>
+      </w:r>
+    </w:p>
+    <w:p>
+      <w:pPr>
+        <w:pStyle w:val="3"/>
+        <w:spacing w:before="180" w:after="60"/>
+        <w:rPr>
+          <w:rFonts w:ascii="Times New Roman" w:hAnsi="Times New Roman" w:cs="Times New Roman"/>
+          <w:color w:val="000000"/>
+          <w:sz w:val="28"/>
+          <w:szCs w:val="28"/>
+        </w:rPr>
+      </w:pPr>
+      <w:r>
+        <w:rPr>
+          <w:rFonts w:ascii="Times New Roman" w:hAnsi="Times New Roman" w:cs="Times New Roman"/>
+          <w:b/>
+          <w:bCs/>
+          <w:color w:val="000000"/>
+          <w:sz w:val="28"/>
+          <w:szCs w:val="28"/>
+        </w:rPr>
+        <w:t>Шаг 2.</w:t>
+      </w:r>
+      <w:r>
+        <w:rPr>
+          <w:rFonts w:ascii="Times New Roman" w:hAnsi="Times New Roman" w:cs="Times New Roman"/>
+          <w:color w:val="000000"/>
+          <w:sz w:val="28"/>
+          <w:szCs w:val="28"/>
+        </w:rPr>
+        <w:t xml:space="preserve"> Обеспечьте безопасный доступ к консоли.</w:t>
+      </w:r>
+    </w:p>
+    <w:p>
+      <w:pPr>
+        <w:rPr>
+          <w:rFonts w:ascii="Times New Roman" w:hAnsi="Times New Roman" w:cs="Times New Roman"/>
+          <w:sz w:val="28"/>
+          <w:szCs w:val="28"/>
+        </w:rPr>
+      </w:pPr>
+      <w:r>
+        <w:rPr>
+          <w:rFonts w:ascii="Times New Roman" w:hAnsi="Times New Roman" w:cs="Times New Roman"/>
+          <w:color w:val="000000"/>
+          <w:sz w:val="28"/>
+          <w:szCs w:val="28"/>
+        </w:rPr>
+        <w:t xml:space="preserve">Для безопасного доступа к консоли перейдите в режим </w:t>
+      </w:r>
+      <w:proofErr w:type="spellStart"/>
+      <w:r>
+        <w:rPr>
+          <w:rFonts w:ascii="Times New Roman" w:hAnsi="Times New Roman" w:cs="Times New Roman"/>
+          <w:color w:val="000000"/>
+          <w:sz w:val="28"/>
+          <w:szCs w:val="28"/>
+        </w:rPr>
+        <w:t>config-line</w:t>
+      </w:r>
+      <w:proofErr w:type="spellEnd"/>
+      <w:r>
+        <w:rPr>
+          <w:rFonts w:ascii="Times New Roman" w:hAnsi="Times New Roman" w:cs="Times New Roman"/>
+          <w:color w:val="000000"/>
+          <w:sz w:val="28"/>
+          <w:szCs w:val="28"/>
+        </w:rPr>
+        <w:t xml:space="preserve"> и установите для консоли пароль </w:t>
+      </w:r>
+      <w:proofErr w:type="spellStart"/>
+      <w:r>
+        <w:rPr>
+          <w:rFonts w:ascii="Times New Roman" w:hAnsi="Times New Roman" w:cs="Times New Roman"/>
+          <w:b/>
+          <w:bCs/>
+          <w:color w:val="000000"/>
+          <w:sz w:val="28"/>
+          <w:szCs w:val="28"/>
+        </w:rPr>
+        <w:t>letmein</w:t>
+      </w:r>
+      <w:proofErr w:type="spellEnd"/>
+      <w:r>
+        <w:rPr>
+          <w:rFonts w:ascii="Times New Roman" w:hAnsi="Times New Roman" w:cs="Times New Roman"/>
+          <w:b/>
+          <w:bCs/>
+          <w:color w:val="000000"/>
+          <w:sz w:val="28"/>
+          <w:szCs w:val="28"/>
+        </w:rPr>
+        <w:t>.</w:t>
+      </w:r>
+    </w:p>
+    <w:p>
+      <w:pPr>
+        <w:pStyle w:val="substepnum"/>
+        <w:spacing w:before="120" w:beforeAutospacing="0" w:after="120" w:afterAutospacing="0"/>
+        <w:rPr>
+          <w:color w:val="000000"/>
+          <w:sz w:val="28"/>
+          <w:szCs w:val="28"/>
+        </w:rPr>
+      </w:pPr>
+      <w:r>
+        <w:rPr>
+          <w:noProof/>
+          <w:color w:val="000000"/>
+          <w:sz w:val="28"/>
+          <w:szCs w:val="28"/>
+        </w:rPr>
+        <w:drawing>
+          <wp:inline distT="0" distB="0" distL="0" distR="0" wp14:anchorId="723B45FE" wp14:editId="66F918C8">
+            <wp:extent cx="5010849" cy="1686160"/>
+            <wp:effectExtent l="0" t="0" r="0" b="9525"/>
+            <wp:docPr id="9" name="Рисунок 9"/>
+            <wp:cNvGraphicFramePr>
+              <a:graphicFrameLocks xmlns:a="http://schemas.openxmlformats.org/drawingml/2006/main" noChangeAspect="1"/>
+            </wp:cNvGraphicFramePr>
+            <a:graphic xmlns:a="http://schemas.openxmlformats.org/drawingml/2006/main">
+              <a:graphicData uri="http://schemas.openxmlformats.org/drawingml/2006/picture">
+                <pic:pic xmlns:pic="http://schemas.openxmlformats.org/drawingml/2006/picture">
+                  <pic:nvPicPr>
+                    <pic:cNvPr id="1" name=""/>
+                    <pic:cNvPicPr/>
+                  </pic:nvPicPr>
+                  <pic:blipFill>
+                    <a:blip r:embed="rId8"/>
+                    <a:stretch>
+                      <a:fillRect/>
+                    </a:stretch>
+                  </pic:blipFill>
+                  <pic:spPr>
+                    <a:xfrm>
+                      <a:off x="0" y="0"/>
+                      <a:ext cx="5010849" cy="1686160"/>
+                    </a:xfrm>
+                    <a:prstGeom prst="rect">
+                      <a:avLst/>
+                    </a:prstGeom>
+                  </pic:spPr>
+                </pic:pic>
+              </a:graphicData>
+            </a:graphic>
+          </wp:inline>
+        </w:drawing>
+      </w:r>
+    </w:p>
+    <w:p>
+      <w:pPr>
+        <w:pStyle w:val="substepnum"/>
+        <w:spacing w:before="120" w:beforeAutospacing="0" w:after="120" w:afterAutospacing="0"/>
+        <w:rPr>
+          <w:color w:val="000000"/>
+          <w:sz w:val="28"/>
+          <w:szCs w:val="28"/>
+        </w:rPr>
+      </w:pPr>
+      <w:r>
+        <w:rPr>
+          <w:color w:val="000000"/>
+          <w:sz w:val="28"/>
+          <w:szCs w:val="28"/>
+        </w:rPr>
+        <w:t>Для чего нужна команда </w:t>
+      </w:r>
+      <w:proofErr w:type="spellStart"/>
+      <w:r>
+        <w:rPr>
+          <w:b/>
+          <w:bCs/>
+          <w:color w:val="000000"/>
+          <w:sz w:val="28"/>
+          <w:szCs w:val="28"/>
+        </w:rPr>
+        <w:t>login</w:t>
+      </w:r>
+      <w:proofErr w:type="spellEnd"/>
+      <w:r>
+        <w:rPr>
+          <w:color w:val="000000"/>
+          <w:sz w:val="28"/>
+          <w:szCs w:val="28"/>
+        </w:rPr>
+        <w:t>?</w:t>
+      </w:r>
+    </w:p>
+    <w:p>
+      <w:pPr>
+        <w:pStyle w:val="substepnum"/>
+        <w:spacing w:before="120" w:beforeAutospacing="0" w:after="120" w:afterAutospacing="0"/>
+        <w:rPr>
+          <w:color w:val="000000"/>
+          <w:sz w:val="28"/>
+          <w:szCs w:val="28"/>
+        </w:rPr>
+      </w:pPr>
+      <w:r>
+        <w:rPr>
+          <w:color w:val="000000"/>
+          <w:sz w:val="28"/>
+          <w:szCs w:val="28"/>
+        </w:rPr>
+        <w:t>Ответ</w:t>
+      </w:r>
+      <w:proofErr w:type="gramStart"/>
+      <w:r>
+        <w:rPr>
+          <w:color w:val="000000"/>
+          <w:sz w:val="28"/>
+          <w:szCs w:val="28"/>
+        </w:rPr>
+        <w:t>: Чтобы</w:t>
+      </w:r>
+      <w:proofErr w:type="gramEnd"/>
+      <w:r>
+        <w:rPr>
+          <w:color w:val="000000"/>
+          <w:sz w:val="28"/>
+          <w:szCs w:val="28"/>
+        </w:rPr>
+        <w:t xml:space="preserve"> при входе можно было установить запрос пароля и логина.</w:t>
+      </w:r>
+    </w:p>
+    <w:p>
+      <w:pPr>
+        <w:pStyle w:val="3"/>
+        <w:spacing w:before="180" w:after="60"/>
+        <w:rPr>
+          <w:rFonts w:ascii="Times New Roman" w:hAnsi="Times New Roman" w:cs="Times New Roman"/>
+          <w:color w:val="000000"/>
+          <w:sz w:val="28"/>
+          <w:szCs w:val="28"/>
+        </w:rPr>
+      </w:pPr>
+      <w:r>
+        <w:rPr>
+          <w:rFonts w:ascii="Times New Roman" w:hAnsi="Times New Roman" w:cs="Times New Roman"/>
+          <w:b/>
+          <w:bCs/>
+          <w:color w:val="000000"/>
+          <w:sz w:val="28"/>
+          <w:szCs w:val="28"/>
+        </w:rPr>
+        <w:t>Шаг 3.</w:t>
+      </w:r>
+      <w:r>
+        <w:rPr>
+          <w:rFonts w:ascii="Times New Roman" w:hAnsi="Times New Roman" w:cs="Times New Roman"/>
+          <w:color w:val="000000"/>
+          <w:sz w:val="28"/>
+          <w:szCs w:val="28"/>
+        </w:rPr>
+        <w:t xml:space="preserve"> Убедитесь, что доступ к консоли защищен.</w:t>
+      </w:r>
+    </w:p>
+    <w:p>
+      <w:r>
+        <w:rPr>
+          <w:noProof/>
+        </w:rPr>
+        <w:drawing>
+          <wp:inline distT="0" distB="0" distL="0" distR="0" wp14:anchorId="0D35BCE2" wp14:editId="619BDF39">
+            <wp:extent cx="4820323" cy="1114581"/>
+            <wp:effectExtent l="0" t="0" r="0" b="9525"/>
+            <wp:docPr id="10" name="Рисунок 10"/>
+            <wp:cNvGraphicFramePr>
+              <a:graphicFrameLocks xmlns:a="http://schemas.openxmlformats.org/drawingml/2006/main" noChangeAspect="1"/>
+            </wp:cNvGraphicFramePr>
+            <a:graphic xmlns:a="http://schemas.openxmlformats.org/drawingml/2006/main">
+              <a:graphicData uri="http://schemas.openxmlformats.org/drawingml/2006/picture">
+                <pic:pic xmlns:pic="http://schemas.openxmlformats.org/drawingml/2006/picture">
+                  <pic:nvPicPr>
+                    <pic:cNvPr id="1" name=""/>
+                    <pic:cNvPicPr/>
+                  </pic:nvPicPr>
+                  <pic:blipFill>
+                    <a:blip r:embed="rId9"/>
+                    <a:stretch>
+                      <a:fillRect/>
+                    </a:stretch>
+                  </pic:blipFill>
+                  <pic:spPr>
+                    <a:xfrm>
+                      <a:off x="0" y="0"/>
+                      <a:ext cx="4820323" cy="1114581"/>
+                    </a:xfrm>
+                    <a:prstGeom prst="rect">
+                      <a:avLst/>
+                    </a:prstGeom>
+                  </pic:spPr>
+                </pic:pic>
+              </a:graphicData>
+            </a:graphic>
+          </wp:inline>
+        </w:drawing>
+      </w:r>
+    </w:p>
+    <w:p>
+      <w:pPr>
+        <w:rPr>
+          <w:rFonts w:ascii="Times New Roman" w:eastAsiaTheme="majorEastAsia" w:hAnsi="Times New Roman" w:cs="Times New Roman"/>
+          <w:color w:val="000000"/>
+          <w:sz w:val="28"/>
+          <w:szCs w:val="28"/>
+        </w:rPr>
+      </w:pPr>
+      <w:r>
+        <w:rPr>
+          <w:rFonts w:ascii="Times New Roman" w:hAnsi="Times New Roman" w:cs="Times New Roman"/>
+          <w:color w:val="000000"/>
+          <w:sz w:val="28"/>
+          <w:szCs w:val="28"/>
+        </w:rPr>
+        <w:br w:type="page"/>
+      </w:r>
+    </w:p>
+    <w:p>
+      <w:pPr>
+        <w:pStyle w:val="3"/>
+        <w:spacing w:before="180" w:after="60"/>
+        <w:rPr>
+          <w:rFonts w:ascii="Times New Roman" w:hAnsi="Times New Roman" w:cs="Times New Roman"/>
+          <w:color w:val="000000"/>
+          <w:sz w:val="28"/>
+          <w:szCs w:val="28"/>
+        </w:rPr>
+      </w:pPr>
+      <w:r>
+        <w:rPr>
+          <w:rFonts w:ascii="Times New Roman" w:hAnsi="Times New Roman" w:cs="Times New Roman"/>
+          <w:b/>
+          <w:bCs/>
+          <w:color w:val="000000"/>
+          <w:sz w:val="28"/>
+          <w:szCs w:val="28"/>
+        </w:rPr>
+        <w:lastRenderedPageBreak/>
+        <w:t>Шаг 4.</w:t>
+      </w:r>
+      <w:r>
+        <w:rPr>
+          <w:rFonts w:ascii="Times New Roman" w:hAnsi="Times New Roman" w:cs="Times New Roman"/>
+          <w:color w:val="000000"/>
+          <w:sz w:val="28"/>
+          <w:szCs w:val="28"/>
+        </w:rPr>
+        <w:t xml:space="preserve"> Защитите доступ к привилегированному режиму.</w:t>
+      </w:r>
+    </w:p>
+    <w:p>
+      <w:r>
+        <w:rPr>
+          <w:noProof/>
+        </w:rPr>
+        <w:drawing>
+          <wp:inline distT="0" distB="0" distL="0" distR="0" wp14:anchorId="7C34B2EF" wp14:editId="0CC185F8">
+            <wp:extent cx="5029902" cy="1381318"/>
+            <wp:effectExtent l="0" t="0" r="0" b="9525"/>
+            <wp:docPr id="11" name="Рисунок 11"/>
+            <wp:cNvGraphicFramePr>
+              <a:graphicFrameLocks xmlns:a="http://schemas.openxmlformats.org/drawingml/2006/main" noChangeAspect="1"/>
+            </wp:cNvGraphicFramePr>
+            <a:graphic xmlns:a="http://schemas.openxmlformats.org/drawingml/2006/main">
+              <a:graphicData uri="http://schemas.openxmlformats.org/drawingml/2006/picture">
+                <pic:pic xmlns:pic="http://schemas.openxmlformats.org/drawingml/2006/picture">
+                  <pic:nvPicPr>
+                    <pic:cNvPr id="1" name=""/>
+                    <pic:cNvPicPr/>
+                  </pic:nvPicPr>
+                  <pic:blipFill>
+                    <a:blip r:embed="rId10"/>
+                    <a:stretch>
+                      <a:fillRect/>
+                    </a:stretch>
+                  </pic:blipFill>
+                  <pic:spPr>
+                    <a:xfrm>
+                      <a:off x="0" y="0"/>
+                      <a:ext cx="5029902" cy="1381318"/>
+                    </a:xfrm>
+                    <a:prstGeom prst="rect">
+                      <a:avLst/>
+                    </a:prstGeom>
+                  </pic:spPr>
+                </pic:pic>
+              </a:graphicData>
+            </a:graphic>
+          </wp:inline>
+        </w:drawing>
+      </w:r>
+    </w:p>
+    <w:p>
+      <w:pPr>
+        <w:pStyle w:val="3"/>
+        <w:spacing w:before="180" w:after="60"/>
+        <w:rPr>
+          <w:rFonts w:ascii="Times New Roman" w:hAnsi="Times New Roman" w:cs="Times New Roman"/>
+          <w:color w:val="000000"/>
+          <w:sz w:val="28"/>
+          <w:szCs w:val="28"/>
+        </w:rPr>
+      </w:pPr>
+      <w:r>
+        <w:rPr>
+          <w:rFonts w:ascii="Times New Roman" w:hAnsi="Times New Roman" w:cs="Times New Roman"/>
+          <w:color w:val="000000"/>
+          <w:sz w:val="28"/>
+          <w:szCs w:val="28"/>
+        </w:rPr>
+        <w:t>Шаг 5. Убедитесь, что доступ к привилегированному режиму защищен.</w:t>
+      </w:r>
+    </w:p>
+    <w:p>
+      <w:r>
+        <w:rPr>
+          <w:noProof/>
+        </w:rPr>
+        <w:drawing>
+          <wp:inline distT="0" distB="0" distL="0" distR="0" wp14:anchorId="666E630E" wp14:editId="33DB05CD">
+            <wp:extent cx="5106113" cy="1324160"/>
+            <wp:effectExtent l="0" t="0" r="0" b="9525"/>
+            <wp:docPr id="12" name="Рисунок 12"/>
+            <wp:cNvGraphicFramePr>
+              <a:graphicFrameLocks xmlns:a="http://schemas.openxmlformats.org/drawingml/2006/main" noChangeAspect="1"/>
+            </wp:cNvGraphicFramePr>
+            <a:graphic xmlns:a="http://schemas.openxmlformats.org/drawingml/2006/main">
+              <a:graphicData uri="http://schemas.openxmlformats.org/drawingml/2006/picture">
+                <pic:pic xmlns:pic="http://schemas.openxmlformats.org/drawingml/2006/picture">
+                  <pic:nvPicPr>
+                    <pic:cNvPr id="1" name=""/>
+                    <pic:cNvPicPr/>
+                  </pic:nvPicPr>
+                  <pic:blipFill>
+                    <a:blip r:embed="rId11"/>
+                    <a:stretch>
+                      <a:fillRect/>
+                    </a:stretch>
+                  </pic:blipFill>
+                  <pic:spPr>
+                    <a:xfrm>
+                      <a:off x="0" y="0"/>
+                      <a:ext cx="5106113" cy="1324160"/>
+                    </a:xfrm>
+                    <a:prstGeom prst="rect">
+                      <a:avLst/>
+                    </a:prstGeom>
+                  </pic:spPr>
+                </pic:pic>
+              </a:graphicData>
+            </a:graphic>
+          </wp:inline>
+        </w:drawing>
+      </w:r>
+    </w:p>
+    <w:p>
+      <w:pPr>
+        <w:pStyle w:val="substepalpha"/>
+        <w:spacing w:before="120" w:beforeAutospacing="0" w:after="120" w:afterAutospacing="0"/>
+        <w:ind w:left="720" w:hanging="360"/>
+        <w:rPr>
+          <w:color w:val="000000"/>
+          <w:sz w:val="28"/>
+          <w:szCs w:val="28"/>
+        </w:rPr>
+      </w:pPr>
+      <w:r>
+        <w:rPr>
+          <w:color w:val="000000"/>
+          <w:sz w:val="28"/>
+          <w:szCs w:val="28"/>
+        </w:rPr>
+        <w:t xml:space="preserve">е.      Проверьте конфигурацию, изучив содержимое файла </w:t>
+      </w:r>
+      <w:proofErr w:type="spellStart"/>
+      <w:r>
+        <w:rPr>
+          <w:color w:val="000000"/>
+          <w:sz w:val="28"/>
+          <w:szCs w:val="28"/>
+        </w:rPr>
+        <w:t>running-configuration</w:t>
+      </w:r>
+      <w:proofErr w:type="spellEnd"/>
+      <w:r>
+        <w:rPr>
+          <w:color w:val="000000"/>
+          <w:sz w:val="28"/>
+          <w:szCs w:val="28"/>
+        </w:rPr>
+        <w:t xml:space="preserve"> file:</w:t>
+      </w:r>
+    </w:p>
+    <w:p>
+      <w:pPr>
+        <w:pStyle w:val="cmd"/>
+        <w:spacing w:before="60" w:beforeAutospacing="0" w:after="60" w:afterAutospacing="0"/>
+        <w:ind w:left="720"/>
+        <w:rPr>
+          <w:color w:val="000000"/>
+          <w:sz w:val="28"/>
+          <w:szCs w:val="28"/>
+        </w:rPr>
+      </w:pPr>
+      <w:r>
+        <w:rPr>
+          <w:color w:val="000000"/>
+          <w:sz w:val="28"/>
+          <w:szCs w:val="28"/>
+        </w:rPr>
+        <w:t>S1# </w:t>
+      </w:r>
+      <w:proofErr w:type="spellStart"/>
+      <w:r>
+        <w:rPr>
+          <w:b/>
+          <w:bCs/>
+          <w:color w:val="000000"/>
+          <w:sz w:val="28"/>
+          <w:szCs w:val="28"/>
+        </w:rPr>
+        <w:t>show</w:t>
+      </w:r>
+      <w:proofErr w:type="spellEnd"/>
+      <w:r>
+        <w:rPr>
+          <w:b/>
+          <w:bCs/>
+          <w:color w:val="000000"/>
+          <w:sz w:val="28"/>
+          <w:szCs w:val="28"/>
+        </w:rPr>
+        <w:t xml:space="preserve"> </w:t>
+      </w:r>
+      <w:proofErr w:type="spellStart"/>
+      <w:r>
+        <w:rPr>
+          <w:b/>
+          <w:bCs/>
+          <w:color w:val="000000"/>
+          <w:sz w:val="28"/>
+          <w:szCs w:val="28"/>
+        </w:rPr>
+        <w:t>running-config</w:t>
+      </w:r>
+      <w:proofErr w:type="spellEnd"/>
+    </w:p>
+    <w:p>
+      <w:pPr>
+        <w:rPr>
+          <w:lang w:val="en-US"/>
+        </w:rPr>
+      </w:pPr>
+      <w:r>
+        <w:rPr>
+          <w:noProof/>
+        </w:rPr>
+        <w:drawing>
+          <wp:inline distT="0" distB="0" distL="0" distR="0" wp14:anchorId="6076E156" wp14:editId="4BAF81CC">
+            <wp:extent cx="3258005" cy="3534268"/>
+            <wp:effectExtent l="0" t="0" r="0" b="0"/>
+            <wp:docPr id="13" name="Рисунок 13"/>
+            <wp:cNvGraphicFramePr>
+              <a:graphicFrameLocks xmlns:a="http://schemas.openxmlformats.org/drawingml/2006/main" noChangeAspect="1"/>
+            </wp:cNvGraphicFramePr>
+            <a:graphic xmlns:a="http://schemas.openxmlformats.org/drawingml/2006/main">
+              <a:graphicData uri="http://schemas.openxmlformats.org/drawingml/2006/picture">
+                <pic:pic xmlns:pic="http://schemas.openxmlformats.org/drawingml/2006/picture">
+                  <pic:nvPicPr>
+                    <pic:cNvPr id="1" name=""/>
+                    <pic:cNvPicPr/>
+                  </pic:nvPicPr>
+                  <pic:blipFill>
+                    <a:blip r:embed="rId12"/>
+                    <a:stretch>
+                      <a:fillRect/>
+                    </a:stretch>
+                  </pic:blipFill>
+                  <pic:spPr>
+                    <a:xfrm>
+                      <a:off x="0" y="0"/>
+                      <a:ext cx="3258005" cy="3534268"/>
+                    </a:xfrm>
+                    <a:prstGeom prst="rect">
+                      <a:avLst/>
+                    </a:prstGeom>
+                  </pic:spPr>
+                </pic:pic>
+              </a:graphicData>
+            </a:graphic>
+          </wp:inline>
+        </w:drawing>
+      </w:r>
+    </w:p>
+    <w:p>
+      <w:r>
+        <w:rPr>
+          <w:noProof/>
+        </w:rPr>
+        <w:drawing>
+          <wp:inline distT="0" distB="0" distL="0" distR="0" wp14:anchorId="62D0909D" wp14:editId="7648B1C5">
+            <wp:extent cx="1733792" cy="466790"/>
+            <wp:effectExtent l="0" t="0" r="0" b="9525"/>
+            <wp:docPr id="16" name="Рисунок 16"/>
+            <wp:cNvGraphicFramePr>
+              <a:graphicFrameLocks xmlns:a="http://schemas.openxmlformats.org/drawingml/2006/main" noChangeAspect="1"/>
+            </wp:cNvGraphicFramePr>
+            <a:graphic xmlns:a="http://schemas.openxmlformats.org/drawingml/2006/main">
+              <a:graphicData uri="http://schemas.openxmlformats.org/drawingml/2006/picture">
+                <pic:pic xmlns:pic="http://schemas.openxmlformats.org/drawingml/2006/picture">
+                  <pic:nvPicPr>
+                    <pic:cNvPr id="1" name=""/>
+                    <pic:cNvPicPr/>
+                  </pic:nvPicPr>
+                  <pic:blipFill>
+                    <a:blip r:embed="rId13"/>
+                    <a:stretch>
+                      <a:fillRect/>
+                    </a:stretch>
+                  </pic:blipFill>
+                  <pic:spPr>
+                    <a:xfrm>
+                      <a:off x="0" y="0"/>
+                      <a:ext cx="1733792" cy="466790"/>
+                    </a:xfrm>
+                    <a:prstGeom prst="rect">
+                      <a:avLst/>
+                    </a:prstGeom>
+                  </pic:spPr>
+                </pic:pic>
+              </a:graphicData>
+            </a:graphic>
+          </wp:inline>
+        </w:drawing>
+      </w:r>
+    </w:p>
+    <w:p>
+      <w:pPr>
+        <w:pStyle w:val="3"/>
+        <w:spacing w:before="180" w:after="60"/>
+        <w:rPr>
+          <w:rFonts w:ascii="Times New Roman" w:hAnsi="Times New Roman" w:cs="Times New Roman"/>
+          <w:color w:val="000000"/>
+          <w:sz w:val="28"/>
+          <w:szCs w:val="28"/>
+        </w:rPr>
+      </w:pPr>
+      <w:r>
+        <w:rPr>
+          <w:rFonts w:ascii="Times New Roman" w:hAnsi="Times New Roman" w:cs="Times New Roman"/>
+          <w:b/>
+          <w:bCs/>
+          <w:color w:val="000000"/>
+          <w:sz w:val="28"/>
+          <w:szCs w:val="28"/>
+        </w:rPr>
+        <w:t>Шаг 6.</w:t>
+      </w:r>
+      <w:r>
+        <w:rPr>
+          <w:rFonts w:ascii="Times New Roman" w:hAnsi="Times New Roman" w:cs="Times New Roman"/>
+          <w:color w:val="000000"/>
+          <w:sz w:val="28"/>
+          <w:szCs w:val="28"/>
+        </w:rPr>
+        <w:t xml:space="preserve"> Настройте зашифрованный пароль для защиты доступа к привилегированному режиму.</w:t>
+      </w:r>
+    </w:p>
+    <w:p>
+      <w:r>
+        <w:rPr>
+          <w:noProof/>
+        </w:rPr>
+        <w:drawing>
+          <wp:inline distT="0" distB="0" distL="0" distR="0" wp14:anchorId="02804093" wp14:editId="0D39F663">
+            <wp:extent cx="4991797" cy="1190791"/>
+            <wp:effectExtent l="0" t="0" r="0" b="9525"/>
+            <wp:docPr id="14" name="Рисунок 14"/>
+            <wp:cNvGraphicFramePr>
+              <a:graphicFrameLocks xmlns:a="http://schemas.openxmlformats.org/drawingml/2006/main" noChangeAspect="1"/>
+            </wp:cNvGraphicFramePr>
+            <a:graphic xmlns:a="http://schemas.openxmlformats.org/drawingml/2006/main">
+              <a:graphicData uri="http://schemas.openxmlformats.org/drawingml/2006/picture">
+                <pic:pic xmlns:pic="http://schemas.openxmlformats.org/drawingml/2006/picture">
+                  <pic:nvPicPr>
+                    <pic:cNvPr id="1" name=""/>
+                    <pic:cNvPicPr/>
+                  </pic:nvPicPr>
+                  <pic:blipFill>
+                    <a:blip r:embed="rId14"/>
+                    <a:stretch>
+                      <a:fillRect/>
+                    </a:stretch>
+                  </pic:blipFill>
+                  <pic:spPr>
+                    <a:xfrm>
+                      <a:off x="0" y="0"/>
+                      <a:ext cx="4991797" cy="1190791"/>
+                    </a:xfrm>
+                    <a:prstGeom prst="rect">
+                      <a:avLst/>
+                    </a:prstGeom>
+                  </pic:spPr>
+                </pic:pic>
+              </a:graphicData>
+            </a:graphic>
+          </wp:inline>
+        </w:drawing>
+      </w:r>
+    </w:p>
+    <w:p>
+      <w:r>
+        <w:br w:type="page"/>
+      </w:r>
+    </w:p>
+    <w:p>
+      <w:pPr>
+        <w:pStyle w:val="3"/>
+        <w:spacing w:before="180" w:after="60"/>
+        <w:rPr>
+          <w:rFonts w:ascii="Times New Roman" w:hAnsi="Times New Roman" w:cs="Times New Roman"/>
+          <w:color w:val="000000"/>
+          <w:sz w:val="28"/>
+          <w:szCs w:val="28"/>
+        </w:rPr>
+      </w:pPr>
+      <w:r>
+        <w:rPr>
+          <w:rFonts w:ascii="Times New Roman" w:hAnsi="Times New Roman" w:cs="Times New Roman"/>
+          <w:b/>
+          <w:bCs/>
+          <w:color w:val="000000"/>
+          <w:sz w:val="28"/>
+          <w:szCs w:val="28"/>
+        </w:rPr>
+        <w:lastRenderedPageBreak/>
+        <w:t>Шаг 7</w:t>
+      </w:r>
+      <w:r>
+        <w:rPr>
+          <w:rFonts w:ascii="Times New Roman" w:hAnsi="Times New Roman" w:cs="Times New Roman"/>
+          <w:color w:val="000000"/>
+          <w:sz w:val="28"/>
+          <w:szCs w:val="28"/>
+        </w:rPr>
+        <w:t xml:space="preserve">. Убедитесь, что в файл конфигурации добавлен пароль </w:t>
+      </w:r>
+      <w:proofErr w:type="spellStart"/>
+      <w:r>
+        <w:rPr>
+          <w:rFonts w:ascii="Times New Roman" w:hAnsi="Times New Roman" w:cs="Times New Roman"/>
+          <w:color w:val="000000"/>
+          <w:sz w:val="28"/>
+          <w:szCs w:val="28"/>
+        </w:rPr>
+        <w:t>enable</w:t>
+      </w:r>
+      <w:proofErr w:type="spellEnd"/>
+      <w:r>
+        <w:rPr>
+          <w:rFonts w:ascii="Times New Roman" w:hAnsi="Times New Roman" w:cs="Times New Roman"/>
+          <w:color w:val="000000"/>
+          <w:sz w:val="28"/>
+          <w:szCs w:val="28"/>
+        </w:rPr>
+        <w:t xml:space="preserve"> </w:t>
+      </w:r>
+      <w:proofErr w:type="spellStart"/>
+      <w:r>
+        <w:rPr>
+          <w:rFonts w:ascii="Times New Roman" w:hAnsi="Times New Roman" w:cs="Times New Roman"/>
+          <w:color w:val="000000"/>
+          <w:sz w:val="28"/>
+          <w:szCs w:val="28"/>
+        </w:rPr>
+        <w:t>secret</w:t>
+      </w:r>
+      <w:proofErr w:type="spellEnd"/>
+      <w:r>
+        <w:rPr>
+          <w:rFonts w:ascii="Times New Roman" w:hAnsi="Times New Roman" w:cs="Times New Roman"/>
+          <w:color w:val="000000"/>
+          <w:sz w:val="28"/>
+          <w:szCs w:val="28"/>
+        </w:rPr>
+        <w:t>.</w:t>
+      </w:r>
+    </w:p>
+    <w:p>
+      <w:pPr>
+        <w:pStyle w:val="substepalpha"/>
+        <w:spacing w:before="0" w:beforeAutospacing="0" w:after="120" w:afterAutospacing="0"/>
+        <w:ind w:left="720" w:hanging="360"/>
+        <w:rPr>
+          <w:color w:val="000000"/>
+          <w:sz w:val="28"/>
+          <w:szCs w:val="28"/>
+        </w:rPr>
+      </w:pPr>
+      <w:r>
+        <w:rPr>
+          <w:color w:val="000000"/>
+          <w:sz w:val="28"/>
+          <w:szCs w:val="28"/>
+        </w:rPr>
+        <w:t xml:space="preserve">Что отображается в качестве пароля </w:t>
+      </w:r>
+      <w:proofErr w:type="spellStart"/>
+      <w:r>
+        <w:rPr>
+          <w:color w:val="000000"/>
+          <w:sz w:val="28"/>
+          <w:szCs w:val="28"/>
+        </w:rPr>
+        <w:t>enable</w:t>
+      </w:r>
+      <w:proofErr w:type="spellEnd"/>
+      <w:r>
+        <w:rPr>
+          <w:color w:val="000000"/>
+          <w:sz w:val="28"/>
+          <w:szCs w:val="28"/>
+        </w:rPr>
+        <w:t xml:space="preserve"> </w:t>
+      </w:r>
+      <w:proofErr w:type="spellStart"/>
+      <w:r>
+        <w:rPr>
+          <w:color w:val="000000"/>
+          <w:sz w:val="28"/>
+          <w:szCs w:val="28"/>
+        </w:rPr>
+        <w:t>secret</w:t>
+      </w:r>
+      <w:proofErr w:type="spellEnd"/>
+      <w:r>
+        <w:rPr>
+          <w:color w:val="000000"/>
+          <w:sz w:val="28"/>
+          <w:szCs w:val="28"/>
+        </w:rPr>
+        <w:t>?</w:t>
+      </w:r>
+    </w:p>
+    <w:p>
+      <w:pPr>
+        <w:pStyle w:val="substepalpha"/>
+        <w:spacing w:before="0" w:beforeAutospacing="0" w:after="120" w:afterAutospacing="0"/>
+        <w:ind w:left="720" w:hanging="360"/>
+        <w:rPr>
+          <w:color w:val="000000"/>
+          <w:sz w:val="28"/>
+          <w:szCs w:val="28"/>
+        </w:rPr>
+      </w:pPr>
+      <w:r>
+        <w:rPr>
+          <w:noProof/>
+          <w:color w:val="000000"/>
+          <w:sz w:val="28"/>
+          <w:szCs w:val="28"/>
+        </w:rPr>
+        <w:drawing>
+          <wp:inline distT="0" distB="0" distL="0" distR="0" wp14:anchorId="24AED3F4" wp14:editId="62060AE2">
+            <wp:extent cx="4258269" cy="333422"/>
+            <wp:effectExtent l="0" t="0" r="0" b="9525"/>
+            <wp:docPr id="15" name="Рисунок 15"/>
+            <wp:cNvGraphicFramePr>
+              <a:graphicFrameLocks xmlns:a="http://schemas.openxmlformats.org/drawingml/2006/main" noChangeAspect="1"/>
+            </wp:cNvGraphicFramePr>
+            <a:graphic xmlns:a="http://schemas.openxmlformats.org/drawingml/2006/main">
+              <a:graphicData uri="http://schemas.openxmlformats.org/drawingml/2006/picture">
+                <pic:pic xmlns:pic="http://schemas.openxmlformats.org/drawingml/2006/picture">
+                  <pic:nvPicPr>
+                    <pic:cNvPr id="1" name=""/>
+                    <pic:cNvPicPr/>
+                  </pic:nvPicPr>
+                  <pic:blipFill>
+                    <a:blip r:embed="rId15"/>
+                    <a:stretch>
+                      <a:fillRect/>
+                    </a:stretch>
+                  </pic:blipFill>
+                  <pic:spPr>
+                    <a:xfrm>
+                      <a:off x="0" y="0"/>
+                      <a:ext cx="4258269" cy="333422"/>
+                    </a:xfrm>
+                    <a:prstGeom prst="rect">
+                      <a:avLst/>
+                    </a:prstGeom>
+                  </pic:spPr>
+                </pic:pic>
+              </a:graphicData>
+            </a:graphic>
+          </wp:inline>
+        </w:drawing>
+      </w:r>
+    </w:p>
+    <w:p>
+      <w:pPr>
+        <w:pStyle w:val="substepalpha"/>
+        <w:spacing w:before="0" w:beforeAutospacing="0" w:after="120" w:afterAutospacing="0"/>
+        <w:ind w:left="720" w:hanging="360"/>
+        <w:rPr>
+          <w:color w:val="000000"/>
+          <w:sz w:val="28"/>
+          <w:szCs w:val="28"/>
+        </w:rPr>
+      </w:pPr>
+      <w:r>
+        <w:rPr>
+          <w:color w:val="000000"/>
+          <w:sz w:val="28"/>
+          <w:szCs w:val="28"/>
+        </w:rPr>
+        <w:t xml:space="preserve">Почему пароль </w:t>
+      </w:r>
+      <w:proofErr w:type="spellStart"/>
+      <w:r>
+        <w:rPr>
+          <w:color w:val="000000"/>
+          <w:sz w:val="28"/>
+          <w:szCs w:val="28"/>
+        </w:rPr>
+        <w:t>enable</w:t>
+      </w:r>
+      <w:proofErr w:type="spellEnd"/>
+      <w:r>
+        <w:rPr>
+          <w:color w:val="000000"/>
+          <w:sz w:val="28"/>
+          <w:szCs w:val="28"/>
+        </w:rPr>
+        <w:t xml:space="preserve"> </w:t>
+      </w:r>
+      <w:proofErr w:type="spellStart"/>
+      <w:r>
+        <w:rPr>
+          <w:color w:val="000000"/>
+          <w:sz w:val="28"/>
+          <w:szCs w:val="28"/>
+        </w:rPr>
+        <w:t>secret</w:t>
+      </w:r>
+      <w:proofErr w:type="spellEnd"/>
+      <w:r>
+        <w:rPr>
+          <w:color w:val="000000"/>
+          <w:sz w:val="28"/>
+          <w:szCs w:val="28"/>
+        </w:rPr>
+        <w:t xml:space="preserve"> отображается не так, как было задано?</w:t>
+      </w:r>
+    </w:p>
+    <w:p>
+      <w:pPr>
+        <w:pStyle w:val="substepalpha"/>
+        <w:spacing w:before="0" w:beforeAutospacing="0" w:after="120" w:afterAutospacing="0"/>
+        <w:ind w:firstLine="284"/>
+        <w:rPr>
+          <w:color w:val="000000"/>
+          <w:sz w:val="28"/>
+          <w:szCs w:val="28"/>
+        </w:rPr>
+      </w:pPr>
+      <w:r>
+        <w:rPr>
+          <w:color w:val="000000"/>
+          <w:sz w:val="28"/>
+          <w:szCs w:val="28"/>
+        </w:rPr>
+        <w:t xml:space="preserve">Потому что пароль </w:t>
+      </w:r>
+      <w:proofErr w:type="spellStart"/>
+      <w:r>
+        <w:rPr>
+          <w:color w:val="000000"/>
+          <w:sz w:val="28"/>
+          <w:szCs w:val="28"/>
+        </w:rPr>
+        <w:t>enable</w:t>
+      </w:r>
+      <w:proofErr w:type="spellEnd"/>
+      <w:r>
+        <w:rPr>
+          <w:color w:val="000000"/>
+          <w:sz w:val="28"/>
+          <w:szCs w:val="28"/>
+        </w:rPr>
+        <w:t xml:space="preserve"> </w:t>
+      </w:r>
+      <w:proofErr w:type="spellStart"/>
+      <w:r>
+        <w:rPr>
+          <w:color w:val="000000"/>
+          <w:sz w:val="28"/>
+          <w:szCs w:val="28"/>
+        </w:rPr>
+        <w:t>secret</w:t>
+      </w:r>
+      <w:proofErr w:type="spellEnd"/>
+      <w:r>
+        <w:rPr>
+          <w:color w:val="000000"/>
+          <w:sz w:val="28"/>
+          <w:szCs w:val="28"/>
+        </w:rPr>
+        <w:t xml:space="preserve"> зашифрован, а заданный пароль хранится в виде обычного текста (Пароль хранится в зашифрованном виде.)</w:t>
+      </w:r>
+    </w:p>
+    <w:p>
+      <w:pPr>
+        <w:pStyle w:val="3"/>
+        <w:spacing w:before="180" w:after="60"/>
+        <w:rPr>
+          <w:rFonts w:ascii="Times New Roman" w:hAnsi="Times New Roman" w:cs="Times New Roman"/>
+          <w:color w:val="000000"/>
+          <w:sz w:val="28"/>
+          <w:szCs w:val="28"/>
+        </w:rPr>
+      </w:pPr>
+      <w:r>
+        <w:rPr>
+          <w:rFonts w:ascii="Times New Roman" w:hAnsi="Times New Roman" w:cs="Times New Roman"/>
+          <w:b/>
+          <w:bCs/>
+          <w:color w:val="000000"/>
+          <w:sz w:val="28"/>
+          <w:szCs w:val="28"/>
+        </w:rPr>
+        <w:t>Шаг 8.</w:t>
+      </w:r>
+      <w:r>
+        <w:rPr>
+          <w:rFonts w:ascii="Times New Roman" w:hAnsi="Times New Roman" w:cs="Times New Roman"/>
+          <w:color w:val="000000"/>
+          <w:sz w:val="28"/>
+          <w:szCs w:val="28"/>
+        </w:rPr>
+        <w:t xml:space="preserve"> Зашифруйте пароли </w:t>
+      </w:r>
+      <w:proofErr w:type="spellStart"/>
+      <w:r>
+        <w:rPr>
+          <w:rFonts w:ascii="Times New Roman" w:hAnsi="Times New Roman" w:cs="Times New Roman"/>
+          <w:color w:val="000000"/>
+          <w:sz w:val="28"/>
+          <w:szCs w:val="28"/>
+        </w:rPr>
+        <w:t>enable</w:t>
+      </w:r>
+      <w:proofErr w:type="spellEnd"/>
+      <w:r>
+        <w:rPr>
+          <w:rFonts w:ascii="Times New Roman" w:hAnsi="Times New Roman" w:cs="Times New Roman"/>
+          <w:color w:val="000000"/>
+          <w:sz w:val="28"/>
+          <w:szCs w:val="28"/>
+        </w:rPr>
+        <w:t xml:space="preserve"> и </w:t>
+      </w:r>
+      <w:proofErr w:type="spellStart"/>
+      <w:r>
+        <w:rPr>
+          <w:rFonts w:ascii="Times New Roman" w:hAnsi="Times New Roman" w:cs="Times New Roman"/>
+          <w:color w:val="000000"/>
+          <w:sz w:val="28"/>
+          <w:szCs w:val="28"/>
+        </w:rPr>
+        <w:t>console</w:t>
+      </w:r>
+      <w:proofErr w:type="spellEnd"/>
+      <w:r>
+        <w:rPr>
+          <w:rFonts w:ascii="Times New Roman" w:hAnsi="Times New Roman" w:cs="Times New Roman"/>
+          <w:color w:val="000000"/>
+          <w:sz w:val="28"/>
+          <w:szCs w:val="28"/>
+        </w:rPr>
+        <w:t>.</w:t>
+      </w:r>
+    </w:p>
+    <w:p>
+      <w:pPr>
+        <w:pStyle w:val="substepalpha"/>
+        <w:spacing w:before="0" w:beforeAutospacing="0" w:after="120" w:afterAutospacing="0"/>
+        <w:ind w:firstLine="284"/>
+        <w:rPr>
+          <w:color w:val="000000"/>
+          <w:sz w:val="44"/>
+          <w:szCs w:val="44"/>
+        </w:rPr>
+      </w:pPr>
+      <w:r>
+        <w:rPr>
+          <w:noProof/>
+          <w:color w:val="000000"/>
+          <w:sz w:val="44"/>
+          <w:szCs w:val="44"/>
+        </w:rPr>
+        <w:drawing>
+          <wp:inline distT="0" distB="0" distL="0" distR="0" wp14:anchorId="450B52F6" wp14:editId="5E7A8E04">
+            <wp:extent cx="5096586" cy="1390844"/>
+            <wp:effectExtent l="0" t="0" r="8890" b="0"/>
+            <wp:docPr id="17" name="Рисунок 17"/>
+            <wp:cNvGraphicFramePr>
+              <a:graphicFrameLocks xmlns:a="http://schemas.openxmlformats.org/drawingml/2006/main" noChangeAspect="1"/>
+            </wp:cNvGraphicFramePr>
+            <a:graphic xmlns:a="http://schemas.openxmlformats.org/drawingml/2006/main">
+              <a:graphicData uri="http://schemas.openxmlformats.org/drawingml/2006/picture">
+                <pic:pic xmlns:pic="http://schemas.openxmlformats.org/drawingml/2006/picture">
+                  <pic:nvPicPr>
+                    <pic:cNvPr id="1" name=""/>
+                    <pic:cNvPicPr/>
+                  </pic:nvPicPr>
+                  <pic:blipFill>
+                    <a:blip r:embed="rId16"/>
+                    <a:stretch>
+                      <a:fillRect/>
+                    </a:stretch>
+                  </pic:blipFill>
+                  <pic:spPr>
+                    <a:xfrm>
+                      <a:off x="0" y="0"/>
+                      <a:ext cx="5096586" cy="1390844"/>
+                    </a:xfrm>
+                    <a:prstGeom prst="rect">
+                      <a:avLst/>
+                    </a:prstGeom>
+                  </pic:spPr>
+                </pic:pic>
+              </a:graphicData>
+            </a:graphic>
+          </wp:inline>
+        </w:drawing>
+      </w:r>
+    </w:p>
+    <w:p>
+      <w:pPr>
+        <w:pStyle w:val="substepalpha"/>
+        <w:spacing w:before="0" w:beforeAutospacing="0" w:after="120" w:afterAutospacing="0"/>
+        <w:ind w:firstLine="284"/>
+        <w:rPr>
+          <w:color w:val="000000"/>
+          <w:sz w:val="44"/>
+          <w:szCs w:val="44"/>
+        </w:rPr>
+      </w:pPr>
+      <w:r>
+        <w:rPr>
+          <w:noProof/>
+          <w:color w:val="000000"/>
+          <w:sz w:val="44"/>
+          <w:szCs w:val="44"/>
+        </w:rPr>
+        <w:drawing>
+          <wp:inline distT="0" distB="0" distL="0" distR="0" wp14:anchorId="32BE84EC" wp14:editId="51FE2CB2">
+            <wp:extent cx="3801005" cy="304843"/>
+            <wp:effectExtent l="0" t="0" r="0" b="0"/>
+            <wp:docPr id="18" name="Рисунок 18"/>
+            <wp:cNvGraphicFramePr>
+              <a:graphicFrameLocks xmlns:a="http://schemas.openxmlformats.org/drawingml/2006/main" noChangeAspect="1"/>
+            </wp:cNvGraphicFramePr>
+            <a:graphic xmlns:a="http://schemas.openxmlformats.org/drawingml/2006/main">
+              <a:graphicData uri="http://schemas.openxmlformats.org/drawingml/2006/picture">
+                <pic:pic xmlns:pic="http://schemas.openxmlformats.org/drawingml/2006/picture">
+                  <pic:nvPicPr>
+                    <pic:cNvPr id="1" name=""/>
+                    <pic:cNvPicPr/>
+                  </pic:nvPicPr>
+                  <pic:blipFill>
+                    <a:blip r:embed="rId17"/>
+                    <a:stretch>
+                      <a:fillRect/>
+                    </a:stretch>
+                  </pic:blipFill>
+                  <pic:spPr>
+                    <a:xfrm>
+                      <a:off x="0" y="0"/>
+                      <a:ext cx="3801005" cy="304843"/>
+                    </a:xfrm>
+                    <a:prstGeom prst="rect">
+                      <a:avLst/>
+                    </a:prstGeom>
+                  </pic:spPr>
+                </pic:pic>
+              </a:graphicData>
+            </a:graphic>
+          </wp:inline>
+        </w:drawing>
+      </w:r>
+    </w:p>
+    <w:p>
+      <w:pPr>
+        <w:pStyle w:val="substepalpha"/>
+        <w:spacing w:before="0" w:beforeAutospacing="0" w:after="120" w:afterAutospacing="0"/>
+        <w:ind w:firstLine="284"/>
+        <w:rPr>
+          <w:color w:val="000000"/>
+          <w:sz w:val="44"/>
+          <w:szCs w:val="44"/>
+        </w:rPr>
+      </w:pPr>
+      <w:r>
+        <w:rPr>
+          <w:noProof/>
+          <w:color w:val="000000"/>
+          <w:sz w:val="44"/>
+          <w:szCs w:val="44"/>
+        </w:rPr>
+        <w:drawing>
+          <wp:inline distT="0" distB="0" distL="0" distR="0" wp14:anchorId="267ED4E5" wp14:editId="6ABA2EA7">
+            <wp:extent cx="2772162" cy="362001"/>
+            <wp:effectExtent l="0" t="0" r="0" b="0"/>
+            <wp:docPr id="19" name="Рисунок 19"/>
+            <wp:cNvGraphicFramePr>
+              <a:graphicFrameLocks xmlns:a="http://schemas.openxmlformats.org/drawingml/2006/main" noChangeAspect="1"/>
+            </wp:cNvGraphicFramePr>
+            <a:graphic xmlns:a="http://schemas.openxmlformats.org/drawingml/2006/main">
+              <a:graphicData uri="http://schemas.openxmlformats.org/drawingml/2006/picture">
+                <pic:pic xmlns:pic="http://schemas.openxmlformats.org/drawingml/2006/picture">
+                  <pic:nvPicPr>
+                    <pic:cNvPr id="1" name=""/>
+                    <pic:cNvPicPr/>
+                  </pic:nvPicPr>
+                  <pic:blipFill>
+                    <a:blip r:embed="rId18"/>
+                    <a:stretch>
+                      <a:fillRect/>
+                    </a:stretch>
+                  </pic:blipFill>
+                  <pic:spPr>
+                    <a:xfrm>
+                      <a:off x="0" y="0"/>
+                      <a:ext cx="2772162" cy="362001"/>
+                    </a:xfrm>
+                    <a:prstGeom prst="rect">
+                      <a:avLst/>
+                    </a:prstGeom>
+                  </pic:spPr>
+                </pic:pic>
+              </a:graphicData>
+            </a:graphic>
+          </wp:inline>
+        </w:drawing>
+      </w:r>
+    </w:p>
+    <w:p>
+      <w:pPr>
+        <w:pStyle w:val="substepalpha"/>
+        <w:spacing w:before="0" w:beforeAutospacing="0" w:after="120" w:afterAutospacing="0"/>
+        <w:ind w:firstLine="284"/>
+        <w:rPr>
+          <w:color w:val="000000"/>
+          <w:sz w:val="40"/>
+          <w:szCs w:val="40"/>
+        </w:rPr>
+      </w:pPr>
+      <w:r>
+        <w:rPr>
+          <w:color w:val="000000"/>
+          <w:sz w:val="28"/>
+          <w:szCs w:val="28"/>
+        </w:rPr>
+        <w:t>Если установить на коммутаторе другие пароли, они будут храниться в файле конфигурации в виде обычного текста или в зашифрованном виде?</w:t>
+      </w:r>
+    </w:p>
+    <w:p>
+      <w:pPr>
+        <w:pStyle w:val="substepalpha"/>
+        <w:spacing w:before="0" w:beforeAutospacing="0" w:after="120" w:afterAutospacing="0"/>
+        <w:ind w:firstLine="284"/>
+        <w:rPr>
+          <w:color w:val="000000"/>
+          <w:sz w:val="28"/>
+          <w:szCs w:val="28"/>
+        </w:rPr>
+      </w:pPr>
+      <w:r>
+        <w:rPr>
+          <w:color w:val="000000"/>
+          <w:sz w:val="28"/>
+          <w:szCs w:val="28"/>
+        </w:rPr>
+        <w:t>Ответ</w:t>
+      </w:r>
+      <w:proofErr w:type="gramStart"/>
+      <w:r>
+        <w:rPr>
+          <w:color w:val="000000"/>
+          <w:sz w:val="28"/>
+          <w:szCs w:val="28"/>
+        </w:rPr>
+        <w:t>: Если</w:t>
+      </w:r>
+      <w:proofErr w:type="gramEnd"/>
+      <w:r>
+        <w:rPr>
+          <w:color w:val="000000"/>
+          <w:sz w:val="28"/>
+          <w:szCs w:val="28"/>
+        </w:rPr>
+        <w:t xml:space="preserve"> на коммутаторе установить другие пароли, они будут храниться в файле конфигурации в зашифрованном виде.</w:t>
+      </w:r>
+    </w:p>
+    <w:p>
+      <w:pPr>
+        <w:rPr>
+          <w:rFonts w:ascii="Times New Roman" w:eastAsia="Times New Roman" w:hAnsi="Times New Roman" w:cs="Times New Roman"/>
+          <w:color w:val="000000"/>
+          <w:sz w:val="28"/>
+          <w:szCs w:val="28"/>
+          <w:lang w:eastAsia="ru-RU"/>
+        </w:rPr>
+      </w:pPr>
+      <w:r>
+        <w:rPr>
+          <w:color w:val="000000"/>
+          <w:sz w:val="28"/>
+          <w:szCs w:val="28"/>
+        </w:rPr>
+        <w:br w:type="page"/>
+      </w:r>
+    </w:p>
+    <w:p>
+      <w:pPr>
+        <w:pStyle w:val="2"/>
+        <w:spacing w:before="240" w:after="120"/>
+        <w:rPr>
+          <w:rFonts w:ascii="Times New Roman" w:hAnsi="Times New Roman" w:cs="Times New Roman"/>
+          <w:color w:val="000000"/>
+          <w:sz w:val="28"/>
+          <w:szCs w:val="28"/>
+        </w:rPr>
+      </w:pPr>
+      <w:r>
+        <w:rPr>
+          <w:rFonts w:ascii="Times New Roman" w:hAnsi="Times New Roman" w:cs="Times New Roman"/>
+          <w:b/>
+          <w:bCs/>
+          <w:color w:val="000000"/>
+          <w:sz w:val="28"/>
+          <w:szCs w:val="28"/>
+        </w:rPr>
+        <w:lastRenderedPageBreak/>
+        <w:t>Часть 3:</w:t>
+      </w:r>
+      <w:r>
+        <w:rPr>
+          <w:rFonts w:ascii="Times New Roman" w:hAnsi="Times New Roman" w:cs="Times New Roman"/>
+          <w:color w:val="000000"/>
+          <w:sz w:val="28"/>
+          <w:szCs w:val="28"/>
+        </w:rPr>
+        <w:t xml:space="preserve"> Настройте баннер MOTD</w:t>
+      </w:r>
+    </w:p>
+    <w:p>
+      <w:pPr>
+        <w:pStyle w:val="3"/>
+        <w:spacing w:before="180" w:after="60"/>
+        <w:rPr>
+          <w:rFonts w:ascii="Times New Roman" w:hAnsi="Times New Roman" w:cs="Times New Roman"/>
+          <w:color w:val="000000"/>
+          <w:sz w:val="28"/>
+          <w:szCs w:val="28"/>
+        </w:rPr>
+      </w:pPr>
+      <w:r>
+        <w:rPr>
+          <w:rFonts w:ascii="Times New Roman" w:hAnsi="Times New Roman" w:cs="Times New Roman"/>
+          <w:b/>
+          <w:bCs/>
+          <w:color w:val="000000"/>
+          <w:sz w:val="28"/>
+          <w:szCs w:val="28"/>
+        </w:rPr>
+        <w:t>Шаг 1</w:t>
+      </w:r>
+      <w:r>
+        <w:rPr>
+          <w:rFonts w:ascii="Times New Roman" w:hAnsi="Times New Roman" w:cs="Times New Roman"/>
+          <w:color w:val="000000"/>
+          <w:sz w:val="28"/>
+          <w:szCs w:val="28"/>
+        </w:rPr>
+        <w:t>. Настройте баннер MOTD (сообщения дня).</w:t>
+      </w:r>
+    </w:p>
+    <w:p>
+      <w:pPr>
+        <w:pStyle w:val="substepalpha"/>
+        <w:spacing w:before="0" w:beforeAutospacing="0" w:after="120" w:afterAutospacing="0"/>
+        <w:ind w:firstLine="284"/>
+        <w:rPr>
+          <w:color w:val="000000"/>
+          <w:sz w:val="48"/>
+          <w:szCs w:val="48"/>
+        </w:rPr>
+      </w:pPr>
+      <w:r>
+        <w:rPr>
+          <w:noProof/>
+          <w:color w:val="000000"/>
+          <w:sz w:val="48"/>
+          <w:szCs w:val="48"/>
+        </w:rPr>
+        <w:drawing>
+          <wp:inline distT="0" distB="0" distL="0" distR="0" wp14:anchorId="49EF72CB" wp14:editId="0213AD57">
+            <wp:extent cx="5001323" cy="1381318"/>
+            <wp:effectExtent l="0" t="0" r="0" b="9525"/>
+            <wp:docPr id="20" name="Рисунок 20"/>
+            <wp:cNvGraphicFramePr>
+              <a:graphicFrameLocks xmlns:a="http://schemas.openxmlformats.org/drawingml/2006/main" noChangeAspect="1"/>
+            </wp:cNvGraphicFramePr>
+            <a:graphic xmlns:a="http://schemas.openxmlformats.org/drawingml/2006/main">
+              <a:graphicData uri="http://schemas.openxmlformats.org/drawingml/2006/picture">
+                <pic:pic xmlns:pic="http://schemas.openxmlformats.org/drawingml/2006/picture">
+                  <pic:nvPicPr>
+                    <pic:cNvPr id="1" name=""/>
+                    <pic:cNvPicPr/>
+                  </pic:nvPicPr>
+                  <pic:blipFill>
+                    <a:blip r:embed="rId19"/>
+                    <a:stretch>
+                      <a:fillRect/>
+                    </a:stretch>
+                  </pic:blipFill>
+                  <pic:spPr>
+                    <a:xfrm>
+                      <a:off x="0" y="0"/>
+                      <a:ext cx="5001323" cy="1381318"/>
+                    </a:xfrm>
+                    <a:prstGeom prst="rect">
+                      <a:avLst/>
+                    </a:prstGeom>
+                  </pic:spPr>
+                </pic:pic>
+              </a:graphicData>
+            </a:graphic>
+          </wp:inline>
+        </w:drawing>
+      </w:r>
+    </w:p>
+    <w:p>
+      <w:pPr>
+        <w:pStyle w:val="substepalpha"/>
+        <w:spacing w:before="0" w:beforeAutospacing="0" w:after="120" w:afterAutospacing="0"/>
+        <w:ind w:firstLine="284"/>
+        <w:rPr>
+          <w:color w:val="000000"/>
+          <w:sz w:val="28"/>
+          <w:szCs w:val="28"/>
+        </w:rPr>
+      </w:pPr>
+      <w:r>
+        <w:rPr>
+          <w:color w:val="000000"/>
+          <w:sz w:val="28"/>
+          <w:szCs w:val="28"/>
+        </w:rPr>
+        <w:t>Когда будет отображаться этот баннер?</w:t>
+      </w:r>
+    </w:p>
+    <w:p>
+      <w:pPr>
+        <w:pStyle w:val="substepalpha"/>
+        <w:spacing w:before="0" w:beforeAutospacing="0" w:after="120" w:afterAutospacing="0"/>
+        <w:ind w:firstLine="284"/>
+        <w:rPr>
+          <w:color w:val="000000"/>
+          <w:sz w:val="28"/>
+          <w:szCs w:val="28"/>
+        </w:rPr>
+      </w:pPr>
+      <w:r>
+        <w:rPr>
+          <w:color w:val="000000"/>
+          <w:sz w:val="28"/>
+          <w:szCs w:val="28"/>
+        </w:rPr>
+        <w:t>Ответ</w:t>
+      </w:r>
+      <w:proofErr w:type="gramStart"/>
+      <w:r>
+        <w:rPr>
+          <w:color w:val="000000"/>
+          <w:sz w:val="28"/>
+          <w:szCs w:val="28"/>
+        </w:rPr>
+        <w:t>: После</w:t>
+      </w:r>
+      <w:proofErr w:type="gramEnd"/>
+      <w:r>
+        <w:rPr>
+          <w:color w:val="000000"/>
+          <w:sz w:val="28"/>
+          <w:szCs w:val="28"/>
+        </w:rPr>
+        <w:t xml:space="preserve"> ввода пароля и входа в консоль коммутатора</w:t>
+      </w:r>
+    </w:p>
+    <w:p>
+      <w:pPr>
+        <w:pStyle w:val="substepalpha"/>
+        <w:spacing w:before="0" w:beforeAutospacing="0" w:after="120" w:afterAutospacing="0"/>
+        <w:ind w:firstLine="284"/>
+        <w:rPr>
+          <w:color w:val="000000"/>
+          <w:sz w:val="28"/>
+          <w:szCs w:val="28"/>
+        </w:rPr>
+      </w:pPr>
+      <w:r>
+        <w:rPr>
+          <w:color w:val="000000"/>
+          <w:sz w:val="28"/>
+          <w:szCs w:val="28"/>
+        </w:rPr>
+        <w:t>Зачем на всех коммутаторах должен быть баннер MOTD?</w:t>
+      </w:r>
+    </w:p>
+    <w:p>
+      <w:pPr>
+        <w:pStyle w:val="substepalpha"/>
+        <w:spacing w:before="0" w:beforeAutospacing="0" w:after="120" w:afterAutospacing="0"/>
+        <w:ind w:firstLine="284"/>
+        <w:rPr>
+          <w:color w:val="000000"/>
+          <w:sz w:val="28"/>
+          <w:szCs w:val="28"/>
+        </w:rPr>
+      </w:pPr>
+      <w:r>
+        <w:rPr>
+          <w:color w:val="000000"/>
+          <w:sz w:val="28"/>
+          <w:szCs w:val="28"/>
+        </w:rPr>
+        <w:t>Ответ</w:t>
+      </w:r>
+      <w:proofErr w:type="gramStart"/>
+      <w:r>
+        <w:rPr>
+          <w:color w:val="000000"/>
+          <w:sz w:val="28"/>
+          <w:szCs w:val="28"/>
+        </w:rPr>
+        <w:t>: Чтобы</w:t>
+      </w:r>
+      <w:proofErr w:type="gramEnd"/>
+      <w:r>
+        <w:rPr>
+          <w:color w:val="000000"/>
+          <w:sz w:val="28"/>
+          <w:szCs w:val="28"/>
+        </w:rPr>
+        <w:t xml:space="preserve"> при входе в коммутатор пользователю была доступна какая-либо полезная информация.</w:t>
+      </w:r>
+    </w:p>
+    <w:p>
+      <w:pPr>
+        <w:rPr>
+          <w:rFonts w:ascii="Times New Roman" w:eastAsia="Times New Roman" w:hAnsi="Times New Roman" w:cs="Times New Roman"/>
+          <w:color w:val="000000"/>
+          <w:sz w:val="28"/>
+          <w:szCs w:val="28"/>
+          <w:lang w:eastAsia="ru-RU"/>
+        </w:rPr>
+      </w:pPr>
+      <w:r>
+        <w:rPr>
+          <w:color w:val="000000"/>
+          <w:sz w:val="28"/>
+          <w:szCs w:val="28"/>
+        </w:rPr>
+        <w:br w:type="page"/>
+      </w:r>
+    </w:p>
+    <w:p>
+      <w:pPr>
+        <w:pStyle w:val="2"/>
+        <w:spacing w:before="240" w:after="120"/>
+        <w:rPr>
+          <w:rFonts w:ascii="Times New Roman" w:hAnsi="Times New Roman" w:cs="Times New Roman"/>
+          <w:color w:val="000000"/>
+          <w:sz w:val="28"/>
+          <w:szCs w:val="28"/>
+        </w:rPr>
+      </w:pPr>
+      <w:r>
+        <w:rPr>
+          <w:rFonts w:ascii="Times New Roman" w:hAnsi="Times New Roman" w:cs="Times New Roman"/>
+          <w:b/>
+          <w:bCs/>
+          <w:color w:val="000000"/>
+          <w:sz w:val="28"/>
+          <w:szCs w:val="28"/>
+        </w:rPr>
+        <w:lastRenderedPageBreak/>
+        <w:t>Часть 4.</w:t>
+      </w:r>
+      <w:r>
+        <w:rPr>
+          <w:rFonts w:ascii="Times New Roman" w:hAnsi="Times New Roman" w:cs="Times New Roman"/>
+          <w:color w:val="000000"/>
+          <w:sz w:val="28"/>
+          <w:szCs w:val="28"/>
+        </w:rPr>
+        <w:t xml:space="preserve"> Сохранение и проверка файлов конфигурации в NVRAM.</w:t>
+      </w:r>
+    </w:p>
+    <w:p>
+      <w:pPr>
+        <w:pStyle w:val="3"/>
+        <w:spacing w:before="180" w:after="60"/>
+        <w:rPr>
+          <w:rFonts w:ascii="Times New Roman" w:hAnsi="Times New Roman" w:cs="Times New Roman"/>
+          <w:color w:val="000000"/>
+          <w:sz w:val="28"/>
+          <w:szCs w:val="28"/>
+        </w:rPr>
+      </w:pPr>
+      <w:r>
+        <w:rPr>
+          <w:rFonts w:ascii="Times New Roman" w:hAnsi="Times New Roman" w:cs="Times New Roman"/>
+          <w:b/>
+          <w:bCs/>
+          <w:color w:val="000000"/>
+          <w:sz w:val="28"/>
+          <w:szCs w:val="28"/>
+        </w:rPr>
+        <w:t>Шаг 1.</w:t>
+      </w:r>
+      <w:r>
+        <w:rPr>
+          <w:rFonts w:ascii="Times New Roman" w:hAnsi="Times New Roman" w:cs="Times New Roman"/>
+          <w:color w:val="000000"/>
+          <w:sz w:val="28"/>
+          <w:szCs w:val="28"/>
+        </w:rPr>
+        <w:t xml:space="preserve"> Проверьте правильность конфигурации с помощью команды </w:t>
+      </w:r>
+      <w:proofErr w:type="spellStart"/>
+      <w:r>
+        <w:rPr>
+          <w:rFonts w:ascii="Times New Roman" w:hAnsi="Times New Roman" w:cs="Times New Roman"/>
+          <w:color w:val="000000"/>
+          <w:sz w:val="28"/>
+          <w:szCs w:val="28"/>
+        </w:rPr>
+        <w:t>show</w:t>
+      </w:r>
+      <w:proofErr w:type="spellEnd"/>
+      <w:r>
+        <w:rPr>
+          <w:rFonts w:ascii="Times New Roman" w:hAnsi="Times New Roman" w:cs="Times New Roman"/>
+          <w:color w:val="000000"/>
+          <w:sz w:val="28"/>
+          <w:szCs w:val="28"/>
+        </w:rPr>
+        <w:t xml:space="preserve"> </w:t>
+      </w:r>
+      <w:proofErr w:type="spellStart"/>
+      <w:r>
+        <w:rPr>
+          <w:rFonts w:ascii="Times New Roman" w:hAnsi="Times New Roman" w:cs="Times New Roman"/>
+          <w:color w:val="000000"/>
+          <w:sz w:val="28"/>
+          <w:szCs w:val="28"/>
+        </w:rPr>
+        <w:t>run</w:t>
+      </w:r>
+      <w:proofErr w:type="spellEnd"/>
+      <w:r>
+        <w:rPr>
+          <w:rFonts w:ascii="Times New Roman" w:hAnsi="Times New Roman" w:cs="Times New Roman"/>
+          <w:color w:val="000000"/>
+          <w:sz w:val="28"/>
+          <w:szCs w:val="28"/>
+        </w:rPr>
+        <w:t>.</w:t>
+      </w:r>
+    </w:p>
+    <w:p>
+      <w:pPr>
+        <w:rPr>
+          <w:lang w:val="en-US"/>
+        </w:rPr>
+      </w:pPr>
+      <w:r>
+        <w:rPr>
+          <w:noProof/>
+          <w:lang w:val="en-US"/>
+        </w:rPr>
+        <w:drawing>
+          <wp:inline distT="0" distB="0" distL="0" distR="0" wp14:anchorId="6A1A058A" wp14:editId="035367F6">
+            <wp:extent cx="3839111" cy="800212"/>
+            <wp:effectExtent l="0" t="0" r="0" b="0"/>
+            <wp:docPr id="21" name="Рисунок 21"/>
+            <wp:cNvGraphicFramePr>
+              <a:graphicFrameLocks xmlns:a="http://schemas.openxmlformats.org/drawingml/2006/main" noChangeAspect="1"/>
+            </wp:cNvGraphicFramePr>
+            <a:graphic xmlns:a="http://schemas.openxmlformats.org/drawingml/2006/main">
+              <a:graphicData uri="http://schemas.openxmlformats.org/drawingml/2006/picture">
+                <pic:pic xmlns:pic="http://schemas.openxmlformats.org/drawingml/2006/picture">
+                  <pic:nvPicPr>
+                    <pic:cNvPr id="1" name=""/>
+                    <pic:cNvPicPr/>
+                  </pic:nvPicPr>
+                  <pic:blipFill>
+                    <a:blip r:embed="rId20"/>
+                    <a:stretch>
+                      <a:fillRect/>
+                    </a:stretch>
+                  </pic:blipFill>
+                  <pic:spPr>
+                    <a:xfrm>
+                      <a:off x="0" y="0"/>
+                      <a:ext cx="3839111" cy="800212"/>
+                    </a:xfrm>
+                    <a:prstGeom prst="rect">
+                      <a:avLst/>
+                    </a:prstGeom>
+                  </pic:spPr>
+                </pic:pic>
+              </a:graphicData>
+            </a:graphic>
+          </wp:inline>
+        </w:drawing>
+      </w:r>
+    </w:p>
+    <w:p>
+      <w:pPr>
+        <w:rPr>
+          <w:rFonts w:ascii="Times New Roman" w:hAnsi="Times New Roman" w:cs="Times New Roman"/>
+          <w:color w:val="000000"/>
+          <w:sz w:val="28"/>
+          <w:szCs w:val="28"/>
+          <w:lang w:val="en-US"/>
+        </w:rPr>
+      </w:pPr>
+      <w:r>
+        <w:rPr>
+          <w:rFonts w:ascii="Times New Roman" w:hAnsi="Times New Roman" w:cs="Times New Roman"/>
+          <w:color w:val="000000"/>
+          <w:sz w:val="28"/>
+          <w:szCs w:val="28"/>
+        </w:rPr>
+        <w:t>Какова</w:t>
+      </w:r>
+      <w:r>
+        <w:rPr>
+          <w:rFonts w:ascii="Times New Roman" w:hAnsi="Times New Roman" w:cs="Times New Roman"/>
+          <w:color w:val="000000"/>
+          <w:sz w:val="28"/>
+          <w:szCs w:val="28"/>
+          <w:lang w:val="en-US"/>
+        </w:rPr>
+        <w:t xml:space="preserve"> </w:t>
+      </w:r>
+      <w:r>
+        <w:rPr>
+          <w:rFonts w:ascii="Times New Roman" w:hAnsi="Times New Roman" w:cs="Times New Roman"/>
+          <w:color w:val="000000"/>
+          <w:sz w:val="28"/>
+          <w:szCs w:val="28"/>
+        </w:rPr>
+        <w:t>самая</w:t>
+      </w:r>
+      <w:r>
+        <w:rPr>
+          <w:rFonts w:ascii="Times New Roman" w:hAnsi="Times New Roman" w:cs="Times New Roman"/>
+          <w:color w:val="000000"/>
+          <w:sz w:val="28"/>
+          <w:szCs w:val="28"/>
+          <w:lang w:val="en-US"/>
+        </w:rPr>
+        <w:t xml:space="preserve"> </w:t>
+      </w:r>
+      <w:r>
+        <w:rPr>
+          <w:rFonts w:ascii="Times New Roman" w:hAnsi="Times New Roman" w:cs="Times New Roman"/>
+          <w:color w:val="000000"/>
+          <w:sz w:val="28"/>
+          <w:szCs w:val="28"/>
+        </w:rPr>
+        <w:t>короткая</w:t>
+      </w:r>
+      <w:r>
+        <w:rPr>
+          <w:rFonts w:ascii="Times New Roman" w:hAnsi="Times New Roman" w:cs="Times New Roman"/>
+          <w:color w:val="000000"/>
+          <w:sz w:val="28"/>
+          <w:szCs w:val="28"/>
+          <w:lang w:val="en-US"/>
+        </w:rPr>
+        <w:t xml:space="preserve"> </w:t>
+      </w:r>
+      <w:r>
+        <w:rPr>
+          <w:rFonts w:ascii="Times New Roman" w:hAnsi="Times New Roman" w:cs="Times New Roman"/>
+          <w:color w:val="000000"/>
+          <w:sz w:val="28"/>
+          <w:szCs w:val="28"/>
+        </w:rPr>
+        <w:t>версия</w:t>
+      </w:r>
+      <w:r>
+        <w:rPr>
+          <w:rFonts w:ascii="Times New Roman" w:hAnsi="Times New Roman" w:cs="Times New Roman"/>
+          <w:color w:val="000000"/>
+          <w:sz w:val="28"/>
+          <w:szCs w:val="28"/>
+          <w:lang w:val="en-US"/>
+        </w:rPr>
+        <w:t xml:space="preserve"> </w:t>
+      </w:r>
+      <w:r>
+        <w:rPr>
+          <w:rFonts w:ascii="Times New Roman" w:hAnsi="Times New Roman" w:cs="Times New Roman"/>
+          <w:color w:val="000000"/>
+          <w:sz w:val="28"/>
+          <w:szCs w:val="28"/>
+        </w:rPr>
+        <w:t>команды</w:t>
+      </w:r>
+      <w:r>
+        <w:rPr>
+          <w:rFonts w:ascii="Times New Roman" w:hAnsi="Times New Roman" w:cs="Times New Roman"/>
+          <w:color w:val="000000"/>
+          <w:sz w:val="28"/>
+          <w:szCs w:val="28"/>
+          <w:lang w:val="en-US"/>
+        </w:rPr>
+        <w:t> </w:t>
+      </w:r>
+      <w:r>
+        <w:rPr>
+          <w:rFonts w:ascii="Times New Roman" w:hAnsi="Times New Roman" w:cs="Times New Roman"/>
+          <w:b/>
+          <w:bCs/>
+          <w:color w:val="000000"/>
+          <w:sz w:val="28"/>
+          <w:szCs w:val="28"/>
+          <w:lang w:val="en-US"/>
+        </w:rPr>
+        <w:t>copy running-config startup-config</w:t>
+      </w:r>
+      <w:r>
+        <w:rPr>
+          <w:rFonts w:ascii="Times New Roman" w:hAnsi="Times New Roman" w:cs="Times New Roman"/>
+          <w:color w:val="000000"/>
+          <w:sz w:val="28"/>
+          <w:szCs w:val="28"/>
+          <w:lang w:val="en-US"/>
+        </w:rPr>
+        <w:t>?</w:t>
+      </w:r>
+    </w:p>
+    <w:p>
+      <w:pPr>
+        <w:rPr>
+          <w:rFonts w:ascii="Times New Roman" w:hAnsi="Times New Roman" w:cs="Times New Roman"/>
+          <w:color w:val="000000"/>
+          <w:sz w:val="28"/>
+          <w:szCs w:val="28"/>
+        </w:rPr>
+      </w:pPr>
+      <w:r>
+        <w:rPr>
+          <w:rFonts w:ascii="Times New Roman" w:hAnsi="Times New Roman" w:cs="Times New Roman"/>
+          <w:color w:val="000000"/>
+          <w:sz w:val="28"/>
+          <w:szCs w:val="28"/>
+        </w:rPr>
+        <w:t>Ответ</w:t>
+      </w:r>
+      <w:r>
+        <w:rPr>
+          <w:rFonts w:ascii="Times New Roman" w:hAnsi="Times New Roman" w:cs="Times New Roman"/>
+          <w:color w:val="000000"/>
+          <w:sz w:val="28"/>
+          <w:szCs w:val="28"/>
+        </w:rPr>
+        <w:t xml:space="preserve">: </w:t>
+      </w:r>
+      <w:proofErr w:type="spellStart"/>
+      <w:r>
+        <w:rPr>
+          <w:rFonts w:ascii="Times New Roman" w:hAnsi="Times New Roman" w:cs="Times New Roman"/>
+          <w:color w:val="000000"/>
+          <w:sz w:val="28"/>
+          <w:szCs w:val="28"/>
+        </w:rPr>
+        <w:t>copy</w:t>
+      </w:r>
+      <w:proofErr w:type="spellEnd"/>
+      <w:r>
+        <w:rPr>
+          <w:rFonts w:ascii="Times New Roman" w:hAnsi="Times New Roman" w:cs="Times New Roman"/>
+          <w:color w:val="000000"/>
+          <w:sz w:val="28"/>
+          <w:szCs w:val="28"/>
+        </w:rPr>
+        <w:t xml:space="preserve"> </w:t>
+      </w:r>
+      <w:proofErr w:type="spellStart"/>
+      <w:r>
+        <w:rPr>
+          <w:rFonts w:ascii="Times New Roman" w:hAnsi="Times New Roman" w:cs="Times New Roman"/>
+          <w:color w:val="000000"/>
+          <w:sz w:val="28"/>
+          <w:szCs w:val="28"/>
+        </w:rPr>
+        <w:t>running-config</w:t>
+      </w:r>
+      <w:proofErr w:type="spellEnd"/>
+      <w:r>
+        <w:rPr>
+          <w:rFonts w:ascii="Times New Roman" w:hAnsi="Times New Roman" w:cs="Times New Roman"/>
+          <w:color w:val="000000"/>
+          <w:sz w:val="28"/>
+          <w:szCs w:val="28"/>
+        </w:rPr>
+        <w:t xml:space="preserve"> s</w:t>
+      </w:r>
+    </w:p>
+    <w:p>
+      <w:pPr>
+        <w:rPr>
+          <w:rFonts w:ascii="Times New Roman" w:hAnsi="Times New Roman" w:cs="Times New Roman"/>
+          <w:color w:val="000000"/>
+          <w:sz w:val="28"/>
+          <w:szCs w:val="28"/>
+        </w:rPr>
+      </w:pPr>
+      <w:r>
+        <w:rPr>
+          <w:rFonts w:ascii="Times New Roman" w:hAnsi="Times New Roman" w:cs="Times New Roman"/>
+          <w:color w:val="000000"/>
+          <w:sz w:val="28"/>
+          <w:szCs w:val="28"/>
+        </w:rPr>
+        <w:t>Какая команда отображает содержимое NVRAM?</w:t>
+      </w:r>
+    </w:p>
+    <w:p>
+      <w:pPr>
+        <w:rPr>
+          <w:rFonts w:ascii="Arial" w:hAnsi="Arial" w:cs="Arial"/>
+          <w:color w:val="000000"/>
+        </w:rPr>
+      </w:pPr>
+      <w:r>
+        <w:rPr>
+          <w:rFonts w:ascii="Times New Roman" w:hAnsi="Times New Roman" w:cs="Times New Roman"/>
+          <w:color w:val="000000"/>
+          <w:sz w:val="28"/>
+          <w:szCs w:val="28"/>
+        </w:rPr>
+        <w:t>Ответ</w:t>
+      </w:r>
+      <w:r>
+        <w:rPr>
+          <w:rFonts w:ascii="Times New Roman" w:hAnsi="Times New Roman" w:cs="Times New Roman"/>
+          <w:color w:val="000000"/>
+          <w:sz w:val="28"/>
+          <w:szCs w:val="28"/>
+        </w:rPr>
+        <w:t xml:space="preserve">: </w:t>
+      </w:r>
+      <w:r>
+        <w:rPr>
+          <w:rFonts w:ascii="Arial" w:hAnsi="Arial" w:cs="Arial"/>
+          <w:color w:val="000000"/>
+        </w:rPr>
+        <w:t xml:space="preserve">S1#show </w:t>
+      </w:r>
+      <w:proofErr w:type="spellStart"/>
+      <w:r>
+        <w:rPr>
+          <w:rFonts w:ascii="Arial" w:hAnsi="Arial" w:cs="Arial"/>
+          <w:color w:val="000000"/>
+        </w:rPr>
+        <w:t>run</w:t>
+      </w:r>
+      <w:proofErr w:type="spellEnd"/>
+    </w:p>
+    <w:p>
+      <w:pPr>
+        <w:rPr>
+          <w:rFonts w:ascii="Times New Roman" w:hAnsi="Times New Roman" w:cs="Times New Roman"/>
+          <w:color w:val="000000"/>
+          <w:sz w:val="28"/>
+          <w:szCs w:val="28"/>
+        </w:rPr>
+      </w:pPr>
+      <w:r>
+        <w:rPr>
+          <w:rFonts w:ascii="Times New Roman" w:hAnsi="Times New Roman" w:cs="Times New Roman"/>
+          <w:color w:val="000000"/>
+          <w:sz w:val="28"/>
+          <w:szCs w:val="28"/>
+        </w:rPr>
+        <w:t>Все ли внесенные изменения были записаны в файл?</w:t>
+      </w:r>
+    </w:p>
+    <w:p>
+      <w:pPr>
+        <w:rPr>
+          <w:rFonts w:ascii="Times New Roman" w:hAnsi="Times New Roman" w:cs="Times New Roman"/>
+          <w:color w:val="000000"/>
+          <w:sz w:val="28"/>
+          <w:szCs w:val="28"/>
+        </w:rPr>
+      </w:pPr>
+      <w:r>
+        <w:rPr>
+          <w:rFonts w:ascii="Times New Roman" w:hAnsi="Times New Roman" w:cs="Times New Roman"/>
+          <w:color w:val="000000"/>
+          <w:sz w:val="28"/>
+          <w:szCs w:val="28"/>
+        </w:rPr>
+        <w:t xml:space="preserve">Ответ: </w:t>
+      </w:r>
+      <w:r>
+        <w:rPr>
+          <w:rFonts w:ascii="Times New Roman" w:hAnsi="Times New Roman" w:cs="Times New Roman"/>
+          <w:color w:val="000000"/>
+          <w:sz w:val="28"/>
+          <w:szCs w:val="28"/>
+        </w:rPr>
+        <w:t>Все внесенные изменения были записаны в файл</w:t>
+      </w:r>
+    </w:p>
+    <w:p>
+      <w:pPr>
+        <w:rPr>
+          <w:rFonts w:ascii="Times New Roman" w:hAnsi="Times New Roman" w:cs="Times New Roman"/>
+          <w:color w:val="000000"/>
+          <w:sz w:val="28"/>
+          <w:szCs w:val="28"/>
+        </w:rPr>
+      </w:pPr>
+      <w:r>
+        <w:rPr>
+          <w:rFonts w:ascii="Times New Roman" w:hAnsi="Times New Roman" w:cs="Times New Roman"/>
+          <w:color w:val="000000"/>
+          <w:sz w:val="28"/>
+          <w:szCs w:val="28"/>
+        </w:rPr>
+        <w:br w:type="page"/>
+      </w:r>
+    </w:p>
+    <w:p>
+      <w:pPr>
+        <w:pStyle w:val="2"/>
+        <w:spacing w:before="240" w:after="120"/>
+        <w:rPr>
+          <w:rFonts w:ascii="Times New Roman" w:hAnsi="Times New Roman" w:cs="Times New Roman"/>
+          <w:color w:val="000000"/>
+          <w:sz w:val="28"/>
+          <w:szCs w:val="28"/>
+        </w:rPr>
+      </w:pPr>
+      <w:r>
+        <w:rPr>
+          <w:rFonts w:ascii="Times New Roman" w:hAnsi="Times New Roman" w:cs="Times New Roman"/>
+          <w:b/>
+          <w:bCs/>
+          <w:color w:val="000000"/>
+          <w:sz w:val="28"/>
+          <w:szCs w:val="28"/>
+        </w:rPr>
+        <w:lastRenderedPageBreak/>
+        <w:t xml:space="preserve">Часть 5. </w:t>
+      </w:r>
+      <w:r>
+        <w:rPr>
+          <w:rFonts w:ascii="Times New Roman" w:hAnsi="Times New Roman" w:cs="Times New Roman"/>
+          <w:color w:val="000000"/>
+          <w:sz w:val="28"/>
+          <w:szCs w:val="28"/>
+        </w:rPr>
+        <w:t>Настройка коммутатора S2</w:t>
+      </w:r>
+    </w:p>
+    <w:p>
+      <w:pPr>
+        <w:rPr>
+          <w:lang w:val="en-US"/>
+        </w:rPr>
+      </w:pPr>
+      <w:r>
+        <w:rPr>
+          <w:noProof/>
+          <w:lang w:val="en-US"/>
+        </w:rPr>
+        <w:drawing>
+          <wp:inline distT="0" distB="0" distL="0" distR="0" wp14:anchorId="3FC9C98C" wp14:editId="3B45DABF">
+            <wp:extent cx="5782482" cy="6001588"/>
+            <wp:effectExtent l="0" t="0" r="8890" b="0"/>
+            <wp:docPr id="22" name="Рисунок 22"/>
+            <wp:cNvGraphicFramePr>
+              <a:graphicFrameLocks xmlns:a="http://schemas.openxmlformats.org/drawingml/2006/main" noChangeAspect="1"/>
+            </wp:cNvGraphicFramePr>
+            <a:graphic xmlns:a="http://schemas.openxmlformats.org/drawingml/2006/main">
+              <a:graphicData uri="http://schemas.openxmlformats.org/drawingml/2006/picture">
+                <pic:pic xmlns:pic="http://schemas.openxmlformats.org/drawingml/2006/picture">
+                  <pic:nvPicPr>
+                    <pic:cNvPr id="1" name=""/>
+                    <pic:cNvPicPr/>
+                  </pic:nvPicPr>
+                  <pic:blipFill>
+                    <a:blip r:embed="rId21"/>
+                    <a:stretch>
+                      <a:fillRect/>
+                    </a:stretch>
+                  </pic:blipFill>
+                  <pic:spPr>
+                    <a:xfrm>
+                      <a:off x="0" y="0"/>
+                      <a:ext cx="5782482" cy="6001588"/>
+                    </a:xfrm>
+                    <a:prstGeom prst="rect">
+                      <a:avLst/>
+                    </a:prstGeom>
+                  </pic:spPr>
+                </pic:pic>
+              </a:graphicData>
+            </a:graphic>
+          </wp:inline>
+        </w:drawing>
+      </w:r>
+    </w:p>
+    <w:p>
+      <w:pPr>
+        <w:rPr>
+          <w:lang w:val="en-US"/>
+        </w:rPr>
+      </w:pPr>
+      <w:r>
+        <w:rPr>
+          <w:noProof/>
+          <w:lang w:val="en-US"/>
+        </w:rPr>
+        <w:drawing>
+          <wp:inline distT="0" distB="0" distL="0" distR="0" wp14:anchorId="3B0EB3FF" wp14:editId="3E1C2078">
+            <wp:extent cx="3620005" cy="1190791"/>
+            <wp:effectExtent l="0" t="0" r="0" b="9525"/>
+            <wp:docPr id="23" name="Рисунок 23"/>
+            <wp:cNvGraphicFramePr>
+              <a:graphicFrameLocks xmlns:a="http://schemas.openxmlformats.org/drawingml/2006/main" noChangeAspect="1"/>
+            </wp:cNvGraphicFramePr>
+            <a:graphic xmlns:a="http://schemas.openxmlformats.org/drawingml/2006/main">
+              <a:graphicData uri="http://schemas.openxmlformats.org/drawingml/2006/picture">
+                <pic:pic xmlns:pic="http://schemas.openxmlformats.org/drawingml/2006/picture">
+                  <pic:nvPicPr>
+                    <pic:cNvPr id="1" name=""/>
+                    <pic:cNvPicPr/>
+                  </pic:nvPicPr>
+                  <pic:blipFill>
+                    <a:blip r:embed="rId22"/>
+                    <a:stretch>
+                      <a:fillRect/>
+                    </a:stretch>
+                  </pic:blipFill>
+                  <pic:spPr>
+                    <a:xfrm>
+                      <a:off x="0" y="0"/>
+                      <a:ext cx="3620005" cy="1190791"/>
+                    </a:xfrm>
+                    <a:prstGeom prst="rect">
+                      <a:avLst/>
+                    </a:prstGeom>
+                  </pic:spPr>
+                </pic:pic>
+              </a:graphicData>
+            </a:graphic>
+          </wp:inline>
+        </w:drawing>
+      </w:r>
+    </w:p>
+    <w:p>
+      <w:pPr>
+        <w:rPr>
+          <w:lang w:val="en-US"/>
+        </w:rPr>
+      </w:pPr>
+      <w:r>
+        <w:rPr>
+          <w:noProof/>
+          <w:lang w:val="en-US"/>
+        </w:rPr>
+        <w:lastRenderedPageBreak/>
+        <w:drawing>
+          <wp:inline distT="0" distB="0" distL="0" distR="0" wp14:anchorId="55AFAF86" wp14:editId="4FED80FE">
+            <wp:extent cx="5172797" cy="3934374"/>
+            <wp:effectExtent l="0" t="0" r="8890" b="9525"/>
+            <wp:docPr id="24" name="Рисунок 24"/>
+            <wp:cNvGraphicFramePr>
+              <a:graphicFrameLocks xmlns:a="http://schemas.openxmlformats.org/drawingml/2006/main" noChangeAspect="1"/>
+            </wp:cNvGraphicFramePr>
+            <a:graphic xmlns:a="http://schemas.openxmlformats.org/drawingml/2006/main">
+              <a:graphicData uri="http://schemas.openxmlformats.org/drawingml/2006/picture">
+                <pic:pic xmlns:pic="http://schemas.openxmlformats.org/drawingml/2006/picture">
+                  <pic:nvPicPr>
+                    <pic:cNvPr id="1" name=""/>
+                    <pic:cNvPicPr/>
+                  </pic:nvPicPr>
+                  <pic:blipFill>
+                    <a:blip r:embed="rId23"/>
+                    <a:stretch>
+                      <a:fillRect/>
+                    </a:stretch>
+                  </pic:blipFill>
+                  <pic:spPr>
+                    <a:xfrm>
+                      <a:off x="0" y="0"/>
+                      <a:ext cx="5172797" cy="3934374"/>
+                    </a:xfrm>
+                    <a:prstGeom prst="rect">
+                      <a:avLst/>
+                    </a:prstGeom>
+                  </pic:spPr>
+                </pic:pic>
+              </a:graphicData>
+            </a:graphic>
+          </wp:inline>
+        </w:drawing>
+      </w:r>
+    </w:p>
+    <w:p>
+      <w:pPr>
+        <w:rPr>
+          <w:rFonts w:ascii="Times New Roman" w:hAnsi="Times New Roman" w:cs="Times New Roman"/>
+          <w:color w:val="000000"/>
+          <w:sz w:val="36"/>
+          <w:szCs w:val="36"/>
+        </w:rPr>
+      </w:pPr>
+    </w:p>
     <w:sectPr>
       <w:pgSz w:w="11906" w:h="16838"/>
       <w:pgMar w:top="142" w:right="282" w:bottom="142" w:left="426" w:header="708" w:footer="708" w:gutter="0"/>
@@ -531,6 +4139,72 @@
   <w:style w:type="paragraph" w:default="1" w:styleId="a">
     <w:name w:val="Normal"/>
     <w:qFormat/>
+    <w:rsid w:val="00BA3ACA"/>
+  </w:style>
+  <w:style w:type="paragraph" w:styleId="1">
+    <w:name w:val="heading 1"/>
+    <w:basedOn w:val="a"/>
+    <w:link w:val="10"/>
+    <w:uiPriority w:val="9"/>
+    <w:qFormat/>
+    <w:rsid w:val="00BA3ACA"/>
+    <w:pPr>
+      <w:spacing w:before="100" w:beforeAutospacing="1" w:after="100" w:afterAutospacing="1" w:line="240" w:lineRule="auto"/>
+      <w:outlineLvl w:val="0"/>
+    </w:pPr>
+    <w:rPr>
+      <w:rFonts w:ascii="Times New Roman" w:eastAsia="Times New Roman" w:hAnsi="Times New Roman" w:cs="Times New Roman"/>
+      <w:b/>
+      <w:bCs/>
+      <w:kern w:val="36"/>
+      <w:sz w:val="48"/>
+      <w:szCs w:val="48"/>
+      <w:lang w:eastAsia="ru-RU"/>
+    </w:rPr>
+  </w:style>
+  <w:style w:type="paragraph" w:styleId="2">
+    <w:name w:val="heading 2"/>
+    <w:basedOn w:val="a"/>
+    <w:next w:val="a"/>
+    <w:link w:val="20"/>
+    <w:uiPriority w:val="9"/>
+    <w:unhideWhenUsed/>
+    <w:qFormat/>
+    <w:rsid w:val="00BA3ACA"/>
+    <w:pPr>
+      <w:keepNext/>
+      <w:keepLines/>
+      <w:spacing w:before="40" w:after="0"/>
+      <w:outlineLvl w:val="1"/>
+    </w:pPr>
+    <w:rPr>
+      <w:rFonts w:asciiTheme="majorHAnsi" w:eastAsiaTheme="majorEastAsia" w:hAnsiTheme="majorHAnsi" w:cstheme="majorBidi"/>
+      <w:color w:val="2F5496" w:themeColor="accent1" w:themeShade="BF"/>
+      <w:sz w:val="26"/>
+      <w:szCs w:val="26"/>
+    </w:rPr>
+  </w:style>
+  <w:style w:type="paragraph" w:styleId="3">
+    <w:name w:val="heading 3"/>
+    <w:basedOn w:val="a"/>
+    <w:next w:val="a"/>
+    <w:link w:val="30"/>
+    <w:uiPriority w:val="9"/>
+    <w:unhideWhenUsed/>
+    <w:qFormat/>
+    <w:rsid w:val="00BA3ACA"/>
+    <w:pPr>
+      <w:keepNext/>
+      <w:keepLines/>
+      <w:spacing w:before="40" w:after="0"/>
+      <w:outlineLvl w:val="2"/>
+    </w:pPr>
+    <w:rPr>
+      <w:rFonts w:asciiTheme="majorHAnsi" w:eastAsiaTheme="majorEastAsia" w:hAnsiTheme="majorHAnsi" w:cstheme="majorBidi"/>
+      <w:color w:val="1F3763" w:themeColor="accent1" w:themeShade="7F"/>
+      <w:sz w:val="24"/>
+      <w:szCs w:val="24"/>
+    </w:rPr>
   </w:style>
   <w:style w:type="character" w:default="1" w:styleId="a0">
     <w:name w:val="Default Paragraph Font"/>
@@ -558,6 +4232,104 @@
     <w:uiPriority w:val="99"/>
     <w:semiHidden/>
     <w:unhideWhenUsed/>
+  </w:style>
+  <w:style w:type="character" w:customStyle="1" w:styleId="10">
+    <w:name w:val="Заголовок 1 Знак"/>
+    <w:basedOn w:val="a0"/>
+    <w:link w:val="1"/>
+    <w:uiPriority w:val="9"/>
+    <w:rsid w:val="00BA3ACA"/>
+    <w:rPr>
+      <w:rFonts w:ascii="Times New Roman" w:eastAsia="Times New Roman" w:hAnsi="Times New Roman" w:cs="Times New Roman"/>
+      <w:b/>
+      <w:bCs/>
+      <w:kern w:val="36"/>
+      <w:sz w:val="48"/>
+      <w:szCs w:val="48"/>
+      <w:lang w:eastAsia="ru-RU"/>
+    </w:rPr>
+  </w:style>
+  <w:style w:type="paragraph" w:customStyle="1" w:styleId="bodytextl25bold">
+    <w:name w:val="bodytextl25bold"/>
+    <w:basedOn w:val="a"/>
+    <w:rsid w:val="00BA3ACA"/>
+    <w:pPr>
+      <w:spacing w:before="100" w:beforeAutospacing="1" w:after="100" w:afterAutospacing="1" w:line="240" w:lineRule="auto"/>
+    </w:pPr>
+    <w:rPr>
+      <w:rFonts w:ascii="Times New Roman" w:eastAsia="Times New Roman" w:hAnsi="Times New Roman" w:cs="Times New Roman"/>
+      <w:sz w:val="24"/>
+      <w:szCs w:val="24"/>
+      <w:lang w:eastAsia="ru-RU"/>
+    </w:rPr>
+  </w:style>
+  <w:style w:type="character" w:customStyle="1" w:styleId="20">
+    <w:name w:val="Заголовок 2 Знак"/>
+    <w:basedOn w:val="a0"/>
+    <w:link w:val="2"/>
+    <w:uiPriority w:val="9"/>
+    <w:rsid w:val="00BA3ACA"/>
+    <w:rPr>
+      <w:rFonts w:asciiTheme="majorHAnsi" w:eastAsiaTheme="majorEastAsia" w:hAnsiTheme="majorHAnsi" w:cstheme="majorBidi"/>
+      <w:color w:val="2F5496" w:themeColor="accent1" w:themeShade="BF"/>
+      <w:sz w:val="26"/>
+      <w:szCs w:val="26"/>
+    </w:rPr>
+  </w:style>
+  <w:style w:type="character" w:customStyle="1" w:styleId="30">
+    <w:name w:val="Заголовок 3 Знак"/>
+    <w:basedOn w:val="a0"/>
+    <w:link w:val="3"/>
+    <w:uiPriority w:val="9"/>
+    <w:rsid w:val="00BA3ACA"/>
+    <w:rPr>
+      <w:rFonts w:asciiTheme="majorHAnsi" w:eastAsiaTheme="majorEastAsia" w:hAnsiTheme="majorHAnsi" w:cstheme="majorBidi"/>
+      <w:color w:val="1F3763" w:themeColor="accent1" w:themeShade="7F"/>
+      <w:sz w:val="24"/>
+      <w:szCs w:val="24"/>
+    </w:rPr>
+  </w:style>
+  <w:style w:type="paragraph" w:customStyle="1" w:styleId="substepalpha">
+    <w:name w:val="substepalpha"/>
+    <w:basedOn w:val="a"/>
+    <w:rsid w:val="00BA3ACA"/>
+    <w:pPr>
+      <w:spacing w:before="100" w:beforeAutospacing="1" w:after="100" w:afterAutospacing="1" w:line="240" w:lineRule="auto"/>
+    </w:pPr>
+    <w:rPr>
+      <w:rFonts w:ascii="Times New Roman" w:eastAsia="Times New Roman" w:hAnsi="Times New Roman" w:cs="Times New Roman"/>
+      <w:sz w:val="24"/>
+      <w:szCs w:val="24"/>
+      <w:lang w:eastAsia="ru-RU"/>
+    </w:rPr>
+  </w:style>
+  <w:style w:type="paragraph" w:customStyle="1" w:styleId="substepnum">
+    <w:name w:val="substepnum"/>
+    <w:basedOn w:val="a"/>
+    <w:rsid w:val="00BA3ACA"/>
+    <w:pPr>
+      <w:spacing w:before="100" w:beforeAutospacing="1" w:after="100" w:afterAutospacing="1" w:line="240" w:lineRule="auto"/>
+    </w:pPr>
+    <w:rPr>
+      <w:rFonts w:ascii="Times New Roman" w:eastAsia="Times New Roman" w:hAnsi="Times New Roman" w:cs="Times New Roman"/>
+      <w:sz w:val="24"/>
+      <w:szCs w:val="24"/>
+      <w:lang w:eastAsia="ru-RU"/>
+    </w:rPr>
+  </w:style>
+  <w:style w:type="paragraph" w:customStyle="1" w:styleId="cmd">
+    <w:name w:val="cmd"/>
+    <w:basedOn w:val="a"/>
+    <w:rsid w:val="00385588"/>
+    <w:pPr>
+      <w:spacing w:before="100" w:beforeAutospacing="1" w:after="100" w:afterAutospacing="1" w:line="240" w:lineRule="auto"/>
+    </w:pPr>
+    <w:rPr>
+      <w:rFonts w:ascii="Times New Roman" w:eastAsia="Times New Roman" w:hAnsi="Times New Roman" w:cs="Times New Roman"/>
+      <w:sz w:val="24"/>
+      <w:szCs w:val="24"/>
+      <w:lang w:eastAsia="ru-RU"/>
+    </w:rPr>
   </w:style>
 </w:styles>
 </file>

--- a/БКС/Отчеты/БКС практика2.docx
+++ b/БКС/Отчеты/БКС практика2.docx
@@ -5,6 +5,7 @@
     <w:p>
       <w:pPr>
         <w:spacing w:line="240" w:lineRule="auto"/>
+        <w:jc w:val="center"/>
         <w:rPr>
           <w:rFonts w:ascii="Times New Roman" w:hAnsi="Times New Roman" w:cs="Times New Roman"/>
           <w:b/>
@@ -730,14 +731,31 @@
           <w:sz w:val="28"/>
           <w:szCs w:val="28"/>
         </w:rPr>
-        <w:t xml:space="preserve"> Войдите в привилегированный режим EXEC.</w:t>
-      </w:r>
-    </w:p>
-    <w:p>
-      <w:pPr>
-        <w:rPr>
-          <w:rFonts w:ascii="Times New Roman" w:hAnsi="Times New Roman" w:cs="Times New Roman"/>
-        </w:rPr>
+        <w:t xml:space="preserve"> В</w:t>
+      </w:r>
+      <w:r>
+        <w:rPr>
+          <w:rFonts w:ascii="Times New Roman" w:hAnsi="Times New Roman" w:cs="Times New Roman"/>
+          <w:color w:val="000000"/>
+          <w:sz w:val="28"/>
+          <w:szCs w:val="28"/>
+        </w:rPr>
+        <w:t>хождение</w:t>
+      </w:r>
+      <w:r>
+        <w:rPr>
+          <w:rFonts w:ascii="Times New Roman" w:hAnsi="Times New Roman" w:cs="Times New Roman"/>
+          <w:color w:val="000000"/>
+          <w:sz w:val="28"/>
+          <w:szCs w:val="28"/>
+        </w:rPr>
+        <w:t xml:space="preserve"> в привилегированный режим EXEC.</w:t>
+      </w:r>
+    </w:p>
+    <w:p>
+      <w:pPr>
+        <w:keepNext/>
+        <w:jc w:val="center"/>
       </w:pPr>
       <w:r>
         <w:rPr>
@@ -749,135 +767,6 @@
             <wp:extent cx="5534797" cy="4867954"/>
             <wp:effectExtent l="0" t="0" r="8890" b="8890"/>
             <wp:docPr id="1" name="Рисунок 1"/>
-            <wp:cNvGraphicFramePr>
-              <a:graphicFrameLocks xmlns:a="http://schemas.openxmlformats.org/drawingml/2006/main" noChangeAspect="1"/>
-            </wp:cNvGraphicFramePr>
-            <a:graphic xmlns:a="http://schemas.openxmlformats.org/drawingml/2006/main">
-              <a:graphicData uri="http://schemas.openxmlformats.org/drawingml/2006/picture">
-                <pic:pic xmlns:pic="http://schemas.openxmlformats.org/drawingml/2006/picture">
-                  <pic:nvPicPr>
-                    <pic:cNvPr id="1" name=""/>
-                    <pic:cNvPicPr/>
-                  </pic:nvPicPr>
-                  <pic:blipFill>
-                    <a:blip r:embed="rId4"/>
-                    <a:stretch>
-                      <a:fillRect/>
-                    </a:stretch>
-                  </pic:blipFill>
-                  <pic:spPr>
-                    <a:xfrm>
-                      <a:off x="0" y="0"/>
-                      <a:ext cx="5534797" cy="4867954"/>
-                    </a:xfrm>
-                    <a:prstGeom prst="rect">
-                      <a:avLst/>
-                    </a:prstGeom>
-                  </pic:spPr>
-                </pic:pic>
-              </a:graphicData>
-            </a:graphic>
-          </wp:inline>
-        </w:drawing>
-      </w:r>
-    </w:p>
-    <w:p>
-      <w:pPr>
-        <w:pStyle w:val="3"/>
-        <w:spacing w:before="180" w:after="60"/>
-        <w:rPr>
-          <w:rFonts w:ascii="Times New Roman" w:hAnsi="Times New Roman" w:cs="Times New Roman"/>
-          <w:color w:val="000000"/>
-          <w:sz w:val="28"/>
-          <w:szCs w:val="28"/>
-        </w:rPr>
-      </w:pPr>
-      <w:r>
-        <w:rPr>
-          <w:rFonts w:ascii="Times New Roman" w:hAnsi="Times New Roman" w:cs="Times New Roman"/>
-          <w:color w:val="000000"/>
-          <w:sz w:val="28"/>
-          <w:szCs w:val="28"/>
-        </w:rPr>
-        <w:t>Изучите текущую конфигурацию коммутатора.</w:t>
-      </w:r>
-    </w:p>
-    <w:p>
-      <w:pPr>
-        <w:pStyle w:val="substepalpha"/>
-        <w:spacing w:before="120" w:beforeAutospacing="0" w:after="120" w:afterAutospacing="0"/>
-        <w:ind w:left="720" w:hanging="360"/>
-        <w:rPr>
-          <w:color w:val="000000"/>
-          <w:sz w:val="28"/>
-          <w:szCs w:val="28"/>
-        </w:rPr>
-      </w:pPr>
-      <w:r>
-        <w:rPr>
-          <w:color w:val="000000"/>
-          <w:sz w:val="28"/>
-          <w:szCs w:val="28"/>
-        </w:rPr>
-        <w:t xml:space="preserve">Введите команду </w:t>
-      </w:r>
-      <w:proofErr w:type="spellStart"/>
-      <w:r>
-        <w:rPr>
-          <w:color w:val="000000"/>
-          <w:sz w:val="28"/>
-          <w:szCs w:val="28"/>
-        </w:rPr>
-        <w:t>show</w:t>
-      </w:r>
-      <w:proofErr w:type="spellEnd"/>
-      <w:r>
-        <w:rPr>
-          <w:color w:val="000000"/>
-          <w:sz w:val="28"/>
-          <w:szCs w:val="28"/>
-        </w:rPr>
-        <w:t xml:space="preserve"> </w:t>
-      </w:r>
-      <w:proofErr w:type="spellStart"/>
-      <w:r>
-        <w:rPr>
-          <w:color w:val="000000"/>
-          <w:sz w:val="28"/>
-          <w:szCs w:val="28"/>
-        </w:rPr>
-        <w:t>running-config</w:t>
-      </w:r>
-      <w:proofErr w:type="spellEnd"/>
-      <w:r>
-        <w:rPr>
-          <w:color w:val="000000"/>
-          <w:sz w:val="28"/>
-          <w:szCs w:val="28"/>
-        </w:rPr>
-        <w:t>.</w:t>
-      </w:r>
-    </w:p>
-    <w:p>
-      <w:pPr>
-        <w:rPr>
-          <w:rFonts w:ascii="Times New Roman" w:hAnsi="Times New Roman" w:cs="Times New Roman"/>
-          <w:sz w:val="28"/>
-          <w:szCs w:val="28"/>
-        </w:rPr>
-      </w:pPr>
-      <w:r>
-        <w:rPr>
-          <w:rFonts w:ascii="Times New Roman" w:hAnsi="Times New Roman" w:cs="Times New Roman"/>
-          <w:noProof/>
-          <w:sz w:val="28"/>
-          <w:szCs w:val="28"/>
-        </w:rPr>
-        <w:drawing>
-          <wp:inline distT="0" distB="0" distL="0" distR="0" wp14:anchorId="07B0D512" wp14:editId="25EACA9D">
-            <wp:extent cx="4944165" cy="3658111"/>
-            <wp:effectExtent l="0" t="0" r="0" b="0"/>
-            <wp:docPr id="4" name="Рисунок 4"/>
             <wp:cNvGraphicFramePr>
               <a:graphicFrameLocks xmlns:a="http://schemas.openxmlformats.org/drawingml/2006/main" noChangeAspect="1"/>
             </wp:cNvGraphicFramePr>
@@ -897,7 +786,7 @@
                   <pic:spPr>
                     <a:xfrm>
                       <a:off x="0" y="0"/>
-                      <a:ext cx="4944165" cy="3658111"/>
+                      <a:ext cx="5534797" cy="4867954"/>
                     </a:xfrm>
                     <a:prstGeom prst="rect">
                       <a:avLst/>
@@ -912,8 +801,123 @@
     </w:p>
     <w:p>
       <w:pPr>
-        <w:rPr>
-          <w:rFonts w:ascii="Times New Roman" w:hAnsi="Times New Roman" w:cs="Times New Roman"/>
+        <w:pStyle w:val="a3"/>
+        <w:jc w:val="center"/>
+        <w:rPr>
+          <w:rFonts w:ascii="Times New Roman" w:hAnsi="Times New Roman" w:cs="Times New Roman"/>
+          <w:i w:val="0"/>
+          <w:iCs w:val="0"/>
+          <w:color w:val="000000" w:themeColor="text1"/>
+          <w:sz w:val="24"/>
+          <w:szCs w:val="24"/>
+        </w:rPr>
+      </w:pPr>
+      <w:r>
+        <w:rPr>
+          <w:rFonts w:ascii="Times New Roman" w:hAnsi="Times New Roman" w:cs="Times New Roman"/>
+          <w:i w:val="0"/>
+          <w:iCs w:val="0"/>
+          <w:color w:val="000000" w:themeColor="text1"/>
+          <w:sz w:val="24"/>
+          <w:szCs w:val="24"/>
+        </w:rPr>
+        <w:t xml:space="preserve">Рисунок </w:t>
+      </w:r>
+      <w:r>
+        <w:rPr>
+          <w:rFonts w:ascii="Times New Roman" w:hAnsi="Times New Roman" w:cs="Times New Roman"/>
+          <w:i w:val="0"/>
+          <w:iCs w:val="0"/>
+          <w:color w:val="000000" w:themeColor="text1"/>
+          <w:sz w:val="24"/>
+          <w:szCs w:val="24"/>
+        </w:rPr>
+        <w:fldChar w:fldCharType="begin"/>
+      </w:r>
+      <w:r>
+        <w:rPr>
+          <w:rFonts w:ascii="Times New Roman" w:hAnsi="Times New Roman" w:cs="Times New Roman"/>
+          <w:i w:val="0"/>
+          <w:iCs w:val="0"/>
+          <w:color w:val="000000" w:themeColor="text1"/>
+          <w:sz w:val="24"/>
+          <w:szCs w:val="24"/>
+        </w:rPr>
+        <w:instrText xml:space="preserve"> SEQ Рисунок \* ARABIC </w:instrText>
+      </w:r>
+      <w:r>
+        <w:rPr>
+          <w:rFonts w:ascii="Times New Roman" w:hAnsi="Times New Roman" w:cs="Times New Roman"/>
+          <w:i w:val="0"/>
+          <w:iCs w:val="0"/>
+          <w:color w:val="000000" w:themeColor="text1"/>
+          <w:sz w:val="24"/>
+          <w:szCs w:val="24"/>
+        </w:rPr>
+        <w:fldChar w:fldCharType="separate"/>
+      </w:r>
+      <w:r>
+        <w:rPr>
+          <w:rFonts w:ascii="Times New Roman" w:hAnsi="Times New Roman" w:cs="Times New Roman"/>
+          <w:i w:val="0"/>
+          <w:iCs w:val="0"/>
+          <w:noProof/>
+          <w:color w:val="000000" w:themeColor="text1"/>
+          <w:sz w:val="24"/>
+          <w:szCs w:val="24"/>
+        </w:rPr>
+        <w:t>1</w:t>
+      </w:r>
+      <w:r>
+        <w:rPr>
+          <w:rFonts w:ascii="Times New Roman" w:hAnsi="Times New Roman" w:cs="Times New Roman"/>
+          <w:i w:val="0"/>
+          <w:iCs w:val="0"/>
+          <w:color w:val="000000" w:themeColor="text1"/>
+          <w:sz w:val="24"/>
+          <w:szCs w:val="24"/>
+        </w:rPr>
+        <w:fldChar w:fldCharType="end"/>
+      </w:r>
+      <w:r>
+        <w:rPr>
+          <w:rFonts w:ascii="Times New Roman" w:hAnsi="Times New Roman" w:cs="Times New Roman"/>
+          <w:i w:val="0"/>
+          <w:iCs w:val="0"/>
+          <w:color w:val="000000" w:themeColor="text1"/>
+          <w:sz w:val="24"/>
+          <w:szCs w:val="24"/>
+        </w:rPr>
+        <w:t xml:space="preserve">. Вхождение в привилегированный режим </w:t>
+      </w:r>
+      <w:r>
+        <w:rPr>
+          <w:rFonts w:ascii="Times New Roman" w:hAnsi="Times New Roman" w:cs="Times New Roman"/>
+          <w:i w:val="0"/>
+          <w:iCs w:val="0"/>
+          <w:color w:val="000000" w:themeColor="text1"/>
+          <w:sz w:val="24"/>
+          <w:szCs w:val="24"/>
+          <w:lang w:val="en-US"/>
+        </w:rPr>
+        <w:t>EXEC</w:t>
+      </w:r>
+      <w:r>
+        <w:rPr>
+          <w:rFonts w:ascii="Times New Roman" w:hAnsi="Times New Roman" w:cs="Times New Roman"/>
+          <w:i w:val="0"/>
+          <w:iCs w:val="0"/>
+          <w:color w:val="000000" w:themeColor="text1"/>
+          <w:sz w:val="24"/>
+          <w:szCs w:val="24"/>
+        </w:rPr>
+        <w:t>.</w:t>
+      </w:r>
+    </w:p>
+    <w:p>
+      <w:pPr>
+        <w:rPr>
+          <w:rFonts w:ascii="Times New Roman" w:eastAsiaTheme="majorEastAsia" w:hAnsi="Times New Roman" w:cs="Times New Roman"/>
           <w:color w:val="000000"/>
           <w:sz w:val="28"/>
           <w:szCs w:val="28"/>
@@ -931,6 +935,8 @@
     </w:p>
     <w:p>
       <w:pPr>
+        <w:pStyle w:val="3"/>
+        <w:spacing w:before="180" w:after="60"/>
         <w:rPr>
           <w:rFonts w:ascii="Times New Roman" w:hAnsi="Times New Roman" w:cs="Times New Roman"/>
           <w:color w:val="000000"/>
@@ -946,150 +952,68 @@
           <w:szCs w:val="28"/>
         </w:rPr>
         <w:lastRenderedPageBreak/>
-        <w:t>Сколько у коммутатора интерфейсов Fast Ethernet?</w:t>
-      </w:r>
-    </w:p>
-    <w:p>
-      <w:pPr>
-        <w:rPr>
-          <w:rFonts w:ascii="Times New Roman" w:hAnsi="Times New Roman" w:cs="Times New Roman"/>
-          <w:color w:val="000000"/>
-          <w:sz w:val="28"/>
-          <w:szCs w:val="28"/>
-        </w:rPr>
-      </w:pPr>
-      <w:r>
-        <w:rPr>
-          <w:rFonts w:ascii="Times New Roman" w:hAnsi="Times New Roman" w:cs="Times New Roman"/>
-          <w:color w:val="000000"/>
-          <w:sz w:val="28"/>
-          <w:szCs w:val="28"/>
-        </w:rPr>
-        <w:t>Ответ</w:t>
-      </w:r>
-      <w:r>
-        <w:rPr>
-          <w:rFonts w:ascii="Times New Roman" w:hAnsi="Times New Roman" w:cs="Times New Roman"/>
-          <w:color w:val="000000"/>
-          <w:sz w:val="28"/>
-          <w:szCs w:val="28"/>
-        </w:rPr>
-        <w:t>:24</w:t>
-      </w:r>
-    </w:p>
-    <w:p>
-      <w:pPr>
-        <w:rPr>
-          <w:rFonts w:ascii="Times New Roman" w:hAnsi="Times New Roman" w:cs="Times New Roman"/>
-          <w:color w:val="000000"/>
-          <w:sz w:val="28"/>
-          <w:szCs w:val="28"/>
-        </w:rPr>
-      </w:pPr>
-      <w:r>
-        <w:rPr>
-          <w:rFonts w:ascii="Times New Roman" w:hAnsi="Times New Roman" w:cs="Times New Roman"/>
-          <w:color w:val="000000"/>
-          <w:sz w:val="28"/>
-          <w:szCs w:val="28"/>
-        </w:rPr>
-        <w:t>Сколько у коммутатора интерфейсов Gigabit Ethernet?</w:t>
-      </w:r>
-    </w:p>
-    <w:p>
-      <w:pPr>
-        <w:rPr>
-          <w:rFonts w:ascii="Times New Roman" w:hAnsi="Times New Roman" w:cs="Times New Roman"/>
-          <w:color w:val="000000"/>
-          <w:sz w:val="28"/>
-          <w:szCs w:val="28"/>
-        </w:rPr>
-      </w:pPr>
-      <w:r>
-        <w:rPr>
-          <w:rFonts w:ascii="Times New Roman" w:hAnsi="Times New Roman" w:cs="Times New Roman"/>
-          <w:color w:val="000000"/>
-          <w:sz w:val="28"/>
-          <w:szCs w:val="28"/>
-        </w:rPr>
-        <w:t>Ответ</w:t>
-      </w:r>
-      <w:r>
-        <w:rPr>
-          <w:rFonts w:ascii="Times New Roman" w:hAnsi="Times New Roman" w:cs="Times New Roman"/>
-          <w:color w:val="000000"/>
-          <w:sz w:val="28"/>
-          <w:szCs w:val="28"/>
-        </w:rPr>
-        <w:t>:2</w:t>
-      </w:r>
-    </w:p>
-    <w:p>
-      <w:pPr>
-        <w:rPr>
-          <w:rFonts w:ascii="Times New Roman" w:hAnsi="Times New Roman" w:cs="Times New Roman"/>
-          <w:color w:val="000000"/>
-          <w:sz w:val="28"/>
-          <w:szCs w:val="28"/>
-        </w:rPr>
-      </w:pPr>
-      <w:r>
-        <w:rPr>
-          <w:rFonts w:ascii="Times New Roman" w:hAnsi="Times New Roman" w:cs="Times New Roman"/>
-          <w:color w:val="000000"/>
-          <w:sz w:val="28"/>
-          <w:szCs w:val="28"/>
-        </w:rPr>
-        <w:t xml:space="preserve">Каков диапазон значений, отображаемых в </w:t>
-      </w:r>
-      <w:proofErr w:type="spellStart"/>
-      <w:r>
-        <w:rPr>
-          <w:rFonts w:ascii="Times New Roman" w:hAnsi="Times New Roman" w:cs="Times New Roman"/>
-          <w:color w:val="000000"/>
-          <w:sz w:val="28"/>
-          <w:szCs w:val="28"/>
-        </w:rPr>
-        <w:t>vty</w:t>
-      </w:r>
-      <w:proofErr w:type="spellEnd"/>
-      <w:r>
-        <w:rPr>
-          <w:rFonts w:ascii="Times New Roman" w:hAnsi="Times New Roman" w:cs="Times New Roman"/>
-          <w:color w:val="000000"/>
-          <w:sz w:val="28"/>
-          <w:szCs w:val="28"/>
-        </w:rPr>
-        <w:t>-линиях?</w:t>
-      </w:r>
-    </w:p>
-    <w:p>
-      <w:pPr>
-        <w:rPr>
-          <w:rFonts w:ascii="Times New Roman" w:hAnsi="Times New Roman" w:cs="Times New Roman"/>
-          <w:color w:val="000000"/>
-          <w:sz w:val="28"/>
-          <w:szCs w:val="28"/>
-        </w:rPr>
-      </w:pPr>
-      <w:r>
-        <w:rPr>
-          <w:rFonts w:ascii="Times New Roman" w:hAnsi="Times New Roman" w:cs="Times New Roman"/>
-          <w:color w:val="000000"/>
-          <w:sz w:val="28"/>
-          <w:szCs w:val="28"/>
-        </w:rPr>
-        <w:t>Ответ</w:t>
-      </w:r>
-      <w:r>
-        <w:rPr>
-          <w:rFonts w:ascii="Times New Roman" w:hAnsi="Times New Roman" w:cs="Times New Roman"/>
-          <w:color w:val="000000"/>
-          <w:sz w:val="28"/>
-          <w:szCs w:val="28"/>
-        </w:rPr>
-        <w:t>:</w:t>
-      </w:r>
+        <w:t>Изуч</w:t>
+      </w:r>
+      <w:r>
+        <w:rPr>
+          <w:rFonts w:ascii="Times New Roman" w:hAnsi="Times New Roman" w:cs="Times New Roman"/>
+          <w:color w:val="000000"/>
+          <w:sz w:val="28"/>
+          <w:szCs w:val="28"/>
+        </w:rPr>
+        <w:t>ение</w:t>
+      </w:r>
+      <w:r>
+        <w:rPr>
+          <w:rFonts w:ascii="Times New Roman" w:hAnsi="Times New Roman" w:cs="Times New Roman"/>
+          <w:color w:val="000000"/>
+          <w:sz w:val="28"/>
+          <w:szCs w:val="28"/>
+        </w:rPr>
+        <w:t xml:space="preserve"> текущ</w:t>
+      </w:r>
+      <w:r>
+        <w:rPr>
+          <w:rFonts w:ascii="Times New Roman" w:hAnsi="Times New Roman" w:cs="Times New Roman"/>
+          <w:color w:val="000000"/>
+          <w:sz w:val="28"/>
+          <w:szCs w:val="28"/>
+        </w:rPr>
+        <w:t>ей</w:t>
+      </w:r>
+      <w:r>
+        <w:rPr>
+          <w:rFonts w:ascii="Times New Roman" w:hAnsi="Times New Roman" w:cs="Times New Roman"/>
+          <w:color w:val="000000"/>
+          <w:sz w:val="28"/>
+          <w:szCs w:val="28"/>
+        </w:rPr>
+        <w:t xml:space="preserve"> конфигураци</w:t>
+      </w:r>
+      <w:r>
+        <w:rPr>
+          <w:rFonts w:ascii="Times New Roman" w:hAnsi="Times New Roman" w:cs="Times New Roman"/>
+          <w:color w:val="000000"/>
+          <w:sz w:val="28"/>
+          <w:szCs w:val="28"/>
+        </w:rPr>
+        <w:t>и</w:t>
+      </w:r>
+      <w:r>
+        <w:rPr>
+          <w:rFonts w:ascii="Times New Roman" w:hAnsi="Times New Roman" w:cs="Times New Roman"/>
+          <w:color w:val="000000"/>
+          <w:sz w:val="28"/>
+          <w:szCs w:val="28"/>
+        </w:rPr>
+        <w:t xml:space="preserve"> коммутатора.</w:t>
+      </w:r>
+    </w:p>
+    <w:p>
+      <w:pPr>
+        <w:keepNext/>
+        <w:jc w:val="center"/>
+      </w:pPr>
       <w:r>
         <w:rPr>
           <w:rFonts w:ascii="Times New Roman" w:hAnsi="Times New Roman" w:cs="Times New Roman"/>
@@ -1097,22 +1021,11 @@
           <w:sz w:val="28"/>
           <w:szCs w:val="28"/>
         </w:rPr>
-        <w:t xml:space="preserve"> </w:t>
-      </w:r>
-      <w:r>
-        <w:rPr>
-          <w:rFonts w:ascii="Times New Roman" w:hAnsi="Times New Roman" w:cs="Times New Roman"/>
-          <w:noProof/>
-          <w:color w:val="000000"/>
-          <w:sz w:val="28"/>
-          <w:szCs w:val="28"/>
-          <w:lang w:val="en-US"/>
-        </w:rPr>
         <w:drawing>
-          <wp:inline distT="0" distB="0" distL="0" distR="0" wp14:anchorId="24B0F61D" wp14:editId="33DE721B">
-            <wp:extent cx="1133633" cy="628738"/>
-            <wp:effectExtent l="0" t="0" r="0" b="0"/>
-            <wp:docPr id="5" name="Рисунок 5"/>
+          <wp:inline distT="0" distB="0" distL="0" distR="0" wp14:anchorId="07B0D512" wp14:editId="68782F94">
+            <wp:extent cx="3497580" cy="3657600"/>
+            <wp:effectExtent l="0" t="0" r="7620" b="0"/>
+            <wp:docPr id="4" name="Рисунок 4"/>
             <wp:cNvGraphicFramePr>
               <a:graphicFrameLocks xmlns:a="http://schemas.openxmlformats.org/drawingml/2006/main" noChangeAspect="1"/>
             </wp:cNvGraphicFramePr>
@@ -1123,20 +1036,27 @@
                     <pic:cNvPr id="1" name=""/>
                     <pic:cNvPicPr/>
                   </pic:nvPicPr>
-                  <pic:blipFill>
+                  <pic:blipFill rotWithShape="1">
                     <a:blip r:embed="rId6"/>
-                    <a:stretch>
-                      <a:fillRect/>
-                    </a:stretch>
+                    <a:srcRect r="29249"/>
+                    <a:stretch/>
                   </pic:blipFill>
-                  <pic:spPr>
+                  <pic:spPr bwMode="auto">
                     <a:xfrm>
                       <a:off x="0" y="0"/>
-                      <a:ext cx="1133633" cy="628738"/>
+                      <a:ext cx="3498069" cy="3658111"/>
                     </a:xfrm>
                     <a:prstGeom prst="rect">
                       <a:avLst/>
                     </a:prstGeom>
+                    <a:ln>
+                      <a:noFill/>
+                    </a:ln>
+                    <a:extLst>
+                      <a:ext uri="{53640926-AAD7-44D8-BBD7-CCE9431645EC}">
+                        <a14:shadowObscured xmlns:a14="http://schemas.microsoft.com/office/drawing/2010/main"/>
+                      </a:ext>
+                    </a:extLst>
                   </pic:spPr>
                 </pic:pic>
               </a:graphicData>
@@ -1147,314 +1067,367 @@
     </w:p>
     <w:p>
       <w:pPr>
-        <w:pStyle w:val="substepnum"/>
-        <w:spacing w:before="120" w:beforeAutospacing="0" w:after="120" w:afterAutospacing="0"/>
-        <w:rPr>
-          <w:color w:val="000000"/>
-          <w:sz w:val="28"/>
-          <w:szCs w:val="28"/>
-        </w:rPr>
-      </w:pPr>
-      <w:r>
-        <w:rPr>
-          <w:color w:val="000000"/>
-          <w:sz w:val="28"/>
-          <w:szCs w:val="28"/>
-        </w:rPr>
-        <w:t>Какая команда отображает текущее содержимое энергонезависимого ОЗУ (NVRAM)?</w:t>
-      </w:r>
-    </w:p>
-    <w:p>
-      <w:pPr>
-        <w:pStyle w:val="substepnum"/>
-        <w:spacing w:before="120" w:beforeAutospacing="0" w:after="120" w:afterAutospacing="0"/>
-        <w:rPr>
-          <w:color w:val="000000"/>
-          <w:sz w:val="28"/>
-          <w:szCs w:val="28"/>
-        </w:rPr>
-      </w:pPr>
-      <w:r>
-        <w:rPr>
-          <w:color w:val="000000"/>
-          <w:sz w:val="28"/>
-          <w:szCs w:val="28"/>
-        </w:rPr>
-        <w:t>Ответ:</w:t>
-      </w:r>
-      <w:r>
-        <w:rPr>
+        <w:pStyle w:val="a3"/>
+        <w:jc w:val="center"/>
+        <w:rPr>
+          <w:rFonts w:ascii="Times New Roman" w:hAnsi="Times New Roman" w:cs="Times New Roman"/>
+          <w:i w:val="0"/>
+          <w:iCs w:val="0"/>
+          <w:color w:val="000000" w:themeColor="text1"/>
+          <w:sz w:val="40"/>
+          <w:szCs w:val="40"/>
+          <w:lang w:val="en-US"/>
+        </w:rPr>
+      </w:pPr>
+      <w:r>
+        <w:rPr>
+          <w:rFonts w:ascii="Times New Roman" w:hAnsi="Times New Roman" w:cs="Times New Roman"/>
+          <w:i w:val="0"/>
+          <w:iCs w:val="0"/>
+          <w:color w:val="000000" w:themeColor="text1"/>
+          <w:sz w:val="24"/>
+          <w:szCs w:val="24"/>
+        </w:rPr>
+        <w:t>Рисунок</w:t>
+      </w:r>
+      <w:r>
+        <w:rPr>
+          <w:rFonts w:ascii="Times New Roman" w:hAnsi="Times New Roman" w:cs="Times New Roman"/>
+          <w:i w:val="0"/>
+          <w:iCs w:val="0"/>
+          <w:color w:val="000000" w:themeColor="text1"/>
+          <w:sz w:val="24"/>
+          <w:szCs w:val="24"/>
+          <w:lang w:val="en-US"/>
+        </w:rPr>
+        <w:t xml:space="preserve"> </w:t>
+      </w:r>
+      <w:r>
+        <w:rPr>
+          <w:rFonts w:ascii="Times New Roman" w:hAnsi="Times New Roman" w:cs="Times New Roman"/>
+          <w:i w:val="0"/>
+          <w:iCs w:val="0"/>
+          <w:color w:val="000000" w:themeColor="text1"/>
+          <w:sz w:val="24"/>
+          <w:szCs w:val="24"/>
+        </w:rPr>
+        <w:fldChar w:fldCharType="begin"/>
+      </w:r>
+      <w:r>
+        <w:rPr>
+          <w:rFonts w:ascii="Times New Roman" w:hAnsi="Times New Roman" w:cs="Times New Roman"/>
+          <w:i w:val="0"/>
+          <w:iCs w:val="0"/>
+          <w:color w:val="000000" w:themeColor="text1"/>
+          <w:sz w:val="24"/>
+          <w:szCs w:val="24"/>
+          <w:lang w:val="en-US"/>
+        </w:rPr>
+        <w:instrText xml:space="preserve"> SEQ </w:instrText>
+      </w:r>
+      <w:r>
+        <w:rPr>
+          <w:rFonts w:ascii="Times New Roman" w:hAnsi="Times New Roman" w:cs="Times New Roman"/>
+          <w:i w:val="0"/>
+          <w:iCs w:val="0"/>
+          <w:color w:val="000000" w:themeColor="text1"/>
+          <w:sz w:val="24"/>
+          <w:szCs w:val="24"/>
+        </w:rPr>
+        <w:instrText>Рисунок</w:instrText>
+      </w:r>
+      <w:r>
+        <w:rPr>
+          <w:rFonts w:ascii="Times New Roman" w:hAnsi="Times New Roman" w:cs="Times New Roman"/>
+          <w:i w:val="0"/>
+          <w:iCs w:val="0"/>
+          <w:color w:val="000000" w:themeColor="text1"/>
+          <w:sz w:val="24"/>
+          <w:szCs w:val="24"/>
+          <w:lang w:val="en-US"/>
+        </w:rPr>
+        <w:instrText xml:space="preserve"> \* ARABIC </w:instrText>
+      </w:r>
+      <w:r>
+        <w:rPr>
+          <w:rFonts w:ascii="Times New Roman" w:hAnsi="Times New Roman" w:cs="Times New Roman"/>
+          <w:i w:val="0"/>
+          <w:iCs w:val="0"/>
+          <w:color w:val="000000" w:themeColor="text1"/>
+          <w:sz w:val="24"/>
+          <w:szCs w:val="24"/>
+        </w:rPr>
+        <w:fldChar w:fldCharType="separate"/>
+      </w:r>
+      <w:r>
+        <w:rPr>
+          <w:rFonts w:ascii="Times New Roman" w:hAnsi="Times New Roman" w:cs="Times New Roman"/>
+          <w:i w:val="0"/>
+          <w:iCs w:val="0"/>
           <w:noProof/>
-          <w:sz w:val="28"/>
-          <w:szCs w:val="28"/>
+          <w:color w:val="000000" w:themeColor="text1"/>
+          <w:sz w:val="24"/>
+          <w:szCs w:val="24"/>
+          <w:lang w:val="en-US"/>
+        </w:rPr>
+        <w:t>2</w:t>
+      </w:r>
+      <w:r>
+        <w:rPr>
+          <w:rFonts w:ascii="Times New Roman" w:hAnsi="Times New Roman" w:cs="Times New Roman"/>
+          <w:i w:val="0"/>
+          <w:iCs w:val="0"/>
+          <w:color w:val="000000" w:themeColor="text1"/>
+          <w:sz w:val="24"/>
+          <w:szCs w:val="24"/>
+        </w:rPr>
+        <w:fldChar w:fldCharType="end"/>
+      </w:r>
+      <w:r>
+        <w:rPr>
+          <w:rFonts w:ascii="Times New Roman" w:hAnsi="Times New Roman" w:cs="Times New Roman"/>
+          <w:i w:val="0"/>
+          <w:iCs w:val="0"/>
+          <w:color w:val="000000" w:themeColor="text1"/>
+          <w:sz w:val="24"/>
+          <w:szCs w:val="24"/>
+          <w:lang w:val="en-US"/>
+        </w:rPr>
+        <w:t xml:space="preserve">. </w:t>
+      </w:r>
+      <w:proofErr w:type="spellStart"/>
+      <w:r>
+        <w:rPr>
+          <w:rFonts w:ascii="Times New Roman" w:hAnsi="Times New Roman" w:cs="Times New Roman"/>
+          <w:i w:val="0"/>
+          <w:iCs w:val="0"/>
+          <w:color w:val="000000" w:themeColor="text1"/>
+          <w:sz w:val="24"/>
+          <w:szCs w:val="24"/>
+          <w:lang w:val="en-US"/>
+        </w:rPr>
+        <w:t>Ввод</w:t>
+      </w:r>
+      <w:proofErr w:type="spellEnd"/>
+      <w:r>
+        <w:rPr>
+          <w:rFonts w:ascii="Times New Roman" w:hAnsi="Times New Roman" w:cs="Times New Roman"/>
+          <w:i w:val="0"/>
+          <w:iCs w:val="0"/>
+          <w:color w:val="000000" w:themeColor="text1"/>
+          <w:sz w:val="24"/>
+          <w:szCs w:val="24"/>
+          <w:lang w:val="en-US"/>
         </w:rPr>
         <w:t xml:space="preserve"> </w:t>
       </w:r>
       <w:proofErr w:type="spellStart"/>
       <w:r>
         <w:rPr>
-          <w:color w:val="000000"/>
-          <w:sz w:val="28"/>
-          <w:szCs w:val="28"/>
-        </w:rPr>
-        <w:t>show</w:t>
+          <w:rFonts w:ascii="Times New Roman" w:hAnsi="Times New Roman" w:cs="Times New Roman"/>
+          <w:i w:val="0"/>
+          <w:iCs w:val="0"/>
+          <w:color w:val="000000" w:themeColor="text1"/>
+          <w:sz w:val="24"/>
+          <w:szCs w:val="24"/>
+          <w:lang w:val="en-US"/>
+        </w:rPr>
+        <w:t>команды</w:t>
       </w:r>
       <w:proofErr w:type="spellEnd"/>
       <w:r>
         <w:rPr>
-          <w:color w:val="000000"/>
-          <w:sz w:val="28"/>
-          <w:szCs w:val="28"/>
-        </w:rPr>
-        <w:t xml:space="preserve"> </w:t>
+          <w:rFonts w:ascii="Times New Roman" w:hAnsi="Times New Roman" w:cs="Times New Roman"/>
+          <w:i w:val="0"/>
+          <w:iCs w:val="0"/>
+          <w:color w:val="000000" w:themeColor="text1"/>
+          <w:sz w:val="24"/>
+          <w:szCs w:val="24"/>
+          <w:lang w:val="en-US"/>
+        </w:rPr>
+        <w:t>: "show running-config".</w:t>
+      </w:r>
+    </w:p>
+    <w:p>
+      <w:pPr>
+        <w:rPr>
+          <w:rFonts w:ascii="Times New Roman" w:hAnsi="Times New Roman" w:cs="Times New Roman"/>
+          <w:color w:val="000000"/>
+          <w:sz w:val="28"/>
+          <w:szCs w:val="28"/>
+        </w:rPr>
+      </w:pPr>
+      <w:r>
+        <w:rPr>
+          <w:rFonts w:ascii="Times New Roman" w:hAnsi="Times New Roman" w:cs="Times New Roman"/>
+          <w:color w:val="000000"/>
+          <w:sz w:val="28"/>
+          <w:szCs w:val="28"/>
+        </w:rPr>
+        <w:t>Сколько у коммутатора интерфейсов Fast Ethernet?</w:t>
+      </w:r>
+    </w:p>
+    <w:p>
+      <w:pPr>
+        <w:rPr>
+          <w:rFonts w:ascii="Times New Roman" w:hAnsi="Times New Roman" w:cs="Times New Roman"/>
+          <w:color w:val="000000"/>
+          <w:sz w:val="28"/>
+          <w:szCs w:val="28"/>
+        </w:rPr>
+      </w:pPr>
+      <w:r>
+        <w:rPr>
+          <w:rFonts w:ascii="Times New Roman" w:hAnsi="Times New Roman" w:cs="Times New Roman"/>
+          <w:color w:val="000000"/>
+          <w:sz w:val="28"/>
+          <w:szCs w:val="28"/>
+        </w:rPr>
+        <w:t>Ответ</w:t>
+      </w:r>
+      <w:r>
+        <w:rPr>
+          <w:rFonts w:ascii="Times New Roman" w:hAnsi="Times New Roman" w:cs="Times New Roman"/>
+          <w:color w:val="000000"/>
+          <w:sz w:val="28"/>
+          <w:szCs w:val="28"/>
+        </w:rPr>
+        <w:t>:24</w:t>
+      </w:r>
+    </w:p>
+    <w:p>
+      <w:pPr>
+        <w:rPr>
+          <w:rFonts w:ascii="Times New Roman" w:hAnsi="Times New Roman" w:cs="Times New Roman"/>
+          <w:color w:val="000000"/>
+          <w:sz w:val="28"/>
+          <w:szCs w:val="28"/>
+        </w:rPr>
+      </w:pPr>
+      <w:r>
+        <w:rPr>
+          <w:rFonts w:ascii="Times New Roman" w:hAnsi="Times New Roman" w:cs="Times New Roman"/>
+          <w:color w:val="000000"/>
+          <w:sz w:val="28"/>
+          <w:szCs w:val="28"/>
+        </w:rPr>
+        <w:t>Сколько у коммутатора интерфейсов Gigabit Ethernet?</w:t>
+      </w:r>
+    </w:p>
+    <w:p>
+      <w:pPr>
+        <w:rPr>
+          <w:rFonts w:ascii="Times New Roman" w:hAnsi="Times New Roman" w:cs="Times New Roman"/>
+          <w:color w:val="000000"/>
+          <w:sz w:val="28"/>
+          <w:szCs w:val="28"/>
+        </w:rPr>
+      </w:pPr>
+      <w:r>
+        <w:rPr>
+          <w:rFonts w:ascii="Times New Roman" w:hAnsi="Times New Roman" w:cs="Times New Roman"/>
+          <w:color w:val="000000"/>
+          <w:sz w:val="28"/>
+          <w:szCs w:val="28"/>
+        </w:rPr>
+        <w:t>Ответ</w:t>
+      </w:r>
+      <w:r>
+        <w:rPr>
+          <w:rFonts w:ascii="Times New Roman" w:hAnsi="Times New Roman" w:cs="Times New Roman"/>
+          <w:color w:val="000000"/>
+          <w:sz w:val="28"/>
+          <w:szCs w:val="28"/>
+        </w:rPr>
+        <w:t>:2</w:t>
+      </w:r>
+    </w:p>
+    <w:p>
+      <w:pPr>
+        <w:rPr>
+          <w:rFonts w:ascii="Times New Roman" w:hAnsi="Times New Roman" w:cs="Times New Roman"/>
+          <w:color w:val="000000"/>
+          <w:sz w:val="28"/>
+          <w:szCs w:val="28"/>
+        </w:rPr>
+      </w:pPr>
+      <w:r>
+        <w:rPr>
+          <w:rFonts w:ascii="Times New Roman" w:hAnsi="Times New Roman" w:cs="Times New Roman"/>
+          <w:color w:val="000000"/>
+          <w:sz w:val="28"/>
+          <w:szCs w:val="28"/>
+        </w:rPr>
+        <w:t xml:space="preserve">Каков диапазон значений, отображаемых в </w:t>
       </w:r>
       <w:proofErr w:type="spellStart"/>
       <w:r>
         <w:rPr>
-          <w:color w:val="000000"/>
-          <w:sz w:val="28"/>
-          <w:szCs w:val="28"/>
-        </w:rPr>
-        <w:t>startup-config</w:t>
+          <w:rFonts w:ascii="Times New Roman" w:hAnsi="Times New Roman" w:cs="Times New Roman"/>
+          <w:color w:val="000000"/>
+          <w:sz w:val="28"/>
+          <w:szCs w:val="28"/>
+        </w:rPr>
+        <w:t>vty</w:t>
       </w:r>
       <w:proofErr w:type="spellEnd"/>
-    </w:p>
-    <w:p>
-      <w:pPr>
-        <w:pStyle w:val="substepnum"/>
-        <w:spacing w:before="120" w:beforeAutospacing="0" w:after="120" w:afterAutospacing="0"/>
-        <w:rPr>
-          <w:color w:val="000000"/>
-          <w:sz w:val="28"/>
-          <w:szCs w:val="28"/>
-        </w:rPr>
-      </w:pPr>
-      <w:r>
-        <w:rPr>
-          <w:color w:val="000000"/>
-          <w:sz w:val="28"/>
-          <w:szCs w:val="28"/>
-        </w:rPr>
-        <w:t xml:space="preserve">Почему коммутатор отвечает сообщением </w:t>
-      </w:r>
-      <w:proofErr w:type="spellStart"/>
-      <w:r>
-        <w:rPr>
-          <w:color w:val="000000"/>
-          <w:sz w:val="28"/>
-          <w:szCs w:val="28"/>
-        </w:rPr>
-        <w:t>startup-config</w:t>
-      </w:r>
-      <w:proofErr w:type="spellEnd"/>
-      <w:r>
-        <w:rPr>
-          <w:color w:val="000000"/>
-          <w:sz w:val="28"/>
-          <w:szCs w:val="28"/>
-        </w:rPr>
-        <w:t xml:space="preserve"> </w:t>
-      </w:r>
-      <w:proofErr w:type="spellStart"/>
-      <w:r>
-        <w:rPr>
-          <w:color w:val="000000"/>
-          <w:sz w:val="28"/>
-          <w:szCs w:val="28"/>
-        </w:rPr>
-        <w:t>is</w:t>
-      </w:r>
-      <w:proofErr w:type="spellEnd"/>
-      <w:r>
-        <w:rPr>
-          <w:color w:val="000000"/>
-          <w:sz w:val="28"/>
-          <w:szCs w:val="28"/>
-        </w:rPr>
-        <w:t xml:space="preserve"> </w:t>
-      </w:r>
-      <w:proofErr w:type="spellStart"/>
-      <w:r>
-        <w:rPr>
-          <w:color w:val="000000"/>
-          <w:sz w:val="28"/>
-          <w:szCs w:val="28"/>
-        </w:rPr>
-        <w:t>not</w:t>
-      </w:r>
-      <w:proofErr w:type="spellEnd"/>
-      <w:r>
-        <w:rPr>
-          <w:color w:val="000000"/>
-          <w:sz w:val="28"/>
-          <w:szCs w:val="28"/>
-        </w:rPr>
-        <w:t xml:space="preserve"> </w:t>
-      </w:r>
-      <w:proofErr w:type="spellStart"/>
-      <w:r>
-        <w:rPr>
-          <w:color w:val="000000"/>
-          <w:sz w:val="28"/>
-          <w:szCs w:val="28"/>
-        </w:rPr>
-        <w:t>present</w:t>
-      </w:r>
-      <w:proofErr w:type="spellEnd"/>
-      <w:r>
-        <w:rPr>
-          <w:color w:val="000000"/>
-          <w:sz w:val="28"/>
-          <w:szCs w:val="28"/>
-        </w:rPr>
-        <w:t>?</w:t>
-      </w:r>
-    </w:p>
-    <w:p>
-      <w:pPr>
-        <w:pStyle w:val="substepnum"/>
-        <w:spacing w:before="120" w:beforeAutospacing="0" w:after="120" w:afterAutospacing="0"/>
-        <w:rPr>
-          <w:color w:val="000000"/>
-          <w:sz w:val="28"/>
-          <w:szCs w:val="28"/>
-        </w:rPr>
-      </w:pPr>
-      <w:r>
-        <w:rPr>
-          <w:color w:val="000000"/>
-          <w:sz w:val="28"/>
-          <w:szCs w:val="28"/>
-        </w:rPr>
-        <w:t>Ответ:</w:t>
-      </w:r>
-      <w:r>
-        <w:rPr>
+      <w:r>
+        <w:rPr>
+          <w:rFonts w:ascii="Times New Roman" w:hAnsi="Times New Roman" w:cs="Times New Roman"/>
+          <w:color w:val="000000"/>
+          <w:sz w:val="28"/>
+          <w:szCs w:val="28"/>
+        </w:rPr>
+        <w:t>-линиях?</w:t>
+      </w:r>
+    </w:p>
+    <w:p>
+      <w:pPr>
+        <w:rPr>
+          <w:rFonts w:ascii="Times New Roman" w:hAnsi="Times New Roman" w:cs="Times New Roman"/>
+          <w:color w:val="000000"/>
+          <w:sz w:val="28"/>
+          <w:szCs w:val="28"/>
+        </w:rPr>
+      </w:pPr>
+      <w:r>
+        <w:rPr>
+          <w:rFonts w:ascii="Times New Roman" w:hAnsi="Times New Roman" w:cs="Times New Roman"/>
+          <w:color w:val="000000"/>
+          <w:sz w:val="28"/>
+          <w:szCs w:val="28"/>
+        </w:rPr>
+        <w:t>Ответ</w:t>
+      </w:r>
+      <w:r>
+        <w:rPr>
+          <w:rFonts w:ascii="Times New Roman" w:hAnsi="Times New Roman" w:cs="Times New Roman"/>
+          <w:color w:val="000000"/>
+          <w:sz w:val="28"/>
+          <w:szCs w:val="28"/>
+        </w:rPr>
+        <w:t>:</w:t>
+      </w:r>
+    </w:p>
+    <w:p>
+      <w:pPr>
+        <w:keepNext/>
+        <w:jc w:val="center"/>
+      </w:pPr>
+      <w:r>
+        <w:rPr>
+          <w:rFonts w:ascii="Times New Roman" w:hAnsi="Times New Roman" w:cs="Times New Roman"/>
           <w:noProof/>
-          <w:sz w:val="28"/>
-          <w:szCs w:val="28"/>
-        </w:rPr>
-        <w:t xml:space="preserve"> </w:t>
-      </w:r>
-      <w:r>
-        <w:rPr>
-          <w:color w:val="000000"/>
-          <w:sz w:val="28"/>
-          <w:szCs w:val="28"/>
-        </w:rPr>
-        <w:t>потому что файл конфигурации не сохранен в памяти</w:t>
-      </w:r>
-    </w:p>
-    <w:p>
-      <w:pPr>
-        <w:rPr>
-          <w:rFonts w:ascii="Times New Roman" w:eastAsiaTheme="majorEastAsia" w:hAnsi="Times New Roman" w:cs="Times New Roman"/>
-          <w:b/>
-          <w:bCs/>
-          <w:color w:val="000000"/>
-          <w:sz w:val="28"/>
-          <w:szCs w:val="28"/>
-        </w:rPr>
-      </w:pPr>
-      <w:r>
-        <w:rPr>
-          <w:rFonts w:ascii="Times New Roman" w:hAnsi="Times New Roman" w:cs="Times New Roman"/>
-          <w:b/>
-          <w:bCs/>
-          <w:color w:val="000000"/>
-          <w:sz w:val="28"/>
-          <w:szCs w:val="28"/>
-        </w:rPr>
-        <w:br w:type="page"/>
-      </w:r>
-    </w:p>
-    <w:p>
-      <w:pPr>
-        <w:pStyle w:val="2"/>
-        <w:spacing w:before="240" w:after="120"/>
-        <w:rPr>
-          <w:rFonts w:ascii="Times New Roman" w:hAnsi="Times New Roman" w:cs="Times New Roman"/>
-          <w:color w:val="000000"/>
-          <w:sz w:val="28"/>
-          <w:szCs w:val="28"/>
-        </w:rPr>
-      </w:pPr>
-      <w:r>
-        <w:rPr>
-          <w:rFonts w:ascii="Times New Roman" w:hAnsi="Times New Roman" w:cs="Times New Roman"/>
-          <w:b/>
-          <w:bCs/>
-          <w:color w:val="000000"/>
-          <w:sz w:val="28"/>
-          <w:szCs w:val="28"/>
-        </w:rPr>
-        <w:lastRenderedPageBreak/>
-        <w:t>Часть 2.</w:t>
-      </w:r>
-      <w:r>
-        <w:rPr>
-          <w:rFonts w:ascii="Times New Roman" w:hAnsi="Times New Roman" w:cs="Times New Roman"/>
-          <w:color w:val="000000"/>
-          <w:sz w:val="28"/>
-          <w:szCs w:val="28"/>
-        </w:rPr>
-        <w:t xml:space="preserve"> Настройка основных параметров коммутатора</w:t>
-      </w:r>
-    </w:p>
-    <w:p>
-      <w:pPr>
-        <w:pStyle w:val="3"/>
-        <w:spacing w:before="180" w:after="60"/>
-        <w:rPr>
-          <w:rFonts w:ascii="Times New Roman" w:hAnsi="Times New Roman" w:cs="Times New Roman"/>
-          <w:color w:val="000000"/>
-          <w:sz w:val="28"/>
-          <w:szCs w:val="28"/>
-        </w:rPr>
-      </w:pPr>
-      <w:r>
-        <w:rPr>
-          <w:rFonts w:ascii="Times New Roman" w:hAnsi="Times New Roman" w:cs="Times New Roman"/>
-          <w:b/>
-          <w:bCs/>
-          <w:color w:val="000000"/>
-          <w:sz w:val="28"/>
-          <w:szCs w:val="28"/>
-        </w:rPr>
-        <w:t>Шаг 1:</w:t>
-      </w:r>
-      <w:r>
-        <w:rPr>
-          <w:rFonts w:ascii="Times New Roman" w:hAnsi="Times New Roman" w:cs="Times New Roman"/>
-          <w:color w:val="000000"/>
-          <w:sz w:val="28"/>
-          <w:szCs w:val="28"/>
-        </w:rPr>
-        <w:t xml:space="preserve"> Назначьте имя коммутатору.</w:t>
-      </w:r>
-    </w:p>
-    <w:p>
-      <w:pPr>
-        <w:pStyle w:val="substepnum"/>
-        <w:spacing w:before="120" w:beforeAutospacing="0" w:after="120" w:afterAutospacing="0"/>
-        <w:rPr>
-          <w:color w:val="000000"/>
-          <w:sz w:val="28"/>
-          <w:szCs w:val="28"/>
-        </w:rPr>
-      </w:pPr>
-      <w:r>
-        <w:rPr>
-          <w:noProof/>
-          <w:color w:val="000000"/>
-          <w:sz w:val="28"/>
-          <w:szCs w:val="28"/>
+          <w:color w:val="000000"/>
+          <w:sz w:val="28"/>
+          <w:szCs w:val="28"/>
+          <w:lang w:val="en-US"/>
         </w:rPr>
         <w:drawing>
-          <wp:inline distT="0" distB="0" distL="0" distR="0" wp14:anchorId="02E6BD0D" wp14:editId="68EF5604">
-            <wp:extent cx="5125165" cy="1209844"/>
-            <wp:effectExtent l="0" t="0" r="0" b="9525"/>
-            <wp:docPr id="8" name="Рисунок 8"/>
+          <wp:inline distT="0" distB="0" distL="0" distR="0" wp14:anchorId="24B0F61D" wp14:editId="33DE721B">
+            <wp:extent cx="1133633" cy="628738"/>
+            <wp:effectExtent l="0" t="0" r="0" b="0"/>
+            <wp:docPr id="5" name="Рисунок 5"/>
             <wp:cNvGraphicFramePr>
               <a:graphicFrameLocks xmlns:a="http://schemas.openxmlformats.org/drawingml/2006/main" noChangeAspect="1"/>
             </wp:cNvGraphicFramePr>
@@ -1474,7 +1447,7 @@
                   <pic:spPr>
                     <a:xfrm>
                       <a:off x="0" y="0"/>
-                      <a:ext cx="5125165" cy="1209844"/>
+                      <a:ext cx="1133633" cy="628738"/>
                     </a:xfrm>
                     <a:prstGeom prst="rect">
                       <a:avLst/>
@@ -1489,6 +1462,391 @@
     </w:p>
     <w:p>
       <w:pPr>
+        <w:pStyle w:val="a3"/>
+        <w:jc w:val="center"/>
+        <w:rPr>
+          <w:rFonts w:ascii="Times New Roman" w:hAnsi="Times New Roman" w:cs="Times New Roman"/>
+          <w:i w:val="0"/>
+          <w:iCs w:val="0"/>
+          <w:color w:val="000000" w:themeColor="text1"/>
+          <w:sz w:val="40"/>
+          <w:szCs w:val="40"/>
+        </w:rPr>
+      </w:pPr>
+      <w:r>
+        <w:rPr>
+          <w:rFonts w:ascii="Times New Roman" w:hAnsi="Times New Roman" w:cs="Times New Roman"/>
+          <w:i w:val="0"/>
+          <w:iCs w:val="0"/>
+          <w:color w:val="000000" w:themeColor="text1"/>
+          <w:sz w:val="24"/>
+          <w:szCs w:val="24"/>
+        </w:rPr>
+        <w:t xml:space="preserve">Рисунок </w:t>
+      </w:r>
+      <w:r>
+        <w:rPr>
+          <w:rFonts w:ascii="Times New Roman" w:hAnsi="Times New Roman" w:cs="Times New Roman"/>
+          <w:i w:val="0"/>
+          <w:iCs w:val="0"/>
+          <w:color w:val="000000" w:themeColor="text1"/>
+          <w:sz w:val="24"/>
+          <w:szCs w:val="24"/>
+        </w:rPr>
+        <w:fldChar w:fldCharType="begin"/>
+      </w:r>
+      <w:r>
+        <w:rPr>
+          <w:rFonts w:ascii="Times New Roman" w:hAnsi="Times New Roman" w:cs="Times New Roman"/>
+          <w:i w:val="0"/>
+          <w:iCs w:val="0"/>
+          <w:color w:val="000000" w:themeColor="text1"/>
+          <w:sz w:val="24"/>
+          <w:szCs w:val="24"/>
+        </w:rPr>
+        <w:instrText xml:space="preserve"> SEQ Рисунок \* ARABIC </w:instrText>
+      </w:r>
+      <w:r>
+        <w:rPr>
+          <w:rFonts w:ascii="Times New Roman" w:hAnsi="Times New Roman" w:cs="Times New Roman"/>
+          <w:i w:val="0"/>
+          <w:iCs w:val="0"/>
+          <w:color w:val="000000" w:themeColor="text1"/>
+          <w:sz w:val="24"/>
+          <w:szCs w:val="24"/>
+        </w:rPr>
+        <w:fldChar w:fldCharType="separate"/>
+      </w:r>
+      <w:r>
+        <w:rPr>
+          <w:rFonts w:ascii="Times New Roman" w:hAnsi="Times New Roman" w:cs="Times New Roman"/>
+          <w:i w:val="0"/>
+          <w:iCs w:val="0"/>
+          <w:noProof/>
+          <w:color w:val="000000" w:themeColor="text1"/>
+          <w:sz w:val="24"/>
+          <w:szCs w:val="24"/>
+        </w:rPr>
+        <w:t>3</w:t>
+      </w:r>
+      <w:r>
+        <w:rPr>
+          <w:rFonts w:ascii="Times New Roman" w:hAnsi="Times New Roman" w:cs="Times New Roman"/>
+          <w:i w:val="0"/>
+          <w:iCs w:val="0"/>
+          <w:color w:val="000000" w:themeColor="text1"/>
+          <w:sz w:val="24"/>
+          <w:szCs w:val="24"/>
+        </w:rPr>
+        <w:fldChar w:fldCharType="end"/>
+      </w:r>
+      <w:r>
+        <w:rPr>
+          <w:rFonts w:ascii="Times New Roman" w:hAnsi="Times New Roman" w:cs="Times New Roman"/>
+          <w:i w:val="0"/>
+          <w:iCs w:val="0"/>
+          <w:color w:val="000000" w:themeColor="text1"/>
+          <w:sz w:val="24"/>
+          <w:szCs w:val="24"/>
+        </w:rPr>
+        <w:t xml:space="preserve">. Диапазон </w:t>
+      </w:r>
+      <w:r>
+        <w:rPr>
+          <w:rFonts w:ascii="Times New Roman" w:hAnsi="Times New Roman" w:cs="Times New Roman"/>
+          <w:i w:val="0"/>
+          <w:iCs w:val="0"/>
+          <w:noProof/>
+          <w:color w:val="000000" w:themeColor="text1"/>
+          <w:sz w:val="24"/>
+          <w:szCs w:val="24"/>
+        </w:rPr>
+        <w:t xml:space="preserve">значений, отображаемых в </w:t>
+      </w:r>
+      <w:r>
+        <w:rPr>
+          <w:rFonts w:ascii="Times New Roman" w:hAnsi="Times New Roman" w:cs="Times New Roman"/>
+          <w:i w:val="0"/>
+          <w:iCs w:val="0"/>
+          <w:noProof/>
+          <w:color w:val="000000" w:themeColor="text1"/>
+          <w:sz w:val="24"/>
+          <w:szCs w:val="24"/>
+          <w:lang w:val="en-US"/>
+        </w:rPr>
+        <w:t>vty</w:t>
+      </w:r>
+      <w:r>
+        <w:rPr>
+          <w:rFonts w:ascii="Times New Roman" w:hAnsi="Times New Roman" w:cs="Times New Roman"/>
+          <w:i w:val="0"/>
+          <w:iCs w:val="0"/>
+          <w:noProof/>
+          <w:color w:val="000000" w:themeColor="text1"/>
+          <w:sz w:val="24"/>
+          <w:szCs w:val="24"/>
+        </w:rPr>
+        <w:t>-линиях.</w:t>
+      </w:r>
+    </w:p>
+    <w:p>
+      <w:pPr>
+        <w:pStyle w:val="substepnum"/>
+        <w:spacing w:before="120" w:beforeAutospacing="0" w:after="120" w:afterAutospacing="0"/>
+        <w:rPr>
+          <w:color w:val="000000"/>
+          <w:sz w:val="28"/>
+          <w:szCs w:val="28"/>
+        </w:rPr>
+      </w:pPr>
+      <w:r>
+        <w:rPr>
+          <w:color w:val="000000"/>
+          <w:sz w:val="28"/>
+          <w:szCs w:val="28"/>
+        </w:rPr>
+        <w:t>Какая команда отображает текущее содержимое энергонезависимого ОЗУ (NVRAM)?</w:t>
+      </w:r>
+    </w:p>
+    <w:p>
+      <w:pPr>
+        <w:pStyle w:val="substepnum"/>
+        <w:spacing w:before="120" w:beforeAutospacing="0" w:after="120" w:afterAutospacing="0"/>
+        <w:rPr>
+          <w:color w:val="000000"/>
+          <w:sz w:val="28"/>
+          <w:szCs w:val="28"/>
+        </w:rPr>
+      </w:pPr>
+      <w:r>
+        <w:rPr>
+          <w:color w:val="000000"/>
+          <w:sz w:val="28"/>
+          <w:szCs w:val="28"/>
+        </w:rPr>
+        <w:t>Ответ:</w:t>
+      </w:r>
+      <w:r>
+        <w:rPr>
+          <w:noProof/>
+          <w:sz w:val="28"/>
+          <w:szCs w:val="28"/>
+        </w:rPr>
+        <w:t xml:space="preserve"> </w:t>
+      </w:r>
+      <w:proofErr w:type="spellStart"/>
+      <w:r>
+        <w:rPr>
+          <w:color w:val="000000"/>
+          <w:sz w:val="28"/>
+          <w:szCs w:val="28"/>
+        </w:rPr>
+        <w:t>show</w:t>
+      </w:r>
+      <w:proofErr w:type="spellEnd"/>
+      <w:r>
+        <w:rPr>
+          <w:color w:val="000000"/>
+          <w:sz w:val="28"/>
+          <w:szCs w:val="28"/>
+        </w:rPr>
+        <w:t xml:space="preserve"> </w:t>
+      </w:r>
+      <w:proofErr w:type="spellStart"/>
+      <w:r>
+        <w:rPr>
+          <w:color w:val="000000"/>
+          <w:sz w:val="28"/>
+          <w:szCs w:val="28"/>
+        </w:rPr>
+        <w:t>startup-config</w:t>
+      </w:r>
+      <w:proofErr w:type="spellEnd"/>
+    </w:p>
+    <w:p>
+      <w:pPr>
+        <w:pStyle w:val="substepnum"/>
+        <w:spacing w:before="120" w:beforeAutospacing="0" w:after="120" w:afterAutospacing="0"/>
+        <w:rPr>
+          <w:color w:val="000000"/>
+          <w:sz w:val="28"/>
+          <w:szCs w:val="28"/>
+        </w:rPr>
+      </w:pPr>
+      <w:r>
+        <w:rPr>
+          <w:color w:val="000000"/>
+          <w:sz w:val="28"/>
+          <w:szCs w:val="28"/>
+        </w:rPr>
+        <w:t xml:space="preserve">Почему коммутатор отвечает сообщением </w:t>
+      </w:r>
+      <w:proofErr w:type="spellStart"/>
+      <w:r>
+        <w:rPr>
+          <w:color w:val="000000"/>
+          <w:sz w:val="28"/>
+          <w:szCs w:val="28"/>
+        </w:rPr>
+        <w:t>startup-config</w:t>
+      </w:r>
+      <w:proofErr w:type="spellEnd"/>
+      <w:r>
+        <w:rPr>
+          <w:color w:val="000000"/>
+          <w:sz w:val="28"/>
+          <w:szCs w:val="28"/>
+        </w:rPr>
+        <w:t xml:space="preserve"> </w:t>
+      </w:r>
+      <w:proofErr w:type="spellStart"/>
+      <w:r>
+        <w:rPr>
+          <w:color w:val="000000"/>
+          <w:sz w:val="28"/>
+          <w:szCs w:val="28"/>
+        </w:rPr>
+        <w:t>is</w:t>
+      </w:r>
+      <w:proofErr w:type="spellEnd"/>
+      <w:r>
+        <w:rPr>
+          <w:color w:val="000000"/>
+          <w:sz w:val="28"/>
+          <w:szCs w:val="28"/>
+        </w:rPr>
+        <w:t xml:space="preserve"> </w:t>
+      </w:r>
+      <w:proofErr w:type="spellStart"/>
+      <w:r>
+        <w:rPr>
+          <w:color w:val="000000"/>
+          <w:sz w:val="28"/>
+          <w:szCs w:val="28"/>
+        </w:rPr>
+        <w:t>not</w:t>
+      </w:r>
+      <w:proofErr w:type="spellEnd"/>
+      <w:r>
+        <w:rPr>
+          <w:color w:val="000000"/>
+          <w:sz w:val="28"/>
+          <w:szCs w:val="28"/>
+        </w:rPr>
+        <w:t xml:space="preserve"> </w:t>
+      </w:r>
+      <w:proofErr w:type="spellStart"/>
+      <w:r>
+        <w:rPr>
+          <w:color w:val="000000"/>
+          <w:sz w:val="28"/>
+          <w:szCs w:val="28"/>
+        </w:rPr>
+        <w:t>present</w:t>
+      </w:r>
+      <w:proofErr w:type="spellEnd"/>
+      <w:r>
+        <w:rPr>
+          <w:color w:val="000000"/>
+          <w:sz w:val="28"/>
+          <w:szCs w:val="28"/>
+        </w:rPr>
+        <w:t>?</w:t>
+      </w:r>
+    </w:p>
+    <w:p>
+      <w:pPr>
+        <w:pStyle w:val="substepnum"/>
+        <w:spacing w:before="120" w:beforeAutospacing="0" w:after="120" w:afterAutospacing="0"/>
+        <w:rPr>
+          <w:color w:val="000000"/>
+          <w:sz w:val="28"/>
+          <w:szCs w:val="28"/>
+        </w:rPr>
+      </w:pPr>
+      <w:r>
+        <w:rPr>
+          <w:color w:val="000000"/>
+          <w:sz w:val="28"/>
+          <w:szCs w:val="28"/>
+        </w:rPr>
+        <w:t>Ответ:</w:t>
+      </w:r>
+      <w:r>
+        <w:rPr>
+          <w:noProof/>
+          <w:sz w:val="28"/>
+          <w:szCs w:val="28"/>
+        </w:rPr>
+        <w:t xml:space="preserve"> </w:t>
+      </w:r>
+      <w:r>
+        <w:rPr>
+          <w:color w:val="000000"/>
+          <w:sz w:val="28"/>
+          <w:szCs w:val="28"/>
+        </w:rPr>
+        <w:t>потому что файл конфигурации не сохранен в памяти</w:t>
+      </w:r>
+    </w:p>
+    <w:p>
+      <w:pPr>
+        <w:rPr>
+          <w:rFonts w:ascii="Times New Roman" w:eastAsiaTheme="majorEastAsia" w:hAnsi="Times New Roman" w:cs="Times New Roman"/>
+          <w:b/>
+          <w:bCs/>
+          <w:color w:val="000000"/>
+          <w:sz w:val="28"/>
+          <w:szCs w:val="28"/>
+        </w:rPr>
+      </w:pPr>
+      <w:r>
+        <w:rPr>
+          <w:rFonts w:ascii="Times New Roman" w:hAnsi="Times New Roman" w:cs="Times New Roman"/>
+          <w:b/>
+          <w:bCs/>
+          <w:color w:val="000000"/>
+          <w:sz w:val="28"/>
+          <w:szCs w:val="28"/>
+        </w:rPr>
+        <w:br w:type="page"/>
+      </w:r>
+    </w:p>
+    <w:p>
+      <w:pPr>
+        <w:pStyle w:val="2"/>
+        <w:spacing w:before="240" w:after="120"/>
+        <w:rPr>
+          <w:rFonts w:ascii="Times New Roman" w:hAnsi="Times New Roman" w:cs="Times New Roman"/>
+          <w:color w:val="000000"/>
+          <w:sz w:val="28"/>
+          <w:szCs w:val="28"/>
+        </w:rPr>
+      </w:pPr>
+      <w:r>
+        <w:rPr>
+          <w:rFonts w:ascii="Times New Roman" w:hAnsi="Times New Roman" w:cs="Times New Roman"/>
+          <w:b/>
+          <w:bCs/>
+          <w:color w:val="000000"/>
+          <w:sz w:val="28"/>
+          <w:szCs w:val="28"/>
+        </w:rPr>
+        <w:lastRenderedPageBreak/>
+        <w:t>Часть 2.</w:t>
+      </w:r>
+      <w:r>
+        <w:rPr>
+          <w:rFonts w:ascii="Times New Roman" w:hAnsi="Times New Roman" w:cs="Times New Roman"/>
+          <w:color w:val="000000"/>
+          <w:sz w:val="28"/>
+          <w:szCs w:val="28"/>
+        </w:rPr>
+        <w:t xml:space="preserve"> Настройка основных параметров коммутатора</w:t>
+      </w:r>
+    </w:p>
+    <w:p>
+      <w:pPr>
         <w:pStyle w:val="3"/>
         <w:spacing w:before="180" w:after="60"/>
         <w:rPr>
@@ -1507,102 +1865,42 @@
           <w:sz w:val="28"/>
           <w:szCs w:val="28"/>
         </w:rPr>
-        <w:t>Шаг 2.</w:t>
-      </w:r>
-      <w:r>
-        <w:rPr>
-          <w:rFonts w:ascii="Times New Roman" w:hAnsi="Times New Roman" w:cs="Times New Roman"/>
-          <w:color w:val="000000"/>
-          <w:sz w:val="28"/>
-          <w:szCs w:val="28"/>
-        </w:rPr>
-        <w:t xml:space="preserve"> Обеспечьте безопасный доступ к консоли.</w:t>
-      </w:r>
-    </w:p>
-    <w:p>
-      <w:pPr>
-        <w:rPr>
-          <w:rFonts w:ascii="Times New Roman" w:hAnsi="Times New Roman" w:cs="Times New Roman"/>
-          <w:sz w:val="28"/>
-          <w:szCs w:val="28"/>
-        </w:rPr>
-      </w:pPr>
-      <w:r>
-        <w:rPr>
-          <w:rFonts w:ascii="Times New Roman" w:hAnsi="Times New Roman" w:cs="Times New Roman"/>
-          <w:color w:val="000000"/>
-          <w:sz w:val="28"/>
-          <w:szCs w:val="28"/>
-        </w:rPr>
-        <w:t xml:space="preserve">Для безопасного доступа к консоли перейдите в режим </w:t>
-      </w:r>
-      <w:proofErr w:type="spellStart"/>
-      <w:r>
-        <w:rPr>
-          <w:rFonts w:ascii="Times New Roman" w:hAnsi="Times New Roman" w:cs="Times New Roman"/>
-          <w:color w:val="000000"/>
-          <w:sz w:val="28"/>
-          <w:szCs w:val="28"/>
-        </w:rPr>
-        <w:t>config-line</w:t>
-      </w:r>
-      <w:proofErr w:type="spellEnd"/>
-      <w:r>
-        <w:rPr>
-          <w:rFonts w:ascii="Times New Roman" w:hAnsi="Times New Roman" w:cs="Times New Roman"/>
-          <w:color w:val="000000"/>
-          <w:sz w:val="28"/>
-          <w:szCs w:val="28"/>
-        </w:rPr>
-        <w:t xml:space="preserve"> и установите для консоли пароль </w:t>
-      </w:r>
-      <w:proofErr w:type="spellStart"/>
-      <w:r>
-        <w:rPr>
-          <w:rFonts w:ascii="Times New Roman" w:hAnsi="Times New Roman" w:cs="Times New Roman"/>
-          <w:b/>
-          <w:bCs/>
-          <w:color w:val="000000"/>
-          <w:sz w:val="28"/>
-          <w:szCs w:val="28"/>
-        </w:rPr>
-        <w:t>letmein</w:t>
-      </w:r>
-      <w:proofErr w:type="spellEnd"/>
-      <w:r>
-        <w:rPr>
-          <w:rFonts w:ascii="Times New Roman" w:hAnsi="Times New Roman" w:cs="Times New Roman"/>
-          <w:b/>
-          <w:bCs/>
-          <w:color w:val="000000"/>
-          <w:sz w:val="28"/>
-          <w:szCs w:val="28"/>
-        </w:rPr>
-        <w:t>.</w:t>
+        <w:t>Шаг 1:</w:t>
+      </w:r>
+      <w:r>
+        <w:rPr>
+          <w:rFonts w:ascii="Times New Roman" w:hAnsi="Times New Roman" w:cs="Times New Roman"/>
+          <w:color w:val="000000"/>
+          <w:sz w:val="28"/>
+          <w:szCs w:val="28"/>
+        </w:rPr>
+        <w:t xml:space="preserve"> Назначьте имя коммутатору.</w:t>
       </w:r>
     </w:p>
     <w:p>
       <w:pPr>
         <w:pStyle w:val="substepnum"/>
+        <w:keepNext/>
         <w:spacing w:before="120" w:beforeAutospacing="0" w:after="120" w:afterAutospacing="0"/>
-        <w:rPr>
-          <w:color w:val="000000"/>
-          <w:sz w:val="28"/>
-          <w:szCs w:val="28"/>
+        <w:jc w:val="center"/>
+        <w:rPr>
+          <w:color w:val="000000" w:themeColor="text1"/>
+          <w:sz w:val="36"/>
+          <w:szCs w:val="36"/>
         </w:rPr>
       </w:pPr>
       <w:r>
         <w:rPr>
           <w:noProof/>
-          <w:color w:val="000000"/>
-          <w:sz w:val="28"/>
-          <w:szCs w:val="28"/>
+          <w:color w:val="000000" w:themeColor="text1"/>
+          <w:sz w:val="40"/>
+          <w:szCs w:val="40"/>
         </w:rPr>
         <w:drawing>
-          <wp:inline distT="0" distB="0" distL="0" distR="0" wp14:anchorId="723B45FE" wp14:editId="66F918C8">
-            <wp:extent cx="5010849" cy="1686160"/>
+          <wp:inline distT="0" distB="0" distL="0" distR="0" wp14:anchorId="02E6BD0D" wp14:editId="68EF5604">
+            <wp:extent cx="5125165" cy="1209844"/>
             <wp:effectExtent l="0" t="0" r="0" b="9525"/>
-            <wp:docPr id="9" name="Рисунок 9"/>
+            <wp:docPr id="8" name="Рисунок 8"/>
             <wp:cNvGraphicFramePr>
               <a:graphicFrameLocks xmlns:a="http://schemas.openxmlformats.org/drawingml/2006/main" noChangeAspect="1"/>
             </wp:cNvGraphicFramePr>
@@ -1622,7 +1920,7 @@
                   <pic:spPr>
                     <a:xfrm>
                       <a:off x="0" y="0"/>
-                      <a:ext cx="5010849" cy="1686160"/>
+                      <a:ext cx="5125165" cy="1209844"/>
                     </a:xfrm>
                     <a:prstGeom prst="rect">
                       <a:avLst/>
@@ -1637,91 +1935,166 @@
     </w:p>
     <w:p>
       <w:pPr>
-        <w:pStyle w:val="substepnum"/>
-        <w:spacing w:before="120" w:beforeAutospacing="0" w:after="120" w:afterAutospacing="0"/>
-        <w:rPr>
-          <w:color w:val="000000"/>
-          <w:sz w:val="28"/>
-          <w:szCs w:val="28"/>
-        </w:rPr>
-      </w:pPr>
-      <w:r>
-        <w:rPr>
-          <w:color w:val="000000"/>
-          <w:sz w:val="28"/>
-          <w:szCs w:val="28"/>
-        </w:rPr>
-        <w:t>Для чего нужна команда </w:t>
-      </w:r>
-      <w:proofErr w:type="spellStart"/>
-      <w:r>
-        <w:rPr>
+        <w:pStyle w:val="a3"/>
+        <w:jc w:val="center"/>
+        <w:rPr>
+          <w:rFonts w:ascii="Times New Roman" w:hAnsi="Times New Roman" w:cs="Times New Roman"/>
+          <w:i w:val="0"/>
+          <w:iCs w:val="0"/>
+          <w:color w:val="000000" w:themeColor="text1"/>
+          <w:sz w:val="40"/>
+          <w:szCs w:val="40"/>
+        </w:rPr>
+      </w:pPr>
+      <w:r>
+        <w:rPr>
+          <w:rFonts w:ascii="Times New Roman" w:hAnsi="Times New Roman" w:cs="Times New Roman"/>
+          <w:i w:val="0"/>
+          <w:iCs w:val="0"/>
+          <w:color w:val="000000" w:themeColor="text1"/>
+          <w:sz w:val="24"/>
+          <w:szCs w:val="24"/>
+        </w:rPr>
+        <w:t xml:space="preserve">Рисунок </w:t>
+      </w:r>
+      <w:r>
+        <w:rPr>
+          <w:rFonts w:ascii="Times New Roman" w:hAnsi="Times New Roman" w:cs="Times New Roman"/>
+          <w:i w:val="0"/>
+          <w:iCs w:val="0"/>
+          <w:color w:val="000000" w:themeColor="text1"/>
+          <w:sz w:val="24"/>
+          <w:szCs w:val="24"/>
+        </w:rPr>
+        <w:fldChar w:fldCharType="begin"/>
+      </w:r>
+      <w:r>
+        <w:rPr>
+          <w:rFonts w:ascii="Times New Roman" w:hAnsi="Times New Roman" w:cs="Times New Roman"/>
+          <w:i w:val="0"/>
+          <w:iCs w:val="0"/>
+          <w:color w:val="000000" w:themeColor="text1"/>
+          <w:sz w:val="24"/>
+          <w:szCs w:val="24"/>
+        </w:rPr>
+        <w:instrText xml:space="preserve"> SEQ Рисунок \* ARABIC </w:instrText>
+      </w:r>
+      <w:r>
+        <w:rPr>
+          <w:rFonts w:ascii="Times New Roman" w:hAnsi="Times New Roman" w:cs="Times New Roman"/>
+          <w:i w:val="0"/>
+          <w:iCs w:val="0"/>
+          <w:color w:val="000000" w:themeColor="text1"/>
+          <w:sz w:val="24"/>
+          <w:szCs w:val="24"/>
+        </w:rPr>
+        <w:fldChar w:fldCharType="separate"/>
+      </w:r>
+      <w:r>
+        <w:rPr>
+          <w:rFonts w:ascii="Times New Roman" w:hAnsi="Times New Roman" w:cs="Times New Roman"/>
+          <w:i w:val="0"/>
+          <w:iCs w:val="0"/>
+          <w:noProof/>
+          <w:color w:val="000000" w:themeColor="text1"/>
+          <w:sz w:val="24"/>
+          <w:szCs w:val="24"/>
+        </w:rPr>
+        <w:t>4</w:t>
+      </w:r>
+      <w:r>
+        <w:rPr>
+          <w:rFonts w:ascii="Times New Roman" w:hAnsi="Times New Roman" w:cs="Times New Roman"/>
+          <w:i w:val="0"/>
+          <w:iCs w:val="0"/>
+          <w:color w:val="000000" w:themeColor="text1"/>
+          <w:sz w:val="24"/>
+          <w:szCs w:val="24"/>
+        </w:rPr>
+        <w:fldChar w:fldCharType="end"/>
+      </w:r>
+      <w:r>
+        <w:rPr>
+          <w:rFonts w:ascii="Times New Roman" w:hAnsi="Times New Roman" w:cs="Times New Roman"/>
+          <w:i w:val="0"/>
+          <w:iCs w:val="0"/>
+          <w:color w:val="000000" w:themeColor="text1"/>
+          <w:sz w:val="24"/>
+          <w:szCs w:val="24"/>
+        </w:rPr>
+        <w:t>. Присвоение имени коммутатору.</w:t>
+      </w:r>
+    </w:p>
+    <w:p>
+      <w:pPr>
+        <w:pStyle w:val="3"/>
+        <w:spacing w:before="180" w:after="60"/>
+        <w:rPr>
+          <w:rFonts w:ascii="Times New Roman" w:hAnsi="Times New Roman" w:cs="Times New Roman"/>
+          <w:color w:val="000000"/>
+          <w:sz w:val="28"/>
+          <w:szCs w:val="28"/>
+        </w:rPr>
+      </w:pPr>
+      <w:r>
+        <w:rPr>
+          <w:rFonts w:ascii="Times New Roman" w:hAnsi="Times New Roman" w:cs="Times New Roman"/>
           <w:b/>
           <w:bCs/>
           <w:color w:val="000000"/>
           <w:sz w:val="28"/>
           <w:szCs w:val="28"/>
         </w:rPr>
-        <w:t>login</w:t>
+        <w:t>Шаг 2.</w:t>
+      </w:r>
+      <w:r>
+        <w:rPr>
+          <w:rFonts w:ascii="Times New Roman" w:hAnsi="Times New Roman" w:cs="Times New Roman"/>
+          <w:color w:val="000000"/>
+          <w:sz w:val="28"/>
+          <w:szCs w:val="28"/>
+        </w:rPr>
+        <w:t xml:space="preserve"> Обеспечьте безопасный доступ к консоли.</w:t>
+      </w:r>
+    </w:p>
+    <w:p>
+      <w:pPr>
+        <w:rPr>
+          <w:rFonts w:ascii="Times New Roman" w:hAnsi="Times New Roman" w:cs="Times New Roman"/>
+          <w:sz w:val="28"/>
+          <w:szCs w:val="28"/>
+        </w:rPr>
+      </w:pPr>
+      <w:r>
+        <w:rPr>
+          <w:rFonts w:ascii="Times New Roman" w:hAnsi="Times New Roman" w:cs="Times New Roman"/>
+          <w:color w:val="000000"/>
+          <w:sz w:val="28"/>
+          <w:szCs w:val="28"/>
+        </w:rPr>
+        <w:t xml:space="preserve">Для безопасного доступа к консоли перейдите в режим </w:t>
+      </w:r>
+      <w:proofErr w:type="spellStart"/>
+      <w:r>
+        <w:rPr>
+          <w:rFonts w:ascii="Times New Roman" w:hAnsi="Times New Roman" w:cs="Times New Roman"/>
+          <w:color w:val="000000"/>
+          <w:sz w:val="28"/>
+          <w:szCs w:val="28"/>
+        </w:rPr>
+        <w:t>config-line</w:t>
       </w:r>
       <w:proofErr w:type="spellEnd"/>
       <w:r>
         <w:rPr>
-          <w:color w:val="000000"/>
-          <w:sz w:val="28"/>
-          <w:szCs w:val="28"/>
-        </w:rPr>
-        <w:t>?</w:t>
-      </w:r>
-    </w:p>
-    <w:p>
-      <w:pPr>
-        <w:pStyle w:val="substepnum"/>
-        <w:spacing w:before="120" w:beforeAutospacing="0" w:after="120" w:afterAutospacing="0"/>
-        <w:rPr>
-          <w:color w:val="000000"/>
-          <w:sz w:val="28"/>
-          <w:szCs w:val="28"/>
-        </w:rPr>
-      </w:pPr>
-      <w:r>
-        <w:rPr>
-          <w:color w:val="000000"/>
-          <w:sz w:val="28"/>
-          <w:szCs w:val="28"/>
-        </w:rPr>
-        <w:t>Ответ</w:t>
-      </w:r>
-      <w:proofErr w:type="gramStart"/>
-      <w:r>
-        <w:rPr>
-          <w:color w:val="000000"/>
-          <w:sz w:val="28"/>
-          <w:szCs w:val="28"/>
-        </w:rPr>
-        <w:t>: Чтобы</w:t>
-      </w:r>
-      <w:proofErr w:type="gramEnd"/>
-      <w:r>
-        <w:rPr>
-          <w:color w:val="000000"/>
-          <w:sz w:val="28"/>
-          <w:szCs w:val="28"/>
-        </w:rPr>
-        <w:t xml:space="preserve"> при входе можно было установить запрос пароля и логина.</w:t>
-      </w:r>
-    </w:p>
-    <w:p>
-      <w:pPr>
-        <w:pStyle w:val="3"/>
-        <w:spacing w:before="180" w:after="60"/>
-        <w:rPr>
-          <w:rFonts w:ascii="Times New Roman" w:hAnsi="Times New Roman" w:cs="Times New Roman"/>
-          <w:color w:val="000000"/>
-          <w:sz w:val="28"/>
-          <w:szCs w:val="28"/>
-        </w:rPr>
-      </w:pPr>
+          <w:rFonts w:ascii="Times New Roman" w:hAnsi="Times New Roman" w:cs="Times New Roman"/>
+          <w:color w:val="000000"/>
+          <w:sz w:val="28"/>
+          <w:szCs w:val="28"/>
+        </w:rPr>
+        <w:t xml:space="preserve"> и установите для консоли пароль </w:t>
+      </w:r>
+      <w:proofErr w:type="spellStart"/>
       <w:r>
         <w:rPr>
           <w:rFonts w:ascii="Times New Roman" w:hAnsi="Times New Roman" w:cs="Times New Roman"/>
@@ -1731,28 +2104,40 @@
           <w:sz w:val="28"/>
           <w:szCs w:val="28"/>
         </w:rPr>
-        <w:t>Шаг 3.</w:t>
-      </w:r>
-      <w:r>
-        <w:rPr>
-          <w:rFonts w:ascii="Times New Roman" w:hAnsi="Times New Roman" w:cs="Times New Roman"/>
-          <w:color w:val="000000"/>
-          <w:sz w:val="28"/>
-          <w:szCs w:val="28"/>
-        </w:rPr>
-        <w:t xml:space="preserve"> Убедитесь, что доступ к консоли защищен.</w:t>
-      </w:r>
-    </w:p>
-    <w:p>
+        <w:t>letmein</w:t>
+      </w:r>
+      <w:proofErr w:type="spellEnd"/>
+      <w:r>
+        <w:rPr>
+          <w:rFonts w:ascii="Times New Roman" w:hAnsi="Times New Roman" w:cs="Times New Roman"/>
+          <w:b/>
+          <w:bCs/>
+          <w:color w:val="000000"/>
+          <w:sz w:val="28"/>
+          <w:szCs w:val="28"/>
+        </w:rPr>
+        <w:t>.</w:t>
+      </w:r>
+    </w:p>
+    <w:p>
+      <w:pPr>
+        <w:pStyle w:val="substepnum"/>
+        <w:keepNext/>
+        <w:spacing w:before="120" w:beforeAutospacing="0" w:after="120" w:afterAutospacing="0"/>
+        <w:jc w:val="center"/>
+      </w:pPr>
       <w:r>
         <w:rPr>
           <w:noProof/>
+          <w:color w:val="000000"/>
+          <w:sz w:val="28"/>
+          <w:szCs w:val="28"/>
         </w:rPr>
         <w:drawing>
-          <wp:inline distT="0" distB="0" distL="0" distR="0" wp14:anchorId="0D35BCE2" wp14:editId="619BDF39">
-            <wp:extent cx="4820323" cy="1114581"/>
+          <wp:inline distT="0" distB="0" distL="0" distR="0" wp14:anchorId="723B45FE" wp14:editId="66F918C8">
+            <wp:extent cx="5010849" cy="1686160"/>
             <wp:effectExtent l="0" t="0" r="0" b="9525"/>
-            <wp:docPr id="10" name="Рисунок 10"/>
+            <wp:docPr id="9" name="Рисунок 9"/>
             <wp:cNvGraphicFramePr>
               <a:graphicFrameLocks xmlns:a="http://schemas.openxmlformats.org/drawingml/2006/main" noChangeAspect="1"/>
             </wp:cNvGraphicFramePr>
@@ -1772,7 +2157,7 @@
                   <pic:spPr>
                     <a:xfrm>
                       <a:off x="0" y="0"/>
-                      <a:ext cx="4820323" cy="1114581"/>
+                      <a:ext cx="5010849" cy="1686160"/>
                     </a:xfrm>
                     <a:prstGeom prst="rect">
                       <a:avLst/>
@@ -1787,21 +2172,170 @@
     </w:p>
     <w:p>
       <w:pPr>
-        <w:rPr>
-          <w:rFonts w:ascii="Times New Roman" w:eastAsiaTheme="majorEastAsia" w:hAnsi="Times New Roman" w:cs="Times New Roman"/>
-          <w:color w:val="000000"/>
-          <w:sz w:val="28"/>
-          <w:szCs w:val="28"/>
-        </w:rPr>
-      </w:pPr>
-      <w:r>
-        <w:rPr>
-          <w:rFonts w:ascii="Times New Roman" w:hAnsi="Times New Roman" w:cs="Times New Roman"/>
-          <w:color w:val="000000"/>
-          <w:sz w:val="28"/>
-          <w:szCs w:val="28"/>
-        </w:rPr>
-        <w:br w:type="page"/>
+        <w:pStyle w:val="a3"/>
+        <w:jc w:val="center"/>
+        <w:rPr>
+          <w:rFonts w:ascii="Times New Roman" w:hAnsi="Times New Roman" w:cs="Times New Roman"/>
+          <w:i w:val="0"/>
+          <w:iCs w:val="0"/>
+          <w:color w:val="000000" w:themeColor="text1"/>
+          <w:sz w:val="40"/>
+          <w:szCs w:val="40"/>
+        </w:rPr>
+      </w:pPr>
+      <w:r>
+        <w:rPr>
+          <w:rFonts w:ascii="Times New Roman" w:hAnsi="Times New Roman" w:cs="Times New Roman"/>
+          <w:i w:val="0"/>
+          <w:iCs w:val="0"/>
+          <w:color w:val="000000" w:themeColor="text1"/>
+          <w:sz w:val="24"/>
+          <w:szCs w:val="24"/>
+        </w:rPr>
+        <w:t xml:space="preserve">Рисунок </w:t>
+      </w:r>
+      <w:r>
+        <w:rPr>
+          <w:rFonts w:ascii="Times New Roman" w:hAnsi="Times New Roman" w:cs="Times New Roman"/>
+          <w:i w:val="0"/>
+          <w:iCs w:val="0"/>
+          <w:color w:val="000000" w:themeColor="text1"/>
+          <w:sz w:val="24"/>
+          <w:szCs w:val="24"/>
+        </w:rPr>
+        <w:fldChar w:fldCharType="begin"/>
+      </w:r>
+      <w:r>
+        <w:rPr>
+          <w:rFonts w:ascii="Times New Roman" w:hAnsi="Times New Roman" w:cs="Times New Roman"/>
+          <w:i w:val="0"/>
+          <w:iCs w:val="0"/>
+          <w:color w:val="000000" w:themeColor="text1"/>
+          <w:sz w:val="24"/>
+          <w:szCs w:val="24"/>
+        </w:rPr>
+        <w:instrText xml:space="preserve"> SEQ Рисунок \* ARABIC </w:instrText>
+      </w:r>
+      <w:r>
+        <w:rPr>
+          <w:rFonts w:ascii="Times New Roman" w:hAnsi="Times New Roman" w:cs="Times New Roman"/>
+          <w:i w:val="0"/>
+          <w:iCs w:val="0"/>
+          <w:color w:val="000000" w:themeColor="text1"/>
+          <w:sz w:val="24"/>
+          <w:szCs w:val="24"/>
+        </w:rPr>
+        <w:fldChar w:fldCharType="separate"/>
+      </w:r>
+      <w:r>
+        <w:rPr>
+          <w:rFonts w:ascii="Times New Roman" w:hAnsi="Times New Roman" w:cs="Times New Roman"/>
+          <w:i w:val="0"/>
+          <w:iCs w:val="0"/>
+          <w:noProof/>
+          <w:color w:val="000000" w:themeColor="text1"/>
+          <w:sz w:val="24"/>
+          <w:szCs w:val="24"/>
+        </w:rPr>
+        <w:t>5</w:t>
+      </w:r>
+      <w:r>
+        <w:rPr>
+          <w:rFonts w:ascii="Times New Roman" w:hAnsi="Times New Roman" w:cs="Times New Roman"/>
+          <w:i w:val="0"/>
+          <w:iCs w:val="0"/>
+          <w:color w:val="000000" w:themeColor="text1"/>
+          <w:sz w:val="24"/>
+          <w:szCs w:val="24"/>
+        </w:rPr>
+        <w:fldChar w:fldCharType="end"/>
+      </w:r>
+      <w:r>
+        <w:rPr>
+          <w:rFonts w:ascii="Times New Roman" w:hAnsi="Times New Roman" w:cs="Times New Roman"/>
+          <w:i w:val="0"/>
+          <w:iCs w:val="0"/>
+          <w:color w:val="000000" w:themeColor="text1"/>
+          <w:sz w:val="24"/>
+          <w:szCs w:val="24"/>
+        </w:rPr>
+        <w:t>. Установка пароля.</w:t>
+      </w:r>
+    </w:p>
+    <w:p>
+      <w:pPr>
+        <w:pStyle w:val="substepnum"/>
+        <w:spacing w:before="120" w:beforeAutospacing="0" w:after="120" w:afterAutospacing="0"/>
+        <w:rPr>
+          <w:color w:val="000000"/>
+          <w:sz w:val="28"/>
+          <w:szCs w:val="28"/>
+        </w:rPr>
+      </w:pPr>
+      <w:r>
+        <w:rPr>
+          <w:color w:val="000000"/>
+          <w:sz w:val="28"/>
+          <w:szCs w:val="28"/>
+        </w:rPr>
+        <w:t>Для чего нужна команда </w:t>
+      </w:r>
+      <w:proofErr w:type="spellStart"/>
+      <w:r>
+        <w:rPr>
+          <w:b/>
+          <w:bCs/>
+          <w:color w:val="000000"/>
+          <w:sz w:val="28"/>
+          <w:szCs w:val="28"/>
+        </w:rPr>
+        <w:t>login</w:t>
+      </w:r>
+      <w:proofErr w:type="spellEnd"/>
+      <w:r>
+        <w:rPr>
+          <w:color w:val="000000"/>
+          <w:sz w:val="28"/>
+          <w:szCs w:val="28"/>
+        </w:rPr>
+        <w:t>?</w:t>
+      </w:r>
+    </w:p>
+    <w:p>
+      <w:pPr>
+        <w:pStyle w:val="substepnum"/>
+        <w:spacing w:before="120" w:beforeAutospacing="0" w:after="120" w:afterAutospacing="0"/>
+        <w:rPr>
+          <w:color w:val="000000"/>
+          <w:sz w:val="28"/>
+          <w:szCs w:val="28"/>
+        </w:rPr>
+      </w:pPr>
+      <w:r>
+        <w:rPr>
+          <w:color w:val="000000"/>
+          <w:sz w:val="28"/>
+          <w:szCs w:val="28"/>
+        </w:rPr>
+        <w:t>Ответ</w:t>
+      </w:r>
+      <w:proofErr w:type="gramStart"/>
+      <w:r>
+        <w:rPr>
+          <w:color w:val="000000"/>
+          <w:sz w:val="28"/>
+          <w:szCs w:val="28"/>
+        </w:rPr>
+        <w:t>: Чтобы</w:t>
+      </w:r>
+      <w:proofErr w:type="gramEnd"/>
+      <w:r>
+        <w:rPr>
+          <w:color w:val="000000"/>
+          <w:sz w:val="28"/>
+          <w:szCs w:val="28"/>
+        </w:rPr>
+        <w:t xml:space="preserve"> при входе можно было установить запрос пароля и логина.</w:t>
       </w:r>
     </w:p>
     <w:p>
@@ -1824,29 +2358,32 @@
           <w:sz w:val="28"/>
           <w:szCs w:val="28"/>
         </w:rPr>
-        <w:lastRenderedPageBreak/>
-        <w:t>Шаг 4.</w:t>
-      </w:r>
-      <w:r>
-        <w:rPr>
-          <w:rFonts w:ascii="Times New Roman" w:hAnsi="Times New Roman" w:cs="Times New Roman"/>
-          <w:color w:val="000000"/>
-          <w:sz w:val="28"/>
-          <w:szCs w:val="28"/>
-        </w:rPr>
-        <w:t xml:space="preserve"> Защитите доступ к привилегированному режиму.</w:t>
-      </w:r>
-    </w:p>
-    <w:p>
+        <w:t>Шаг 3.</w:t>
+      </w:r>
+      <w:r>
+        <w:rPr>
+          <w:rFonts w:ascii="Times New Roman" w:hAnsi="Times New Roman" w:cs="Times New Roman"/>
+          <w:color w:val="000000"/>
+          <w:sz w:val="28"/>
+          <w:szCs w:val="28"/>
+        </w:rPr>
+        <w:t xml:space="preserve"> Убедитесь, что доступ к консоли защищен.</w:t>
+      </w:r>
+    </w:p>
+    <w:p>
+      <w:pPr>
+        <w:keepNext/>
+        <w:jc w:val="center"/>
+      </w:pPr>
       <w:r>
         <w:rPr>
           <w:noProof/>
         </w:rPr>
         <w:drawing>
-          <wp:inline distT="0" distB="0" distL="0" distR="0" wp14:anchorId="7C34B2EF" wp14:editId="0CC185F8">
-            <wp:extent cx="5029902" cy="1381318"/>
+          <wp:inline distT="0" distB="0" distL="0" distR="0" wp14:anchorId="0D35BCE2" wp14:editId="619BDF39">
+            <wp:extent cx="4820323" cy="1114581"/>
             <wp:effectExtent l="0" t="0" r="0" b="9525"/>
-            <wp:docPr id="11" name="Рисунок 11"/>
+            <wp:docPr id="10" name="Рисунок 10"/>
             <wp:cNvGraphicFramePr>
               <a:graphicFrameLocks xmlns:a="http://schemas.openxmlformats.org/drawingml/2006/main" noChangeAspect="1"/>
             </wp:cNvGraphicFramePr>
@@ -1866,7 +2403,7 @@
                   <pic:spPr>
                     <a:xfrm>
                       <a:off x="0" y="0"/>
-                      <a:ext cx="5029902" cy="1381318"/>
+                      <a:ext cx="4820323" cy="1114581"/>
                     </a:xfrm>
                     <a:prstGeom prst="rect">
                       <a:avLst/>
@@ -1881,6 +2418,138 @@
     </w:p>
     <w:p>
       <w:pPr>
+        <w:pStyle w:val="a3"/>
+        <w:jc w:val="center"/>
+        <w:rPr>
+          <w:rFonts w:ascii="Times New Roman" w:hAnsi="Times New Roman" w:cs="Times New Roman"/>
+          <w:i w:val="0"/>
+          <w:iCs w:val="0"/>
+        </w:rPr>
+      </w:pPr>
+      <w:r>
+        <w:rPr>
+          <w:rFonts w:ascii="Times New Roman" w:hAnsi="Times New Roman" w:cs="Times New Roman"/>
+          <w:i w:val="0"/>
+          <w:iCs w:val="0"/>
+          <w:color w:val="000000" w:themeColor="text1"/>
+          <w:sz w:val="24"/>
+          <w:szCs w:val="24"/>
+        </w:rPr>
+        <w:t xml:space="preserve">Рисунок </w:t>
+      </w:r>
+      <w:r>
+        <w:rPr>
+          <w:rFonts w:ascii="Times New Roman" w:hAnsi="Times New Roman" w:cs="Times New Roman"/>
+          <w:i w:val="0"/>
+          <w:iCs w:val="0"/>
+          <w:color w:val="000000" w:themeColor="text1"/>
+          <w:sz w:val="24"/>
+          <w:szCs w:val="24"/>
+        </w:rPr>
+        <w:fldChar w:fldCharType="begin"/>
+      </w:r>
+      <w:r>
+        <w:rPr>
+          <w:rFonts w:ascii="Times New Roman" w:hAnsi="Times New Roman" w:cs="Times New Roman"/>
+          <w:i w:val="0"/>
+          <w:iCs w:val="0"/>
+          <w:color w:val="000000" w:themeColor="text1"/>
+          <w:sz w:val="24"/>
+          <w:szCs w:val="24"/>
+        </w:rPr>
+        <w:instrText xml:space="preserve"> SEQ Рисунок \* ARABIC </w:instrText>
+      </w:r>
+      <w:r>
+        <w:rPr>
+          <w:rFonts w:ascii="Times New Roman" w:hAnsi="Times New Roman" w:cs="Times New Roman"/>
+          <w:i w:val="0"/>
+          <w:iCs w:val="0"/>
+          <w:color w:val="000000" w:themeColor="text1"/>
+          <w:sz w:val="24"/>
+          <w:szCs w:val="24"/>
+        </w:rPr>
+        <w:fldChar w:fldCharType="separate"/>
+      </w:r>
+      <w:r>
+        <w:rPr>
+          <w:rFonts w:ascii="Times New Roman" w:hAnsi="Times New Roman" w:cs="Times New Roman"/>
+          <w:i w:val="0"/>
+          <w:iCs w:val="0"/>
+          <w:noProof/>
+          <w:color w:val="000000" w:themeColor="text1"/>
+          <w:sz w:val="24"/>
+          <w:szCs w:val="24"/>
+        </w:rPr>
+        <w:t>6</w:t>
+      </w:r>
+      <w:r>
+        <w:rPr>
+          <w:rFonts w:ascii="Times New Roman" w:hAnsi="Times New Roman" w:cs="Times New Roman"/>
+          <w:i w:val="0"/>
+          <w:iCs w:val="0"/>
+          <w:color w:val="000000" w:themeColor="text1"/>
+          <w:sz w:val="24"/>
+          <w:szCs w:val="24"/>
+        </w:rPr>
+        <w:fldChar w:fldCharType="end"/>
+      </w:r>
+      <w:r>
+        <w:rPr>
+          <w:rFonts w:ascii="Times New Roman" w:hAnsi="Times New Roman" w:cs="Times New Roman"/>
+          <w:i w:val="0"/>
+          <w:iCs w:val="0"/>
+          <w:color w:val="000000" w:themeColor="text1"/>
+          <w:sz w:val="24"/>
+          <w:szCs w:val="24"/>
+        </w:rPr>
+        <w:t xml:space="preserve">. </w:t>
+      </w:r>
+      <w:bookmarkStart w:id="4" w:name="_Hlk208494790"/>
+      <w:r>
+        <w:rPr>
+          <w:rFonts w:ascii="Times New Roman" w:hAnsi="Times New Roman" w:cs="Times New Roman"/>
+          <w:i w:val="0"/>
+          <w:iCs w:val="0"/>
+          <w:color w:val="000000" w:themeColor="text1"/>
+          <w:sz w:val="24"/>
+          <w:szCs w:val="24"/>
+        </w:rPr>
+        <w:t>Проверка защиты доступа к</w:t>
+      </w:r>
+      <w:bookmarkEnd w:id="4"/>
+      <w:r>
+        <w:rPr>
+          <w:rFonts w:ascii="Times New Roman" w:hAnsi="Times New Roman" w:cs="Times New Roman"/>
+          <w:i w:val="0"/>
+          <w:iCs w:val="0"/>
+          <w:color w:val="000000" w:themeColor="text1"/>
+          <w:sz w:val="24"/>
+          <w:szCs w:val="24"/>
+        </w:rPr>
+        <w:t xml:space="preserve"> консоли.</w:t>
+      </w:r>
+    </w:p>
+    <w:p>
+      <w:pPr>
+        <w:rPr>
+          <w:rFonts w:ascii="Times New Roman" w:eastAsiaTheme="majorEastAsia" w:hAnsi="Times New Roman" w:cs="Times New Roman"/>
+          <w:color w:val="000000"/>
+          <w:sz w:val="28"/>
+          <w:szCs w:val="28"/>
+        </w:rPr>
+      </w:pPr>
+      <w:r>
+        <w:rPr>
+          <w:rFonts w:ascii="Times New Roman" w:hAnsi="Times New Roman" w:cs="Times New Roman"/>
+          <w:color w:val="000000"/>
+          <w:sz w:val="28"/>
+          <w:szCs w:val="28"/>
+        </w:rPr>
+        <w:br w:type="page"/>
+      </w:r>
+    </w:p>
+    <w:p>
+      <w:pPr>
         <w:pStyle w:val="3"/>
         <w:spacing w:before="180" w:after="60"/>
         <w:rPr>
@@ -1893,23 +2562,39 @@
       <w:r>
         <w:rPr>
           <w:rFonts w:ascii="Times New Roman" w:hAnsi="Times New Roman" w:cs="Times New Roman"/>
-          <w:color w:val="000000"/>
-          <w:sz w:val="28"/>
-          <w:szCs w:val="28"/>
-        </w:rPr>
-        <w:t>Шаг 5. Убедитесь, что доступ к привилегированному режиму защищен.</w:t>
-      </w:r>
-    </w:p>
-    <w:p>
+          <w:b/>
+          <w:bCs/>
+          <w:color w:val="000000"/>
+          <w:sz w:val="28"/>
+          <w:szCs w:val="28"/>
+        </w:rPr>
+        <w:lastRenderedPageBreak/>
+        <w:t>Шаг 4.</w:t>
+      </w:r>
+      <w:r>
+        <w:rPr>
+          <w:rFonts w:ascii="Times New Roman" w:hAnsi="Times New Roman" w:cs="Times New Roman"/>
+          <w:color w:val="000000"/>
+          <w:sz w:val="28"/>
+          <w:szCs w:val="28"/>
+        </w:rPr>
+        <w:t xml:space="preserve"> Защитите доступ к привилегированному режиму.</w:t>
+      </w:r>
+    </w:p>
+    <w:p>
+      <w:pPr>
+        <w:keepNext/>
+        <w:jc w:val="center"/>
+      </w:pPr>
       <w:r>
         <w:rPr>
           <w:noProof/>
         </w:rPr>
         <w:drawing>
-          <wp:inline distT="0" distB="0" distL="0" distR="0" wp14:anchorId="666E630E" wp14:editId="33DB05CD">
-            <wp:extent cx="5106113" cy="1324160"/>
+          <wp:inline distT="0" distB="0" distL="0" distR="0" wp14:anchorId="7C34B2EF" wp14:editId="0CC185F8">
+            <wp:extent cx="5029902" cy="1381318"/>
             <wp:effectExtent l="0" t="0" r="0" b="9525"/>
-            <wp:docPr id="12" name="Рисунок 12"/>
+            <wp:docPr id="11" name="Рисунок 11"/>
             <wp:cNvGraphicFramePr>
               <a:graphicFrameLocks xmlns:a="http://schemas.openxmlformats.org/drawingml/2006/main" noChangeAspect="1"/>
             </wp:cNvGraphicFramePr>
@@ -1929,7 +2614,7 @@
                   <pic:spPr>
                     <a:xfrm>
                       <a:off x="0" y="0"/>
-                      <a:ext cx="5106113" cy="1324160"/>
+                      <a:ext cx="5029902" cy="1381318"/>
                     </a:xfrm>
                     <a:prstGeom prst="rect">
                       <a:avLst/>
@@ -1944,111 +2629,131 @@
     </w:p>
     <w:p>
       <w:pPr>
-        <w:pStyle w:val="substepalpha"/>
-        <w:spacing w:before="120" w:beforeAutospacing="0" w:after="120" w:afterAutospacing="0"/>
-        <w:ind w:left="720" w:hanging="360"/>
-        <w:rPr>
-          <w:color w:val="000000"/>
-          <w:sz w:val="28"/>
-          <w:szCs w:val="28"/>
-        </w:rPr>
-      </w:pPr>
-      <w:r>
-        <w:rPr>
-          <w:color w:val="000000"/>
-          <w:sz w:val="28"/>
-          <w:szCs w:val="28"/>
-        </w:rPr>
-        <w:t xml:space="preserve">е.      Проверьте конфигурацию, изучив содержимое файла </w:t>
-      </w:r>
-      <w:proofErr w:type="spellStart"/>
-      <w:r>
-        <w:rPr>
-          <w:color w:val="000000"/>
-          <w:sz w:val="28"/>
-          <w:szCs w:val="28"/>
-        </w:rPr>
-        <w:t>running-configuration</w:t>
-      </w:r>
-      <w:proofErr w:type="spellEnd"/>
-      <w:r>
-        <w:rPr>
-          <w:color w:val="000000"/>
-          <w:sz w:val="28"/>
-          <w:szCs w:val="28"/>
-        </w:rPr>
-        <w:t xml:space="preserve"> file:</w:t>
-      </w:r>
-    </w:p>
-    <w:p>
-      <w:pPr>
-        <w:pStyle w:val="cmd"/>
-        <w:spacing w:before="60" w:beforeAutospacing="0" w:after="60" w:afterAutospacing="0"/>
-        <w:ind w:left="720"/>
-        <w:rPr>
-          <w:color w:val="000000"/>
-          <w:sz w:val="28"/>
-          <w:szCs w:val="28"/>
-        </w:rPr>
-      </w:pPr>
-      <w:r>
-        <w:rPr>
-          <w:color w:val="000000"/>
-          <w:sz w:val="28"/>
-          <w:szCs w:val="28"/>
-        </w:rPr>
-        <w:t>S1# </w:t>
-      </w:r>
-      <w:proofErr w:type="spellStart"/>
-      <w:r>
-        <w:rPr>
-          <w:b/>
-          <w:bCs/>
-          <w:color w:val="000000"/>
-          <w:sz w:val="28"/>
-          <w:szCs w:val="28"/>
-        </w:rPr>
-        <w:t>show</w:t>
-      </w:r>
-      <w:proofErr w:type="spellEnd"/>
-      <w:r>
-        <w:rPr>
-          <w:b/>
-          <w:bCs/>
-          <w:color w:val="000000"/>
-          <w:sz w:val="28"/>
-          <w:szCs w:val="28"/>
-        </w:rPr>
-        <w:t xml:space="preserve"> </w:t>
-      </w:r>
-      <w:proofErr w:type="spellStart"/>
-      <w:r>
-        <w:rPr>
-          <w:b/>
-          <w:bCs/>
-          <w:color w:val="000000"/>
-          <w:sz w:val="28"/>
-          <w:szCs w:val="28"/>
-        </w:rPr>
-        <w:t>running-config</w:t>
-      </w:r>
-      <w:proofErr w:type="spellEnd"/>
-    </w:p>
-    <w:p>
-      <w:pPr>
-        <w:rPr>
-          <w:lang w:val="en-US"/>
-        </w:rPr>
-      </w:pPr>
-      <w:r>
-        <w:rPr>
+        <w:pStyle w:val="a3"/>
+        <w:jc w:val="center"/>
+        <w:rPr>
+          <w:rFonts w:ascii="Times New Roman" w:hAnsi="Times New Roman" w:cs="Times New Roman"/>
+          <w:i w:val="0"/>
+          <w:iCs w:val="0"/>
+          <w:color w:val="000000" w:themeColor="text1"/>
+          <w:sz w:val="24"/>
+          <w:szCs w:val="24"/>
+        </w:rPr>
+      </w:pPr>
+      <w:r>
+        <w:rPr>
+          <w:rFonts w:ascii="Times New Roman" w:hAnsi="Times New Roman" w:cs="Times New Roman"/>
+          <w:i w:val="0"/>
+          <w:iCs w:val="0"/>
+          <w:color w:val="000000" w:themeColor="text1"/>
+          <w:sz w:val="24"/>
+          <w:szCs w:val="24"/>
+        </w:rPr>
+        <w:t xml:space="preserve">Рисунок </w:t>
+      </w:r>
+      <w:r>
+        <w:rPr>
+          <w:rFonts w:ascii="Times New Roman" w:hAnsi="Times New Roman" w:cs="Times New Roman"/>
+          <w:i w:val="0"/>
+          <w:iCs w:val="0"/>
+          <w:color w:val="000000" w:themeColor="text1"/>
+          <w:sz w:val="24"/>
+          <w:szCs w:val="24"/>
+        </w:rPr>
+        <w:fldChar w:fldCharType="begin"/>
+      </w:r>
+      <w:r>
+        <w:rPr>
+          <w:rFonts w:ascii="Times New Roman" w:hAnsi="Times New Roman" w:cs="Times New Roman"/>
+          <w:i w:val="0"/>
+          <w:iCs w:val="0"/>
+          <w:color w:val="000000" w:themeColor="text1"/>
+          <w:sz w:val="24"/>
+          <w:szCs w:val="24"/>
+        </w:rPr>
+        <w:instrText xml:space="preserve"> SEQ Рисунок \* ARABIC </w:instrText>
+      </w:r>
+      <w:r>
+        <w:rPr>
+          <w:rFonts w:ascii="Times New Roman" w:hAnsi="Times New Roman" w:cs="Times New Roman"/>
+          <w:i w:val="0"/>
+          <w:iCs w:val="0"/>
+          <w:color w:val="000000" w:themeColor="text1"/>
+          <w:sz w:val="24"/>
+          <w:szCs w:val="24"/>
+        </w:rPr>
+        <w:fldChar w:fldCharType="separate"/>
+      </w:r>
+      <w:r>
+        <w:rPr>
+          <w:rFonts w:ascii="Times New Roman" w:hAnsi="Times New Roman" w:cs="Times New Roman"/>
+          <w:i w:val="0"/>
+          <w:iCs w:val="0"/>
           <w:noProof/>
+          <w:color w:val="000000" w:themeColor="text1"/>
+          <w:sz w:val="24"/>
+          <w:szCs w:val="24"/>
+        </w:rPr>
+        <w:t>7</w:t>
+      </w:r>
+      <w:r>
+        <w:rPr>
+          <w:rFonts w:ascii="Times New Roman" w:hAnsi="Times New Roman" w:cs="Times New Roman"/>
+          <w:i w:val="0"/>
+          <w:iCs w:val="0"/>
+          <w:color w:val="000000" w:themeColor="text1"/>
+          <w:sz w:val="24"/>
+          <w:szCs w:val="24"/>
+        </w:rPr>
+        <w:fldChar w:fldCharType="end"/>
+      </w:r>
+      <w:r>
+        <w:rPr>
+          <w:rFonts w:ascii="Times New Roman" w:hAnsi="Times New Roman" w:cs="Times New Roman"/>
+          <w:i w:val="0"/>
+          <w:iCs w:val="0"/>
+          <w:color w:val="000000" w:themeColor="text1"/>
+          <w:sz w:val="24"/>
+          <w:szCs w:val="24"/>
+        </w:rPr>
+        <w:t>. Защита доступа к привилегированному режиму</w:t>
+      </w:r>
+    </w:p>
+    <w:p>
+      <w:pPr>
+        <w:pStyle w:val="3"/>
+        <w:spacing w:before="180" w:after="60"/>
+        <w:rPr>
+          <w:rFonts w:ascii="Times New Roman" w:hAnsi="Times New Roman" w:cs="Times New Roman"/>
+          <w:color w:val="000000"/>
+          <w:sz w:val="28"/>
+          <w:szCs w:val="28"/>
+        </w:rPr>
+      </w:pPr>
+      <w:r>
+        <w:rPr>
+          <w:rFonts w:ascii="Times New Roman" w:hAnsi="Times New Roman" w:cs="Times New Roman"/>
+          <w:color w:val="000000"/>
+          <w:sz w:val="28"/>
+          <w:szCs w:val="28"/>
+        </w:rPr>
+        <w:t>Шаг 5. Убедитесь, что доступ к привилегированному режиму защищен.</w:t>
+      </w:r>
+    </w:p>
+    <w:p>
+      <w:pPr>
+        <w:keepNext/>
+        <w:jc w:val="center"/>
+      </w:pPr>
+      <w:r>
+        <w:rPr>
+          <w:noProof/>
         </w:rPr>
         <w:drawing>
-          <wp:inline distT="0" distB="0" distL="0" distR="0" wp14:anchorId="6076E156" wp14:editId="4BAF81CC">
-            <wp:extent cx="3258005" cy="3534268"/>
-            <wp:effectExtent l="0" t="0" r="0" b="0"/>
-            <wp:docPr id="13" name="Рисунок 13"/>
+          <wp:inline distT="0" distB="0" distL="0" distR="0" wp14:anchorId="666E630E" wp14:editId="33DB05CD">
+            <wp:extent cx="5106113" cy="1324160"/>
+            <wp:effectExtent l="0" t="0" r="0" b="9525"/>
+            <wp:docPr id="12" name="Рисунок 12"/>
             <wp:cNvGraphicFramePr>
               <a:graphicFrameLocks xmlns:a="http://schemas.openxmlformats.org/drawingml/2006/main" noChangeAspect="1"/>
             </wp:cNvGraphicFramePr>
@@ -2068,7 +2773,7 @@
                   <pic:spPr>
                     <a:xfrm>
                       <a:off x="0" y="0"/>
-                      <a:ext cx="3258005" cy="3534268"/>
+                      <a:ext cx="5106113" cy="1324160"/>
                     </a:xfrm>
                     <a:prstGeom prst="rect">
                       <a:avLst/>
@@ -2082,15 +2787,203 @@
       </w:r>
     </w:p>
     <w:p>
-      <w:r>
-        <w:rPr>
+      <w:pPr>
+        <w:pStyle w:val="a3"/>
+        <w:jc w:val="center"/>
+        <w:rPr>
+          <w:rFonts w:ascii="Times New Roman" w:hAnsi="Times New Roman" w:cs="Times New Roman"/>
+          <w:i w:val="0"/>
+          <w:iCs w:val="0"/>
+          <w:color w:val="000000" w:themeColor="text1"/>
+          <w:sz w:val="24"/>
+          <w:szCs w:val="24"/>
+        </w:rPr>
+      </w:pPr>
+      <w:r>
+        <w:rPr>
+          <w:rFonts w:ascii="Times New Roman" w:hAnsi="Times New Roman" w:cs="Times New Roman"/>
+          <w:i w:val="0"/>
+          <w:iCs w:val="0"/>
+          <w:color w:val="000000" w:themeColor="text1"/>
+          <w:sz w:val="24"/>
+          <w:szCs w:val="24"/>
+        </w:rPr>
+        <w:t xml:space="preserve">Рисунок </w:t>
+      </w:r>
+      <w:r>
+        <w:rPr>
+          <w:rFonts w:ascii="Times New Roman" w:hAnsi="Times New Roman" w:cs="Times New Roman"/>
+          <w:i w:val="0"/>
+          <w:iCs w:val="0"/>
+          <w:color w:val="000000" w:themeColor="text1"/>
+          <w:sz w:val="24"/>
+          <w:szCs w:val="24"/>
+        </w:rPr>
+        <w:fldChar w:fldCharType="begin"/>
+      </w:r>
+      <w:r>
+        <w:rPr>
+          <w:rFonts w:ascii="Times New Roman" w:hAnsi="Times New Roman" w:cs="Times New Roman"/>
+          <w:i w:val="0"/>
+          <w:iCs w:val="0"/>
+          <w:color w:val="000000" w:themeColor="text1"/>
+          <w:sz w:val="24"/>
+          <w:szCs w:val="24"/>
+        </w:rPr>
+        <w:instrText xml:space="preserve"> SEQ Рисунок \* ARABIC </w:instrText>
+      </w:r>
+      <w:r>
+        <w:rPr>
+          <w:rFonts w:ascii="Times New Roman" w:hAnsi="Times New Roman" w:cs="Times New Roman"/>
+          <w:i w:val="0"/>
+          <w:iCs w:val="0"/>
+          <w:color w:val="000000" w:themeColor="text1"/>
+          <w:sz w:val="24"/>
+          <w:szCs w:val="24"/>
+        </w:rPr>
+        <w:fldChar w:fldCharType="separate"/>
+      </w:r>
+      <w:r>
+        <w:rPr>
+          <w:rFonts w:ascii="Times New Roman" w:hAnsi="Times New Roman" w:cs="Times New Roman"/>
+          <w:i w:val="0"/>
+          <w:iCs w:val="0"/>
           <w:noProof/>
+          <w:color w:val="000000" w:themeColor="text1"/>
+          <w:sz w:val="24"/>
+          <w:szCs w:val="24"/>
+        </w:rPr>
+        <w:t>8</w:t>
+      </w:r>
+      <w:r>
+        <w:rPr>
+          <w:rFonts w:ascii="Times New Roman" w:hAnsi="Times New Roman" w:cs="Times New Roman"/>
+          <w:i w:val="0"/>
+          <w:iCs w:val="0"/>
+          <w:color w:val="000000" w:themeColor="text1"/>
+          <w:sz w:val="24"/>
+          <w:szCs w:val="24"/>
+        </w:rPr>
+        <w:fldChar w:fldCharType="end"/>
+      </w:r>
+      <w:r>
+        <w:rPr>
+          <w:rFonts w:ascii="Times New Roman" w:hAnsi="Times New Roman" w:cs="Times New Roman"/>
+          <w:i w:val="0"/>
+          <w:iCs w:val="0"/>
+          <w:color w:val="000000" w:themeColor="text1"/>
+          <w:sz w:val="24"/>
+          <w:szCs w:val="24"/>
+        </w:rPr>
+        <w:t>. Проверка защиты доступа к привилегированному режиму.</w:t>
+      </w:r>
+    </w:p>
+    <w:p>
+      <w:pPr>
+        <w:pStyle w:val="substepalpha"/>
+        <w:spacing w:before="120" w:beforeAutospacing="0" w:after="120" w:afterAutospacing="0"/>
+        <w:ind w:left="720" w:hanging="360"/>
+        <w:rPr>
+          <w:color w:val="000000"/>
+          <w:sz w:val="28"/>
+          <w:szCs w:val="28"/>
+        </w:rPr>
+      </w:pPr>
+      <w:r>
+        <w:rPr>
+          <w:color w:val="000000"/>
+          <w:sz w:val="28"/>
+          <w:szCs w:val="28"/>
+        </w:rPr>
+        <w:t xml:space="preserve">е.      Проверьте конфигурацию, изучив содержимое файла </w:t>
+      </w:r>
+      <w:proofErr w:type="spellStart"/>
+      <w:r>
+        <w:rPr>
+          <w:color w:val="000000"/>
+          <w:sz w:val="28"/>
+          <w:szCs w:val="28"/>
+        </w:rPr>
+        <w:t>running-configuration</w:t>
+      </w:r>
+      <w:proofErr w:type="spellEnd"/>
+      <w:r>
+        <w:rPr>
+          <w:color w:val="000000"/>
+          <w:sz w:val="28"/>
+          <w:szCs w:val="28"/>
+        </w:rPr>
+        <w:t xml:space="preserve"> file:</w:t>
+      </w:r>
+    </w:p>
+    <w:p>
+      <w:pPr>
+        <w:pStyle w:val="cmd"/>
+        <w:spacing w:before="60" w:beforeAutospacing="0" w:after="60" w:afterAutospacing="0"/>
+        <w:ind w:left="720"/>
+        <w:rPr>
+          <w:color w:val="000000"/>
+          <w:sz w:val="28"/>
+          <w:szCs w:val="28"/>
+        </w:rPr>
+      </w:pPr>
+      <w:r>
+        <w:rPr>
+          <w:color w:val="000000"/>
+          <w:sz w:val="28"/>
+          <w:szCs w:val="28"/>
+        </w:rPr>
+        <w:t>S1# </w:t>
+      </w:r>
+      <w:proofErr w:type="spellStart"/>
+      <w:r>
+        <w:rPr>
+          <w:b/>
+          <w:bCs/>
+          <w:color w:val="000000"/>
+          <w:sz w:val="28"/>
+          <w:szCs w:val="28"/>
+        </w:rPr>
+        <w:t>show</w:t>
+      </w:r>
+      <w:proofErr w:type="spellEnd"/>
+      <w:r>
+        <w:rPr>
+          <w:b/>
+          <w:bCs/>
+          <w:color w:val="000000"/>
+          <w:sz w:val="28"/>
+          <w:szCs w:val="28"/>
+        </w:rPr>
+        <w:t xml:space="preserve"> </w:t>
+      </w:r>
+      <w:proofErr w:type="spellStart"/>
+      <w:r>
+        <w:rPr>
+          <w:b/>
+          <w:bCs/>
+          <w:color w:val="000000"/>
+          <w:sz w:val="28"/>
+          <w:szCs w:val="28"/>
+        </w:rPr>
+        <w:t>running-config</w:t>
+      </w:r>
+      <w:proofErr w:type="spellEnd"/>
+    </w:p>
+    <w:p>
+      <w:pPr>
+        <w:keepNext/>
+        <w:jc w:val="center"/>
+      </w:pPr>
+      <w:r>
+        <w:rPr>
+          <w:noProof/>
         </w:rPr>
         <w:drawing>
-          <wp:inline distT="0" distB="0" distL="0" distR="0" wp14:anchorId="62D0909D" wp14:editId="7648B1C5">
-            <wp:extent cx="1733792" cy="466790"/>
-            <wp:effectExtent l="0" t="0" r="0" b="9525"/>
-            <wp:docPr id="16" name="Рисунок 16"/>
+          <wp:inline distT="0" distB="0" distL="0" distR="0" wp14:anchorId="6076E156" wp14:editId="4BAF81CC">
+            <wp:extent cx="3258005" cy="3534268"/>
+            <wp:effectExtent l="0" t="0" r="0" b="0"/>
+            <wp:docPr id="13" name="Рисунок 13"/>
             <wp:cNvGraphicFramePr>
               <a:graphicFrameLocks xmlns:a="http://schemas.openxmlformats.org/drawingml/2006/main" noChangeAspect="1"/>
             </wp:cNvGraphicFramePr>
@@ -2110,7 +3003,7 @@
                   <pic:spPr>
                     <a:xfrm>
                       <a:off x="0" y="0"/>
-                      <a:ext cx="1733792" cy="466790"/>
+                      <a:ext cx="3258005" cy="3534268"/>
                     </a:xfrm>
                     <a:prstGeom prst="rect">
                       <a:avLst/>
@@ -2125,46 +3018,195 @@
     </w:p>
     <w:p>
       <w:pPr>
-        <w:pStyle w:val="3"/>
-        <w:spacing w:before="180" w:after="60"/>
-        <w:rPr>
-          <w:rFonts w:ascii="Times New Roman" w:hAnsi="Times New Roman" w:cs="Times New Roman"/>
-          <w:color w:val="000000"/>
-          <w:sz w:val="28"/>
-          <w:szCs w:val="28"/>
-        </w:rPr>
-      </w:pPr>
-      <w:r>
-        <w:rPr>
-          <w:rFonts w:ascii="Times New Roman" w:hAnsi="Times New Roman" w:cs="Times New Roman"/>
-          <w:b/>
-          <w:bCs/>
-          <w:color w:val="000000"/>
-          <w:sz w:val="28"/>
-          <w:szCs w:val="28"/>
-        </w:rPr>
-        <w:t>Шаг 6.</w:t>
-      </w:r>
-      <w:r>
-        <w:rPr>
-          <w:rFonts w:ascii="Times New Roman" w:hAnsi="Times New Roman" w:cs="Times New Roman"/>
-          <w:color w:val="000000"/>
-          <w:sz w:val="28"/>
-          <w:szCs w:val="28"/>
-        </w:rPr>
-        <w:t xml:space="preserve"> Настройте зашифрованный пароль для защиты доступа к привилегированному режиму.</w:t>
-      </w:r>
-    </w:p>
-    <w:p>
-      <w:r>
-        <w:rPr>
+        <w:pStyle w:val="a3"/>
+        <w:jc w:val="center"/>
+        <w:rPr>
+          <w:rFonts w:ascii="Times New Roman" w:hAnsi="Times New Roman" w:cs="Times New Roman"/>
+          <w:i w:val="0"/>
+          <w:iCs w:val="0"/>
+          <w:color w:val="000000" w:themeColor="text1"/>
+          <w:sz w:val="24"/>
+          <w:szCs w:val="24"/>
+          <w:lang w:val="en-US"/>
+        </w:rPr>
+      </w:pPr>
+      <w:r>
+        <w:rPr>
+          <w:rFonts w:ascii="Times New Roman" w:hAnsi="Times New Roman" w:cs="Times New Roman"/>
+          <w:i w:val="0"/>
+          <w:iCs w:val="0"/>
+          <w:color w:val="000000" w:themeColor="text1"/>
+          <w:sz w:val="24"/>
+          <w:szCs w:val="24"/>
+        </w:rPr>
+        <w:t>Рисунок</w:t>
+      </w:r>
+      <w:r>
+        <w:rPr>
+          <w:rFonts w:ascii="Times New Roman" w:hAnsi="Times New Roman" w:cs="Times New Roman"/>
+          <w:i w:val="0"/>
+          <w:iCs w:val="0"/>
+          <w:color w:val="000000" w:themeColor="text1"/>
+          <w:sz w:val="24"/>
+          <w:szCs w:val="24"/>
+          <w:lang w:val="en-US"/>
+        </w:rPr>
+        <w:t xml:space="preserve"> </w:t>
+      </w:r>
+      <w:r>
+        <w:rPr>
+          <w:rFonts w:ascii="Times New Roman" w:hAnsi="Times New Roman" w:cs="Times New Roman"/>
+          <w:i w:val="0"/>
+          <w:iCs w:val="0"/>
+          <w:color w:val="000000" w:themeColor="text1"/>
+          <w:sz w:val="24"/>
+          <w:szCs w:val="24"/>
+        </w:rPr>
+        <w:fldChar w:fldCharType="begin"/>
+      </w:r>
+      <w:r>
+        <w:rPr>
+          <w:rFonts w:ascii="Times New Roman" w:hAnsi="Times New Roman" w:cs="Times New Roman"/>
+          <w:i w:val="0"/>
+          <w:iCs w:val="0"/>
+          <w:color w:val="000000" w:themeColor="text1"/>
+          <w:sz w:val="24"/>
+          <w:szCs w:val="24"/>
+          <w:lang w:val="en-US"/>
+        </w:rPr>
+        <w:instrText xml:space="preserve"> SEQ </w:instrText>
+      </w:r>
+      <w:r>
+        <w:rPr>
+          <w:rFonts w:ascii="Times New Roman" w:hAnsi="Times New Roman" w:cs="Times New Roman"/>
+          <w:i w:val="0"/>
+          <w:iCs w:val="0"/>
+          <w:color w:val="000000" w:themeColor="text1"/>
+          <w:sz w:val="24"/>
+          <w:szCs w:val="24"/>
+        </w:rPr>
+        <w:instrText>Рисунок</w:instrText>
+      </w:r>
+      <w:r>
+        <w:rPr>
+          <w:rFonts w:ascii="Times New Roman" w:hAnsi="Times New Roman" w:cs="Times New Roman"/>
+          <w:i w:val="0"/>
+          <w:iCs w:val="0"/>
+          <w:color w:val="000000" w:themeColor="text1"/>
+          <w:sz w:val="24"/>
+          <w:szCs w:val="24"/>
+          <w:lang w:val="en-US"/>
+        </w:rPr>
+        <w:instrText xml:space="preserve"> \* ARABIC </w:instrText>
+      </w:r>
+      <w:r>
+        <w:rPr>
+          <w:rFonts w:ascii="Times New Roman" w:hAnsi="Times New Roman" w:cs="Times New Roman"/>
+          <w:i w:val="0"/>
+          <w:iCs w:val="0"/>
+          <w:color w:val="000000" w:themeColor="text1"/>
+          <w:sz w:val="24"/>
+          <w:szCs w:val="24"/>
+        </w:rPr>
+        <w:fldChar w:fldCharType="separate"/>
+      </w:r>
+      <w:r>
+        <w:rPr>
+          <w:rFonts w:ascii="Times New Roman" w:hAnsi="Times New Roman" w:cs="Times New Roman"/>
+          <w:i w:val="0"/>
+          <w:iCs w:val="0"/>
           <w:noProof/>
+          <w:color w:val="000000" w:themeColor="text1"/>
+          <w:sz w:val="24"/>
+          <w:szCs w:val="24"/>
+          <w:lang w:val="en-US"/>
+        </w:rPr>
+        <w:t>9</w:t>
+      </w:r>
+      <w:r>
+        <w:rPr>
+          <w:rFonts w:ascii="Times New Roman" w:hAnsi="Times New Roman" w:cs="Times New Roman"/>
+          <w:i w:val="0"/>
+          <w:iCs w:val="0"/>
+          <w:color w:val="000000" w:themeColor="text1"/>
+          <w:sz w:val="24"/>
+          <w:szCs w:val="24"/>
+        </w:rPr>
+        <w:fldChar w:fldCharType="end"/>
+      </w:r>
+      <w:r>
+        <w:rPr>
+          <w:rFonts w:ascii="Times New Roman" w:hAnsi="Times New Roman" w:cs="Times New Roman"/>
+          <w:i w:val="0"/>
+          <w:iCs w:val="0"/>
+          <w:color w:val="000000" w:themeColor="text1"/>
+          <w:sz w:val="24"/>
+          <w:szCs w:val="24"/>
+          <w:lang w:val="en-US"/>
+        </w:rPr>
+        <w:t xml:space="preserve">. </w:t>
+      </w:r>
+      <w:r>
+        <w:rPr>
+          <w:rFonts w:ascii="Times New Roman" w:hAnsi="Times New Roman" w:cs="Times New Roman"/>
+          <w:i w:val="0"/>
+          <w:iCs w:val="0"/>
+          <w:color w:val="000000" w:themeColor="text1"/>
+          <w:sz w:val="24"/>
+          <w:szCs w:val="24"/>
+        </w:rPr>
+        <w:t>Ввод</w:t>
+      </w:r>
+      <w:r>
+        <w:rPr>
+          <w:rFonts w:ascii="Times New Roman" w:hAnsi="Times New Roman" w:cs="Times New Roman"/>
+          <w:i w:val="0"/>
+          <w:iCs w:val="0"/>
+          <w:color w:val="000000" w:themeColor="text1"/>
+          <w:sz w:val="24"/>
+          <w:szCs w:val="24"/>
+          <w:lang w:val="en-US"/>
+        </w:rPr>
+        <w:t xml:space="preserve"> </w:t>
+      </w:r>
+      <w:r>
+        <w:rPr>
+          <w:rFonts w:ascii="Times New Roman" w:hAnsi="Times New Roman" w:cs="Times New Roman"/>
+          <w:i w:val="0"/>
+          <w:iCs w:val="0"/>
+          <w:color w:val="000000" w:themeColor="text1"/>
+          <w:sz w:val="24"/>
+          <w:szCs w:val="24"/>
+        </w:rPr>
+        <w:t>команды</w:t>
+      </w:r>
+      <w:r>
+        <w:rPr>
+          <w:rFonts w:ascii="Times New Roman" w:hAnsi="Times New Roman" w:cs="Times New Roman"/>
+          <w:i w:val="0"/>
+          <w:iCs w:val="0"/>
+          <w:color w:val="000000" w:themeColor="text1"/>
+          <w:sz w:val="24"/>
+          <w:szCs w:val="24"/>
+          <w:lang w:val="en-US"/>
+        </w:rPr>
+        <w:t>: "show running-config"</w:t>
+      </w:r>
+    </w:p>
+    <w:p>
+      <w:pPr>
+        <w:keepNext/>
+        <w:jc w:val="center"/>
+      </w:pPr>
+      <w:r>
+        <w:rPr>
+          <w:noProof/>
         </w:rPr>
         <w:drawing>
-          <wp:inline distT="0" distB="0" distL="0" distR="0" wp14:anchorId="02804093" wp14:editId="0D39F663">
-            <wp:extent cx="4991797" cy="1190791"/>
+          <wp:inline distT="0" distB="0" distL="0" distR="0" wp14:anchorId="62D0909D" wp14:editId="7648B1C5">
+            <wp:extent cx="1733792" cy="466790"/>
             <wp:effectExtent l="0" t="0" r="0" b="9525"/>
-            <wp:docPr id="14" name="Рисунок 14"/>
+            <wp:docPr id="16" name="Рисунок 16"/>
             <wp:cNvGraphicFramePr>
               <a:graphicFrameLocks xmlns:a="http://schemas.openxmlformats.org/drawingml/2006/main" noChangeAspect="1"/>
             </wp:cNvGraphicFramePr>
@@ -2184,7 +3226,7 @@
                   <pic:spPr>
                     <a:xfrm>
                       <a:off x="0" y="0"/>
-                      <a:ext cx="4991797" cy="1190791"/>
+                      <a:ext cx="1733792" cy="466790"/>
                     </a:xfrm>
                     <a:prstGeom prst="rect">
                       <a:avLst/>
@@ -2198,8 +3240,106 @@
       </w:r>
     </w:p>
     <w:p>
-      <w:r>
-        <w:br w:type="page"/>
+      <w:pPr>
+        <w:pStyle w:val="a3"/>
+        <w:jc w:val="center"/>
+        <w:rPr>
+          <w:rFonts w:ascii="Times New Roman" w:hAnsi="Times New Roman" w:cs="Times New Roman"/>
+          <w:i w:val="0"/>
+          <w:iCs w:val="0"/>
+          <w:color w:val="000000" w:themeColor="text1"/>
+          <w:sz w:val="24"/>
+          <w:szCs w:val="24"/>
+        </w:rPr>
+      </w:pPr>
+      <w:r>
+        <w:rPr>
+          <w:rFonts w:ascii="Times New Roman" w:hAnsi="Times New Roman" w:cs="Times New Roman"/>
+          <w:i w:val="0"/>
+          <w:iCs w:val="0"/>
+          <w:color w:val="000000" w:themeColor="text1"/>
+          <w:sz w:val="24"/>
+          <w:szCs w:val="24"/>
+        </w:rPr>
+        <w:t xml:space="preserve">Рисунок </w:t>
+      </w:r>
+      <w:r>
+        <w:rPr>
+          <w:rFonts w:ascii="Times New Roman" w:hAnsi="Times New Roman" w:cs="Times New Roman"/>
+          <w:i w:val="0"/>
+          <w:iCs w:val="0"/>
+          <w:color w:val="000000" w:themeColor="text1"/>
+          <w:sz w:val="24"/>
+          <w:szCs w:val="24"/>
+        </w:rPr>
+        <w:fldChar w:fldCharType="begin"/>
+      </w:r>
+      <w:r>
+        <w:rPr>
+          <w:rFonts w:ascii="Times New Roman" w:hAnsi="Times New Roman" w:cs="Times New Roman"/>
+          <w:i w:val="0"/>
+          <w:iCs w:val="0"/>
+          <w:color w:val="000000" w:themeColor="text1"/>
+          <w:sz w:val="24"/>
+          <w:szCs w:val="24"/>
+        </w:rPr>
+        <w:instrText xml:space="preserve"> SEQ Рисунок \* ARABIC </w:instrText>
+      </w:r>
+      <w:r>
+        <w:rPr>
+          <w:rFonts w:ascii="Times New Roman" w:hAnsi="Times New Roman" w:cs="Times New Roman"/>
+          <w:i w:val="0"/>
+          <w:iCs w:val="0"/>
+          <w:color w:val="000000" w:themeColor="text1"/>
+          <w:sz w:val="24"/>
+          <w:szCs w:val="24"/>
+        </w:rPr>
+        <w:fldChar w:fldCharType="separate"/>
+      </w:r>
+      <w:r>
+        <w:rPr>
+          <w:rFonts w:ascii="Times New Roman" w:hAnsi="Times New Roman" w:cs="Times New Roman"/>
+          <w:i w:val="0"/>
+          <w:iCs w:val="0"/>
+          <w:noProof/>
+          <w:color w:val="000000" w:themeColor="text1"/>
+          <w:sz w:val="24"/>
+          <w:szCs w:val="24"/>
+        </w:rPr>
+        <w:t>10</w:t>
+      </w:r>
+      <w:r>
+        <w:rPr>
+          <w:rFonts w:ascii="Times New Roman" w:hAnsi="Times New Roman" w:cs="Times New Roman"/>
+          <w:i w:val="0"/>
+          <w:iCs w:val="0"/>
+          <w:color w:val="000000" w:themeColor="text1"/>
+          <w:sz w:val="24"/>
+          <w:szCs w:val="24"/>
+        </w:rPr>
+        <w:fldChar w:fldCharType="end"/>
+      </w:r>
+      <w:r>
+        <w:rPr>
+          <w:rFonts w:ascii="Times New Roman" w:hAnsi="Times New Roman" w:cs="Times New Roman"/>
+          <w:i w:val="0"/>
+          <w:iCs w:val="0"/>
+          <w:color w:val="000000" w:themeColor="text1"/>
+          <w:sz w:val="24"/>
+          <w:szCs w:val="24"/>
+        </w:rPr>
+        <w:t xml:space="preserve">. </w:t>
+      </w:r>
+      <w:r>
+        <w:rPr>
+          <w:rFonts w:ascii="Times New Roman" w:hAnsi="Times New Roman" w:cs="Times New Roman"/>
+          <w:i w:val="0"/>
+          <w:iCs w:val="0"/>
+          <w:color w:val="000000" w:themeColor="text1"/>
+          <w:sz w:val="24"/>
+          <w:szCs w:val="24"/>
+        </w:rPr>
+        <w:t>Проверка пароля.</w:t>
       </w:r>
     </w:p>
     <w:p>
@@ -2223,137 +3363,32 @@
           <w:szCs w:val="28"/>
         </w:rPr>
         <w:lastRenderedPageBreak/>
-        <w:t>Шаг 7</w:t>
-      </w:r>
-      <w:r>
-        <w:rPr>
-          <w:rFonts w:ascii="Times New Roman" w:hAnsi="Times New Roman" w:cs="Times New Roman"/>
-          <w:color w:val="000000"/>
-          <w:sz w:val="28"/>
-          <w:szCs w:val="28"/>
-        </w:rPr>
-        <w:t xml:space="preserve">. Убедитесь, что в файл конфигурации добавлен пароль </w:t>
-      </w:r>
-      <w:proofErr w:type="spellStart"/>
-      <w:r>
-        <w:rPr>
-          <w:rFonts w:ascii="Times New Roman" w:hAnsi="Times New Roman" w:cs="Times New Roman"/>
-          <w:color w:val="000000"/>
-          <w:sz w:val="28"/>
-          <w:szCs w:val="28"/>
-        </w:rPr>
-        <w:t>enable</w:t>
-      </w:r>
-      <w:proofErr w:type="spellEnd"/>
-      <w:r>
-        <w:rPr>
-          <w:rFonts w:ascii="Times New Roman" w:hAnsi="Times New Roman" w:cs="Times New Roman"/>
-          <w:color w:val="000000"/>
-          <w:sz w:val="28"/>
-          <w:szCs w:val="28"/>
-        </w:rPr>
-        <w:t xml:space="preserve"> </w:t>
-      </w:r>
-      <w:proofErr w:type="spellStart"/>
-      <w:r>
-        <w:rPr>
-          <w:rFonts w:ascii="Times New Roman" w:hAnsi="Times New Roman" w:cs="Times New Roman"/>
-          <w:color w:val="000000"/>
-          <w:sz w:val="28"/>
-          <w:szCs w:val="28"/>
-        </w:rPr>
-        <w:t>secret</w:t>
-      </w:r>
-      <w:proofErr w:type="spellEnd"/>
-      <w:r>
-        <w:rPr>
-          <w:rFonts w:ascii="Times New Roman" w:hAnsi="Times New Roman" w:cs="Times New Roman"/>
-          <w:color w:val="000000"/>
-          <w:sz w:val="28"/>
-          <w:szCs w:val="28"/>
-        </w:rPr>
-        <w:t>.</w:t>
-      </w:r>
-    </w:p>
-    <w:p>
-      <w:pPr>
-        <w:pStyle w:val="substepalpha"/>
-        <w:spacing w:before="0" w:beforeAutospacing="0" w:after="120" w:afterAutospacing="0"/>
-        <w:ind w:left="720" w:hanging="360"/>
-        <w:rPr>
-          <w:color w:val="000000"/>
-          <w:sz w:val="28"/>
-          <w:szCs w:val="28"/>
-        </w:rPr>
-      </w:pPr>
-      <w:r>
-        <w:rPr>
-          <w:color w:val="000000"/>
-          <w:sz w:val="28"/>
-          <w:szCs w:val="28"/>
-        </w:rPr>
-        <w:t xml:space="preserve">Что отображается в качестве пароля </w:t>
-      </w:r>
-      <w:proofErr w:type="spellStart"/>
-      <w:r>
-        <w:rPr>
-          <w:color w:val="000000"/>
-          <w:sz w:val="28"/>
-          <w:szCs w:val="28"/>
-        </w:rPr>
-        <w:t>enable</w:t>
-      </w:r>
-      <w:proofErr w:type="spellEnd"/>
-      <w:r>
-        <w:rPr>
-          <w:color w:val="000000"/>
-          <w:sz w:val="28"/>
-          <w:szCs w:val="28"/>
-        </w:rPr>
-        <w:t xml:space="preserve"> </w:t>
-      </w:r>
-      <w:proofErr w:type="spellStart"/>
-      <w:r>
-        <w:rPr>
-          <w:color w:val="000000"/>
-          <w:sz w:val="28"/>
-          <w:szCs w:val="28"/>
-        </w:rPr>
-        <w:t>secret</w:t>
-      </w:r>
-      <w:proofErr w:type="spellEnd"/>
-      <w:r>
-        <w:rPr>
-          <w:color w:val="000000"/>
-          <w:sz w:val="28"/>
-          <w:szCs w:val="28"/>
-        </w:rPr>
-        <w:t>?</w:t>
-      </w:r>
-    </w:p>
-    <w:p>
-      <w:pPr>
-        <w:pStyle w:val="substepalpha"/>
-        <w:spacing w:before="0" w:beforeAutospacing="0" w:after="120" w:afterAutospacing="0"/>
-        <w:ind w:left="720" w:hanging="360"/>
-        <w:rPr>
-          <w:color w:val="000000"/>
-          <w:sz w:val="28"/>
-          <w:szCs w:val="28"/>
-        </w:rPr>
+        <w:t>Шаг 6.</w:t>
+      </w:r>
+      <w:r>
+        <w:rPr>
+          <w:rFonts w:ascii="Times New Roman" w:hAnsi="Times New Roman" w:cs="Times New Roman"/>
+          <w:color w:val="000000"/>
+          <w:sz w:val="28"/>
+          <w:szCs w:val="28"/>
+        </w:rPr>
+        <w:t xml:space="preserve"> Настройте зашифрованный пароль для защиты доступа к привилегированному режиму.</w:t>
+      </w:r>
+    </w:p>
+    <w:p>
+      <w:pPr>
+        <w:keepNext/>
+        <w:jc w:val="center"/>
       </w:pPr>
       <w:r>
         <w:rPr>
           <w:noProof/>
-          <w:color w:val="000000"/>
-          <w:sz w:val="28"/>
-          <w:szCs w:val="28"/>
         </w:rPr>
         <w:drawing>
-          <wp:inline distT="0" distB="0" distL="0" distR="0" wp14:anchorId="24AED3F4" wp14:editId="62060AE2">
-            <wp:extent cx="4258269" cy="333422"/>
+          <wp:inline distT="0" distB="0" distL="0" distR="0" wp14:anchorId="02804093" wp14:editId="0D39F663">
+            <wp:extent cx="4991797" cy="1190791"/>
             <wp:effectExtent l="0" t="0" r="0" b="9525"/>
-            <wp:docPr id="15" name="Рисунок 15"/>
+            <wp:docPr id="14" name="Рисунок 14"/>
             <wp:cNvGraphicFramePr>
               <a:graphicFrameLocks xmlns:a="http://schemas.openxmlformats.org/drawingml/2006/main" noChangeAspect="1"/>
             </wp:cNvGraphicFramePr>
@@ -2373,7 +3408,7 @@
                   <pic:spPr>
                     <a:xfrm>
                       <a:off x="0" y="0"/>
-                      <a:ext cx="4258269" cy="333422"/>
+                      <a:ext cx="4991797" cy="1190791"/>
                     </a:xfrm>
                     <a:prstGeom prst="rect">
                       <a:avLst/>
@@ -2388,6 +3423,160 @@
     </w:p>
     <w:p>
       <w:pPr>
+        <w:pStyle w:val="a3"/>
+        <w:jc w:val="center"/>
+        <w:rPr>
+          <w:rFonts w:ascii="Times New Roman" w:hAnsi="Times New Roman" w:cs="Times New Roman"/>
+          <w:i w:val="0"/>
+          <w:iCs w:val="0"/>
+          <w:color w:val="000000" w:themeColor="text1"/>
+          <w:sz w:val="24"/>
+          <w:szCs w:val="24"/>
+        </w:rPr>
+      </w:pPr>
+      <w:r>
+        <w:rPr>
+          <w:rFonts w:ascii="Times New Roman" w:hAnsi="Times New Roman" w:cs="Times New Roman"/>
+          <w:i w:val="0"/>
+          <w:iCs w:val="0"/>
+          <w:color w:val="000000" w:themeColor="text1"/>
+          <w:sz w:val="24"/>
+          <w:szCs w:val="24"/>
+        </w:rPr>
+        <w:t xml:space="preserve">Рисунок </w:t>
+      </w:r>
+      <w:r>
+        <w:rPr>
+          <w:rFonts w:ascii="Times New Roman" w:hAnsi="Times New Roman" w:cs="Times New Roman"/>
+          <w:i w:val="0"/>
+          <w:iCs w:val="0"/>
+          <w:color w:val="000000" w:themeColor="text1"/>
+          <w:sz w:val="24"/>
+          <w:szCs w:val="24"/>
+        </w:rPr>
+        <w:fldChar w:fldCharType="begin"/>
+      </w:r>
+      <w:r>
+        <w:rPr>
+          <w:rFonts w:ascii="Times New Roman" w:hAnsi="Times New Roman" w:cs="Times New Roman"/>
+          <w:i w:val="0"/>
+          <w:iCs w:val="0"/>
+          <w:color w:val="000000" w:themeColor="text1"/>
+          <w:sz w:val="24"/>
+          <w:szCs w:val="24"/>
+        </w:rPr>
+        <w:instrText xml:space="preserve"> SEQ Рисунок \* ARABIC </w:instrText>
+      </w:r>
+      <w:r>
+        <w:rPr>
+          <w:rFonts w:ascii="Times New Roman" w:hAnsi="Times New Roman" w:cs="Times New Roman"/>
+          <w:i w:val="0"/>
+          <w:iCs w:val="0"/>
+          <w:color w:val="000000" w:themeColor="text1"/>
+          <w:sz w:val="24"/>
+          <w:szCs w:val="24"/>
+        </w:rPr>
+        <w:fldChar w:fldCharType="separate"/>
+      </w:r>
+      <w:r>
+        <w:rPr>
+          <w:rFonts w:ascii="Times New Roman" w:hAnsi="Times New Roman" w:cs="Times New Roman"/>
+          <w:i w:val="0"/>
+          <w:iCs w:val="0"/>
+          <w:noProof/>
+          <w:color w:val="000000" w:themeColor="text1"/>
+          <w:sz w:val="24"/>
+          <w:szCs w:val="24"/>
+        </w:rPr>
+        <w:t>11</w:t>
+      </w:r>
+      <w:r>
+        <w:rPr>
+          <w:rFonts w:ascii="Times New Roman" w:hAnsi="Times New Roman" w:cs="Times New Roman"/>
+          <w:i w:val="0"/>
+          <w:iCs w:val="0"/>
+          <w:color w:val="000000" w:themeColor="text1"/>
+          <w:sz w:val="24"/>
+          <w:szCs w:val="24"/>
+        </w:rPr>
+        <w:fldChar w:fldCharType="end"/>
+      </w:r>
+      <w:r>
+        <w:rPr>
+          <w:rFonts w:ascii="Times New Roman" w:hAnsi="Times New Roman" w:cs="Times New Roman"/>
+          <w:i w:val="0"/>
+          <w:iCs w:val="0"/>
+          <w:color w:val="000000" w:themeColor="text1"/>
+          <w:sz w:val="24"/>
+          <w:szCs w:val="24"/>
+        </w:rPr>
+        <w:t>. Шифрование пароля для защиты доступа к привилегированному режиму.</w:t>
+      </w:r>
+    </w:p>
+    <w:p>
+      <w:r>
+        <w:rPr>
+          <w:rFonts w:ascii="Times New Roman" w:hAnsi="Times New Roman" w:cs="Times New Roman"/>
+          <w:b/>
+          <w:bCs/>
+          <w:color w:val="000000"/>
+          <w:sz w:val="28"/>
+          <w:szCs w:val="28"/>
+        </w:rPr>
+        <w:t>Шаг 7</w:t>
+      </w:r>
+      <w:r>
+        <w:rPr>
+          <w:rFonts w:ascii="Times New Roman" w:hAnsi="Times New Roman" w:cs="Times New Roman"/>
+          <w:color w:val="000000"/>
+          <w:sz w:val="28"/>
+          <w:szCs w:val="28"/>
+        </w:rPr>
+        <w:t xml:space="preserve">. Убедитесь, что в файл конфигурации добавлен пароль </w:t>
+      </w:r>
+      <w:proofErr w:type="spellStart"/>
+      <w:r>
+        <w:rPr>
+          <w:rFonts w:ascii="Times New Roman" w:hAnsi="Times New Roman" w:cs="Times New Roman"/>
+          <w:color w:val="000000"/>
+          <w:sz w:val="28"/>
+          <w:szCs w:val="28"/>
+        </w:rPr>
+        <w:t>enable</w:t>
+      </w:r>
+      <w:proofErr w:type="spellEnd"/>
+      <w:r>
+        <w:rPr>
+          <w:rFonts w:ascii="Times New Roman" w:hAnsi="Times New Roman" w:cs="Times New Roman"/>
+          <w:color w:val="000000"/>
+          <w:sz w:val="28"/>
+          <w:szCs w:val="28"/>
+        </w:rPr>
+        <w:t xml:space="preserve"> </w:t>
+      </w:r>
+      <w:proofErr w:type="spellStart"/>
+      <w:r>
+        <w:rPr>
+          <w:rFonts w:ascii="Times New Roman" w:hAnsi="Times New Roman" w:cs="Times New Roman"/>
+          <w:color w:val="000000"/>
+          <w:sz w:val="28"/>
+          <w:szCs w:val="28"/>
+        </w:rPr>
+        <w:t>secret</w:t>
+      </w:r>
+      <w:proofErr w:type="spellEnd"/>
+      <w:r>
+        <w:rPr>
+          <w:rFonts w:ascii="Times New Roman" w:hAnsi="Times New Roman" w:cs="Times New Roman"/>
+          <w:color w:val="000000"/>
+          <w:sz w:val="28"/>
+          <w:szCs w:val="28"/>
+        </w:rPr>
+        <w:t>.</w:t>
+      </w:r>
+    </w:p>
+    <w:p>
+      <w:pPr>
         <w:pStyle w:val="substepalpha"/>
         <w:spacing w:before="0" w:beforeAutospacing="0" w:after="120" w:afterAutospacing="0"/>
         <w:ind w:left="720" w:hanging="360"/>
@@ -2403,7 +3592,7 @@
           <w:sz w:val="28"/>
           <w:szCs w:val="28"/>
         </w:rPr>
-        <w:t xml:space="preserve">Почему пароль </w:t>
+        <w:t xml:space="preserve">Что отображается в качестве пароля </w:t>
       </w:r>
       <w:proofErr w:type="spellStart"/>
       <w:r>
@@ -2439,160 +3628,29 @@
           <w:sz w:val="28"/>
           <w:szCs w:val="28"/>
         </w:rPr>
-        <w:t xml:space="preserve"> отображается не так, как было задано?</w:t>
+        <w:t>?</w:t>
       </w:r>
     </w:p>
     <w:p>
       <w:pPr>
         <w:pStyle w:val="substepalpha"/>
+        <w:keepNext/>
         <w:spacing w:before="0" w:beforeAutospacing="0" w:after="120" w:afterAutospacing="0"/>
-        <w:ind w:firstLine="284"/>
-        <w:rPr>
-          <w:color w:val="000000"/>
-          <w:sz w:val="28"/>
-          <w:szCs w:val="28"/>
-        </w:rPr>
-      </w:pPr>
-      <w:r>
-        <w:rPr>
-          <w:color w:val="000000"/>
-          <w:sz w:val="28"/>
-          <w:szCs w:val="28"/>
-        </w:rPr>
-        <w:t xml:space="preserve">Потому что пароль </w:t>
-      </w:r>
-      <w:proofErr w:type="spellStart"/>
-      <w:r>
-        <w:rPr>
-          <w:color w:val="000000"/>
-          <w:sz w:val="28"/>
-          <w:szCs w:val="28"/>
-        </w:rPr>
-        <w:t>enable</w:t>
-      </w:r>
-      <w:proofErr w:type="spellEnd"/>
-      <w:r>
-        <w:rPr>
-          <w:color w:val="000000"/>
-          <w:sz w:val="28"/>
-          <w:szCs w:val="28"/>
-        </w:rPr>
-        <w:t xml:space="preserve"> </w:t>
-      </w:r>
-      <w:proofErr w:type="spellStart"/>
-      <w:r>
-        <w:rPr>
-          <w:color w:val="000000"/>
-          <w:sz w:val="28"/>
-          <w:szCs w:val="28"/>
-        </w:rPr>
-        <w:t>secret</w:t>
-      </w:r>
-      <w:proofErr w:type="spellEnd"/>
-      <w:r>
-        <w:rPr>
-          <w:color w:val="000000"/>
-          <w:sz w:val="28"/>
-          <w:szCs w:val="28"/>
-        </w:rPr>
-        <w:t xml:space="preserve"> зашифрован, а заданный пароль хранится в виде обычного текста (Пароль хранится в зашифрованном виде.)</w:t>
-      </w:r>
-    </w:p>
-    <w:p>
-      <w:pPr>
-        <w:pStyle w:val="3"/>
-        <w:spacing w:before="180" w:after="60"/>
-        <w:rPr>
-          <w:rFonts w:ascii="Times New Roman" w:hAnsi="Times New Roman" w:cs="Times New Roman"/>
-          <w:color w:val="000000"/>
-          <w:sz w:val="28"/>
-          <w:szCs w:val="28"/>
-        </w:rPr>
-      </w:pPr>
-      <w:r>
-        <w:rPr>
-          <w:rFonts w:ascii="Times New Roman" w:hAnsi="Times New Roman" w:cs="Times New Roman"/>
-          <w:b/>
-          <w:bCs/>
-          <w:color w:val="000000"/>
-          <w:sz w:val="28"/>
-          <w:szCs w:val="28"/>
-        </w:rPr>
-        <w:t>Шаг 8.</w:t>
-      </w:r>
-      <w:r>
-        <w:rPr>
-          <w:rFonts w:ascii="Times New Roman" w:hAnsi="Times New Roman" w:cs="Times New Roman"/>
-          <w:color w:val="000000"/>
-          <w:sz w:val="28"/>
-          <w:szCs w:val="28"/>
-        </w:rPr>
-        <w:t xml:space="preserve"> Зашифруйте пароли </w:t>
-      </w:r>
-      <w:proofErr w:type="spellStart"/>
-      <w:r>
-        <w:rPr>
-          <w:rFonts w:ascii="Times New Roman" w:hAnsi="Times New Roman" w:cs="Times New Roman"/>
-          <w:color w:val="000000"/>
-          <w:sz w:val="28"/>
-          <w:szCs w:val="28"/>
-        </w:rPr>
-        <w:t>enable</w:t>
-      </w:r>
-      <w:proofErr w:type="spellEnd"/>
-      <w:r>
-        <w:rPr>
-          <w:rFonts w:ascii="Times New Roman" w:hAnsi="Times New Roman" w:cs="Times New Roman"/>
-          <w:color w:val="000000"/>
-          <w:sz w:val="28"/>
-          <w:szCs w:val="28"/>
-        </w:rPr>
-        <w:t xml:space="preserve"> и </w:t>
-      </w:r>
-      <w:proofErr w:type="spellStart"/>
-      <w:r>
-        <w:rPr>
-          <w:rFonts w:ascii="Times New Roman" w:hAnsi="Times New Roman" w:cs="Times New Roman"/>
-          <w:color w:val="000000"/>
-          <w:sz w:val="28"/>
-          <w:szCs w:val="28"/>
-        </w:rPr>
-        <w:t>console</w:t>
-      </w:r>
-      <w:proofErr w:type="spellEnd"/>
-      <w:r>
-        <w:rPr>
-          <w:rFonts w:ascii="Times New Roman" w:hAnsi="Times New Roman" w:cs="Times New Roman"/>
-          <w:color w:val="000000"/>
-          <w:sz w:val="28"/>
-          <w:szCs w:val="28"/>
-        </w:rPr>
-        <w:t>.</w:t>
-      </w:r>
-    </w:p>
-    <w:p>
-      <w:pPr>
-        <w:pStyle w:val="substepalpha"/>
-        <w:spacing w:before="0" w:beforeAutospacing="0" w:after="120" w:afterAutospacing="0"/>
-        <w:ind w:firstLine="284"/>
-        <w:rPr>
-          <w:color w:val="000000"/>
-          <w:sz w:val="44"/>
-          <w:szCs w:val="44"/>
-        </w:rPr>
+        <w:ind w:left="720" w:hanging="360"/>
+        <w:jc w:val="center"/>
       </w:pPr>
       <w:r>
         <w:rPr>
           <w:noProof/>
           <w:color w:val="000000"/>
-          <w:sz w:val="44"/>
-          <w:szCs w:val="44"/>
+          <w:sz w:val="28"/>
+          <w:szCs w:val="28"/>
         </w:rPr>
         <w:drawing>
-          <wp:inline distT="0" distB="0" distL="0" distR="0" wp14:anchorId="450B52F6" wp14:editId="5E7A8E04">
-            <wp:extent cx="5096586" cy="1390844"/>
-            <wp:effectExtent l="0" t="0" r="8890" b="0"/>
-            <wp:docPr id="17" name="Рисунок 17"/>
+          <wp:inline distT="0" distB="0" distL="0" distR="0" wp14:anchorId="24AED3F4" wp14:editId="62060AE2">
+            <wp:extent cx="4258269" cy="333422"/>
+            <wp:effectExtent l="0" t="0" r="0" b="9525"/>
+            <wp:docPr id="15" name="Рисунок 15"/>
             <wp:cNvGraphicFramePr>
               <a:graphicFrameLocks xmlns:a="http://schemas.openxmlformats.org/drawingml/2006/main" noChangeAspect="1"/>
             </wp:cNvGraphicFramePr>
@@ -2612,7 +3670,7 @@
                   <pic:spPr>
                     <a:xfrm>
                       <a:off x="0" y="0"/>
-                      <a:ext cx="5096586" cy="1390844"/>
+                      <a:ext cx="4258269" cy="333422"/>
                     </a:xfrm>
                     <a:prstGeom prst="rect">
                       <a:avLst/>
@@ -2627,27 +3685,346 @@
     </w:p>
     <w:p>
       <w:pPr>
+        <w:pStyle w:val="a3"/>
+        <w:jc w:val="center"/>
+        <w:rPr>
+          <w:rFonts w:ascii="Times New Roman" w:hAnsi="Times New Roman" w:cs="Times New Roman"/>
+          <w:i w:val="0"/>
+          <w:iCs w:val="0"/>
+          <w:color w:val="000000" w:themeColor="text1"/>
+          <w:sz w:val="40"/>
+          <w:szCs w:val="40"/>
+        </w:rPr>
+      </w:pPr>
+      <w:r>
+        <w:rPr>
+          <w:rFonts w:ascii="Times New Roman" w:hAnsi="Times New Roman" w:cs="Times New Roman"/>
+          <w:i w:val="0"/>
+          <w:iCs w:val="0"/>
+          <w:color w:val="000000" w:themeColor="text1"/>
+          <w:sz w:val="24"/>
+          <w:szCs w:val="24"/>
+        </w:rPr>
+        <w:t xml:space="preserve">Рисунок </w:t>
+      </w:r>
+      <w:r>
+        <w:rPr>
+          <w:rFonts w:ascii="Times New Roman" w:hAnsi="Times New Roman" w:cs="Times New Roman"/>
+          <w:i w:val="0"/>
+          <w:iCs w:val="0"/>
+          <w:color w:val="000000" w:themeColor="text1"/>
+          <w:sz w:val="24"/>
+          <w:szCs w:val="24"/>
+        </w:rPr>
+        <w:fldChar w:fldCharType="begin"/>
+      </w:r>
+      <w:r>
+        <w:rPr>
+          <w:rFonts w:ascii="Times New Roman" w:hAnsi="Times New Roman" w:cs="Times New Roman"/>
+          <w:i w:val="0"/>
+          <w:iCs w:val="0"/>
+          <w:color w:val="000000" w:themeColor="text1"/>
+          <w:sz w:val="24"/>
+          <w:szCs w:val="24"/>
+        </w:rPr>
+        <w:instrText xml:space="preserve"> SEQ Рисунок \* ARABIC </w:instrText>
+      </w:r>
+      <w:r>
+        <w:rPr>
+          <w:rFonts w:ascii="Times New Roman" w:hAnsi="Times New Roman" w:cs="Times New Roman"/>
+          <w:i w:val="0"/>
+          <w:iCs w:val="0"/>
+          <w:color w:val="000000" w:themeColor="text1"/>
+          <w:sz w:val="24"/>
+          <w:szCs w:val="24"/>
+        </w:rPr>
+        <w:fldChar w:fldCharType="separate"/>
+      </w:r>
+      <w:r>
+        <w:rPr>
+          <w:rFonts w:ascii="Times New Roman" w:hAnsi="Times New Roman" w:cs="Times New Roman"/>
+          <w:i w:val="0"/>
+          <w:iCs w:val="0"/>
+          <w:noProof/>
+          <w:color w:val="000000" w:themeColor="text1"/>
+          <w:sz w:val="24"/>
+          <w:szCs w:val="24"/>
+        </w:rPr>
+        <w:t>12</w:t>
+      </w:r>
+      <w:r>
+        <w:rPr>
+          <w:rFonts w:ascii="Times New Roman" w:hAnsi="Times New Roman" w:cs="Times New Roman"/>
+          <w:i w:val="0"/>
+          <w:iCs w:val="0"/>
+          <w:color w:val="000000" w:themeColor="text1"/>
+          <w:sz w:val="24"/>
+          <w:szCs w:val="24"/>
+        </w:rPr>
+        <w:fldChar w:fldCharType="end"/>
+      </w:r>
+      <w:r>
+        <w:rPr>
+          <w:rFonts w:ascii="Times New Roman" w:hAnsi="Times New Roman" w:cs="Times New Roman"/>
+          <w:i w:val="0"/>
+          <w:iCs w:val="0"/>
+          <w:color w:val="000000" w:themeColor="text1"/>
+          <w:sz w:val="24"/>
+          <w:szCs w:val="24"/>
+        </w:rPr>
+        <w:t xml:space="preserve">. Отображение пароля </w:t>
+      </w:r>
+      <w:r>
+        <w:rPr>
+          <w:rFonts w:ascii="Times New Roman" w:hAnsi="Times New Roman" w:cs="Times New Roman"/>
+          <w:i w:val="0"/>
+          <w:iCs w:val="0"/>
+          <w:color w:val="000000" w:themeColor="text1"/>
+          <w:sz w:val="24"/>
+          <w:szCs w:val="24"/>
+          <w:lang w:val="en-US"/>
+        </w:rPr>
+        <w:t>enable</w:t>
+      </w:r>
+      <w:r>
+        <w:rPr>
+          <w:rFonts w:ascii="Times New Roman" w:hAnsi="Times New Roman" w:cs="Times New Roman"/>
+          <w:i w:val="0"/>
+          <w:iCs w:val="0"/>
+          <w:color w:val="000000" w:themeColor="text1"/>
+          <w:sz w:val="24"/>
+          <w:szCs w:val="24"/>
+        </w:rPr>
+        <w:t xml:space="preserve"> </w:t>
+      </w:r>
+      <w:r>
+        <w:rPr>
+          <w:rFonts w:ascii="Times New Roman" w:hAnsi="Times New Roman" w:cs="Times New Roman"/>
+          <w:i w:val="0"/>
+          <w:iCs w:val="0"/>
+          <w:color w:val="000000" w:themeColor="text1"/>
+          <w:sz w:val="24"/>
+          <w:szCs w:val="24"/>
+          <w:lang w:val="en-US"/>
+        </w:rPr>
+        <w:t>secret</w:t>
+      </w:r>
+      <w:r>
+        <w:rPr>
+          <w:rFonts w:ascii="Times New Roman" w:hAnsi="Times New Roman" w:cs="Times New Roman"/>
+          <w:i w:val="0"/>
+          <w:iCs w:val="0"/>
+          <w:color w:val="000000" w:themeColor="text1"/>
+          <w:sz w:val="24"/>
+          <w:szCs w:val="24"/>
+        </w:rPr>
+        <w:t>.</w:t>
+      </w:r>
+    </w:p>
+    <w:p>
+      <w:pPr>
+        <w:pStyle w:val="substepalpha"/>
+        <w:spacing w:before="0" w:beforeAutospacing="0" w:after="120" w:afterAutospacing="0"/>
+        <w:ind w:left="720" w:hanging="360"/>
+        <w:rPr>
+          <w:color w:val="000000"/>
+          <w:sz w:val="28"/>
+          <w:szCs w:val="28"/>
+        </w:rPr>
+      </w:pPr>
+      <w:r>
+        <w:rPr>
+          <w:color w:val="000000"/>
+          <w:sz w:val="28"/>
+          <w:szCs w:val="28"/>
+        </w:rPr>
+        <w:t xml:space="preserve">Почему пароль </w:t>
+      </w:r>
+      <w:proofErr w:type="spellStart"/>
+      <w:r>
+        <w:rPr>
+          <w:color w:val="000000"/>
+          <w:sz w:val="28"/>
+          <w:szCs w:val="28"/>
+        </w:rPr>
+        <w:t>enable</w:t>
+      </w:r>
+      <w:proofErr w:type="spellEnd"/>
+      <w:r>
+        <w:rPr>
+          <w:color w:val="000000"/>
+          <w:sz w:val="28"/>
+          <w:szCs w:val="28"/>
+        </w:rPr>
+        <w:t xml:space="preserve"> </w:t>
+      </w:r>
+      <w:proofErr w:type="spellStart"/>
+      <w:r>
+        <w:rPr>
+          <w:color w:val="000000"/>
+          <w:sz w:val="28"/>
+          <w:szCs w:val="28"/>
+        </w:rPr>
+        <w:t>secret</w:t>
+      </w:r>
+      <w:proofErr w:type="spellEnd"/>
+      <w:r>
+        <w:rPr>
+          <w:color w:val="000000"/>
+          <w:sz w:val="28"/>
+          <w:szCs w:val="28"/>
+        </w:rPr>
+        <w:t xml:space="preserve"> отображается не так, как было задано?</w:t>
+      </w:r>
+    </w:p>
+    <w:p>
+      <w:pPr>
         <w:pStyle w:val="substepalpha"/>
         <w:spacing w:before="0" w:beforeAutospacing="0" w:after="120" w:afterAutospacing="0"/>
         <w:ind w:firstLine="284"/>
         <w:rPr>
           <w:color w:val="000000"/>
+          <w:sz w:val="28"/>
+          <w:szCs w:val="28"/>
+        </w:rPr>
+      </w:pPr>
+      <w:r>
+        <w:rPr>
+          <w:color w:val="000000"/>
+          <w:sz w:val="28"/>
+          <w:szCs w:val="28"/>
+        </w:rPr>
+        <w:t xml:space="preserve">Потому что пароль </w:t>
+      </w:r>
+      <w:proofErr w:type="spellStart"/>
+      <w:r>
+        <w:rPr>
+          <w:color w:val="000000"/>
+          <w:sz w:val="28"/>
+          <w:szCs w:val="28"/>
+        </w:rPr>
+        <w:t>enable</w:t>
+      </w:r>
+      <w:proofErr w:type="spellEnd"/>
+      <w:r>
+        <w:rPr>
+          <w:color w:val="000000"/>
+          <w:sz w:val="28"/>
+          <w:szCs w:val="28"/>
+        </w:rPr>
+        <w:t xml:space="preserve"> </w:t>
+      </w:r>
+      <w:proofErr w:type="spellStart"/>
+      <w:r>
+        <w:rPr>
+          <w:color w:val="000000"/>
+          <w:sz w:val="28"/>
+          <w:szCs w:val="28"/>
+        </w:rPr>
+        <w:t>secret</w:t>
+      </w:r>
+      <w:proofErr w:type="spellEnd"/>
+      <w:r>
+        <w:rPr>
+          <w:color w:val="000000"/>
+          <w:sz w:val="28"/>
+          <w:szCs w:val="28"/>
+        </w:rPr>
+        <w:t xml:space="preserve"> зашифрован, а заданный пароль хранится в виде обычного текста (Пароль хранится в зашифрованном виде.)</w:t>
+      </w:r>
+    </w:p>
+    <w:p>
+      <w:pPr>
+        <w:pStyle w:val="3"/>
+        <w:spacing w:before="180" w:after="60"/>
+        <w:rPr>
+          <w:rFonts w:ascii="Times New Roman" w:hAnsi="Times New Roman" w:cs="Times New Roman"/>
+          <w:color w:val="000000"/>
+          <w:sz w:val="28"/>
+          <w:szCs w:val="28"/>
+        </w:rPr>
+      </w:pPr>
+      <w:r>
+        <w:rPr>
+          <w:rFonts w:ascii="Times New Roman" w:hAnsi="Times New Roman" w:cs="Times New Roman"/>
+          <w:b/>
+          <w:bCs/>
+          <w:color w:val="000000"/>
+          <w:sz w:val="28"/>
+          <w:szCs w:val="28"/>
+        </w:rPr>
+        <w:t>Шаг 8.</w:t>
+      </w:r>
+      <w:r>
+        <w:rPr>
+          <w:rFonts w:ascii="Times New Roman" w:hAnsi="Times New Roman" w:cs="Times New Roman"/>
+          <w:color w:val="000000"/>
+          <w:sz w:val="28"/>
+          <w:szCs w:val="28"/>
+        </w:rPr>
+        <w:t xml:space="preserve"> Зашифруйте пароли </w:t>
+      </w:r>
+      <w:proofErr w:type="spellStart"/>
+      <w:r>
+        <w:rPr>
+          <w:rFonts w:ascii="Times New Roman" w:hAnsi="Times New Roman" w:cs="Times New Roman"/>
+          <w:color w:val="000000"/>
+          <w:sz w:val="28"/>
+          <w:szCs w:val="28"/>
+        </w:rPr>
+        <w:t>enable</w:t>
+      </w:r>
+      <w:proofErr w:type="spellEnd"/>
+      <w:r>
+        <w:rPr>
+          <w:rFonts w:ascii="Times New Roman" w:hAnsi="Times New Roman" w:cs="Times New Roman"/>
+          <w:color w:val="000000"/>
+          <w:sz w:val="28"/>
+          <w:szCs w:val="28"/>
+        </w:rPr>
+        <w:t xml:space="preserve"> и </w:t>
+      </w:r>
+      <w:proofErr w:type="spellStart"/>
+      <w:r>
+        <w:rPr>
+          <w:rFonts w:ascii="Times New Roman" w:hAnsi="Times New Roman" w:cs="Times New Roman"/>
+          <w:color w:val="000000"/>
+          <w:sz w:val="28"/>
+          <w:szCs w:val="28"/>
+        </w:rPr>
+        <w:t>console</w:t>
+      </w:r>
+      <w:proofErr w:type="spellEnd"/>
+      <w:r>
+        <w:rPr>
+          <w:rFonts w:ascii="Times New Roman" w:hAnsi="Times New Roman" w:cs="Times New Roman"/>
+          <w:color w:val="000000"/>
+          <w:sz w:val="28"/>
+          <w:szCs w:val="28"/>
+        </w:rPr>
+        <w:t>.</w:t>
+      </w:r>
+    </w:p>
+    <w:p>
+      <w:pPr>
+        <w:pStyle w:val="substepalpha"/>
+        <w:keepNext/>
+        <w:spacing w:before="0" w:beforeAutospacing="0" w:after="120" w:afterAutospacing="0"/>
+        <w:ind w:firstLine="284"/>
+        <w:jc w:val="center"/>
+      </w:pPr>
+      <w:r>
+        <w:rPr>
+          <w:noProof/>
+          <w:color w:val="000000"/>
           <w:sz w:val="44"/>
           <w:szCs w:val="44"/>
         </w:rPr>
-      </w:pPr>
-      <w:r>
-        <w:rPr>
-          <w:noProof/>
-          <w:color w:val="000000"/>
-          <w:sz w:val="44"/>
-          <w:szCs w:val="44"/>
-        </w:rPr>
         <w:drawing>
-          <wp:inline distT="0" distB="0" distL="0" distR="0" wp14:anchorId="32BE84EC" wp14:editId="51FE2CB2">
-            <wp:extent cx="3801005" cy="304843"/>
-            <wp:effectExtent l="0" t="0" r="0" b="0"/>
-            <wp:docPr id="18" name="Рисунок 18"/>
+          <wp:inline distT="0" distB="0" distL="0" distR="0" wp14:anchorId="450B52F6" wp14:editId="5E7A8E04">
+            <wp:extent cx="5096586" cy="1390844"/>
+            <wp:effectExtent l="0" t="0" r="8890" b="0"/>
+            <wp:docPr id="17" name="Рисунок 17"/>
             <wp:cNvGraphicFramePr>
               <a:graphicFrameLocks xmlns:a="http://schemas.openxmlformats.org/drawingml/2006/main" noChangeAspect="1"/>
             </wp:cNvGraphicFramePr>
@@ -2667,7 +4044,7 @@
                   <pic:spPr>
                     <a:xfrm>
                       <a:off x="0" y="0"/>
-                      <a:ext cx="3801005" cy="304843"/>
+                      <a:ext cx="5096586" cy="1390844"/>
                     </a:xfrm>
                     <a:prstGeom prst="rect">
                       <a:avLst/>
@@ -2682,27 +4059,269 @@
     </w:p>
     <w:p>
       <w:pPr>
+        <w:pStyle w:val="a3"/>
+        <w:jc w:val="center"/>
+        <w:rPr>
+          <w:rFonts w:ascii="Times New Roman" w:hAnsi="Times New Roman" w:cs="Times New Roman"/>
+          <w:i w:val="0"/>
+          <w:iCs w:val="0"/>
+          <w:color w:val="000000" w:themeColor="text1"/>
+          <w:sz w:val="56"/>
+          <w:szCs w:val="56"/>
+        </w:rPr>
+      </w:pPr>
+      <w:r>
+        <w:rPr>
+          <w:rFonts w:ascii="Times New Roman" w:hAnsi="Times New Roman" w:cs="Times New Roman"/>
+          <w:i w:val="0"/>
+          <w:iCs w:val="0"/>
+          <w:color w:val="000000" w:themeColor="text1"/>
+          <w:sz w:val="24"/>
+          <w:szCs w:val="24"/>
+        </w:rPr>
+        <w:t xml:space="preserve">Рисунок </w:t>
+      </w:r>
+      <w:r>
+        <w:rPr>
+          <w:rFonts w:ascii="Times New Roman" w:hAnsi="Times New Roman" w:cs="Times New Roman"/>
+          <w:i w:val="0"/>
+          <w:iCs w:val="0"/>
+          <w:color w:val="000000" w:themeColor="text1"/>
+          <w:sz w:val="24"/>
+          <w:szCs w:val="24"/>
+        </w:rPr>
+        <w:fldChar w:fldCharType="begin"/>
+      </w:r>
+      <w:r>
+        <w:rPr>
+          <w:rFonts w:ascii="Times New Roman" w:hAnsi="Times New Roman" w:cs="Times New Roman"/>
+          <w:i w:val="0"/>
+          <w:iCs w:val="0"/>
+          <w:color w:val="000000" w:themeColor="text1"/>
+          <w:sz w:val="24"/>
+          <w:szCs w:val="24"/>
+        </w:rPr>
+        <w:instrText xml:space="preserve"> SEQ Рисунок \* ARABIC </w:instrText>
+      </w:r>
+      <w:r>
+        <w:rPr>
+          <w:rFonts w:ascii="Times New Roman" w:hAnsi="Times New Roman" w:cs="Times New Roman"/>
+          <w:i w:val="0"/>
+          <w:iCs w:val="0"/>
+          <w:color w:val="000000" w:themeColor="text1"/>
+          <w:sz w:val="24"/>
+          <w:szCs w:val="24"/>
+        </w:rPr>
+        <w:fldChar w:fldCharType="separate"/>
+      </w:r>
+      <w:r>
+        <w:rPr>
+          <w:rFonts w:ascii="Times New Roman" w:hAnsi="Times New Roman" w:cs="Times New Roman"/>
+          <w:i w:val="0"/>
+          <w:iCs w:val="0"/>
+          <w:noProof/>
+          <w:color w:val="000000" w:themeColor="text1"/>
+          <w:sz w:val="24"/>
+          <w:szCs w:val="24"/>
+        </w:rPr>
+        <w:t>13</w:t>
+      </w:r>
+      <w:r>
+        <w:rPr>
+          <w:rFonts w:ascii="Times New Roman" w:hAnsi="Times New Roman" w:cs="Times New Roman"/>
+          <w:i w:val="0"/>
+          <w:iCs w:val="0"/>
+          <w:color w:val="000000" w:themeColor="text1"/>
+          <w:sz w:val="24"/>
+          <w:szCs w:val="24"/>
+        </w:rPr>
+        <w:fldChar w:fldCharType="end"/>
+      </w:r>
+      <w:r>
+        <w:rPr>
+          <w:rFonts w:ascii="Times New Roman" w:hAnsi="Times New Roman" w:cs="Times New Roman"/>
+          <w:i w:val="0"/>
+          <w:iCs w:val="0"/>
+          <w:color w:val="000000" w:themeColor="text1"/>
+          <w:sz w:val="24"/>
+          <w:szCs w:val="24"/>
+        </w:rPr>
+        <w:t xml:space="preserve">. </w:t>
+      </w:r>
+      <w:r>
+        <w:rPr>
+          <w:rFonts w:ascii="Times New Roman" w:hAnsi="Times New Roman" w:cs="Times New Roman"/>
+          <w:i w:val="0"/>
+          <w:iCs w:val="0"/>
+          <w:color w:val="000000" w:themeColor="text1"/>
+          <w:sz w:val="24"/>
+          <w:szCs w:val="24"/>
+        </w:rPr>
+        <w:t>Шифровка всех паролей.</w:t>
+      </w:r>
+    </w:p>
+    <w:p>
+      <w:pPr>
         <w:pStyle w:val="substepalpha"/>
         <w:spacing w:before="0" w:beforeAutospacing="0" w:after="120" w:afterAutospacing="0"/>
         <w:ind w:firstLine="284"/>
         <w:rPr>
           <w:color w:val="000000"/>
-          <w:sz w:val="44"/>
-          <w:szCs w:val="44"/>
-        </w:rPr>
+          <w:sz w:val="40"/>
+          <w:szCs w:val="40"/>
+        </w:rPr>
+      </w:pPr>
+      <w:r>
+        <w:rPr>
+          <w:color w:val="000000"/>
+          <w:sz w:val="28"/>
+          <w:szCs w:val="28"/>
+        </w:rPr>
+        <w:t>Если установить на коммутаторе другие пароли, они будут храниться в файле конфигурации в виде обычного текста или в зашифрованном виде?</w:t>
+      </w:r>
+    </w:p>
+    <w:p>
+      <w:pPr>
+        <w:pStyle w:val="substepalpha"/>
+        <w:spacing w:before="0" w:beforeAutospacing="0" w:after="120" w:afterAutospacing="0"/>
+        <w:ind w:firstLine="284"/>
+        <w:rPr>
+          <w:color w:val="000000"/>
+          <w:sz w:val="28"/>
+          <w:szCs w:val="28"/>
+        </w:rPr>
+      </w:pPr>
+      <w:r>
+        <w:rPr>
+          <w:color w:val="000000"/>
+          <w:sz w:val="28"/>
+          <w:szCs w:val="28"/>
+        </w:rPr>
+        <w:t>Ответ</w:t>
+      </w:r>
+      <w:proofErr w:type="gramStart"/>
+      <w:r>
+        <w:rPr>
+          <w:color w:val="000000"/>
+          <w:sz w:val="28"/>
+          <w:szCs w:val="28"/>
+        </w:rPr>
+        <w:t>: Если</w:t>
+      </w:r>
+      <w:proofErr w:type="gramEnd"/>
+      <w:r>
+        <w:rPr>
+          <w:color w:val="000000"/>
+          <w:sz w:val="28"/>
+          <w:szCs w:val="28"/>
+        </w:rPr>
+        <w:t xml:space="preserve"> на коммутаторе установить другие пароли, они будут храниться в файле конфигурации в зашифрованном виде.</w:t>
+      </w:r>
+    </w:p>
+    <w:p>
+      <w:pPr>
+        <w:rPr>
+          <w:rFonts w:ascii="Times New Roman" w:eastAsia="Times New Roman" w:hAnsi="Times New Roman" w:cs="Times New Roman"/>
+          <w:color w:val="000000"/>
+          <w:sz w:val="28"/>
+          <w:szCs w:val="28"/>
+          <w:lang w:eastAsia="ru-RU"/>
+        </w:rPr>
+      </w:pPr>
+      <w:r>
+        <w:rPr>
+          <w:color w:val="000000"/>
+          <w:sz w:val="28"/>
+          <w:szCs w:val="28"/>
+        </w:rPr>
+        <w:br w:type="page"/>
+      </w:r>
+    </w:p>
+    <w:p>
+      <w:pPr>
+        <w:pStyle w:val="2"/>
+        <w:spacing w:before="240" w:after="120"/>
+        <w:rPr>
+          <w:rFonts w:ascii="Times New Roman" w:hAnsi="Times New Roman" w:cs="Times New Roman"/>
+          <w:color w:val="000000"/>
+          <w:sz w:val="28"/>
+          <w:szCs w:val="28"/>
+        </w:rPr>
+      </w:pPr>
+      <w:r>
+        <w:rPr>
+          <w:rFonts w:ascii="Times New Roman" w:hAnsi="Times New Roman" w:cs="Times New Roman"/>
+          <w:b/>
+          <w:bCs/>
+          <w:color w:val="000000"/>
+          <w:sz w:val="28"/>
+          <w:szCs w:val="28"/>
+        </w:rPr>
+        <w:lastRenderedPageBreak/>
+        <w:t>Часть 3:</w:t>
+      </w:r>
+      <w:r>
+        <w:rPr>
+          <w:rFonts w:ascii="Times New Roman" w:hAnsi="Times New Roman" w:cs="Times New Roman"/>
+          <w:color w:val="000000"/>
+          <w:sz w:val="28"/>
+          <w:szCs w:val="28"/>
+        </w:rPr>
+        <w:t xml:space="preserve"> Настройте баннер MOTD</w:t>
+      </w:r>
+    </w:p>
+    <w:p>
+      <w:pPr>
+        <w:pStyle w:val="3"/>
+        <w:spacing w:before="180" w:after="60"/>
+        <w:rPr>
+          <w:rFonts w:ascii="Times New Roman" w:hAnsi="Times New Roman" w:cs="Times New Roman"/>
+          <w:color w:val="000000"/>
+          <w:sz w:val="28"/>
+          <w:szCs w:val="28"/>
+        </w:rPr>
+      </w:pPr>
+      <w:r>
+        <w:rPr>
+          <w:rFonts w:ascii="Times New Roman" w:hAnsi="Times New Roman" w:cs="Times New Roman"/>
+          <w:b/>
+          <w:bCs/>
+          <w:color w:val="000000"/>
+          <w:sz w:val="28"/>
+          <w:szCs w:val="28"/>
+        </w:rPr>
+        <w:t>Шаг 1</w:t>
+      </w:r>
+      <w:r>
+        <w:rPr>
+          <w:rFonts w:ascii="Times New Roman" w:hAnsi="Times New Roman" w:cs="Times New Roman"/>
+          <w:color w:val="000000"/>
+          <w:sz w:val="28"/>
+          <w:szCs w:val="28"/>
+        </w:rPr>
+        <w:t>. Настройте баннер MOTD (сообщения дня).</w:t>
+      </w:r>
+    </w:p>
+    <w:p>
+      <w:pPr>
+        <w:pStyle w:val="substepalpha"/>
+        <w:keepNext/>
+        <w:spacing w:before="0" w:beforeAutospacing="0" w:after="120" w:afterAutospacing="0"/>
+        <w:ind w:firstLine="284"/>
+        <w:jc w:val="center"/>
       </w:pPr>
       <w:r>
         <w:rPr>
           <w:noProof/>
           <w:color w:val="000000"/>
-          <w:sz w:val="44"/>
-          <w:szCs w:val="44"/>
+          <w:sz w:val="48"/>
+          <w:szCs w:val="48"/>
         </w:rPr>
         <w:drawing>
-          <wp:inline distT="0" distB="0" distL="0" distR="0" wp14:anchorId="267ED4E5" wp14:editId="6ABA2EA7">
-            <wp:extent cx="2772162" cy="362001"/>
-            <wp:effectExtent l="0" t="0" r="0" b="0"/>
-            <wp:docPr id="19" name="Рисунок 19"/>
+          <wp:inline distT="0" distB="0" distL="0" distR="0" wp14:anchorId="49EF72CB" wp14:editId="0213AD57">
+            <wp:extent cx="5001323" cy="1381318"/>
+            <wp:effectExtent l="0" t="0" r="0" b="9525"/>
+            <wp:docPr id="20" name="Рисунок 20"/>
             <wp:cNvGraphicFramePr>
               <a:graphicFrameLocks xmlns:a="http://schemas.openxmlformats.org/drawingml/2006/main" noChangeAspect="1"/>
             </wp:cNvGraphicFramePr>
@@ -2722,7 +4341,7 @@
                   <pic:spPr>
                     <a:xfrm>
                       <a:off x="0" y="0"/>
-                      <a:ext cx="2772162" cy="362001"/>
+                      <a:ext cx="5001323" cy="1381318"/>
                     </a:xfrm>
                     <a:prstGeom prst="rect">
                       <a:avLst/>
@@ -2737,22 +4356,114 @@
     </w:p>
     <w:p>
       <w:pPr>
+        <w:pStyle w:val="a3"/>
+        <w:jc w:val="center"/>
+        <w:rPr>
+          <w:rFonts w:ascii="Times New Roman" w:hAnsi="Times New Roman" w:cs="Times New Roman"/>
+          <w:i w:val="0"/>
+          <w:iCs w:val="0"/>
+          <w:color w:val="000000" w:themeColor="text1"/>
+          <w:sz w:val="72"/>
+          <w:szCs w:val="72"/>
+        </w:rPr>
+      </w:pPr>
+      <w:r>
+        <w:rPr>
+          <w:rFonts w:ascii="Times New Roman" w:hAnsi="Times New Roman" w:cs="Times New Roman"/>
+          <w:i w:val="0"/>
+          <w:iCs w:val="0"/>
+          <w:color w:val="000000" w:themeColor="text1"/>
+          <w:sz w:val="24"/>
+          <w:szCs w:val="24"/>
+        </w:rPr>
+        <w:t xml:space="preserve">Рисунок </w:t>
+      </w:r>
+      <w:r>
+        <w:rPr>
+          <w:rFonts w:ascii="Times New Roman" w:hAnsi="Times New Roman" w:cs="Times New Roman"/>
+          <w:i w:val="0"/>
+          <w:iCs w:val="0"/>
+          <w:color w:val="000000" w:themeColor="text1"/>
+          <w:sz w:val="24"/>
+          <w:szCs w:val="24"/>
+        </w:rPr>
+        <w:fldChar w:fldCharType="begin"/>
+      </w:r>
+      <w:r>
+        <w:rPr>
+          <w:rFonts w:ascii="Times New Roman" w:hAnsi="Times New Roman" w:cs="Times New Roman"/>
+          <w:i w:val="0"/>
+          <w:iCs w:val="0"/>
+          <w:color w:val="000000" w:themeColor="text1"/>
+          <w:sz w:val="24"/>
+          <w:szCs w:val="24"/>
+        </w:rPr>
+        <w:instrText xml:space="preserve"> SEQ Рисунок \* ARABIC </w:instrText>
+      </w:r>
+      <w:r>
+        <w:rPr>
+          <w:rFonts w:ascii="Times New Roman" w:hAnsi="Times New Roman" w:cs="Times New Roman"/>
+          <w:i w:val="0"/>
+          <w:iCs w:val="0"/>
+          <w:color w:val="000000" w:themeColor="text1"/>
+          <w:sz w:val="24"/>
+          <w:szCs w:val="24"/>
+        </w:rPr>
+        <w:fldChar w:fldCharType="separate"/>
+      </w:r>
+      <w:r>
+        <w:rPr>
+          <w:rFonts w:ascii="Times New Roman" w:hAnsi="Times New Roman" w:cs="Times New Roman"/>
+          <w:i w:val="0"/>
+          <w:iCs w:val="0"/>
+          <w:noProof/>
+          <w:color w:val="000000" w:themeColor="text1"/>
+          <w:sz w:val="24"/>
+          <w:szCs w:val="24"/>
+        </w:rPr>
+        <w:t>14</w:t>
+      </w:r>
+      <w:r>
+        <w:rPr>
+          <w:rFonts w:ascii="Times New Roman" w:hAnsi="Times New Roman" w:cs="Times New Roman"/>
+          <w:i w:val="0"/>
+          <w:iCs w:val="0"/>
+          <w:color w:val="000000" w:themeColor="text1"/>
+          <w:sz w:val="24"/>
+          <w:szCs w:val="24"/>
+        </w:rPr>
+        <w:fldChar w:fldCharType="end"/>
+      </w:r>
+      <w:r>
+        <w:rPr>
+          <w:rFonts w:ascii="Times New Roman" w:hAnsi="Times New Roman" w:cs="Times New Roman"/>
+          <w:i w:val="0"/>
+          <w:iCs w:val="0"/>
+          <w:color w:val="000000" w:themeColor="text1"/>
+          <w:sz w:val="24"/>
+          <w:szCs w:val="24"/>
+        </w:rPr>
+        <w:t>. Настройка баннера MOTD</w:t>
+      </w:r>
+    </w:p>
+    <w:p>
+      <w:pPr>
         <w:pStyle w:val="substepalpha"/>
         <w:spacing w:before="0" w:beforeAutospacing="0" w:after="120" w:afterAutospacing="0"/>
         <w:ind w:firstLine="284"/>
         <w:rPr>
           <w:color w:val="000000"/>
-          <w:sz w:val="40"/>
-          <w:szCs w:val="40"/>
-        </w:rPr>
-      </w:pPr>
-      <w:r>
-        <w:rPr>
-          <w:color w:val="000000"/>
-          <w:sz w:val="28"/>
-          <w:szCs w:val="28"/>
-        </w:rPr>
-        <w:t>Если установить на коммутаторе другие пароли, они будут храниться в файле конфигурации в виде обычного текста или в зашифрованном виде?</w:t>
+          <w:sz w:val="28"/>
+          <w:szCs w:val="28"/>
+        </w:rPr>
+      </w:pPr>
+      <w:r>
+        <w:rPr>
+          <w:color w:val="000000"/>
+          <w:sz w:val="28"/>
+          <w:szCs w:val="28"/>
+        </w:rPr>
+        <w:t>Когда будет отображаться этот баннер?</w:t>
       </w:r>
     </w:p>
     <w:p>
@@ -2781,7 +4492,7 @@
           <w:sz w:val="28"/>
           <w:szCs w:val="28"/>
         </w:rPr>
-        <w:t>: Если</w:t>
+        <w:t>: После</w:t>
       </w:r>
       <w:proofErr w:type="gramEnd"/>
       <w:r>
@@ -2790,91 +4501,7 @@
           <w:sz w:val="28"/>
           <w:szCs w:val="28"/>
         </w:rPr>
-        <w:t xml:space="preserve"> на коммутаторе установить другие пароли, они будут храниться в файле конфигурации в зашифрованном виде.</w:t>
-      </w:r>
-    </w:p>
-    <w:p>
-      <w:pPr>
-        <w:rPr>
-          <w:rFonts w:ascii="Times New Roman" w:eastAsia="Times New Roman" w:hAnsi="Times New Roman" w:cs="Times New Roman"/>
-          <w:color w:val="000000"/>
-          <w:sz w:val="28"/>
-          <w:szCs w:val="28"/>
-          <w:lang w:eastAsia="ru-RU"/>
-        </w:rPr>
-      </w:pPr>
-      <w:r>
-        <w:rPr>
-          <w:color w:val="000000"/>
-          <w:sz w:val="28"/>
-          <w:szCs w:val="28"/>
-        </w:rPr>
-        <w:br w:type="page"/>
-      </w:r>
-    </w:p>
-    <w:p>
-      <w:pPr>
-        <w:pStyle w:val="2"/>
-        <w:spacing w:before="240" w:after="120"/>
-        <w:rPr>
-          <w:rFonts w:ascii="Times New Roman" w:hAnsi="Times New Roman" w:cs="Times New Roman"/>
-          <w:color w:val="000000"/>
-          <w:sz w:val="28"/>
-          <w:szCs w:val="28"/>
-        </w:rPr>
-      </w:pPr>
-      <w:r>
-        <w:rPr>
-          <w:rFonts w:ascii="Times New Roman" w:hAnsi="Times New Roman" w:cs="Times New Roman"/>
-          <w:b/>
-          <w:bCs/>
-          <w:color w:val="000000"/>
-          <w:sz w:val="28"/>
-          <w:szCs w:val="28"/>
-        </w:rPr>
-        <w:lastRenderedPageBreak/>
-        <w:t>Часть 3:</w:t>
-      </w:r>
-      <w:r>
-        <w:rPr>
-          <w:rFonts w:ascii="Times New Roman" w:hAnsi="Times New Roman" w:cs="Times New Roman"/>
-          <w:color w:val="000000"/>
-          <w:sz w:val="28"/>
-          <w:szCs w:val="28"/>
-        </w:rPr>
-        <w:t xml:space="preserve"> Настройте баннер MOTD</w:t>
-      </w:r>
-    </w:p>
-    <w:p>
-      <w:pPr>
-        <w:pStyle w:val="3"/>
-        <w:spacing w:before="180" w:after="60"/>
-        <w:rPr>
-          <w:rFonts w:ascii="Times New Roman" w:hAnsi="Times New Roman" w:cs="Times New Roman"/>
-          <w:color w:val="000000"/>
-          <w:sz w:val="28"/>
-          <w:szCs w:val="28"/>
-        </w:rPr>
-      </w:pPr>
-      <w:r>
-        <w:rPr>
-          <w:rFonts w:ascii="Times New Roman" w:hAnsi="Times New Roman" w:cs="Times New Roman"/>
-          <w:b/>
-          <w:bCs/>
-          <w:color w:val="000000"/>
-          <w:sz w:val="28"/>
-          <w:szCs w:val="28"/>
-        </w:rPr>
-        <w:t>Шаг 1</w:t>
-      </w:r>
-      <w:r>
-        <w:rPr>
-          <w:rFonts w:ascii="Times New Roman" w:hAnsi="Times New Roman" w:cs="Times New Roman"/>
-          <w:color w:val="000000"/>
-          <w:sz w:val="28"/>
-          <w:szCs w:val="28"/>
-        </w:rPr>
-        <w:t>. Настройте баннер MOTD (сообщения дня).</w:t>
+        <w:t xml:space="preserve"> ввода пароля и входа в консоль коммутатора</w:t>
       </w:r>
     </w:p>
     <w:p>
@@ -2884,22 +4511,124 @@
         <w:ind w:firstLine="284"/>
         <w:rPr>
           <w:color w:val="000000"/>
-          <w:sz w:val="48"/>
-          <w:szCs w:val="48"/>
-        </w:rPr>
+          <w:sz w:val="28"/>
+          <w:szCs w:val="28"/>
+        </w:rPr>
+      </w:pPr>
+      <w:r>
+        <w:rPr>
+          <w:color w:val="000000"/>
+          <w:sz w:val="28"/>
+          <w:szCs w:val="28"/>
+        </w:rPr>
+        <w:t>Зачем на всех коммутаторах должен быть баннер MOTD?</w:t>
+      </w:r>
+    </w:p>
+    <w:p>
+      <w:pPr>
+        <w:pStyle w:val="substepalpha"/>
+        <w:spacing w:before="0" w:beforeAutospacing="0" w:after="120" w:afterAutospacing="0"/>
+        <w:ind w:firstLine="284"/>
+        <w:rPr>
+          <w:color w:val="000000"/>
+          <w:sz w:val="28"/>
+          <w:szCs w:val="28"/>
+        </w:rPr>
+      </w:pPr>
+      <w:r>
+        <w:rPr>
+          <w:color w:val="000000"/>
+          <w:sz w:val="28"/>
+          <w:szCs w:val="28"/>
+        </w:rPr>
+        <w:t>Ответ</w:t>
+      </w:r>
+      <w:proofErr w:type="gramStart"/>
+      <w:r>
+        <w:rPr>
+          <w:color w:val="000000"/>
+          <w:sz w:val="28"/>
+          <w:szCs w:val="28"/>
+        </w:rPr>
+        <w:t>: Чтобы</w:t>
+      </w:r>
+      <w:proofErr w:type="gramEnd"/>
+      <w:r>
+        <w:rPr>
+          <w:color w:val="000000"/>
+          <w:sz w:val="28"/>
+          <w:szCs w:val="28"/>
+        </w:rPr>
+        <w:t xml:space="preserve"> при входе в коммутатор пользователю была доступна какая-либо полезная информация.</w:t>
+      </w:r>
+    </w:p>
+    <w:p>
+      <w:pPr>
+        <w:rPr>
+          <w:rFonts w:ascii="Times New Roman" w:eastAsia="Times New Roman" w:hAnsi="Times New Roman" w:cs="Times New Roman"/>
+          <w:color w:val="000000"/>
+          <w:sz w:val="28"/>
+          <w:szCs w:val="28"/>
+          <w:lang w:eastAsia="ru-RU"/>
+        </w:rPr>
+      </w:pPr>
+      <w:r>
+        <w:rPr>
+          <w:color w:val="000000"/>
+          <w:sz w:val="28"/>
+          <w:szCs w:val="28"/>
+        </w:rPr>
+        <w:br w:type="page"/>
+      </w:r>
+    </w:p>
+    <w:p>
+      <w:pPr>
+        <w:pStyle w:val="2"/>
+        <w:spacing w:before="240" w:after="120"/>
+        <w:rPr>
+          <w:rFonts w:ascii="Times New Roman" w:hAnsi="Times New Roman" w:cs="Times New Roman"/>
+          <w:color w:val="000000"/>
+          <w:sz w:val="28"/>
+          <w:szCs w:val="28"/>
+        </w:rPr>
+      </w:pPr>
+      <w:r>
+        <w:rPr>
+          <w:rFonts w:ascii="Times New Roman" w:hAnsi="Times New Roman" w:cs="Times New Roman"/>
+          <w:b/>
+          <w:bCs/>
+          <w:color w:val="000000"/>
+          <w:sz w:val="28"/>
+          <w:szCs w:val="28"/>
+        </w:rPr>
+        <w:lastRenderedPageBreak/>
+        <w:t>Часть 4.</w:t>
+      </w:r>
+      <w:r>
+        <w:rPr>
+          <w:rFonts w:ascii="Times New Roman" w:hAnsi="Times New Roman" w:cs="Times New Roman"/>
+          <w:color w:val="000000"/>
+          <w:sz w:val="28"/>
+          <w:szCs w:val="28"/>
+        </w:rPr>
+        <w:t xml:space="preserve"> Сохранение и проверка файлов конфигурации в NVRAM.</w:t>
+      </w:r>
+    </w:p>
+    <w:p>
+      <w:pPr>
+        <w:keepNext/>
+        <w:jc w:val="center"/>
       </w:pPr>
       <w:r>
         <w:rPr>
           <w:noProof/>
-          <w:color w:val="000000"/>
-          <w:sz w:val="48"/>
-          <w:szCs w:val="48"/>
+          <w:lang w:val="en-US"/>
         </w:rPr>
         <w:drawing>
-          <wp:inline distT="0" distB="0" distL="0" distR="0" wp14:anchorId="49EF72CB" wp14:editId="0213AD57">
-            <wp:extent cx="5001323" cy="1381318"/>
-            <wp:effectExtent l="0" t="0" r="0" b="9525"/>
-            <wp:docPr id="20" name="Рисунок 20"/>
+          <wp:inline distT="0" distB="0" distL="0" distR="0" wp14:anchorId="6A1A058A" wp14:editId="035367F6">
+            <wp:extent cx="3839111" cy="800212"/>
+            <wp:effectExtent l="0" t="0" r="0" b="0"/>
+            <wp:docPr id="21" name="Рисунок 21"/>
             <wp:cNvGraphicFramePr>
               <a:graphicFrameLocks xmlns:a="http://schemas.openxmlformats.org/drawingml/2006/main" noChangeAspect="1"/>
             </wp:cNvGraphicFramePr>
@@ -2919,7 +4648,7 @@
                   <pic:spPr>
                     <a:xfrm>
                       <a:off x="0" y="0"/>
-                      <a:ext cx="5001323" cy="1381318"/>
+                      <a:ext cx="3839111" cy="800212"/>
                     </a:xfrm>
                     <a:prstGeom prst="rect">
                       <a:avLst/>
@@ -2934,132 +4663,521 @@
     </w:p>
     <w:p>
       <w:pPr>
-        <w:pStyle w:val="substepalpha"/>
-        <w:spacing w:before="0" w:beforeAutospacing="0" w:after="120" w:afterAutospacing="0"/>
-        <w:ind w:firstLine="284"/>
-        <w:rPr>
-          <w:color w:val="000000"/>
-          <w:sz w:val="28"/>
-          <w:szCs w:val="28"/>
-        </w:rPr>
-      </w:pPr>
-      <w:r>
-        <w:rPr>
-          <w:color w:val="000000"/>
-          <w:sz w:val="28"/>
-          <w:szCs w:val="28"/>
-        </w:rPr>
-        <w:t>Когда будет отображаться этот баннер?</w:t>
-      </w:r>
-    </w:p>
-    <w:p>
-      <w:pPr>
-        <w:pStyle w:val="substepalpha"/>
-        <w:spacing w:before="0" w:beforeAutospacing="0" w:after="120" w:afterAutospacing="0"/>
-        <w:ind w:firstLine="284"/>
-        <w:rPr>
-          <w:color w:val="000000"/>
-          <w:sz w:val="28"/>
-          <w:szCs w:val="28"/>
-        </w:rPr>
-      </w:pPr>
-      <w:r>
-        <w:rPr>
+        <w:pStyle w:val="a3"/>
+        <w:jc w:val="center"/>
+        <w:rPr>
+          <w:rFonts w:ascii="Times New Roman" w:hAnsi="Times New Roman" w:cs="Times New Roman"/>
+          <w:i w:val="0"/>
+          <w:iCs w:val="0"/>
+          <w:color w:val="000000" w:themeColor="text1"/>
+          <w:sz w:val="24"/>
+          <w:szCs w:val="24"/>
+        </w:rPr>
+      </w:pPr>
+      <w:r>
+        <w:rPr>
+          <w:rFonts w:ascii="Times New Roman" w:hAnsi="Times New Roman" w:cs="Times New Roman"/>
+          <w:i w:val="0"/>
+          <w:iCs w:val="0"/>
+          <w:color w:val="000000" w:themeColor="text1"/>
+          <w:sz w:val="24"/>
+          <w:szCs w:val="24"/>
+        </w:rPr>
+        <w:t xml:space="preserve">Рисунок </w:t>
+      </w:r>
+      <w:r>
+        <w:rPr>
+          <w:rFonts w:ascii="Times New Roman" w:hAnsi="Times New Roman" w:cs="Times New Roman"/>
+          <w:i w:val="0"/>
+          <w:iCs w:val="0"/>
+          <w:color w:val="000000" w:themeColor="text1"/>
+          <w:sz w:val="24"/>
+          <w:szCs w:val="24"/>
+        </w:rPr>
+        <w:fldChar w:fldCharType="begin"/>
+      </w:r>
+      <w:r>
+        <w:rPr>
+          <w:rFonts w:ascii="Times New Roman" w:hAnsi="Times New Roman" w:cs="Times New Roman"/>
+          <w:i w:val="0"/>
+          <w:iCs w:val="0"/>
+          <w:color w:val="000000" w:themeColor="text1"/>
+          <w:sz w:val="24"/>
+          <w:szCs w:val="24"/>
+        </w:rPr>
+        <w:instrText xml:space="preserve"> SEQ Рисунок \* ARABIC </w:instrText>
+      </w:r>
+      <w:r>
+        <w:rPr>
+          <w:rFonts w:ascii="Times New Roman" w:hAnsi="Times New Roman" w:cs="Times New Roman"/>
+          <w:i w:val="0"/>
+          <w:iCs w:val="0"/>
+          <w:color w:val="000000" w:themeColor="text1"/>
+          <w:sz w:val="24"/>
+          <w:szCs w:val="24"/>
+        </w:rPr>
+        <w:fldChar w:fldCharType="separate"/>
+      </w:r>
+      <w:r>
+        <w:rPr>
+          <w:rFonts w:ascii="Times New Roman" w:hAnsi="Times New Roman" w:cs="Times New Roman"/>
+          <w:i w:val="0"/>
+          <w:iCs w:val="0"/>
+          <w:noProof/>
+          <w:color w:val="000000" w:themeColor="text1"/>
+          <w:sz w:val="24"/>
+          <w:szCs w:val="24"/>
+        </w:rPr>
+        <w:t>15</w:t>
+      </w:r>
+      <w:r>
+        <w:rPr>
+          <w:rFonts w:ascii="Times New Roman" w:hAnsi="Times New Roman" w:cs="Times New Roman"/>
+          <w:i w:val="0"/>
+          <w:iCs w:val="0"/>
+          <w:color w:val="000000" w:themeColor="text1"/>
+          <w:sz w:val="24"/>
+          <w:szCs w:val="24"/>
+        </w:rPr>
+        <w:fldChar w:fldCharType="end"/>
+      </w:r>
+      <w:r>
+        <w:rPr>
+          <w:rFonts w:ascii="Times New Roman" w:hAnsi="Times New Roman" w:cs="Times New Roman"/>
+          <w:i w:val="0"/>
+          <w:iCs w:val="0"/>
+          <w:color w:val="000000" w:themeColor="text1"/>
+          <w:sz w:val="24"/>
+          <w:szCs w:val="24"/>
+        </w:rPr>
+        <w:t xml:space="preserve">. Сохранение файлов конфигурации в </w:t>
+      </w:r>
+      <w:r>
+        <w:rPr>
+          <w:rFonts w:ascii="Times New Roman" w:hAnsi="Times New Roman" w:cs="Times New Roman"/>
+          <w:i w:val="0"/>
+          <w:iCs w:val="0"/>
+          <w:color w:val="000000" w:themeColor="text1"/>
+          <w:sz w:val="24"/>
+          <w:szCs w:val="24"/>
+          <w:lang w:val="en-US"/>
+        </w:rPr>
+        <w:t>NVRAM</w:t>
+      </w:r>
+      <w:r>
+        <w:rPr>
+          <w:rFonts w:ascii="Times New Roman" w:hAnsi="Times New Roman" w:cs="Times New Roman"/>
+          <w:i w:val="0"/>
+          <w:iCs w:val="0"/>
+          <w:color w:val="000000" w:themeColor="text1"/>
+          <w:sz w:val="24"/>
+          <w:szCs w:val="24"/>
+        </w:rPr>
+        <w:t>.</w:t>
+      </w:r>
+    </w:p>
+    <w:p>
+      <w:pPr>
+        <w:rPr>
+          <w:rFonts w:ascii="Times New Roman" w:hAnsi="Times New Roman" w:cs="Times New Roman"/>
+          <w:color w:val="000000"/>
+          <w:sz w:val="28"/>
+          <w:szCs w:val="28"/>
+        </w:rPr>
+      </w:pPr>
+      <w:r>
+        <w:rPr>
+          <w:rFonts w:ascii="Times New Roman" w:hAnsi="Times New Roman" w:cs="Times New Roman"/>
+          <w:color w:val="000000"/>
+          <w:sz w:val="28"/>
+          <w:szCs w:val="28"/>
+        </w:rPr>
+        <w:t>Какова</w:t>
+      </w:r>
+      <w:r>
+        <w:rPr>
+          <w:rFonts w:ascii="Times New Roman" w:hAnsi="Times New Roman" w:cs="Times New Roman"/>
+          <w:color w:val="000000"/>
+          <w:sz w:val="28"/>
+          <w:szCs w:val="28"/>
+        </w:rPr>
+        <w:t xml:space="preserve"> </w:t>
+      </w:r>
+      <w:r>
+        <w:rPr>
+          <w:rFonts w:ascii="Times New Roman" w:hAnsi="Times New Roman" w:cs="Times New Roman"/>
+          <w:color w:val="000000"/>
+          <w:sz w:val="28"/>
+          <w:szCs w:val="28"/>
+        </w:rPr>
+        <w:t>самая</w:t>
+      </w:r>
+      <w:r>
+        <w:rPr>
+          <w:rFonts w:ascii="Times New Roman" w:hAnsi="Times New Roman" w:cs="Times New Roman"/>
+          <w:color w:val="000000"/>
+          <w:sz w:val="28"/>
+          <w:szCs w:val="28"/>
+        </w:rPr>
+        <w:t xml:space="preserve"> </w:t>
+      </w:r>
+      <w:r>
+        <w:rPr>
+          <w:rFonts w:ascii="Times New Roman" w:hAnsi="Times New Roman" w:cs="Times New Roman"/>
+          <w:color w:val="000000"/>
+          <w:sz w:val="28"/>
+          <w:szCs w:val="28"/>
+        </w:rPr>
+        <w:t>короткая</w:t>
+      </w:r>
+      <w:r>
+        <w:rPr>
+          <w:rFonts w:ascii="Times New Roman" w:hAnsi="Times New Roman" w:cs="Times New Roman"/>
+          <w:color w:val="000000"/>
+          <w:sz w:val="28"/>
+          <w:szCs w:val="28"/>
+        </w:rPr>
+        <w:t xml:space="preserve"> </w:t>
+      </w:r>
+      <w:r>
+        <w:rPr>
+          <w:rFonts w:ascii="Times New Roman" w:hAnsi="Times New Roman" w:cs="Times New Roman"/>
+          <w:color w:val="000000"/>
+          <w:sz w:val="28"/>
+          <w:szCs w:val="28"/>
+        </w:rPr>
+        <w:t>версия</w:t>
+      </w:r>
+      <w:r>
+        <w:rPr>
+          <w:rFonts w:ascii="Times New Roman" w:hAnsi="Times New Roman" w:cs="Times New Roman"/>
+          <w:color w:val="000000"/>
+          <w:sz w:val="28"/>
+          <w:szCs w:val="28"/>
+        </w:rPr>
+        <w:t xml:space="preserve"> </w:t>
+      </w:r>
+      <w:r>
+        <w:rPr>
+          <w:rFonts w:ascii="Times New Roman" w:hAnsi="Times New Roman" w:cs="Times New Roman"/>
+          <w:color w:val="000000"/>
+          <w:sz w:val="28"/>
+          <w:szCs w:val="28"/>
+        </w:rPr>
+        <w:t>команды</w:t>
+      </w:r>
+      <w:r>
+        <w:rPr>
+          <w:rFonts w:ascii="Times New Roman" w:hAnsi="Times New Roman" w:cs="Times New Roman"/>
+          <w:color w:val="000000"/>
+          <w:sz w:val="28"/>
+          <w:szCs w:val="28"/>
+          <w:lang w:val="en-US"/>
+        </w:rPr>
+        <w:t> </w:t>
+      </w:r>
+      <w:r>
+        <w:rPr>
+          <w:rFonts w:ascii="Times New Roman" w:hAnsi="Times New Roman" w:cs="Times New Roman"/>
+          <w:b/>
+          <w:bCs/>
+          <w:color w:val="000000"/>
+          <w:sz w:val="28"/>
+          <w:szCs w:val="28"/>
+          <w:lang w:val="en-US"/>
+        </w:rPr>
+        <w:t>copy</w:t>
+      </w:r>
+      <w:r>
+        <w:rPr>
+          <w:rFonts w:ascii="Times New Roman" w:hAnsi="Times New Roman" w:cs="Times New Roman"/>
+          <w:b/>
+          <w:bCs/>
+          <w:color w:val="000000"/>
+          <w:sz w:val="28"/>
+          <w:szCs w:val="28"/>
+        </w:rPr>
+        <w:t xml:space="preserve"> </w:t>
+      </w:r>
+      <w:r>
+        <w:rPr>
+          <w:rFonts w:ascii="Times New Roman" w:hAnsi="Times New Roman" w:cs="Times New Roman"/>
+          <w:b/>
+          <w:bCs/>
+          <w:color w:val="000000"/>
+          <w:sz w:val="28"/>
+          <w:szCs w:val="28"/>
+          <w:lang w:val="en-US"/>
+        </w:rPr>
+        <w:t>running</w:t>
+      </w:r>
+      <w:r>
+        <w:rPr>
+          <w:rFonts w:ascii="Times New Roman" w:hAnsi="Times New Roman" w:cs="Times New Roman"/>
+          <w:b/>
+          <w:bCs/>
+          <w:color w:val="000000"/>
+          <w:sz w:val="28"/>
+          <w:szCs w:val="28"/>
+        </w:rPr>
+        <w:t>-</w:t>
+      </w:r>
+      <w:r>
+        <w:rPr>
+          <w:rFonts w:ascii="Times New Roman" w:hAnsi="Times New Roman" w:cs="Times New Roman"/>
+          <w:b/>
+          <w:bCs/>
+          <w:color w:val="000000"/>
+          <w:sz w:val="28"/>
+          <w:szCs w:val="28"/>
+          <w:lang w:val="en-US"/>
+        </w:rPr>
+        <w:t>config</w:t>
+      </w:r>
+      <w:r>
+        <w:rPr>
+          <w:rFonts w:ascii="Times New Roman" w:hAnsi="Times New Roman" w:cs="Times New Roman"/>
+          <w:b/>
+          <w:bCs/>
+          <w:color w:val="000000"/>
+          <w:sz w:val="28"/>
+          <w:szCs w:val="28"/>
+        </w:rPr>
+        <w:t xml:space="preserve"> </w:t>
+      </w:r>
+      <w:r>
+        <w:rPr>
+          <w:rFonts w:ascii="Times New Roman" w:hAnsi="Times New Roman" w:cs="Times New Roman"/>
+          <w:b/>
+          <w:bCs/>
+          <w:color w:val="000000"/>
+          <w:sz w:val="28"/>
+          <w:szCs w:val="28"/>
+          <w:lang w:val="en-US"/>
+        </w:rPr>
+        <w:t>startup</w:t>
+      </w:r>
+      <w:r>
+        <w:rPr>
+          <w:rFonts w:ascii="Times New Roman" w:hAnsi="Times New Roman" w:cs="Times New Roman"/>
+          <w:b/>
+          <w:bCs/>
+          <w:color w:val="000000"/>
+          <w:sz w:val="28"/>
+          <w:szCs w:val="28"/>
+        </w:rPr>
+        <w:t>-</w:t>
+      </w:r>
+      <w:r>
+        <w:rPr>
+          <w:rFonts w:ascii="Times New Roman" w:hAnsi="Times New Roman" w:cs="Times New Roman"/>
+          <w:b/>
+          <w:bCs/>
+          <w:color w:val="000000"/>
+          <w:sz w:val="28"/>
+          <w:szCs w:val="28"/>
+          <w:lang w:val="en-US"/>
+        </w:rPr>
+        <w:t>config</w:t>
+      </w:r>
+      <w:r>
+        <w:rPr>
+          <w:rFonts w:ascii="Times New Roman" w:hAnsi="Times New Roman" w:cs="Times New Roman"/>
+          <w:color w:val="000000"/>
+          <w:sz w:val="28"/>
+          <w:szCs w:val="28"/>
+        </w:rPr>
+        <w:t>?</w:t>
+      </w:r>
+    </w:p>
+    <w:p>
+      <w:pPr>
+        <w:rPr>
+          <w:rFonts w:ascii="Times New Roman" w:hAnsi="Times New Roman" w:cs="Times New Roman"/>
+          <w:color w:val="000000"/>
+          <w:sz w:val="28"/>
+          <w:szCs w:val="28"/>
+        </w:rPr>
+      </w:pPr>
+      <w:r>
+        <w:rPr>
+          <w:rFonts w:ascii="Times New Roman" w:hAnsi="Times New Roman" w:cs="Times New Roman"/>
           <w:color w:val="000000"/>
           <w:sz w:val="28"/>
           <w:szCs w:val="28"/>
         </w:rPr>
         <w:t>Ответ</w:t>
       </w:r>
-      <w:proofErr w:type="gramStart"/>
-      <w:r>
-        <w:rPr>
-          <w:color w:val="000000"/>
-          <w:sz w:val="28"/>
-          <w:szCs w:val="28"/>
-        </w:rPr>
-        <w:t>: После</w:t>
-      </w:r>
-      <w:proofErr w:type="gramEnd"/>
-      <w:r>
-        <w:rPr>
-          <w:color w:val="000000"/>
-          <w:sz w:val="28"/>
-          <w:szCs w:val="28"/>
-        </w:rPr>
-        <w:t xml:space="preserve"> ввода пароля и входа в консоль коммутатора</w:t>
-      </w:r>
-    </w:p>
-    <w:p>
-      <w:pPr>
-        <w:pStyle w:val="substepalpha"/>
-        <w:spacing w:before="0" w:beforeAutospacing="0" w:after="120" w:afterAutospacing="0"/>
-        <w:ind w:firstLine="284"/>
-        <w:rPr>
-          <w:color w:val="000000"/>
-          <w:sz w:val="28"/>
-          <w:szCs w:val="28"/>
-        </w:rPr>
-      </w:pPr>
-      <w:r>
-        <w:rPr>
-          <w:color w:val="000000"/>
-          <w:sz w:val="28"/>
-          <w:szCs w:val="28"/>
-        </w:rPr>
-        <w:t>Зачем на всех коммутаторах должен быть баннер MOTD?</w:t>
-      </w:r>
-    </w:p>
-    <w:p>
-      <w:pPr>
-        <w:pStyle w:val="substepalpha"/>
-        <w:spacing w:before="0" w:beforeAutospacing="0" w:after="120" w:afterAutospacing="0"/>
-        <w:ind w:firstLine="284"/>
-        <w:rPr>
-          <w:color w:val="000000"/>
-          <w:sz w:val="28"/>
-          <w:szCs w:val="28"/>
-        </w:rPr>
-      </w:pPr>
-      <w:r>
-        <w:rPr>
+      <w:r>
+        <w:rPr>
+          <w:rFonts w:ascii="Times New Roman" w:hAnsi="Times New Roman" w:cs="Times New Roman"/>
+          <w:color w:val="000000"/>
+          <w:sz w:val="28"/>
+          <w:szCs w:val="28"/>
+        </w:rPr>
+        <w:t xml:space="preserve">: </w:t>
+      </w:r>
+      <w:proofErr w:type="spellStart"/>
+      <w:r>
+        <w:rPr>
+          <w:rFonts w:ascii="Times New Roman" w:hAnsi="Times New Roman" w:cs="Times New Roman"/>
+          <w:color w:val="000000"/>
+          <w:sz w:val="28"/>
+          <w:szCs w:val="28"/>
+        </w:rPr>
+        <w:t>copy</w:t>
+      </w:r>
+      <w:proofErr w:type="spellEnd"/>
+      <w:r>
+        <w:rPr>
+          <w:rFonts w:ascii="Times New Roman" w:hAnsi="Times New Roman" w:cs="Times New Roman"/>
+          <w:color w:val="000000"/>
+          <w:sz w:val="28"/>
+          <w:szCs w:val="28"/>
+        </w:rPr>
+        <w:t xml:space="preserve"> </w:t>
+      </w:r>
+      <w:proofErr w:type="spellStart"/>
+      <w:r>
+        <w:rPr>
+          <w:rFonts w:ascii="Times New Roman" w:hAnsi="Times New Roman" w:cs="Times New Roman"/>
+          <w:color w:val="000000"/>
+          <w:sz w:val="28"/>
+          <w:szCs w:val="28"/>
+        </w:rPr>
+        <w:t>running-config</w:t>
+      </w:r>
+      <w:proofErr w:type="spellEnd"/>
+      <w:r>
+        <w:rPr>
+          <w:rFonts w:ascii="Times New Roman" w:hAnsi="Times New Roman" w:cs="Times New Roman"/>
+          <w:color w:val="000000"/>
+          <w:sz w:val="28"/>
+          <w:szCs w:val="28"/>
+        </w:rPr>
+        <w:t xml:space="preserve"> s</w:t>
+      </w:r>
+    </w:p>
+    <w:p>
+      <w:pPr>
+        <w:rPr>
+          <w:rFonts w:ascii="Times New Roman" w:hAnsi="Times New Roman" w:cs="Times New Roman"/>
+          <w:color w:val="000000"/>
+          <w:sz w:val="28"/>
+          <w:szCs w:val="28"/>
+        </w:rPr>
+      </w:pPr>
+      <w:r>
+        <w:rPr>
+          <w:rFonts w:ascii="Times New Roman" w:hAnsi="Times New Roman" w:cs="Times New Roman"/>
+          <w:color w:val="000000"/>
+          <w:sz w:val="28"/>
+          <w:szCs w:val="28"/>
+        </w:rPr>
+        <w:t>Какая команда отображает содержимое NVRAM?</w:t>
+      </w:r>
+    </w:p>
+    <w:p>
+      <w:pPr>
+        <w:rPr>
+          <w:rFonts w:ascii="Arial" w:hAnsi="Arial" w:cs="Arial"/>
+          <w:color w:val="000000"/>
+        </w:rPr>
+      </w:pPr>
+      <w:r>
+        <w:rPr>
+          <w:rFonts w:ascii="Times New Roman" w:hAnsi="Times New Roman" w:cs="Times New Roman"/>
           <w:color w:val="000000"/>
           <w:sz w:val="28"/>
           <w:szCs w:val="28"/>
         </w:rPr>
         <w:t>Ответ</w:t>
       </w:r>
-      <w:proofErr w:type="gramStart"/>
-      <w:r>
-        <w:rPr>
-          <w:color w:val="000000"/>
-          <w:sz w:val="28"/>
-          <w:szCs w:val="28"/>
-        </w:rPr>
-        <w:t>: Чтобы</w:t>
-      </w:r>
-      <w:proofErr w:type="gramEnd"/>
-      <w:r>
-        <w:rPr>
-          <w:color w:val="000000"/>
-          <w:sz w:val="28"/>
-          <w:szCs w:val="28"/>
-        </w:rPr>
-        <w:t xml:space="preserve"> при входе в коммутатор пользователю была доступна какая-либо полезная информация.</w:t>
-      </w:r>
-    </w:p>
-    <w:p>
-      <w:pPr>
-        <w:rPr>
-          <w:rFonts w:ascii="Times New Roman" w:eastAsia="Times New Roman" w:hAnsi="Times New Roman" w:cs="Times New Roman"/>
-          <w:color w:val="000000"/>
-          <w:sz w:val="28"/>
-          <w:szCs w:val="28"/>
-          <w:lang w:eastAsia="ru-RU"/>
-        </w:rPr>
-      </w:pPr>
-      <w:r>
-        <w:rPr>
+      <w:r>
+        <w:rPr>
+          <w:rFonts w:ascii="Times New Roman" w:hAnsi="Times New Roman" w:cs="Times New Roman"/>
+          <w:color w:val="000000"/>
+          <w:sz w:val="28"/>
+          <w:szCs w:val="28"/>
+        </w:rPr>
+        <w:t xml:space="preserve">: </w:t>
+      </w:r>
+      <w:r>
+        <w:rPr>
+          <w:rFonts w:ascii="Arial" w:hAnsi="Arial" w:cs="Arial"/>
+          <w:color w:val="000000"/>
+        </w:rPr>
+        <w:t xml:space="preserve">S1#show </w:t>
+      </w:r>
+      <w:proofErr w:type="spellStart"/>
+      <w:r>
+        <w:rPr>
+          <w:rFonts w:ascii="Arial" w:hAnsi="Arial" w:cs="Arial"/>
+          <w:color w:val="000000"/>
+        </w:rPr>
+        <w:t>run</w:t>
+      </w:r>
+      <w:proofErr w:type="spellEnd"/>
+    </w:p>
+    <w:p>
+      <w:pPr>
+        <w:rPr>
+          <w:rFonts w:ascii="Times New Roman" w:hAnsi="Times New Roman" w:cs="Times New Roman"/>
+          <w:color w:val="000000"/>
+          <w:sz w:val="28"/>
+          <w:szCs w:val="28"/>
+        </w:rPr>
+      </w:pPr>
+      <w:r>
+        <w:rPr>
+          <w:rFonts w:ascii="Times New Roman" w:hAnsi="Times New Roman" w:cs="Times New Roman"/>
+          <w:color w:val="000000"/>
+          <w:sz w:val="28"/>
+          <w:szCs w:val="28"/>
+        </w:rPr>
+        <w:t>Все ли внесенные изменения были записаны в файл?</w:t>
+      </w:r>
+    </w:p>
+    <w:p>
+      <w:pPr>
+        <w:rPr>
+          <w:rFonts w:ascii="Times New Roman" w:hAnsi="Times New Roman" w:cs="Times New Roman"/>
+          <w:color w:val="000000"/>
+          <w:sz w:val="28"/>
+          <w:szCs w:val="28"/>
+        </w:rPr>
+      </w:pPr>
+      <w:r>
+        <w:rPr>
+          <w:rFonts w:ascii="Times New Roman" w:hAnsi="Times New Roman" w:cs="Times New Roman"/>
+          <w:color w:val="000000"/>
+          <w:sz w:val="28"/>
+          <w:szCs w:val="28"/>
+        </w:rPr>
+        <w:t xml:space="preserve">Ответ: </w:t>
+      </w:r>
+      <w:r>
+        <w:rPr>
+          <w:rFonts w:ascii="Times New Roman" w:hAnsi="Times New Roman" w:cs="Times New Roman"/>
+          <w:color w:val="000000"/>
+          <w:sz w:val="28"/>
+          <w:szCs w:val="28"/>
+        </w:rPr>
+        <w:t>Все внесенные изменения были записаны в файл</w:t>
+      </w:r>
+    </w:p>
+    <w:p>
+      <w:pPr>
+        <w:rPr>
+          <w:rFonts w:ascii="Times New Roman" w:hAnsi="Times New Roman" w:cs="Times New Roman"/>
+          <w:color w:val="000000"/>
+          <w:sz w:val="28"/>
+          <w:szCs w:val="28"/>
+        </w:rPr>
+      </w:pPr>
+      <w:r>
+        <w:rPr>
+          <w:rFonts w:ascii="Times New Roman" w:hAnsi="Times New Roman" w:cs="Times New Roman"/>
           <w:color w:val="000000"/>
           <w:sz w:val="28"/>
           <w:szCs w:val="28"/>
@@ -3088,95 +5206,22 @@
           <w:szCs w:val="28"/>
         </w:rPr>
         <w:lastRenderedPageBreak/>
-        <w:t>Часть 4.</w:t>
-      </w:r>
-      <w:r>
-        <w:rPr>
-          <w:rFonts w:ascii="Times New Roman" w:hAnsi="Times New Roman" w:cs="Times New Roman"/>
-          <w:color w:val="000000"/>
-          <w:sz w:val="28"/>
-          <w:szCs w:val="28"/>
-        </w:rPr>
-        <w:t xml:space="preserve"> Сохранение и проверка файлов конфигурации в NVRAM.</w:t>
-      </w:r>
-    </w:p>
-    <w:p>
-      <w:pPr>
-        <w:pStyle w:val="3"/>
-        <w:spacing w:before="180" w:after="60"/>
-        <w:rPr>
-          <w:rFonts w:ascii="Times New Roman" w:hAnsi="Times New Roman" w:cs="Times New Roman"/>
-          <w:color w:val="000000"/>
-          <w:sz w:val="28"/>
-          <w:szCs w:val="28"/>
-        </w:rPr>
-      </w:pPr>
-      <w:r>
-        <w:rPr>
-          <w:rFonts w:ascii="Times New Roman" w:hAnsi="Times New Roman" w:cs="Times New Roman"/>
-          <w:b/>
-          <w:bCs/>
-          <w:color w:val="000000"/>
-          <w:sz w:val="28"/>
-          <w:szCs w:val="28"/>
-        </w:rPr>
-        <w:t>Шаг 1.</w:t>
-      </w:r>
-      <w:r>
-        <w:rPr>
-          <w:rFonts w:ascii="Times New Roman" w:hAnsi="Times New Roman" w:cs="Times New Roman"/>
-          <w:color w:val="000000"/>
-          <w:sz w:val="28"/>
-          <w:szCs w:val="28"/>
-        </w:rPr>
-        <w:t xml:space="preserve"> Проверьте правильность конфигурации с помощью команды </w:t>
-      </w:r>
-      <w:proofErr w:type="spellStart"/>
-      <w:r>
-        <w:rPr>
-          <w:rFonts w:ascii="Times New Roman" w:hAnsi="Times New Roman" w:cs="Times New Roman"/>
-          <w:color w:val="000000"/>
-          <w:sz w:val="28"/>
-          <w:szCs w:val="28"/>
-        </w:rPr>
-        <w:t>show</w:t>
-      </w:r>
-      <w:proofErr w:type="spellEnd"/>
-      <w:r>
-        <w:rPr>
-          <w:rFonts w:ascii="Times New Roman" w:hAnsi="Times New Roman" w:cs="Times New Roman"/>
-          <w:color w:val="000000"/>
-          <w:sz w:val="28"/>
-          <w:szCs w:val="28"/>
-        </w:rPr>
-        <w:t xml:space="preserve"> </w:t>
-      </w:r>
-      <w:proofErr w:type="spellStart"/>
-      <w:r>
-        <w:rPr>
-          <w:rFonts w:ascii="Times New Roman" w:hAnsi="Times New Roman" w:cs="Times New Roman"/>
-          <w:color w:val="000000"/>
-          <w:sz w:val="28"/>
-          <w:szCs w:val="28"/>
-        </w:rPr>
-        <w:t>run</w:t>
-      </w:r>
-      <w:proofErr w:type="spellEnd"/>
-      <w:r>
-        <w:rPr>
-          <w:rFonts w:ascii="Times New Roman" w:hAnsi="Times New Roman" w:cs="Times New Roman"/>
-          <w:color w:val="000000"/>
-          <w:sz w:val="28"/>
-          <w:szCs w:val="28"/>
-        </w:rPr>
-        <w:t>.</w:t>
-      </w:r>
-    </w:p>
-    <w:p>
-      <w:pPr>
-        <w:rPr>
-          <w:lang w:val="en-US"/>
-        </w:rPr>
+        <w:t xml:space="preserve">Часть 5. </w:t>
+      </w:r>
+      <w:r>
+        <w:rPr>
+          <w:rFonts w:ascii="Times New Roman" w:hAnsi="Times New Roman" w:cs="Times New Roman"/>
+          <w:color w:val="000000"/>
+          <w:sz w:val="28"/>
+          <w:szCs w:val="28"/>
+        </w:rPr>
+        <w:t>Настройка коммутатора S2</w:t>
+      </w:r>
+    </w:p>
+    <w:p>
+      <w:pPr>
+        <w:keepNext/>
+        <w:jc w:val="center"/>
       </w:pPr>
       <w:r>
         <w:rPr>
@@ -3184,10 +5229,10 @@
           <w:lang w:val="en-US"/>
         </w:rPr>
         <w:drawing>
-          <wp:inline distT="0" distB="0" distL="0" distR="0" wp14:anchorId="6A1A058A" wp14:editId="035367F6">
-            <wp:extent cx="3839111" cy="800212"/>
-            <wp:effectExtent l="0" t="0" r="0" b="0"/>
-            <wp:docPr id="21" name="Рисунок 21"/>
+          <wp:inline distT="0" distB="0" distL="0" distR="0" wp14:anchorId="3FC9C98C" wp14:editId="3B45DABF">
+            <wp:extent cx="5782482" cy="6001588"/>
+            <wp:effectExtent l="0" t="0" r="8890" b="0"/>
+            <wp:docPr id="22" name="Рисунок 22"/>
             <wp:cNvGraphicFramePr>
               <a:graphicFrameLocks xmlns:a="http://schemas.openxmlformats.org/drawingml/2006/main" noChangeAspect="1"/>
             </wp:cNvGraphicFramePr>
@@ -3207,7 +5252,7 @@
                   <pic:spPr>
                     <a:xfrm>
                       <a:off x="0" y="0"/>
-                      <a:ext cx="3839111" cy="800212"/>
+                      <a:ext cx="5782482" cy="6001588"/>
                     </a:xfrm>
                     <a:prstGeom prst="rect">
                       <a:avLst/>
@@ -3222,365 +5267,154 @@
     </w:p>
     <w:p>
       <w:pPr>
-        <w:rPr>
-          <w:rFonts w:ascii="Times New Roman" w:hAnsi="Times New Roman" w:cs="Times New Roman"/>
-          <w:color w:val="000000"/>
-          <w:sz w:val="28"/>
-          <w:szCs w:val="28"/>
+        <w:pStyle w:val="a3"/>
+        <w:jc w:val="center"/>
+        <w:rPr>
+          <w:rFonts w:ascii="Times New Roman" w:hAnsi="Times New Roman" w:cs="Times New Roman"/>
+          <w:i w:val="0"/>
+          <w:iCs w:val="0"/>
+          <w:color w:val="000000" w:themeColor="text1"/>
+          <w:sz w:val="24"/>
+          <w:szCs w:val="24"/>
           <w:lang w:val="en-US"/>
         </w:rPr>
       </w:pPr>
       <w:r>
         <w:rPr>
           <w:rFonts w:ascii="Times New Roman" w:hAnsi="Times New Roman" w:cs="Times New Roman"/>
-          <w:color w:val="000000"/>
-          <w:sz w:val="28"/>
-          <w:szCs w:val="28"/>
-        </w:rPr>
-        <w:t>Какова</w:t>
-      </w:r>
-      <w:r>
-        <w:rPr>
-          <w:rFonts w:ascii="Times New Roman" w:hAnsi="Times New Roman" w:cs="Times New Roman"/>
-          <w:color w:val="000000"/>
-          <w:sz w:val="28"/>
-          <w:szCs w:val="28"/>
+          <w:i w:val="0"/>
+          <w:iCs w:val="0"/>
+          <w:color w:val="000000" w:themeColor="text1"/>
+          <w:sz w:val="24"/>
+          <w:szCs w:val="24"/>
+        </w:rPr>
+        <w:t xml:space="preserve">Рисунок </w:t>
+      </w:r>
+      <w:r>
+        <w:rPr>
+          <w:rFonts w:ascii="Times New Roman" w:hAnsi="Times New Roman" w:cs="Times New Roman"/>
+          <w:i w:val="0"/>
+          <w:iCs w:val="0"/>
+          <w:color w:val="000000" w:themeColor="text1"/>
+          <w:sz w:val="24"/>
+          <w:szCs w:val="24"/>
+        </w:rPr>
+        <w:fldChar w:fldCharType="begin"/>
+      </w:r>
+      <w:r>
+        <w:rPr>
+          <w:rFonts w:ascii="Times New Roman" w:hAnsi="Times New Roman" w:cs="Times New Roman"/>
+          <w:i w:val="0"/>
+          <w:iCs w:val="0"/>
+          <w:color w:val="000000" w:themeColor="text1"/>
+          <w:sz w:val="24"/>
+          <w:szCs w:val="24"/>
+        </w:rPr>
+        <w:instrText xml:space="preserve"> SEQ Рисунок \* ARABIC </w:instrText>
+      </w:r>
+      <w:r>
+        <w:rPr>
+          <w:rFonts w:ascii="Times New Roman" w:hAnsi="Times New Roman" w:cs="Times New Roman"/>
+          <w:i w:val="0"/>
+          <w:iCs w:val="0"/>
+          <w:color w:val="000000" w:themeColor="text1"/>
+          <w:sz w:val="24"/>
+          <w:szCs w:val="24"/>
+        </w:rPr>
+        <w:fldChar w:fldCharType="separate"/>
+      </w:r>
+      <w:r>
+        <w:rPr>
+          <w:rFonts w:ascii="Times New Roman" w:hAnsi="Times New Roman" w:cs="Times New Roman"/>
+          <w:i w:val="0"/>
+          <w:iCs w:val="0"/>
+          <w:noProof/>
+          <w:color w:val="000000" w:themeColor="text1"/>
+          <w:sz w:val="24"/>
+          <w:szCs w:val="24"/>
+        </w:rPr>
+        <w:t>16</w:t>
+      </w:r>
+      <w:r>
+        <w:rPr>
+          <w:rFonts w:ascii="Times New Roman" w:hAnsi="Times New Roman" w:cs="Times New Roman"/>
+          <w:i w:val="0"/>
+          <w:iCs w:val="0"/>
+          <w:color w:val="000000" w:themeColor="text1"/>
+          <w:sz w:val="24"/>
+          <w:szCs w:val="24"/>
+        </w:rPr>
+        <w:fldChar w:fldCharType="end"/>
+      </w:r>
+      <w:r>
+        <w:rPr>
+          <w:rFonts w:ascii="Times New Roman" w:hAnsi="Times New Roman" w:cs="Times New Roman"/>
+          <w:i w:val="0"/>
+          <w:iCs w:val="0"/>
+          <w:color w:val="000000" w:themeColor="text1"/>
+          <w:sz w:val="24"/>
+          <w:szCs w:val="24"/>
           <w:lang w:val="en-US"/>
         </w:rPr>
+        <w:t xml:space="preserve">. </w:t>
+      </w:r>
+      <w:proofErr w:type="spellStart"/>
+      <w:r>
+        <w:rPr>
+          <w:rFonts w:ascii="Times New Roman" w:hAnsi="Times New Roman" w:cs="Times New Roman"/>
+          <w:i w:val="0"/>
+          <w:iCs w:val="0"/>
+          <w:color w:val="000000" w:themeColor="text1"/>
+          <w:sz w:val="24"/>
+          <w:szCs w:val="24"/>
+          <w:lang w:val="en-US"/>
+        </w:rPr>
+        <w:t>Настройка</w:t>
+      </w:r>
+      <w:proofErr w:type="spellEnd"/>
+      <w:r>
+        <w:rPr>
+          <w:rFonts w:ascii="Times New Roman" w:hAnsi="Times New Roman" w:cs="Times New Roman"/>
+          <w:i w:val="0"/>
+          <w:iCs w:val="0"/>
+          <w:color w:val="000000" w:themeColor="text1"/>
+          <w:sz w:val="24"/>
+          <w:szCs w:val="24"/>
+          <w:lang w:val="en-US"/>
+        </w:rPr>
         <w:t xml:space="preserve"> </w:t>
       </w:r>
-      <w:r>
-        <w:rPr>
-          <w:rFonts w:ascii="Times New Roman" w:hAnsi="Times New Roman" w:cs="Times New Roman"/>
-          <w:color w:val="000000"/>
-          <w:sz w:val="28"/>
-          <w:szCs w:val="28"/>
-        </w:rPr>
-        <w:t>самая</w:t>
-      </w:r>
-      <w:r>
-        <w:rPr>
-          <w:rFonts w:ascii="Times New Roman" w:hAnsi="Times New Roman" w:cs="Times New Roman"/>
-          <w:color w:val="000000"/>
-          <w:sz w:val="28"/>
-          <w:szCs w:val="28"/>
+      <w:proofErr w:type="spellStart"/>
+      <w:r>
+        <w:rPr>
+          <w:rFonts w:ascii="Times New Roman" w:hAnsi="Times New Roman" w:cs="Times New Roman"/>
+          <w:i w:val="0"/>
+          <w:iCs w:val="0"/>
+          <w:color w:val="000000" w:themeColor="text1"/>
+          <w:sz w:val="24"/>
+          <w:szCs w:val="24"/>
           <w:lang w:val="en-US"/>
         </w:rPr>
-        <w:t xml:space="preserve"> </w:t>
-      </w:r>
-      <w:r>
-        <w:rPr>
-          <w:rFonts w:ascii="Times New Roman" w:hAnsi="Times New Roman" w:cs="Times New Roman"/>
-          <w:color w:val="000000"/>
-          <w:sz w:val="28"/>
-          <w:szCs w:val="28"/>
-        </w:rPr>
-        <w:t>короткая</w:t>
-      </w:r>
-      <w:r>
-        <w:rPr>
-          <w:rFonts w:ascii="Times New Roman" w:hAnsi="Times New Roman" w:cs="Times New Roman"/>
-          <w:color w:val="000000"/>
-          <w:sz w:val="28"/>
-          <w:szCs w:val="28"/>
+        <w:t>коммутатора</w:t>
+      </w:r>
+      <w:proofErr w:type="spellEnd"/>
+      <w:r>
+        <w:rPr>
+          <w:rFonts w:ascii="Times New Roman" w:hAnsi="Times New Roman" w:cs="Times New Roman"/>
+          <w:i w:val="0"/>
+          <w:iCs w:val="0"/>
+          <w:color w:val="000000" w:themeColor="text1"/>
+          <w:sz w:val="24"/>
+          <w:szCs w:val="24"/>
           <w:lang w:val="en-US"/>
         </w:rPr>
-        <w:t xml:space="preserve"> </w:t>
-      </w:r>
-      <w:r>
-        <w:rPr>
-          <w:rFonts w:ascii="Times New Roman" w:hAnsi="Times New Roman" w:cs="Times New Roman"/>
-          <w:color w:val="000000"/>
-          <w:sz w:val="28"/>
-          <w:szCs w:val="28"/>
-        </w:rPr>
-        <w:t>версия</w:t>
-      </w:r>
-      <w:r>
-        <w:rPr>
-          <w:rFonts w:ascii="Times New Roman" w:hAnsi="Times New Roman" w:cs="Times New Roman"/>
-          <w:color w:val="000000"/>
-          <w:sz w:val="28"/>
-          <w:szCs w:val="28"/>
-          <w:lang w:val="en-US"/>
-        </w:rPr>
-        <w:t xml:space="preserve"> </w:t>
-      </w:r>
-      <w:r>
-        <w:rPr>
-          <w:rFonts w:ascii="Times New Roman" w:hAnsi="Times New Roman" w:cs="Times New Roman"/>
-          <w:color w:val="000000"/>
-          <w:sz w:val="28"/>
-          <w:szCs w:val="28"/>
-        </w:rPr>
-        <w:t>команды</w:t>
-      </w:r>
-      <w:r>
-        <w:rPr>
-          <w:rFonts w:ascii="Times New Roman" w:hAnsi="Times New Roman" w:cs="Times New Roman"/>
-          <w:color w:val="000000"/>
-          <w:sz w:val="28"/>
-          <w:szCs w:val="28"/>
-          <w:lang w:val="en-US"/>
-        </w:rPr>
-        <w:t> </w:t>
-      </w:r>
-      <w:r>
-        <w:rPr>
-          <w:rFonts w:ascii="Times New Roman" w:hAnsi="Times New Roman" w:cs="Times New Roman"/>
-          <w:b/>
-          <w:bCs/>
-          <w:color w:val="000000"/>
-          <w:sz w:val="28"/>
-          <w:szCs w:val="28"/>
-          <w:lang w:val="en-US"/>
-        </w:rPr>
-        <w:t>copy running-config startup-config</w:t>
-      </w:r>
-      <w:r>
-        <w:rPr>
-          <w:rFonts w:ascii="Times New Roman" w:hAnsi="Times New Roman" w:cs="Times New Roman"/>
-          <w:color w:val="000000"/>
-          <w:sz w:val="28"/>
-          <w:szCs w:val="28"/>
-          <w:lang w:val="en-US"/>
-        </w:rPr>
-        <w:t>?</w:t>
-      </w:r>
-    </w:p>
-    <w:p>
-      <w:pPr>
-        <w:rPr>
-          <w:rFonts w:ascii="Times New Roman" w:hAnsi="Times New Roman" w:cs="Times New Roman"/>
-          <w:color w:val="000000"/>
-          <w:sz w:val="28"/>
-          <w:szCs w:val="28"/>
-        </w:rPr>
-      </w:pPr>
-      <w:r>
-        <w:rPr>
-          <w:rFonts w:ascii="Times New Roman" w:hAnsi="Times New Roman" w:cs="Times New Roman"/>
-          <w:color w:val="000000"/>
-          <w:sz w:val="28"/>
-          <w:szCs w:val="28"/>
-        </w:rPr>
-        <w:t>Ответ</w:t>
-      </w:r>
-      <w:r>
-        <w:rPr>
-          <w:rFonts w:ascii="Times New Roman" w:hAnsi="Times New Roman" w:cs="Times New Roman"/>
-          <w:color w:val="000000"/>
-          <w:sz w:val="28"/>
-          <w:szCs w:val="28"/>
-        </w:rPr>
-        <w:t xml:space="preserve">: </w:t>
-      </w:r>
-      <w:proofErr w:type="spellStart"/>
-      <w:r>
-        <w:rPr>
-          <w:rFonts w:ascii="Times New Roman" w:hAnsi="Times New Roman" w:cs="Times New Roman"/>
-          <w:color w:val="000000"/>
-          <w:sz w:val="28"/>
-          <w:szCs w:val="28"/>
-        </w:rPr>
-        <w:t>copy</w:t>
-      </w:r>
-      <w:proofErr w:type="spellEnd"/>
-      <w:r>
-        <w:rPr>
-          <w:rFonts w:ascii="Times New Roman" w:hAnsi="Times New Roman" w:cs="Times New Roman"/>
-          <w:color w:val="000000"/>
-          <w:sz w:val="28"/>
-          <w:szCs w:val="28"/>
-        </w:rPr>
-        <w:t xml:space="preserve"> </w:t>
-      </w:r>
-      <w:proofErr w:type="spellStart"/>
-      <w:r>
-        <w:rPr>
-          <w:rFonts w:ascii="Times New Roman" w:hAnsi="Times New Roman" w:cs="Times New Roman"/>
-          <w:color w:val="000000"/>
-          <w:sz w:val="28"/>
-          <w:szCs w:val="28"/>
-        </w:rPr>
-        <w:t>running-config</w:t>
-      </w:r>
-      <w:proofErr w:type="spellEnd"/>
-      <w:r>
-        <w:rPr>
-          <w:rFonts w:ascii="Times New Roman" w:hAnsi="Times New Roman" w:cs="Times New Roman"/>
-          <w:color w:val="000000"/>
-          <w:sz w:val="28"/>
-          <w:szCs w:val="28"/>
-        </w:rPr>
-        <w:t xml:space="preserve"> s</w:t>
-      </w:r>
-    </w:p>
-    <w:p>
-      <w:pPr>
-        <w:rPr>
-          <w:rFonts w:ascii="Times New Roman" w:hAnsi="Times New Roman" w:cs="Times New Roman"/>
-          <w:color w:val="000000"/>
-          <w:sz w:val="28"/>
-          <w:szCs w:val="28"/>
-        </w:rPr>
-      </w:pPr>
-      <w:r>
-        <w:rPr>
-          <w:rFonts w:ascii="Times New Roman" w:hAnsi="Times New Roman" w:cs="Times New Roman"/>
-          <w:color w:val="000000"/>
-          <w:sz w:val="28"/>
-          <w:szCs w:val="28"/>
-        </w:rPr>
-        <w:t>Какая команда отображает содержимое NVRAM?</w:t>
-      </w:r>
-    </w:p>
-    <w:p>
-      <w:pPr>
-        <w:rPr>
-          <w:rFonts w:ascii="Arial" w:hAnsi="Arial" w:cs="Arial"/>
-          <w:color w:val="000000"/>
-        </w:rPr>
-      </w:pPr>
-      <w:r>
-        <w:rPr>
-          <w:rFonts w:ascii="Times New Roman" w:hAnsi="Times New Roman" w:cs="Times New Roman"/>
-          <w:color w:val="000000"/>
-          <w:sz w:val="28"/>
-          <w:szCs w:val="28"/>
-        </w:rPr>
-        <w:t>Ответ</w:t>
-      </w:r>
-      <w:r>
-        <w:rPr>
-          <w:rFonts w:ascii="Times New Roman" w:hAnsi="Times New Roman" w:cs="Times New Roman"/>
-          <w:color w:val="000000"/>
-          <w:sz w:val="28"/>
-          <w:szCs w:val="28"/>
-        </w:rPr>
-        <w:t xml:space="preserve">: </w:t>
-      </w:r>
-      <w:r>
-        <w:rPr>
-          <w:rFonts w:ascii="Arial" w:hAnsi="Arial" w:cs="Arial"/>
-          <w:color w:val="000000"/>
-        </w:rPr>
-        <w:t xml:space="preserve">S1#show </w:t>
-      </w:r>
-      <w:proofErr w:type="spellStart"/>
-      <w:r>
-        <w:rPr>
-          <w:rFonts w:ascii="Arial" w:hAnsi="Arial" w:cs="Arial"/>
-          <w:color w:val="000000"/>
-        </w:rPr>
-        <w:t>run</w:t>
-      </w:r>
-      <w:proofErr w:type="spellEnd"/>
-    </w:p>
-    <w:p>
-      <w:pPr>
-        <w:rPr>
-          <w:rFonts w:ascii="Times New Roman" w:hAnsi="Times New Roman" w:cs="Times New Roman"/>
-          <w:color w:val="000000"/>
-          <w:sz w:val="28"/>
-          <w:szCs w:val="28"/>
-        </w:rPr>
-      </w:pPr>
-      <w:r>
-        <w:rPr>
-          <w:rFonts w:ascii="Times New Roman" w:hAnsi="Times New Roman" w:cs="Times New Roman"/>
-          <w:color w:val="000000"/>
-          <w:sz w:val="28"/>
-          <w:szCs w:val="28"/>
-        </w:rPr>
-        <w:t>Все ли внесенные изменения были записаны в файл?</w:t>
-      </w:r>
-    </w:p>
-    <w:p>
-      <w:pPr>
-        <w:rPr>
-          <w:rFonts w:ascii="Times New Roman" w:hAnsi="Times New Roman" w:cs="Times New Roman"/>
-          <w:color w:val="000000"/>
-          <w:sz w:val="28"/>
-          <w:szCs w:val="28"/>
-        </w:rPr>
-      </w:pPr>
-      <w:r>
-        <w:rPr>
-          <w:rFonts w:ascii="Times New Roman" w:hAnsi="Times New Roman" w:cs="Times New Roman"/>
-          <w:color w:val="000000"/>
-          <w:sz w:val="28"/>
-          <w:szCs w:val="28"/>
-        </w:rPr>
-        <w:t xml:space="preserve">Ответ: </w:t>
-      </w:r>
-      <w:r>
-        <w:rPr>
-          <w:rFonts w:ascii="Times New Roman" w:hAnsi="Times New Roman" w:cs="Times New Roman"/>
-          <w:color w:val="000000"/>
-          <w:sz w:val="28"/>
-          <w:szCs w:val="28"/>
-        </w:rPr>
-        <w:t>Все внесенные изменения были записаны в файл</w:t>
-      </w:r>
-    </w:p>
-    <w:p>
-      <w:pPr>
-        <w:rPr>
-          <w:rFonts w:ascii="Times New Roman" w:hAnsi="Times New Roman" w:cs="Times New Roman"/>
-          <w:color w:val="000000"/>
-          <w:sz w:val="28"/>
-          <w:szCs w:val="28"/>
-        </w:rPr>
-      </w:pPr>
-      <w:r>
-        <w:rPr>
-          <w:rFonts w:ascii="Times New Roman" w:hAnsi="Times New Roman" w:cs="Times New Roman"/>
-          <w:color w:val="000000"/>
-          <w:sz w:val="28"/>
-          <w:szCs w:val="28"/>
-        </w:rPr>
-        <w:br w:type="page"/>
-      </w:r>
-    </w:p>
-    <w:p>
-      <w:pPr>
-        <w:pStyle w:val="2"/>
-        <w:spacing w:before="240" w:after="120"/>
-        <w:rPr>
-          <w:rFonts w:ascii="Times New Roman" w:hAnsi="Times New Roman" w:cs="Times New Roman"/>
-          <w:color w:val="000000"/>
-          <w:sz w:val="28"/>
-          <w:szCs w:val="28"/>
-        </w:rPr>
-      </w:pPr>
-      <w:r>
-        <w:rPr>
-          <w:rFonts w:ascii="Times New Roman" w:hAnsi="Times New Roman" w:cs="Times New Roman"/>
-          <w:b/>
-          <w:bCs/>
-          <w:color w:val="000000"/>
-          <w:sz w:val="28"/>
-          <w:szCs w:val="28"/>
-        </w:rPr>
-        <w:lastRenderedPageBreak/>
-        <w:t xml:space="preserve">Часть 5. </w:t>
-      </w:r>
-      <w:r>
-        <w:rPr>
-          <w:rFonts w:ascii="Times New Roman" w:hAnsi="Times New Roman" w:cs="Times New Roman"/>
-          <w:color w:val="000000"/>
-          <w:sz w:val="28"/>
-          <w:szCs w:val="28"/>
-        </w:rPr>
-        <w:t>Настройка коммутатора S2</w:t>
-      </w:r>
-    </w:p>
-    <w:p>
-      <w:pPr>
-        <w:rPr>
-          <w:lang w:val="en-US"/>
-        </w:rPr>
+        <w:t xml:space="preserve"> S2.</w:t>
+      </w:r>
+    </w:p>
+    <w:p>
+      <w:pPr>
+        <w:keepNext/>
+        <w:jc w:val="center"/>
       </w:pPr>
       <w:r>
         <w:rPr>
@@ -3588,10 +5422,10 @@
           <w:lang w:val="en-US"/>
         </w:rPr>
         <w:drawing>
-          <wp:inline distT="0" distB="0" distL="0" distR="0" wp14:anchorId="3FC9C98C" wp14:editId="3B45DABF">
-            <wp:extent cx="5782482" cy="6001588"/>
-            <wp:effectExtent l="0" t="0" r="8890" b="0"/>
-            <wp:docPr id="22" name="Рисунок 22"/>
+          <wp:inline distT="0" distB="0" distL="0" distR="0" wp14:anchorId="3B0EB3FF" wp14:editId="3E1C2078">
+            <wp:extent cx="3620005" cy="1190791"/>
+            <wp:effectExtent l="0" t="0" r="0" b="9525"/>
+            <wp:docPr id="23" name="Рисунок 23"/>
             <wp:cNvGraphicFramePr>
               <a:graphicFrameLocks xmlns:a="http://schemas.openxmlformats.org/drawingml/2006/main" noChangeAspect="1"/>
             </wp:cNvGraphicFramePr>
@@ -3611,7 +5445,7 @@
                   <pic:spPr>
                     <a:xfrm>
                       <a:off x="0" y="0"/>
-                      <a:ext cx="5782482" cy="6001588"/>
+                      <a:ext cx="3620005" cy="1190791"/>
                     </a:xfrm>
                     <a:prstGeom prst="rect">
                       <a:avLst/>
@@ -3626,20 +5460,135 @@
     </w:p>
     <w:p>
       <w:pPr>
-        <w:rPr>
+        <w:pStyle w:val="a3"/>
+        <w:jc w:val="center"/>
+        <w:rPr>
+          <w:rFonts w:ascii="Times New Roman" w:hAnsi="Times New Roman" w:cs="Times New Roman"/>
+          <w:i w:val="0"/>
+          <w:iCs w:val="0"/>
+          <w:color w:val="000000" w:themeColor="text1"/>
+          <w:sz w:val="24"/>
+          <w:szCs w:val="24"/>
+        </w:rPr>
+      </w:pPr>
+      <w:r>
+        <w:rPr>
+          <w:rFonts w:ascii="Times New Roman" w:hAnsi="Times New Roman" w:cs="Times New Roman"/>
+          <w:i w:val="0"/>
+          <w:iCs w:val="0"/>
+          <w:color w:val="000000" w:themeColor="text1"/>
+          <w:sz w:val="24"/>
+          <w:szCs w:val="24"/>
+        </w:rPr>
+        <w:t xml:space="preserve">Рисунок </w:t>
+      </w:r>
+      <w:r>
+        <w:rPr>
+          <w:rFonts w:ascii="Times New Roman" w:hAnsi="Times New Roman" w:cs="Times New Roman"/>
+          <w:i w:val="0"/>
+          <w:iCs w:val="0"/>
+          <w:color w:val="000000" w:themeColor="text1"/>
+          <w:sz w:val="24"/>
+          <w:szCs w:val="24"/>
+        </w:rPr>
+        <w:fldChar w:fldCharType="begin"/>
+      </w:r>
+      <w:r>
+        <w:rPr>
+          <w:rFonts w:ascii="Times New Roman" w:hAnsi="Times New Roman" w:cs="Times New Roman"/>
+          <w:i w:val="0"/>
+          <w:iCs w:val="0"/>
+          <w:color w:val="000000" w:themeColor="text1"/>
+          <w:sz w:val="24"/>
+          <w:szCs w:val="24"/>
+        </w:rPr>
+        <w:instrText xml:space="preserve"> SEQ Рисунок \* ARABIC </w:instrText>
+      </w:r>
+      <w:r>
+        <w:rPr>
+          <w:rFonts w:ascii="Times New Roman" w:hAnsi="Times New Roman" w:cs="Times New Roman"/>
+          <w:i w:val="0"/>
+          <w:iCs w:val="0"/>
+          <w:color w:val="000000" w:themeColor="text1"/>
+          <w:sz w:val="24"/>
+          <w:szCs w:val="24"/>
+        </w:rPr>
+        <w:fldChar w:fldCharType="separate"/>
+      </w:r>
+      <w:r>
+        <w:rPr>
+          <w:rFonts w:ascii="Times New Roman" w:hAnsi="Times New Roman" w:cs="Times New Roman"/>
+          <w:i w:val="0"/>
+          <w:iCs w:val="0"/>
+          <w:noProof/>
+          <w:color w:val="000000" w:themeColor="text1"/>
+          <w:sz w:val="24"/>
+          <w:szCs w:val="24"/>
+        </w:rPr>
+        <w:t>17</w:t>
+      </w:r>
+      <w:r>
+        <w:rPr>
+          <w:rFonts w:ascii="Times New Roman" w:hAnsi="Times New Roman" w:cs="Times New Roman"/>
+          <w:i w:val="0"/>
+          <w:iCs w:val="0"/>
+          <w:color w:val="000000" w:themeColor="text1"/>
+          <w:sz w:val="24"/>
+          <w:szCs w:val="24"/>
+        </w:rPr>
+        <w:fldChar w:fldCharType="end"/>
+      </w:r>
+      <w:r>
+        <w:rPr>
+          <w:rFonts w:ascii="Times New Roman" w:hAnsi="Times New Roman" w:cs="Times New Roman"/>
+          <w:i w:val="0"/>
+          <w:iCs w:val="0"/>
+          <w:color w:val="000000" w:themeColor="text1"/>
+          <w:sz w:val="24"/>
+          <w:szCs w:val="24"/>
+        </w:rPr>
+        <w:t xml:space="preserve">. Проверка конфигурации коммутатора </w:t>
+      </w:r>
+      <w:r>
+        <w:rPr>
+          <w:rFonts w:ascii="Times New Roman" w:hAnsi="Times New Roman" w:cs="Times New Roman"/>
+          <w:i w:val="0"/>
+          <w:iCs w:val="0"/>
+          <w:color w:val="000000" w:themeColor="text1"/>
+          <w:sz w:val="24"/>
+          <w:szCs w:val="24"/>
           <w:lang w:val="en-US"/>
         </w:rPr>
+        <w:t>S</w:t>
+      </w:r>
+      <w:r>
+        <w:rPr>
+          <w:rFonts w:ascii="Times New Roman" w:hAnsi="Times New Roman" w:cs="Times New Roman"/>
+          <w:i w:val="0"/>
+          <w:iCs w:val="0"/>
+          <w:color w:val="000000" w:themeColor="text1"/>
+          <w:sz w:val="24"/>
+          <w:szCs w:val="24"/>
+        </w:rPr>
+        <w:t>2.</w:t>
+      </w:r>
+    </w:p>
+    <w:p>
+      <w:pPr>
+        <w:keepNext/>
+        <w:jc w:val="center"/>
       </w:pPr>
       <w:r>
         <w:rPr>
           <w:noProof/>
           <w:lang w:val="en-US"/>
         </w:rPr>
+        <w:lastRenderedPageBreak/>
         <w:drawing>
-          <wp:inline distT="0" distB="0" distL="0" distR="0" wp14:anchorId="3B0EB3FF" wp14:editId="3E1C2078">
-            <wp:extent cx="3620005" cy="1190791"/>
-            <wp:effectExtent l="0" t="0" r="0" b="9525"/>
-            <wp:docPr id="23" name="Рисунок 23"/>
+          <wp:inline distT="0" distB="0" distL="0" distR="0" wp14:anchorId="55AFAF86" wp14:editId="4FED80FE">
+            <wp:extent cx="5172797" cy="3934374"/>
+            <wp:effectExtent l="0" t="0" r="8890" b="9525"/>
+            <wp:docPr id="24" name="Рисунок 24"/>
             <wp:cNvGraphicFramePr>
               <a:graphicFrameLocks xmlns:a="http://schemas.openxmlformats.org/drawingml/2006/main" noChangeAspect="1"/>
             </wp:cNvGraphicFramePr>
@@ -3659,55 +5608,6 @@
                   <pic:spPr>
                     <a:xfrm>
                       <a:off x="0" y="0"/>
-                      <a:ext cx="3620005" cy="1190791"/>
-                    </a:xfrm>
-                    <a:prstGeom prst="rect">
-                      <a:avLst/>
-                    </a:prstGeom>
-                  </pic:spPr>
-                </pic:pic>
-              </a:graphicData>
-            </a:graphic>
-          </wp:inline>
-        </w:drawing>
-      </w:r>
-    </w:p>
-    <w:p>
-      <w:pPr>
-        <w:rPr>
-          <w:lang w:val="en-US"/>
-        </w:rPr>
-      </w:pPr>
-      <w:r>
-        <w:rPr>
-          <w:noProof/>
-          <w:lang w:val="en-US"/>
-        </w:rPr>
-        <w:lastRenderedPageBreak/>
-        <w:drawing>
-          <wp:inline distT="0" distB="0" distL="0" distR="0" wp14:anchorId="55AFAF86" wp14:editId="4FED80FE">
-            <wp:extent cx="5172797" cy="3934374"/>
-            <wp:effectExtent l="0" t="0" r="8890" b="9525"/>
-            <wp:docPr id="24" name="Рисунок 24"/>
-            <wp:cNvGraphicFramePr>
-              <a:graphicFrameLocks xmlns:a="http://schemas.openxmlformats.org/drawingml/2006/main" noChangeAspect="1"/>
-            </wp:cNvGraphicFramePr>
-            <a:graphic xmlns:a="http://schemas.openxmlformats.org/drawingml/2006/main">
-              <a:graphicData uri="http://schemas.openxmlformats.org/drawingml/2006/picture">
-                <pic:pic xmlns:pic="http://schemas.openxmlformats.org/drawingml/2006/picture">
-                  <pic:nvPicPr>
-                    <pic:cNvPr id="1" name=""/>
-                    <pic:cNvPicPr/>
-                  </pic:nvPicPr>
-                  <pic:blipFill>
-                    <a:blip r:embed="rId23"/>
-                    <a:stretch>
-                      <a:fillRect/>
-                    </a:stretch>
-                  </pic:blipFill>
-                  <pic:spPr>
-                    <a:xfrm>
-                      <a:off x="0" y="0"/>
                       <a:ext cx="5172797" cy="3934374"/>
                     </a:xfrm>
                     <a:prstGeom prst="rect">
@@ -3719,6 +5619,121 @@
             </a:graphic>
           </wp:inline>
         </w:drawing>
+      </w:r>
+    </w:p>
+    <w:p>
+      <w:pPr>
+        <w:pStyle w:val="a3"/>
+        <w:jc w:val="center"/>
+        <w:rPr>
+          <w:rFonts w:ascii="Times New Roman" w:hAnsi="Times New Roman" w:cs="Times New Roman"/>
+          <w:i w:val="0"/>
+          <w:iCs w:val="0"/>
+          <w:color w:val="000000" w:themeColor="text1"/>
+          <w:sz w:val="24"/>
+          <w:szCs w:val="24"/>
+        </w:rPr>
+      </w:pPr>
+      <w:r>
+        <w:rPr>
+          <w:rFonts w:ascii="Times New Roman" w:hAnsi="Times New Roman" w:cs="Times New Roman"/>
+          <w:i w:val="0"/>
+          <w:iCs w:val="0"/>
+          <w:color w:val="000000" w:themeColor="text1"/>
+          <w:sz w:val="24"/>
+          <w:szCs w:val="24"/>
+        </w:rPr>
+        <w:t xml:space="preserve">Рисунок </w:t>
+      </w:r>
+      <w:r>
+        <w:rPr>
+          <w:rFonts w:ascii="Times New Roman" w:hAnsi="Times New Roman" w:cs="Times New Roman"/>
+          <w:i w:val="0"/>
+          <w:iCs w:val="0"/>
+          <w:color w:val="000000" w:themeColor="text1"/>
+          <w:sz w:val="24"/>
+          <w:szCs w:val="24"/>
+        </w:rPr>
+        <w:fldChar w:fldCharType="begin"/>
+      </w:r>
+      <w:r>
+        <w:rPr>
+          <w:rFonts w:ascii="Times New Roman" w:hAnsi="Times New Roman" w:cs="Times New Roman"/>
+          <w:i w:val="0"/>
+          <w:iCs w:val="0"/>
+          <w:color w:val="000000" w:themeColor="text1"/>
+          <w:sz w:val="24"/>
+          <w:szCs w:val="24"/>
+        </w:rPr>
+        <w:instrText xml:space="preserve"> SEQ Рисунок \* ARABIC </w:instrText>
+      </w:r>
+      <w:r>
+        <w:rPr>
+          <w:rFonts w:ascii="Times New Roman" w:hAnsi="Times New Roman" w:cs="Times New Roman"/>
+          <w:i w:val="0"/>
+          <w:iCs w:val="0"/>
+          <w:color w:val="000000" w:themeColor="text1"/>
+          <w:sz w:val="24"/>
+          <w:szCs w:val="24"/>
+        </w:rPr>
+        <w:fldChar w:fldCharType="separate"/>
+      </w:r>
+      <w:r>
+        <w:rPr>
+          <w:rFonts w:ascii="Times New Roman" w:hAnsi="Times New Roman" w:cs="Times New Roman"/>
+          <w:i w:val="0"/>
+          <w:iCs w:val="0"/>
+          <w:noProof/>
+          <w:color w:val="000000" w:themeColor="text1"/>
+          <w:sz w:val="24"/>
+          <w:szCs w:val="24"/>
+        </w:rPr>
+        <w:t>18</w:t>
+      </w:r>
+      <w:r>
+        <w:rPr>
+          <w:rFonts w:ascii="Times New Roman" w:hAnsi="Times New Roman" w:cs="Times New Roman"/>
+          <w:i w:val="0"/>
+          <w:iCs w:val="0"/>
+          <w:color w:val="000000" w:themeColor="text1"/>
+          <w:sz w:val="24"/>
+          <w:szCs w:val="24"/>
+        </w:rPr>
+        <w:fldChar w:fldCharType="end"/>
+      </w:r>
+      <w:r>
+        <w:rPr>
+          <w:rFonts w:ascii="Times New Roman" w:hAnsi="Times New Roman" w:cs="Times New Roman"/>
+          <w:i w:val="0"/>
+          <w:iCs w:val="0"/>
+          <w:color w:val="000000" w:themeColor="text1"/>
+          <w:sz w:val="24"/>
+          <w:szCs w:val="24"/>
+        </w:rPr>
+        <w:t xml:space="preserve">. Проверка конфигурации коммутатора </w:t>
+      </w:r>
+      <w:r>
+        <w:rPr>
+          <w:rFonts w:ascii="Times New Roman" w:hAnsi="Times New Roman" w:cs="Times New Roman"/>
+          <w:i w:val="0"/>
+          <w:iCs w:val="0"/>
+          <w:color w:val="000000" w:themeColor="text1"/>
+          <w:sz w:val="24"/>
+          <w:szCs w:val="24"/>
+          <w:lang w:val="en-US"/>
+        </w:rPr>
+        <w:t>S</w:t>
+      </w:r>
+      <w:r>
+        <w:rPr>
+          <w:rFonts w:ascii="Times New Roman" w:hAnsi="Times New Roman" w:cs="Times New Roman"/>
+          <w:i w:val="0"/>
+          <w:iCs w:val="0"/>
+          <w:color w:val="000000" w:themeColor="text1"/>
+          <w:sz w:val="24"/>
+          <w:szCs w:val="24"/>
+        </w:rPr>
+        <w:t>2.</w:t>
       </w:r>
     </w:p>
     <w:p>
@@ -4331,6 +6346,25 @@
       <w:lang w:eastAsia="ru-RU"/>
     </w:rPr>
   </w:style>
+  <w:style w:type="paragraph" w:styleId="a3">
+    <w:name w:val="caption"/>
+    <w:basedOn w:val="a"/>
+    <w:next w:val="a"/>
+    <w:uiPriority w:val="35"/>
+    <w:unhideWhenUsed/>
+    <w:qFormat/>
+    <w:rsid w:val="003877F2"/>
+    <w:pPr>
+      <w:spacing w:after="200" w:line="240" w:lineRule="auto"/>
+    </w:pPr>
+    <w:rPr>
+      <w:i/>
+      <w:iCs/>
+      <w:color w:val="44546A" w:themeColor="text2"/>
+      <w:sz w:val="18"/>
+      <w:szCs w:val="18"/>
+    </w:rPr>
+  </w:style>
 </w:styles>
 </file>
 
@@ -4627,4 +6661,16 @@
     </a:ext>
   </a:extLst>
 </a:theme>
+</file>
+
+<file path=customXml/item1.xml><?xml version="1.0" encoding="utf-8"?>
+<b:Sources xmlns:b="http://schemas.openxmlformats.org/officeDocument/2006/bibliography" xmlns="http://schemas.openxmlformats.org/officeDocument/2006/bibliography" SelectedStyle="\APASixthEditionOfficeOnline.xsl" StyleName="APA" Version="6"/>
+</file>
+
+<file path=customXml/itemProps1.xml><?xml version="1.0" encoding="utf-8"?>
+<ds:datastoreItem xmlns:ds="http://schemas.openxmlformats.org/officeDocument/2006/customXml" ds:itemID="{7729F407-7516-493E-99E4-F4783C6A4291}">
+  <ds:schemaRefs>
+    <ds:schemaRef ds:uri="http://schemas.openxmlformats.org/officeDocument/2006/bibliography"/>
+  </ds:schemaRefs>
+</ds:datastoreItem>
 </file>
--- a/БКС/Отчеты/БКС практика2.docx
+++ b/БКС/Отчеты/БКС практика2.docx
@@ -110,29 +110,7 @@
           <w:szCs w:val="28"/>
         </w:rPr>
         <w:br/>
-        <w:t>(</w:t>
-      </w:r>
-      <w:proofErr w:type="spellStart"/>
-      <w:r>
-        <w:rPr>
-          <w:rFonts w:ascii="Times New Roman" w:hAnsi="Times New Roman" w:cs="Times New Roman"/>
-          <w:b/>
-          <w:bCs/>
-          <w:sz w:val="28"/>
-          <w:szCs w:val="28"/>
-        </w:rPr>
-        <w:t>СПбГУТ</w:t>
-      </w:r>
-      <w:proofErr w:type="spellEnd"/>
-      <w:r>
-        <w:rPr>
-          <w:rFonts w:ascii="Times New Roman" w:hAnsi="Times New Roman" w:cs="Times New Roman"/>
-          <w:b/>
-          <w:bCs/>
-          <w:sz w:val="28"/>
-          <w:szCs w:val="28"/>
-        </w:rPr>
-        <w:t>)</w:t>
+        <w:t>(СПбГУТ)</w:t>
       </w:r>
       <w:bookmarkEnd w:id="0"/>
       <w:r>
@@ -699,7 +677,43 @@
           <w:sz w:val="28"/>
           <w:szCs w:val="28"/>
         </w:rPr>
-        <w:t>. Проверьте конфигурацию коммутатора по умолчанию</w:t>
+        <w:t>. Провер</w:t>
+      </w:r>
+      <w:r>
+        <w:rPr>
+          <w:rFonts w:ascii="Times New Roman" w:hAnsi="Times New Roman" w:cs="Times New Roman"/>
+          <w:color w:val="000000"/>
+          <w:sz w:val="28"/>
+          <w:szCs w:val="28"/>
+        </w:rPr>
+        <w:t>ка</w:t>
+      </w:r>
+      <w:r>
+        <w:rPr>
+          <w:rFonts w:ascii="Times New Roman" w:hAnsi="Times New Roman" w:cs="Times New Roman"/>
+          <w:color w:val="000000"/>
+          <w:sz w:val="28"/>
+          <w:szCs w:val="28"/>
+        </w:rPr>
+        <w:t xml:space="preserve"> конфигураци</w:t>
+      </w:r>
+      <w:r>
+        <w:rPr>
+          <w:rFonts w:ascii="Times New Roman" w:hAnsi="Times New Roman" w:cs="Times New Roman"/>
+          <w:color w:val="000000"/>
+          <w:sz w:val="28"/>
+          <w:szCs w:val="28"/>
+        </w:rPr>
+        <w:t>и</w:t>
+      </w:r>
+      <w:r>
+        <w:rPr>
+          <w:rFonts w:ascii="Times New Roman" w:hAnsi="Times New Roman" w:cs="Times New Roman"/>
+          <w:color w:val="000000"/>
+          <w:sz w:val="28"/>
+          <w:szCs w:val="28"/>
+        </w:rPr>
+        <w:t xml:space="preserve"> коммутатора по умолчанию</w:t>
       </w:r>
     </w:p>
     <w:p>
@@ -1193,59 +1207,7 @@
           <w:szCs w:val="24"/>
           <w:lang w:val="en-US"/>
         </w:rPr>
-        <w:t xml:space="preserve">. </w:t>
-      </w:r>
-      <w:proofErr w:type="spellStart"/>
-      <w:r>
-        <w:rPr>
-          <w:rFonts w:ascii="Times New Roman" w:hAnsi="Times New Roman" w:cs="Times New Roman"/>
-          <w:i w:val="0"/>
-          <w:iCs w:val="0"/>
-          <w:color w:val="000000" w:themeColor="text1"/>
-          <w:sz w:val="24"/>
-          <w:szCs w:val="24"/>
-          <w:lang w:val="en-US"/>
-        </w:rPr>
-        <w:t>Ввод</w:t>
-      </w:r>
-      <w:proofErr w:type="spellEnd"/>
-      <w:r>
-        <w:rPr>
-          <w:rFonts w:ascii="Times New Roman" w:hAnsi="Times New Roman" w:cs="Times New Roman"/>
-          <w:i w:val="0"/>
-          <w:iCs w:val="0"/>
-          <w:color w:val="000000" w:themeColor="text1"/>
-          <w:sz w:val="24"/>
-          <w:szCs w:val="24"/>
-          <w:lang w:val="en-US"/>
-        </w:rPr>
-        <w:t xml:space="preserve"> </w:t>
-      </w:r>
-      <w:proofErr w:type="spellStart"/>
-      <w:r>
-        <w:rPr>
-          <w:rFonts w:ascii="Times New Roman" w:hAnsi="Times New Roman" w:cs="Times New Roman"/>
-          <w:i w:val="0"/>
-          <w:iCs w:val="0"/>
-          <w:color w:val="000000" w:themeColor="text1"/>
-          <w:sz w:val="24"/>
-          <w:szCs w:val="24"/>
-          <w:lang w:val="en-US"/>
-        </w:rPr>
-        <w:t>команды</w:t>
-      </w:r>
-      <w:proofErr w:type="spellEnd"/>
-      <w:r>
-        <w:rPr>
-          <w:rFonts w:ascii="Times New Roman" w:hAnsi="Times New Roman" w:cs="Times New Roman"/>
-          <w:i w:val="0"/>
-          <w:iCs w:val="0"/>
-          <w:color w:val="000000" w:themeColor="text1"/>
-          <w:sz w:val="24"/>
-          <w:szCs w:val="24"/>
-          <w:lang w:val="en-US"/>
-        </w:rPr>
-        <w:t>: "show running-config".</w:t>
+        <w:t>. Ввод команды: "show running-config".</w:t>
       </w:r>
     </w:p>
     <w:p>
@@ -1358,27 +1320,7 @@
           <w:sz w:val="28"/>
           <w:szCs w:val="28"/>
         </w:rPr>
-        <w:t xml:space="preserve">Каков диапазон значений, отображаемых в </w:t>
-      </w:r>
-      <w:proofErr w:type="spellStart"/>
-      <w:r>
-        <w:rPr>
-          <w:rFonts w:ascii="Times New Roman" w:hAnsi="Times New Roman" w:cs="Times New Roman"/>
-          <w:color w:val="000000"/>
-          <w:sz w:val="28"/>
-          <w:szCs w:val="28"/>
-        </w:rPr>
-        <w:t>vty</w:t>
-      </w:r>
-      <w:proofErr w:type="spellEnd"/>
-      <w:r>
-        <w:rPr>
-          <w:rFonts w:ascii="Times New Roman" w:hAnsi="Times New Roman" w:cs="Times New Roman"/>
-          <w:color w:val="000000"/>
-          <w:sz w:val="28"/>
-          <w:szCs w:val="28"/>
-        </w:rPr>
-        <w:t>-линиях?</w:t>
+        <w:t>Каков диапазон значений, отображаемых в vty-линиях?</w:t>
       </w:r>
     </w:p>
     <w:p>
@@ -1634,34 +1576,14 @@
         </w:rPr>
         <w:t xml:space="preserve"> </w:t>
       </w:r>
-      <w:proofErr w:type="spellStart"/>
-      <w:r>
-        <w:rPr>
-          <w:color w:val="000000"/>
-          <w:sz w:val="28"/>
-          <w:szCs w:val="28"/>
-        </w:rPr>
-        <w:t>show</w:t>
-      </w:r>
-      <w:proofErr w:type="spellEnd"/>
-      <w:r>
-        <w:rPr>
-          <w:color w:val="000000"/>
-          <w:sz w:val="28"/>
-          <w:szCs w:val="28"/>
-        </w:rPr>
-        <w:t xml:space="preserve"> </w:t>
-      </w:r>
-      <w:proofErr w:type="spellStart"/>
-      <w:r>
-        <w:rPr>
-          <w:color w:val="000000"/>
-          <w:sz w:val="28"/>
-          <w:szCs w:val="28"/>
-        </w:rPr>
-        <w:t>startup-config</w:t>
-      </w:r>
-      <w:proofErr w:type="spellEnd"/>
+      <w:r>
+        <w:rPr>
+          <w:color w:val="000000"/>
+          <w:sz w:val="28"/>
+          <w:szCs w:val="28"/>
+        </w:rPr>
+        <w:t>show startup-config</w:t>
+      </w:r>
     </w:p>
     <w:p>
       <w:pPr>
@@ -1679,79 +1601,7 @@
           <w:sz w:val="28"/>
           <w:szCs w:val="28"/>
         </w:rPr>
-        <w:t xml:space="preserve">Почему коммутатор отвечает сообщением </w:t>
-      </w:r>
-      <w:proofErr w:type="spellStart"/>
-      <w:r>
-        <w:rPr>
-          <w:color w:val="000000"/>
-          <w:sz w:val="28"/>
-          <w:szCs w:val="28"/>
-        </w:rPr>
-        <w:t>startup-config</w:t>
-      </w:r>
-      <w:proofErr w:type="spellEnd"/>
-      <w:r>
-        <w:rPr>
-          <w:color w:val="000000"/>
-          <w:sz w:val="28"/>
-          <w:szCs w:val="28"/>
-        </w:rPr>
-        <w:t xml:space="preserve"> </w:t>
-      </w:r>
-      <w:proofErr w:type="spellStart"/>
-      <w:r>
-        <w:rPr>
-          <w:color w:val="000000"/>
-          <w:sz w:val="28"/>
-          <w:szCs w:val="28"/>
-        </w:rPr>
-        <w:t>is</w:t>
-      </w:r>
-      <w:proofErr w:type="spellEnd"/>
-      <w:r>
-        <w:rPr>
-          <w:color w:val="000000"/>
-          <w:sz w:val="28"/>
-          <w:szCs w:val="28"/>
-        </w:rPr>
-        <w:t xml:space="preserve"> </w:t>
-      </w:r>
-      <w:proofErr w:type="spellStart"/>
-      <w:r>
-        <w:rPr>
-          <w:color w:val="000000"/>
-          <w:sz w:val="28"/>
-          <w:szCs w:val="28"/>
-        </w:rPr>
-        <w:t>not</w:t>
-      </w:r>
-      <w:proofErr w:type="spellEnd"/>
-      <w:r>
-        <w:rPr>
-          <w:color w:val="000000"/>
-          <w:sz w:val="28"/>
-          <w:szCs w:val="28"/>
-        </w:rPr>
-        <w:t xml:space="preserve"> </w:t>
-      </w:r>
-      <w:proofErr w:type="spellStart"/>
-      <w:r>
-        <w:rPr>
-          <w:color w:val="000000"/>
-          <w:sz w:val="28"/>
-          <w:szCs w:val="28"/>
-        </w:rPr>
-        <w:t>present</w:t>
-      </w:r>
-      <w:proofErr w:type="spellEnd"/>
-      <w:r>
-        <w:rPr>
-          <w:color w:val="000000"/>
-          <w:sz w:val="28"/>
-          <w:szCs w:val="28"/>
-        </w:rPr>
-        <w:t>?</w:t>
+        <w:t>Почему коммутатор отвечает сообщением startup-config is not present?</w:t>
       </w:r>
     </w:p>
     <w:p>
@@ -1874,7 +1724,43 @@
           <w:sz w:val="28"/>
           <w:szCs w:val="28"/>
         </w:rPr>
-        <w:t xml:space="preserve"> Назначьте имя коммутатору.</w:t>
+        <w:t xml:space="preserve"> Назнач</w:t>
+      </w:r>
+      <w:r>
+        <w:rPr>
+          <w:rFonts w:ascii="Times New Roman" w:hAnsi="Times New Roman" w:cs="Times New Roman"/>
+          <w:color w:val="000000"/>
+          <w:sz w:val="28"/>
+          <w:szCs w:val="28"/>
+        </w:rPr>
+        <w:t>ение</w:t>
+      </w:r>
+      <w:r>
+        <w:rPr>
+          <w:rFonts w:ascii="Times New Roman" w:hAnsi="Times New Roman" w:cs="Times New Roman"/>
+          <w:color w:val="000000"/>
+          <w:sz w:val="28"/>
+          <w:szCs w:val="28"/>
+        </w:rPr>
+        <w:t xml:space="preserve"> им</w:t>
+      </w:r>
+      <w:r>
+        <w:rPr>
+          <w:rFonts w:ascii="Times New Roman" w:hAnsi="Times New Roman" w:cs="Times New Roman"/>
+          <w:color w:val="000000"/>
+          <w:sz w:val="28"/>
+          <w:szCs w:val="28"/>
+        </w:rPr>
+        <w:t>ени</w:t>
+      </w:r>
+      <w:r>
+        <w:rPr>
+          <w:rFonts w:ascii="Times New Roman" w:hAnsi="Times New Roman" w:cs="Times New Roman"/>
+          <w:color w:val="000000"/>
+          <w:sz w:val="28"/>
+          <w:szCs w:val="28"/>
+        </w:rPr>
+        <w:t xml:space="preserve"> коммутатору.</w:t>
       </w:r>
     </w:p>
     <w:p>
@@ -2054,69 +1940,61 @@
           <w:sz w:val="28"/>
           <w:szCs w:val="28"/>
         </w:rPr>
-        <w:t xml:space="preserve"> Обеспечьте безопасный доступ к консоли.</w:t>
-      </w:r>
-    </w:p>
-    <w:p>
-      <w:pPr>
-        <w:rPr>
-          <w:rFonts w:ascii="Times New Roman" w:hAnsi="Times New Roman" w:cs="Times New Roman"/>
-          <w:sz w:val="28"/>
-          <w:szCs w:val="28"/>
-        </w:rPr>
-      </w:pPr>
-      <w:r>
-        <w:rPr>
-          <w:rFonts w:ascii="Times New Roman" w:hAnsi="Times New Roman" w:cs="Times New Roman"/>
-          <w:color w:val="000000"/>
-          <w:sz w:val="28"/>
-          <w:szCs w:val="28"/>
-        </w:rPr>
-        <w:t xml:space="preserve">Для безопасного доступа к консоли перейдите в режим </w:t>
-      </w:r>
-      <w:proofErr w:type="spellStart"/>
-      <w:r>
-        <w:rPr>
-          <w:rFonts w:ascii="Times New Roman" w:hAnsi="Times New Roman" w:cs="Times New Roman"/>
-          <w:color w:val="000000"/>
-          <w:sz w:val="28"/>
-          <w:szCs w:val="28"/>
-        </w:rPr>
-        <w:t>config-line</w:t>
-      </w:r>
-      <w:proofErr w:type="spellEnd"/>
-      <w:r>
-        <w:rPr>
-          <w:rFonts w:ascii="Times New Roman" w:hAnsi="Times New Roman" w:cs="Times New Roman"/>
-          <w:color w:val="000000"/>
-          <w:sz w:val="28"/>
-          <w:szCs w:val="28"/>
-        </w:rPr>
-        <w:t xml:space="preserve"> и установите для консоли пароль </w:t>
-      </w:r>
-      <w:proofErr w:type="spellStart"/>
-      <w:r>
-        <w:rPr>
-          <w:rFonts w:ascii="Times New Roman" w:hAnsi="Times New Roman" w:cs="Times New Roman"/>
-          <w:b/>
-          <w:bCs/>
-          <w:color w:val="000000"/>
-          <w:sz w:val="28"/>
-          <w:szCs w:val="28"/>
-        </w:rPr>
-        <w:t>letmein</w:t>
-      </w:r>
-      <w:proofErr w:type="spellEnd"/>
-      <w:r>
-        <w:rPr>
-          <w:rFonts w:ascii="Times New Roman" w:hAnsi="Times New Roman" w:cs="Times New Roman"/>
-          <w:b/>
-          <w:bCs/>
-          <w:color w:val="000000"/>
-          <w:sz w:val="28"/>
-          <w:szCs w:val="28"/>
-        </w:rPr>
-        <w:t>.</w:t>
+        <w:t xml:space="preserve"> Обеспеч</w:t>
+      </w:r>
+      <w:r>
+        <w:rPr>
+          <w:rFonts w:ascii="Times New Roman" w:hAnsi="Times New Roman" w:cs="Times New Roman"/>
+          <w:color w:val="000000"/>
+          <w:sz w:val="28"/>
+          <w:szCs w:val="28"/>
+        </w:rPr>
+        <w:t>ение</w:t>
+      </w:r>
+      <w:r>
+        <w:rPr>
+          <w:rFonts w:ascii="Times New Roman" w:hAnsi="Times New Roman" w:cs="Times New Roman"/>
+          <w:color w:val="000000"/>
+          <w:sz w:val="28"/>
+          <w:szCs w:val="28"/>
+        </w:rPr>
+        <w:t xml:space="preserve"> безопасн</w:t>
+      </w:r>
+      <w:r>
+        <w:rPr>
+          <w:rFonts w:ascii="Times New Roman" w:hAnsi="Times New Roman" w:cs="Times New Roman"/>
+          <w:color w:val="000000"/>
+          <w:sz w:val="28"/>
+          <w:szCs w:val="28"/>
+        </w:rPr>
+        <w:t>ого</w:t>
+      </w:r>
+      <w:r>
+        <w:rPr>
+          <w:rFonts w:ascii="Times New Roman" w:hAnsi="Times New Roman" w:cs="Times New Roman"/>
+          <w:color w:val="000000"/>
+          <w:sz w:val="28"/>
+          <w:szCs w:val="28"/>
+        </w:rPr>
+        <w:t xml:space="preserve"> доступ</w:t>
+      </w:r>
+      <w:r>
+        <w:rPr>
+          <w:rFonts w:ascii="Times New Roman" w:hAnsi="Times New Roman" w:cs="Times New Roman"/>
+          <w:color w:val="000000"/>
+          <w:sz w:val="28"/>
+          <w:szCs w:val="28"/>
+        </w:rPr>
+        <w:t>а</w:t>
+      </w:r>
+      <w:r>
+        <w:rPr>
+          <w:rFonts w:ascii="Times New Roman" w:hAnsi="Times New Roman" w:cs="Times New Roman"/>
+          <w:color w:val="000000"/>
+          <w:sz w:val="28"/>
+          <w:szCs w:val="28"/>
+        </w:rPr>
+        <w:t xml:space="preserve"> к консоли.</w:t>
       </w:r>
     </w:p>
     <w:p>
@@ -2280,7 +2158,6 @@
         </w:rPr>
         <w:t>Для чего нужна команда </w:t>
       </w:r>
-      <w:proofErr w:type="spellStart"/>
       <w:r>
         <w:rPr>
           <w:b/>
@@ -2291,7 +2168,6 @@
         </w:rPr>
         <w:t>login</w:t>
       </w:r>
-      <w:proofErr w:type="spellEnd"/>
       <w:r>
         <w:rPr>
           <w:color w:val="000000"/>
@@ -2319,23 +2195,13 @@
         </w:rPr>
         <w:t>Ответ</w:t>
       </w:r>
-      <w:proofErr w:type="gramStart"/>
-      <w:r>
-        <w:rPr>
-          <w:color w:val="000000"/>
-          <w:sz w:val="28"/>
-          <w:szCs w:val="28"/>
-        </w:rPr>
-        <w:t>: Чтобы</w:t>
-      </w:r>
-      <w:proofErr w:type="gramEnd"/>
-      <w:r>
-        <w:rPr>
-          <w:color w:val="000000"/>
-          <w:sz w:val="28"/>
-          <w:szCs w:val="28"/>
-        </w:rPr>
-        <w:t xml:space="preserve"> при входе можно было установить запрос пароля и логина.</w:t>
+      <w:r>
+        <w:rPr>
+          <w:color w:val="000000"/>
+          <w:sz w:val="28"/>
+          <w:szCs w:val="28"/>
+        </w:rPr>
+        <w:t>: Чтобы при входе можно было установить запрос пароля и логина.</w:t>
       </w:r>
     </w:p>
     <w:p>
@@ -2367,7 +2233,25 @@
           <w:sz w:val="28"/>
           <w:szCs w:val="28"/>
         </w:rPr>
-        <w:t xml:space="preserve"> Убедитесь, что доступ к консоли защищен.</w:t>
+        <w:t xml:space="preserve"> </w:t>
+      </w:r>
+      <w:r>
+        <w:rPr>
+          <w:rFonts w:ascii="Times New Roman" w:hAnsi="Times New Roman" w:cs="Times New Roman"/>
+          <w:color w:val="000000"/>
+          <w:sz w:val="28"/>
+          <w:szCs w:val="28"/>
+        </w:rPr>
+        <w:t>Проверка защиты консоли</w:t>
+      </w:r>
+      <w:r>
+        <w:rPr>
+          <w:rFonts w:ascii="Times New Roman" w:hAnsi="Times New Roman" w:cs="Times New Roman"/>
+          <w:color w:val="000000"/>
+          <w:sz w:val="28"/>
+          <w:szCs w:val="28"/>
+        </w:rPr>
+        <w:t>.</w:t>
       </w:r>
     </w:p>
     <w:p>
@@ -2578,7 +2462,43 @@
           <w:sz w:val="28"/>
           <w:szCs w:val="28"/>
         </w:rPr>
-        <w:t xml:space="preserve"> Защитите доступ к привилегированному режиму.</w:t>
+        <w:t xml:space="preserve"> Защит</w:t>
+      </w:r>
+      <w:r>
+        <w:rPr>
+          <w:rFonts w:ascii="Times New Roman" w:hAnsi="Times New Roman" w:cs="Times New Roman"/>
+          <w:color w:val="000000"/>
+          <w:sz w:val="28"/>
+          <w:szCs w:val="28"/>
+        </w:rPr>
+        <w:t>а</w:t>
+      </w:r>
+      <w:r>
+        <w:rPr>
+          <w:rFonts w:ascii="Times New Roman" w:hAnsi="Times New Roman" w:cs="Times New Roman"/>
+          <w:color w:val="000000"/>
+          <w:sz w:val="28"/>
+          <w:szCs w:val="28"/>
+        </w:rPr>
+        <w:t xml:space="preserve"> доступ</w:t>
+      </w:r>
+      <w:r>
+        <w:rPr>
+          <w:rFonts w:ascii="Times New Roman" w:hAnsi="Times New Roman" w:cs="Times New Roman"/>
+          <w:color w:val="000000"/>
+          <w:sz w:val="28"/>
+          <w:szCs w:val="28"/>
+        </w:rPr>
+        <w:t>а</w:t>
+      </w:r>
+      <w:r>
+        <w:rPr>
+          <w:rFonts w:ascii="Times New Roman" w:hAnsi="Times New Roman" w:cs="Times New Roman"/>
+          <w:color w:val="000000"/>
+          <w:sz w:val="28"/>
+          <w:szCs w:val="28"/>
+        </w:rPr>
+        <w:t xml:space="preserve"> к привилегированному режиму.</w:t>
       </w:r>
     </w:p>
     <w:p>
@@ -2737,7 +2657,43 @@
           <w:sz w:val="28"/>
           <w:szCs w:val="28"/>
         </w:rPr>
-        <w:t>Шаг 5. Убедитесь, что доступ к привилегированному режиму защищен.</w:t>
+        <w:t xml:space="preserve">Шаг 5. </w:t>
+      </w:r>
+      <w:r>
+        <w:rPr>
+          <w:rFonts w:ascii="Times New Roman" w:hAnsi="Times New Roman" w:cs="Times New Roman"/>
+          <w:color w:val="000000"/>
+          <w:sz w:val="28"/>
+          <w:szCs w:val="28"/>
+        </w:rPr>
+        <w:t>Проверка защиты</w:t>
+      </w:r>
+      <w:r>
+        <w:rPr>
+          <w:rFonts w:ascii="Times New Roman" w:hAnsi="Times New Roman" w:cs="Times New Roman"/>
+          <w:color w:val="000000"/>
+          <w:sz w:val="28"/>
+          <w:szCs w:val="28"/>
+        </w:rPr>
+        <w:t xml:space="preserve"> доступ</w:t>
+      </w:r>
+      <w:r>
+        <w:rPr>
+          <w:rFonts w:ascii="Times New Roman" w:hAnsi="Times New Roman" w:cs="Times New Roman"/>
+          <w:color w:val="000000"/>
+          <w:sz w:val="28"/>
+          <w:szCs w:val="28"/>
+        </w:rPr>
+        <w:t>а</w:t>
+      </w:r>
+      <w:r>
+        <w:rPr>
+          <w:rFonts w:ascii="Times New Roman" w:hAnsi="Times New Roman" w:cs="Times New Roman"/>
+          <w:color w:val="000000"/>
+          <w:sz w:val="28"/>
+          <w:szCs w:val="28"/>
+        </w:rPr>
+        <w:t xml:space="preserve"> к привилегированному режиму.</w:t>
       </w:r>
     </w:p>
     <w:p>
@@ -2895,25 +2851,71 @@
           <w:sz w:val="28"/>
           <w:szCs w:val="28"/>
         </w:rPr>
-        <w:t xml:space="preserve">е.      Проверьте конфигурацию, изучив содержимое файла </w:t>
-      </w:r>
-      <w:proofErr w:type="spellStart"/>
-      <w:r>
-        <w:rPr>
-          <w:color w:val="000000"/>
-          <w:sz w:val="28"/>
-          <w:szCs w:val="28"/>
-        </w:rPr>
-        <w:t>running-configuration</w:t>
-      </w:r>
-      <w:proofErr w:type="spellEnd"/>
-      <w:r>
-        <w:rPr>
-          <w:color w:val="000000"/>
-          <w:sz w:val="28"/>
-          <w:szCs w:val="28"/>
-        </w:rPr>
-        <w:t xml:space="preserve"> file:</w:t>
+        <w:t>е.      Провер</w:t>
+      </w:r>
+      <w:r>
+        <w:rPr>
+          <w:color w:val="000000"/>
+          <w:sz w:val="28"/>
+          <w:szCs w:val="28"/>
+        </w:rPr>
+        <w:t>ка</w:t>
+      </w:r>
+      <w:r>
+        <w:rPr>
+          <w:color w:val="000000"/>
+          <w:sz w:val="28"/>
+          <w:szCs w:val="28"/>
+        </w:rPr>
+        <w:t xml:space="preserve"> конфигураци</w:t>
+      </w:r>
+      <w:r>
+        <w:rPr>
+          <w:color w:val="000000"/>
+          <w:sz w:val="28"/>
+          <w:szCs w:val="28"/>
+        </w:rPr>
+        <w:t>и</w:t>
+      </w:r>
+      <w:r>
+        <w:rPr>
+          <w:color w:val="000000"/>
+          <w:sz w:val="28"/>
+          <w:szCs w:val="28"/>
+        </w:rPr>
+        <w:t>, изуч</w:t>
+      </w:r>
+      <w:r>
+        <w:rPr>
+          <w:color w:val="000000"/>
+          <w:sz w:val="28"/>
+          <w:szCs w:val="28"/>
+        </w:rPr>
+        <w:t>ение</w:t>
+      </w:r>
+      <w:r>
+        <w:rPr>
+          <w:color w:val="000000"/>
+          <w:sz w:val="28"/>
+          <w:szCs w:val="28"/>
+        </w:rPr>
+        <w:t xml:space="preserve"> содержимо</w:t>
+      </w:r>
+      <w:r>
+        <w:rPr>
+          <w:color w:val="000000"/>
+          <w:sz w:val="28"/>
+          <w:szCs w:val="28"/>
+        </w:rPr>
+        <w:t>го</w:t>
+      </w:r>
+      <w:r>
+        <w:rPr>
+          <w:color w:val="000000"/>
+          <w:sz w:val="28"/>
+          <w:szCs w:val="28"/>
+        </w:rPr>
+        <w:t xml:space="preserve"> файла running-configuration file:</w:t>
       </w:r>
     </w:p>
     <w:p>
@@ -2935,7 +2937,6 @@
         </w:rPr>
         <w:t>S1# </w:t>
       </w:r>
-      <w:proofErr w:type="spellStart"/>
       <w:r>
         <w:rPr>
           <w:b/>
@@ -2944,31 +2945,8 @@
           <w:sz w:val="28"/>
           <w:szCs w:val="28"/>
         </w:rPr>
-        <w:t>show</w:t>
-      </w:r>
-      <w:proofErr w:type="spellEnd"/>
-      <w:r>
-        <w:rPr>
-          <w:b/>
-          <w:bCs/>
-          <w:color w:val="000000"/>
-          <w:sz w:val="28"/>
-          <w:szCs w:val="28"/>
-        </w:rPr>
-        <w:t xml:space="preserve"> </w:t>
-      </w:r>
-      <w:proofErr w:type="spellStart"/>
-      <w:r>
-        <w:rPr>
-          <w:b/>
-          <w:bCs/>
-          <w:color w:val="000000"/>
-          <w:sz w:val="28"/>
-          <w:szCs w:val="28"/>
-        </w:rPr>
-        <w:t>running-config</w:t>
-      </w:r>
-      <w:proofErr w:type="spellEnd"/>
+        <w:t>show running-config</w:t>
+      </w:r>
     </w:p>
     <w:p>
       <w:pPr>
@@ -3372,7 +3350,61 @@
           <w:sz w:val="28"/>
           <w:szCs w:val="28"/>
         </w:rPr>
-        <w:t xml:space="preserve"> Настройте зашифрованный пароль для защиты доступа к привилегированному режиму.</w:t>
+        <w:t xml:space="preserve"> Настрой</w:t>
+      </w:r>
+      <w:r>
+        <w:rPr>
+          <w:rFonts w:ascii="Times New Roman" w:hAnsi="Times New Roman" w:cs="Times New Roman"/>
+          <w:color w:val="000000"/>
+          <w:sz w:val="28"/>
+          <w:szCs w:val="28"/>
+        </w:rPr>
+        <w:t>ка</w:t>
+      </w:r>
+      <w:r>
+        <w:rPr>
+          <w:rFonts w:ascii="Times New Roman" w:hAnsi="Times New Roman" w:cs="Times New Roman"/>
+          <w:color w:val="000000"/>
+          <w:sz w:val="28"/>
+          <w:szCs w:val="28"/>
+        </w:rPr>
+        <w:t xml:space="preserve"> зашифрованн</w:t>
+      </w:r>
+      <w:r>
+        <w:rPr>
+          <w:rFonts w:ascii="Times New Roman" w:hAnsi="Times New Roman" w:cs="Times New Roman"/>
+          <w:color w:val="000000"/>
+          <w:sz w:val="28"/>
+          <w:szCs w:val="28"/>
+        </w:rPr>
+        <w:t>ого</w:t>
+      </w:r>
+      <w:r>
+        <w:rPr>
+          <w:rFonts w:ascii="Times New Roman" w:hAnsi="Times New Roman" w:cs="Times New Roman"/>
+          <w:color w:val="000000"/>
+          <w:sz w:val="28"/>
+          <w:szCs w:val="28"/>
+        </w:rPr>
+        <w:t xml:space="preserve"> парол</w:t>
+      </w:r>
+      <w:r>
+        <w:rPr>
+          <w:rFonts w:ascii="Times New Roman" w:hAnsi="Times New Roman" w:cs="Times New Roman"/>
+          <w:color w:val="000000"/>
+          <w:sz w:val="28"/>
+          <w:szCs w:val="28"/>
+        </w:rPr>
+        <w:t>я</w:t>
+      </w:r>
+      <w:r>
+        <w:rPr>
+          <w:rFonts w:ascii="Times New Roman" w:hAnsi="Times New Roman" w:cs="Times New Roman"/>
+          <w:color w:val="000000"/>
+          <w:sz w:val="28"/>
+          <w:szCs w:val="28"/>
+        </w:rPr>
+        <w:t xml:space="preserve"> для защиты доступа к привилегированному режиму.</w:t>
       </w:r>
     </w:p>
     <w:p>
@@ -3532,47 +3564,25 @@
           <w:sz w:val="28"/>
           <w:szCs w:val="28"/>
         </w:rPr>
-        <w:t xml:space="preserve">. Убедитесь, что в файл конфигурации добавлен пароль </w:t>
-      </w:r>
-      <w:proofErr w:type="spellStart"/>
-      <w:r>
-        <w:rPr>
-          <w:rFonts w:ascii="Times New Roman" w:hAnsi="Times New Roman" w:cs="Times New Roman"/>
-          <w:color w:val="000000"/>
-          <w:sz w:val="28"/>
-          <w:szCs w:val="28"/>
-        </w:rPr>
-        <w:t>enable</w:t>
-      </w:r>
-      <w:proofErr w:type="spellEnd"/>
-      <w:r>
-        <w:rPr>
-          <w:rFonts w:ascii="Times New Roman" w:hAnsi="Times New Roman" w:cs="Times New Roman"/>
-          <w:color w:val="000000"/>
-          <w:sz w:val="28"/>
-          <w:szCs w:val="28"/>
-        </w:rPr>
-        <w:t xml:space="preserve"> </w:t>
-      </w:r>
-      <w:proofErr w:type="spellStart"/>
-      <w:r>
-        <w:rPr>
-          <w:rFonts w:ascii="Times New Roman" w:hAnsi="Times New Roman" w:cs="Times New Roman"/>
-          <w:color w:val="000000"/>
-          <w:sz w:val="28"/>
-          <w:szCs w:val="28"/>
-        </w:rPr>
-        <w:t>secret</w:t>
-      </w:r>
-      <w:proofErr w:type="spellEnd"/>
-      <w:r>
-        <w:rPr>
-          <w:rFonts w:ascii="Times New Roman" w:hAnsi="Times New Roman" w:cs="Times New Roman"/>
-          <w:color w:val="000000"/>
-          <w:sz w:val="28"/>
-          <w:szCs w:val="28"/>
-        </w:rPr>
-        <w:t>.</w:t>
+        <w:t xml:space="preserve">. </w:t>
+      </w:r>
+      <w:r>
+        <w:rPr>
+          <w:rFonts w:ascii="Times New Roman" w:hAnsi="Times New Roman" w:cs="Times New Roman"/>
+          <w:color w:val="000000"/>
+          <w:sz w:val="28"/>
+          <w:szCs w:val="28"/>
+        </w:rPr>
+        <w:t>Проверка</w:t>
+      </w:r>
+      <w:r>
+        <w:rPr>
+          <w:rFonts w:ascii="Times New Roman" w:hAnsi="Times New Roman" w:cs="Times New Roman"/>
+          <w:color w:val="000000"/>
+          <w:sz w:val="28"/>
+          <w:szCs w:val="28"/>
+        </w:rPr>
+        <w:t>, что в файл конфигурации добавлен пароль enable secret.</w:t>
       </w:r>
     </w:p>
     <w:p>
@@ -3592,43 +3602,7 @@
           <w:sz w:val="28"/>
           <w:szCs w:val="28"/>
         </w:rPr>
-        <w:t xml:space="preserve">Что отображается в качестве пароля </w:t>
-      </w:r>
-      <w:proofErr w:type="spellStart"/>
-      <w:r>
-        <w:rPr>
-          <w:color w:val="000000"/>
-          <w:sz w:val="28"/>
-          <w:szCs w:val="28"/>
-        </w:rPr>
-        <w:t>enable</w:t>
-      </w:r>
-      <w:proofErr w:type="spellEnd"/>
-      <w:r>
-        <w:rPr>
-          <w:color w:val="000000"/>
-          <w:sz w:val="28"/>
-          <w:szCs w:val="28"/>
-        </w:rPr>
-        <w:t xml:space="preserve"> </w:t>
-      </w:r>
-      <w:proofErr w:type="spellStart"/>
-      <w:r>
-        <w:rPr>
-          <w:color w:val="000000"/>
-          <w:sz w:val="28"/>
-          <w:szCs w:val="28"/>
-        </w:rPr>
-        <w:t>secret</w:t>
-      </w:r>
-      <w:proofErr w:type="spellEnd"/>
-      <w:r>
-        <w:rPr>
-          <w:color w:val="000000"/>
-          <w:sz w:val="28"/>
-          <w:szCs w:val="28"/>
-        </w:rPr>
-        <w:t>?</w:t>
+        <w:t>Что отображается в качестве пароля enable secret?</w:t>
       </w:r>
     </w:p>
     <w:p>
@@ -3838,43 +3812,7 @@
           <w:sz w:val="28"/>
           <w:szCs w:val="28"/>
         </w:rPr>
-        <w:t xml:space="preserve">Почему пароль </w:t>
-      </w:r>
-      <w:proofErr w:type="spellStart"/>
-      <w:r>
-        <w:rPr>
-          <w:color w:val="000000"/>
-          <w:sz w:val="28"/>
-          <w:szCs w:val="28"/>
-        </w:rPr>
-        <w:t>enable</w:t>
-      </w:r>
-      <w:proofErr w:type="spellEnd"/>
-      <w:r>
-        <w:rPr>
-          <w:color w:val="000000"/>
-          <w:sz w:val="28"/>
-          <w:szCs w:val="28"/>
-        </w:rPr>
-        <w:t xml:space="preserve"> </w:t>
-      </w:r>
-      <w:proofErr w:type="spellStart"/>
-      <w:r>
-        <w:rPr>
-          <w:color w:val="000000"/>
-          <w:sz w:val="28"/>
-          <w:szCs w:val="28"/>
-        </w:rPr>
-        <w:t>secret</w:t>
-      </w:r>
-      <w:proofErr w:type="spellEnd"/>
-      <w:r>
-        <w:rPr>
-          <w:color w:val="000000"/>
-          <w:sz w:val="28"/>
-          <w:szCs w:val="28"/>
-        </w:rPr>
-        <w:t xml:space="preserve"> отображается не так, как было задано?</w:t>
+        <w:t>Почему пароль enable secret отображается не так, как было задано?</w:t>
       </w:r>
     </w:p>
     <w:p>
@@ -3894,43 +3832,15 @@
           <w:sz w:val="28"/>
           <w:szCs w:val="28"/>
         </w:rPr>
-        <w:t xml:space="preserve">Потому что пароль </w:t>
-      </w:r>
-      <w:proofErr w:type="spellStart"/>
-      <w:r>
-        <w:rPr>
-          <w:color w:val="000000"/>
-          <w:sz w:val="28"/>
-          <w:szCs w:val="28"/>
-        </w:rPr>
-        <w:t>enable</w:t>
-      </w:r>
-      <w:proofErr w:type="spellEnd"/>
-      <w:r>
-        <w:rPr>
-          <w:color w:val="000000"/>
-          <w:sz w:val="28"/>
-          <w:szCs w:val="28"/>
-        </w:rPr>
-        <w:t xml:space="preserve"> </w:t>
-      </w:r>
-      <w:proofErr w:type="spellStart"/>
-      <w:r>
-        <w:rPr>
-          <w:color w:val="000000"/>
-          <w:sz w:val="28"/>
-          <w:szCs w:val="28"/>
-        </w:rPr>
-        <w:t>secret</w:t>
-      </w:r>
-      <w:proofErr w:type="spellEnd"/>
-      <w:r>
-        <w:rPr>
-          <w:color w:val="000000"/>
-          <w:sz w:val="28"/>
-          <w:szCs w:val="28"/>
-        </w:rPr>
-        <w:t xml:space="preserve"> зашифрован, а заданный пароль хранится в виде обычного текста (Пароль хранится в зашифрованном виде.)</w:t>
+        <w:t xml:space="preserve">Ответ: </w:t>
+      </w:r>
+      <w:r>
+        <w:rPr>
+          <w:color w:val="000000"/>
+          <w:sz w:val="28"/>
+          <w:szCs w:val="28"/>
+        </w:rPr>
+        <w:t>Потому что пароль enable secret зашифрован, а заданный пароль хранится в виде обычного текста (Пароль хранится в зашифрованном виде.)</w:t>
       </w:r>
     </w:p>
     <w:p>
@@ -3962,47 +3872,43 @@
           <w:sz w:val="28"/>
           <w:szCs w:val="28"/>
         </w:rPr>
-        <w:t xml:space="preserve"> Зашифруйте пароли </w:t>
-      </w:r>
-      <w:proofErr w:type="spellStart"/>
-      <w:r>
-        <w:rPr>
-          <w:rFonts w:ascii="Times New Roman" w:hAnsi="Times New Roman" w:cs="Times New Roman"/>
-          <w:color w:val="000000"/>
-          <w:sz w:val="28"/>
-          <w:szCs w:val="28"/>
-        </w:rPr>
-        <w:t>enable</w:t>
-      </w:r>
-      <w:proofErr w:type="spellEnd"/>
-      <w:r>
-        <w:rPr>
-          <w:rFonts w:ascii="Times New Roman" w:hAnsi="Times New Roman" w:cs="Times New Roman"/>
-          <w:color w:val="000000"/>
-          <w:sz w:val="28"/>
-          <w:szCs w:val="28"/>
-        </w:rPr>
-        <w:t xml:space="preserve"> и </w:t>
-      </w:r>
-      <w:proofErr w:type="spellStart"/>
-      <w:r>
-        <w:rPr>
-          <w:rFonts w:ascii="Times New Roman" w:hAnsi="Times New Roman" w:cs="Times New Roman"/>
-          <w:color w:val="000000"/>
-          <w:sz w:val="28"/>
-          <w:szCs w:val="28"/>
-        </w:rPr>
-        <w:t>console</w:t>
-      </w:r>
-      <w:proofErr w:type="spellEnd"/>
-      <w:r>
-        <w:rPr>
-          <w:rFonts w:ascii="Times New Roman" w:hAnsi="Times New Roman" w:cs="Times New Roman"/>
-          <w:color w:val="000000"/>
-          <w:sz w:val="28"/>
-          <w:szCs w:val="28"/>
-        </w:rPr>
-        <w:t>.</w:t>
+        <w:t xml:space="preserve"> </w:t>
+      </w:r>
+      <w:r>
+        <w:rPr>
+          <w:rFonts w:ascii="Times New Roman" w:hAnsi="Times New Roman" w:cs="Times New Roman"/>
+          <w:color w:val="000000"/>
+          <w:sz w:val="28"/>
+          <w:szCs w:val="28"/>
+        </w:rPr>
+        <w:t>Шифрование</w:t>
+      </w:r>
+      <w:r>
+        <w:rPr>
+          <w:rFonts w:ascii="Times New Roman" w:hAnsi="Times New Roman" w:cs="Times New Roman"/>
+          <w:color w:val="000000"/>
+          <w:sz w:val="28"/>
+          <w:szCs w:val="28"/>
+        </w:rPr>
+        <w:t xml:space="preserve"> парол</w:t>
+      </w:r>
+      <w:r>
+        <w:rPr>
+          <w:rFonts w:ascii="Times New Roman" w:hAnsi="Times New Roman" w:cs="Times New Roman"/>
+          <w:color w:val="000000"/>
+          <w:sz w:val="28"/>
+          <w:szCs w:val="28"/>
+        </w:rPr>
+        <w:t>ей</w:t>
+      </w:r>
+      <w:r>
+        <w:rPr>
+          <w:rFonts w:ascii="Times New Roman" w:hAnsi="Times New Roman" w:cs="Times New Roman"/>
+          <w:color w:val="000000"/>
+          <w:sz w:val="28"/>
+          <w:szCs w:val="28"/>
+        </w:rPr>
+        <w:t xml:space="preserve"> enable и console.</w:t>
       </w:r>
     </w:p>
     <w:p>
@@ -4199,23 +4105,13 @@
         </w:rPr>
         <w:t>Ответ</w:t>
       </w:r>
-      <w:proofErr w:type="gramStart"/>
-      <w:r>
-        <w:rPr>
-          <w:color w:val="000000"/>
-          <w:sz w:val="28"/>
-          <w:szCs w:val="28"/>
-        </w:rPr>
-        <w:t>: Если</w:t>
-      </w:r>
-      <w:proofErr w:type="gramEnd"/>
-      <w:r>
-        <w:rPr>
-          <w:color w:val="000000"/>
-          <w:sz w:val="28"/>
-          <w:szCs w:val="28"/>
-        </w:rPr>
-        <w:t xml:space="preserve"> на коммутаторе установить другие пароли, они будут храниться в файле конфигурации в зашифрованном виде.</w:t>
+      <w:r>
+        <w:rPr>
+          <w:color w:val="000000"/>
+          <w:sz w:val="28"/>
+          <w:szCs w:val="28"/>
+        </w:rPr>
+        <w:t>: Если на коммутаторе установить другие пароли, они будут храниться в файле конфигурации в зашифрованном виде.</w:t>
       </w:r>
     </w:p>
     <w:p>
@@ -4267,7 +4163,43 @@
           <w:sz w:val="28"/>
           <w:szCs w:val="28"/>
         </w:rPr>
-        <w:t xml:space="preserve"> Настройте баннер MOTD</w:t>
+        <w:t xml:space="preserve"> Настрой</w:t>
+      </w:r>
+      <w:r>
+        <w:rPr>
+          <w:rFonts w:ascii="Times New Roman" w:hAnsi="Times New Roman" w:cs="Times New Roman"/>
+          <w:color w:val="000000"/>
+          <w:sz w:val="28"/>
+          <w:szCs w:val="28"/>
+        </w:rPr>
+        <w:t>ка</w:t>
+      </w:r>
+      <w:r>
+        <w:rPr>
+          <w:rFonts w:ascii="Times New Roman" w:hAnsi="Times New Roman" w:cs="Times New Roman"/>
+          <w:color w:val="000000"/>
+          <w:sz w:val="28"/>
+          <w:szCs w:val="28"/>
+        </w:rPr>
+        <w:t xml:space="preserve"> баннер</w:t>
+      </w:r>
+      <w:r>
+        <w:rPr>
+          <w:rFonts w:ascii="Times New Roman" w:hAnsi="Times New Roman" w:cs="Times New Roman"/>
+          <w:color w:val="000000"/>
+          <w:sz w:val="28"/>
+          <w:szCs w:val="28"/>
+        </w:rPr>
+        <w:t>а</w:t>
+      </w:r>
+      <w:r>
+        <w:rPr>
+          <w:rFonts w:ascii="Times New Roman" w:hAnsi="Times New Roman" w:cs="Times New Roman"/>
+          <w:color w:val="000000"/>
+          <w:sz w:val="28"/>
+          <w:szCs w:val="28"/>
+        </w:rPr>
+        <w:t xml:space="preserve"> MOTD</w:t>
       </w:r>
     </w:p>
     <w:p>
@@ -4299,7 +4231,43 @@
           <w:sz w:val="28"/>
           <w:szCs w:val="28"/>
         </w:rPr>
-        <w:t>. Настройте баннер MOTD (сообщения дня).</w:t>
+        <w:t>. Настрой</w:t>
+      </w:r>
+      <w:r>
+        <w:rPr>
+          <w:rFonts w:ascii="Times New Roman" w:hAnsi="Times New Roman" w:cs="Times New Roman"/>
+          <w:color w:val="000000"/>
+          <w:sz w:val="28"/>
+          <w:szCs w:val="28"/>
+        </w:rPr>
+        <w:t>ка</w:t>
+      </w:r>
+      <w:r>
+        <w:rPr>
+          <w:rFonts w:ascii="Times New Roman" w:hAnsi="Times New Roman" w:cs="Times New Roman"/>
+          <w:color w:val="000000"/>
+          <w:sz w:val="28"/>
+          <w:szCs w:val="28"/>
+        </w:rPr>
+        <w:t xml:space="preserve"> баннер</w:t>
+      </w:r>
+      <w:r>
+        <w:rPr>
+          <w:rFonts w:ascii="Times New Roman" w:hAnsi="Times New Roman" w:cs="Times New Roman"/>
+          <w:color w:val="000000"/>
+          <w:sz w:val="28"/>
+          <w:szCs w:val="28"/>
+        </w:rPr>
+        <w:t>а</w:t>
+      </w:r>
+      <w:r>
+        <w:rPr>
+          <w:rFonts w:ascii="Times New Roman" w:hAnsi="Times New Roman" w:cs="Times New Roman"/>
+          <w:color w:val="000000"/>
+          <w:sz w:val="28"/>
+          <w:szCs w:val="28"/>
+        </w:rPr>
+        <w:t xml:space="preserve"> MOTD (сообщения дня).</w:t>
       </w:r>
     </w:p>
     <w:p>
@@ -4485,23 +4453,13 @@
         </w:rPr>
         <w:t>Ответ</w:t>
       </w:r>
-      <w:proofErr w:type="gramStart"/>
-      <w:r>
-        <w:rPr>
-          <w:color w:val="000000"/>
-          <w:sz w:val="28"/>
-          <w:szCs w:val="28"/>
-        </w:rPr>
-        <w:t>: После</w:t>
-      </w:r>
-      <w:proofErr w:type="gramEnd"/>
-      <w:r>
-        <w:rPr>
-          <w:color w:val="000000"/>
-          <w:sz w:val="28"/>
-          <w:szCs w:val="28"/>
-        </w:rPr>
-        <w:t xml:space="preserve"> ввода пароля и входа в консоль коммутатора</w:t>
+      <w:r>
+        <w:rPr>
+          <w:color w:val="000000"/>
+          <w:sz w:val="28"/>
+          <w:szCs w:val="28"/>
+        </w:rPr>
+        <w:t>: После ввода пароля и входа в консоль коммутатора</w:t>
       </w:r>
     </w:p>
     <w:p>
@@ -4543,23 +4501,13 @@
         </w:rPr>
         <w:t>Ответ</w:t>
       </w:r>
-      <w:proofErr w:type="gramStart"/>
-      <w:r>
-        <w:rPr>
-          <w:color w:val="000000"/>
-          <w:sz w:val="28"/>
-          <w:szCs w:val="28"/>
-        </w:rPr>
-        <w:t>: Чтобы</w:t>
-      </w:r>
-      <w:proofErr w:type="gramEnd"/>
-      <w:r>
-        <w:rPr>
-          <w:color w:val="000000"/>
-          <w:sz w:val="28"/>
-          <w:szCs w:val="28"/>
-        </w:rPr>
-        <w:t xml:space="preserve"> при входе в коммутатор пользователю была доступна какая-либо полезная информация.</w:t>
+      <w:r>
+        <w:rPr>
+          <w:color w:val="000000"/>
+          <w:sz w:val="28"/>
+          <w:szCs w:val="28"/>
+        </w:rPr>
+        <w:t>: Чтобы при входе в коммутатор пользователю была доступна какая-либо полезная информация.</w:t>
       </w:r>
     </w:p>
     <w:p>
@@ -5017,45 +4965,14 @@
         </w:rPr>
         <w:t xml:space="preserve">: </w:t>
       </w:r>
-      <w:proofErr w:type="spellStart"/>
-      <w:r>
-        <w:rPr>
-          <w:rFonts w:ascii="Times New Roman" w:hAnsi="Times New Roman" w:cs="Times New Roman"/>
-          <w:color w:val="000000"/>
-          <w:sz w:val="28"/>
-          <w:szCs w:val="28"/>
-        </w:rPr>
-        <w:t>copy</w:t>
-      </w:r>
-      <w:proofErr w:type="spellEnd"/>
-      <w:r>
-        <w:rPr>
-          <w:rFonts w:ascii="Times New Roman" w:hAnsi="Times New Roman" w:cs="Times New Roman"/>
-          <w:color w:val="000000"/>
-          <w:sz w:val="28"/>
-          <w:szCs w:val="28"/>
-        </w:rPr>
-        <w:t xml:space="preserve"> </w:t>
-      </w:r>
-      <w:proofErr w:type="spellStart"/>
-      <w:r>
-        <w:rPr>
-          <w:rFonts w:ascii="Times New Roman" w:hAnsi="Times New Roman" w:cs="Times New Roman"/>
-          <w:color w:val="000000"/>
-          <w:sz w:val="28"/>
-          <w:szCs w:val="28"/>
-        </w:rPr>
-        <w:t>running-config</w:t>
-      </w:r>
-      <w:proofErr w:type="spellEnd"/>
-      <w:r>
-        <w:rPr>
-          <w:rFonts w:ascii="Times New Roman" w:hAnsi="Times New Roman" w:cs="Times New Roman"/>
-          <w:color w:val="000000"/>
-          <w:sz w:val="28"/>
-          <w:szCs w:val="28"/>
-        </w:rPr>
-        <w:t xml:space="preserve"> s</w:t>
+      <w:r>
+        <w:rPr>
+          <w:rFonts w:ascii="Times New Roman" w:hAnsi="Times New Roman" w:cs="Times New Roman"/>
+          <w:color w:val="000000"/>
+          <w:sz w:val="28"/>
+          <w:szCs w:val="28"/>
+        </w:rPr>
+        <w:t>copy running-config s</w:t>
       </w:r>
     </w:p>
     <w:p>
@@ -5107,17 +5024,8 @@
           <w:rFonts w:ascii="Arial" w:hAnsi="Arial" w:cs="Arial"/>
           <w:color w:val="000000"/>
         </w:rPr>
-        <w:t xml:space="preserve">S1#show </w:t>
-      </w:r>
-      <w:proofErr w:type="spellStart"/>
-      <w:r>
-        <w:rPr>
-          <w:rFonts w:ascii="Arial" w:hAnsi="Arial" w:cs="Arial"/>
-          <w:color w:val="000000"/>
-        </w:rPr>
-        <w:t>run</w:t>
-      </w:r>
-      <w:proofErr w:type="spellEnd"/>
+        <w:t>S1#show run</w:t>
+      </w:r>
     </w:p>
     <w:p>
       <w:pPr>
@@ -5356,59 +5264,7 @@
           <w:szCs w:val="24"/>
           <w:lang w:val="en-US"/>
         </w:rPr>
-        <w:t xml:space="preserve">. </w:t>
-      </w:r>
-      <w:proofErr w:type="spellStart"/>
-      <w:r>
-        <w:rPr>
-          <w:rFonts w:ascii="Times New Roman" w:hAnsi="Times New Roman" w:cs="Times New Roman"/>
-          <w:i w:val="0"/>
-          <w:iCs w:val="0"/>
-          <w:color w:val="000000" w:themeColor="text1"/>
-          <w:sz w:val="24"/>
-          <w:szCs w:val="24"/>
-          <w:lang w:val="en-US"/>
-        </w:rPr>
-        <w:t>Настройка</w:t>
-      </w:r>
-      <w:proofErr w:type="spellEnd"/>
-      <w:r>
-        <w:rPr>
-          <w:rFonts w:ascii="Times New Roman" w:hAnsi="Times New Roman" w:cs="Times New Roman"/>
-          <w:i w:val="0"/>
-          <w:iCs w:val="0"/>
-          <w:color w:val="000000" w:themeColor="text1"/>
-          <w:sz w:val="24"/>
-          <w:szCs w:val="24"/>
-          <w:lang w:val="en-US"/>
-        </w:rPr>
-        <w:t xml:space="preserve"> </w:t>
-      </w:r>
-      <w:proofErr w:type="spellStart"/>
-      <w:r>
-        <w:rPr>
-          <w:rFonts w:ascii="Times New Roman" w:hAnsi="Times New Roman" w:cs="Times New Roman"/>
-          <w:i w:val="0"/>
-          <w:iCs w:val="0"/>
-          <w:color w:val="000000" w:themeColor="text1"/>
-          <w:sz w:val="24"/>
-          <w:szCs w:val="24"/>
-          <w:lang w:val="en-US"/>
-        </w:rPr>
-        <w:t>коммутатора</w:t>
-      </w:r>
-      <w:proofErr w:type="spellEnd"/>
-      <w:r>
-        <w:rPr>
-          <w:rFonts w:ascii="Times New Roman" w:hAnsi="Times New Roman" w:cs="Times New Roman"/>
-          <w:i w:val="0"/>
-          <w:iCs w:val="0"/>
-          <w:color w:val="000000" w:themeColor="text1"/>
-          <w:sz w:val="24"/>
-          <w:szCs w:val="24"/>
-          <w:lang w:val="en-US"/>
-        </w:rPr>
-        <w:t xml:space="preserve"> S2.</w:t>
+        <w:t>. Настройка коммутатора S2.</w:t>
       </w:r>
     </w:p>
     <w:p>

--- a/БКС/Отчеты/БКС практика2.docx
+++ b/БКС/Отчеты/БКС практика2.docx
@@ -902,7 +902,18 @@
           <w:sz w:val="24"/>
           <w:szCs w:val="24"/>
         </w:rPr>
-        <w:t xml:space="preserve">. Вхождение в привилегированный режим </w:t>
+        <w:t xml:space="preserve"> -</w:t>
+      </w:r>
+      <w:r>
+        <w:rPr>
+          <w:rFonts w:ascii="Times New Roman" w:hAnsi="Times New Roman" w:cs="Times New Roman"/>
+          <w:i w:val="0"/>
+          <w:iCs w:val="0"/>
+          <w:color w:val="000000" w:themeColor="text1"/>
+          <w:sz w:val="24"/>
+          <w:szCs w:val="24"/>
+        </w:rPr>
+        <w:t xml:space="preserve"> Вхождение в привилегированный режим </w:t>
       </w:r>
       <w:r>
         <w:rPr>
@@ -1207,7 +1218,19 @@
           <w:szCs w:val="24"/>
           <w:lang w:val="en-US"/>
         </w:rPr>
-        <w:t>. Ввод команды: "show running-config".</w:t>
+        <w:t xml:space="preserve"> -</w:t>
+      </w:r>
+      <w:r>
+        <w:rPr>
+          <w:rFonts w:ascii="Times New Roman" w:hAnsi="Times New Roman" w:cs="Times New Roman"/>
+          <w:i w:val="0"/>
+          <w:iCs w:val="0"/>
+          <w:color w:val="000000" w:themeColor="text1"/>
+          <w:sz w:val="24"/>
+          <w:szCs w:val="24"/>
+          <w:lang w:val="en-US"/>
+        </w:rPr>
+        <w:t xml:space="preserve"> Ввод команды: "show running-config".</w:t>
       </w:r>
     </w:p>
     <w:p>
@@ -1491,7 +1514,18 @@
           <w:sz w:val="24"/>
           <w:szCs w:val="24"/>
         </w:rPr>
-        <w:t xml:space="preserve">. Диапазон </w:t>
+        <w:t xml:space="preserve"> -</w:t>
+      </w:r>
+      <w:r>
+        <w:rPr>
+          <w:rFonts w:ascii="Times New Roman" w:hAnsi="Times New Roman" w:cs="Times New Roman"/>
+          <w:i w:val="0"/>
+          <w:iCs w:val="0"/>
+          <w:color w:val="000000" w:themeColor="text1"/>
+          <w:sz w:val="24"/>
+          <w:szCs w:val="24"/>
+        </w:rPr>
+        <w:t xml:space="preserve"> Диапазон </w:t>
       </w:r>
       <w:r>
         <w:rPr>
@@ -1908,7 +1942,18 @@
           <w:sz w:val="24"/>
           <w:szCs w:val="24"/>
         </w:rPr>
-        <w:t>. Присвоение имени коммутатору.</w:t>
+        <w:t xml:space="preserve"> -</w:t>
+      </w:r>
+      <w:r>
+        <w:rPr>
+          <w:rFonts w:ascii="Times New Roman" w:hAnsi="Times New Roman" w:cs="Times New Roman"/>
+          <w:i w:val="0"/>
+          <w:iCs w:val="0"/>
+          <w:color w:val="000000" w:themeColor="text1"/>
+          <w:sz w:val="24"/>
+          <w:szCs w:val="24"/>
+        </w:rPr>
+        <w:t xml:space="preserve"> Присвоение имени коммутатору.</w:t>
       </w:r>
     </w:p>
     <w:p>
@@ -2137,7 +2182,18 @@
           <w:sz w:val="24"/>
           <w:szCs w:val="24"/>
         </w:rPr>
-        <w:t>. Установка пароля.</w:t>
+        <w:t xml:space="preserve"> -</w:t>
+      </w:r>
+      <w:r>
+        <w:rPr>
+          <w:rFonts w:ascii="Times New Roman" w:hAnsi="Times New Roman" w:cs="Times New Roman"/>
+          <w:i w:val="0"/>
+          <w:iCs w:val="0"/>
+          <w:color w:val="000000" w:themeColor="text1"/>
+          <w:sz w:val="24"/>
+          <w:szCs w:val="24"/>
+        </w:rPr>
+        <w:t xml:space="preserve"> Установка пароля.</w:t>
       </w:r>
     </w:p>
     <w:p>
@@ -2386,7 +2442,18 @@
           <w:sz w:val="24"/>
           <w:szCs w:val="24"/>
         </w:rPr>
-        <w:t xml:space="preserve">. </w:t>
+        <w:t xml:space="preserve"> -</w:t>
+      </w:r>
+      <w:r>
+        <w:rPr>
+          <w:rFonts w:ascii="Times New Roman" w:hAnsi="Times New Roman" w:cs="Times New Roman"/>
+          <w:i w:val="0"/>
+          <w:iCs w:val="0"/>
+          <w:color w:val="000000" w:themeColor="text1"/>
+          <w:sz w:val="24"/>
+          <w:szCs w:val="24"/>
+        </w:rPr>
+        <w:t xml:space="preserve"> </w:t>
       </w:r>
       <w:bookmarkStart w:id="4" w:name="_Hlk208494790"/>
       <w:r>
@@ -2636,7 +2703,18 @@
           <w:sz w:val="24"/>
           <w:szCs w:val="24"/>
         </w:rPr>
-        <w:t>. Защита доступа к привилегированному режиму</w:t>
+        <w:t xml:space="preserve"> -</w:t>
+      </w:r>
+      <w:r>
+        <w:rPr>
+          <w:rFonts w:ascii="Times New Roman" w:hAnsi="Times New Roman" w:cs="Times New Roman"/>
+          <w:i w:val="0"/>
+          <w:iCs w:val="0"/>
+          <w:color w:val="000000" w:themeColor="text1"/>
+          <w:sz w:val="24"/>
+          <w:szCs w:val="24"/>
+        </w:rPr>
+        <w:t xml:space="preserve"> Защита доступа к привилегированному режиму</w:t>
       </w:r>
     </w:p>
     <w:p>
@@ -2831,7 +2909,18 @@
           <w:sz w:val="24"/>
           <w:szCs w:val="24"/>
         </w:rPr>
-        <w:t>. Проверка защиты доступа к привилегированному режиму.</w:t>
+        <w:t xml:space="preserve"> -</w:t>
+      </w:r>
+      <w:r>
+        <w:rPr>
+          <w:rFonts w:ascii="Times New Roman" w:hAnsi="Times New Roman" w:cs="Times New Roman"/>
+          <w:i w:val="0"/>
+          <w:iCs w:val="0"/>
+          <w:color w:val="000000" w:themeColor="text1"/>
+          <w:sz w:val="24"/>
+          <w:szCs w:val="24"/>
+        </w:rPr>
+        <w:t xml:space="preserve"> Проверка защиты доступа к привилегированному режиму.</w:t>
       </w:r>
     </w:p>
     <w:p>
@@ -3122,7 +3211,19 @@
           <w:szCs w:val="24"/>
           <w:lang w:val="en-US"/>
         </w:rPr>
-        <w:t xml:space="preserve">. </w:t>
+        <w:t xml:space="preserve"> -</w:t>
+      </w:r>
+      <w:r>
+        <w:rPr>
+          <w:rFonts w:ascii="Times New Roman" w:hAnsi="Times New Roman" w:cs="Times New Roman"/>
+          <w:i w:val="0"/>
+          <w:iCs w:val="0"/>
+          <w:color w:val="000000" w:themeColor="text1"/>
+          <w:sz w:val="24"/>
+          <w:szCs w:val="24"/>
+          <w:lang w:val="en-US"/>
+        </w:rPr>
+        <w:t xml:space="preserve"> </w:t>
       </w:r>
       <w:r>
         <w:rPr>
@@ -3306,7 +3407,18 @@
           <w:sz w:val="24"/>
           <w:szCs w:val="24"/>
         </w:rPr>
-        <w:t xml:space="preserve">. </w:t>
+        <w:t xml:space="preserve"> -</w:t>
+      </w:r>
+      <w:r>
+        <w:rPr>
+          <w:rFonts w:ascii="Times New Roman" w:hAnsi="Times New Roman" w:cs="Times New Roman"/>
+          <w:i w:val="0"/>
+          <w:iCs w:val="0"/>
+          <w:color w:val="000000" w:themeColor="text1"/>
+          <w:sz w:val="24"/>
+          <w:szCs w:val="24"/>
+        </w:rPr>
+        <w:t xml:space="preserve"> </w:t>
       </w:r>
       <w:r>
         <w:rPr>
@@ -3542,7 +3654,18 @@
           <w:sz w:val="24"/>
           <w:szCs w:val="24"/>
         </w:rPr>
-        <w:t>. Шифрование пароля для защиты доступа к привилегированному режиму.</w:t>
+        <w:t xml:space="preserve"> -</w:t>
+      </w:r>
+      <w:r>
+        <w:rPr>
+          <w:rFonts w:ascii="Times New Roman" w:hAnsi="Times New Roman" w:cs="Times New Roman"/>
+          <w:i w:val="0"/>
+          <w:iCs w:val="0"/>
+          <w:color w:val="000000" w:themeColor="text1"/>
+          <w:sz w:val="24"/>
+          <w:szCs w:val="24"/>
+        </w:rPr>
+        <w:t xml:space="preserve"> Шифрование пароля для защиты доступа к привилегированному режиму.</w:t>
       </w:r>
     </w:p>
     <w:p>
@@ -3746,7 +3869,18 @@
           <w:sz w:val="24"/>
           <w:szCs w:val="24"/>
         </w:rPr>
-        <w:t xml:space="preserve">. Отображение пароля </w:t>
+        <w:t xml:space="preserve"> -</w:t>
+      </w:r>
+      <w:r>
+        <w:rPr>
+          <w:rFonts w:ascii="Times New Roman" w:hAnsi="Times New Roman" w:cs="Times New Roman"/>
+          <w:i w:val="0"/>
+          <w:iCs w:val="0"/>
+          <w:color w:val="000000" w:themeColor="text1"/>
+          <w:sz w:val="24"/>
+          <w:szCs w:val="24"/>
+        </w:rPr>
+        <w:t xml:space="preserve"> Отображение пароля </w:t>
       </w:r>
       <w:r>
         <w:rPr>
@@ -4052,7 +4186,18 @@
           <w:sz w:val="24"/>
           <w:szCs w:val="24"/>
         </w:rPr>
-        <w:t xml:space="preserve">. </w:t>
+        <w:t xml:space="preserve"> -</w:t>
+      </w:r>
+      <w:r>
+        <w:rPr>
+          <w:rFonts w:ascii="Times New Roman" w:hAnsi="Times New Roman" w:cs="Times New Roman"/>
+          <w:i w:val="0"/>
+          <w:iCs w:val="0"/>
+          <w:color w:val="000000" w:themeColor="text1"/>
+          <w:sz w:val="24"/>
+          <w:szCs w:val="24"/>
+        </w:rPr>
+        <w:t xml:space="preserve"> </w:t>
       </w:r>
       <w:r>
         <w:rPr>
@@ -4411,7 +4556,18 @@
           <w:sz w:val="24"/>
           <w:szCs w:val="24"/>
         </w:rPr>
-        <w:t>. Настройка баннера MOTD</w:t>
+        <w:t xml:space="preserve"> -</w:t>
+      </w:r>
+      <w:r>
+        <w:rPr>
+          <w:rFonts w:ascii="Times New Roman" w:hAnsi="Times New Roman" w:cs="Times New Roman"/>
+          <w:i w:val="0"/>
+          <w:iCs w:val="0"/>
+          <w:color w:val="000000" w:themeColor="text1"/>
+          <w:sz w:val="24"/>
+          <w:szCs w:val="24"/>
+        </w:rPr>
+        <w:t xml:space="preserve"> Настройка баннера MOTD</w:t>
       </w:r>
     </w:p>
     <w:p>
@@ -4698,7 +4854,18 @@
           <w:sz w:val="24"/>
           <w:szCs w:val="24"/>
         </w:rPr>
-        <w:t xml:space="preserve">. Сохранение файлов конфигурации в </w:t>
+        <w:t xml:space="preserve"> -</w:t>
+      </w:r>
+      <w:r>
+        <w:rPr>
+          <w:rFonts w:ascii="Times New Roman" w:hAnsi="Times New Roman" w:cs="Times New Roman"/>
+          <w:i w:val="0"/>
+          <w:iCs w:val="0"/>
+          <w:color w:val="000000" w:themeColor="text1"/>
+          <w:sz w:val="24"/>
+          <w:szCs w:val="24"/>
+        </w:rPr>
+        <w:t xml:space="preserve"> Сохранение файлов конфигурации в </w:t>
       </w:r>
       <w:r>
         <w:rPr>
@@ -5262,9 +5429,20 @@
           <w:color w:val="000000" w:themeColor="text1"/>
           <w:sz w:val="24"/>
           <w:szCs w:val="24"/>
+        </w:rPr>
+        <w:t xml:space="preserve"> -</w:t>
+      </w:r>
+      <w:r>
+        <w:rPr>
+          <w:rFonts w:ascii="Times New Roman" w:hAnsi="Times New Roman" w:cs="Times New Roman"/>
+          <w:i w:val="0"/>
+          <w:iCs w:val="0"/>
+          <w:color w:val="000000" w:themeColor="text1"/>
+          <w:sz w:val="24"/>
+          <w:szCs w:val="24"/>
           <w:lang w:val="en-US"/>
         </w:rPr>
-        <w:t>. Настройка коммутатора S2.</w:t>
+        <w:t xml:space="preserve"> Настройка коммутатора S2.</w:t>
       </w:r>
     </w:p>
     <w:p>
@@ -5403,7 +5581,18 @@
           <w:sz w:val="24"/>
           <w:szCs w:val="24"/>
         </w:rPr>
-        <w:t xml:space="preserve">. Проверка конфигурации коммутатора </w:t>
+        <w:t xml:space="preserve"> -</w:t>
+      </w:r>
+      <w:r>
+        <w:rPr>
+          <w:rFonts w:ascii="Times New Roman" w:hAnsi="Times New Roman" w:cs="Times New Roman"/>
+          <w:i w:val="0"/>
+          <w:iCs w:val="0"/>
+          <w:color w:val="000000" w:themeColor="text1"/>
+          <w:sz w:val="24"/>
+          <w:szCs w:val="24"/>
+        </w:rPr>
+        <w:t xml:space="preserve"> Проверка конфигурации коммутатора </w:t>
       </w:r>
       <w:r>
         <w:rPr>
@@ -5566,7 +5755,18 @@
           <w:sz w:val="24"/>
           <w:szCs w:val="24"/>
         </w:rPr>
-        <w:t xml:space="preserve">. Проверка конфигурации коммутатора </w:t>
+        <w:t xml:space="preserve"> -</w:t>
+      </w:r>
+      <w:r>
+        <w:rPr>
+          <w:rFonts w:ascii="Times New Roman" w:hAnsi="Times New Roman" w:cs="Times New Roman"/>
+          <w:i w:val="0"/>
+          <w:iCs w:val="0"/>
+          <w:color w:val="000000" w:themeColor="text1"/>
+          <w:sz w:val="24"/>
+          <w:szCs w:val="24"/>
+        </w:rPr>
+        <w:t xml:space="preserve"> Проверка конфигурации коммутатора </w:t>
       </w:r>
       <w:r>
         <w:rPr>
@@ -5594,13 +5794,154 @@
     </w:p>
     <w:p>
       <w:pPr>
-        <w:rPr>
-          <w:rFonts w:ascii="Times New Roman" w:hAnsi="Times New Roman" w:cs="Times New Roman"/>
-          <w:color w:val="000000"/>
-          <w:sz w:val="36"/>
-          <w:szCs w:val="36"/>
-        </w:rPr>
-      </w:pPr>
+        <w:jc w:val="center"/>
+        <w:rPr>
+          <w:rFonts w:ascii="Times New Roman" w:hAnsi="Times New Roman" w:cs="Times New Roman"/>
+          <w:b/>
+          <w:bCs/>
+          <w:color w:val="000000"/>
+          <w:sz w:val="28"/>
+          <w:szCs w:val="28"/>
+        </w:rPr>
+      </w:pPr>
+      <w:r>
+        <w:rPr>
+          <w:rFonts w:ascii="Times New Roman" w:hAnsi="Times New Roman" w:cs="Times New Roman"/>
+          <w:b/>
+          <w:bCs/>
+          <w:color w:val="000000"/>
+          <w:sz w:val="28"/>
+          <w:szCs w:val="28"/>
+        </w:rPr>
+        <w:t>Вывод</w:t>
+      </w:r>
+    </w:p>
+    <w:p>
+      <w:pPr>
+        <w:rPr>
+          <w:rFonts w:ascii="Times New Roman" w:hAnsi="Times New Roman" w:cs="Times New Roman"/>
+          <w:color w:val="000000"/>
+          <w:sz w:val="40"/>
+          <w:szCs w:val="40"/>
+        </w:rPr>
+      </w:pPr>
+      <w:r>
+        <w:rPr>
+          <w:rFonts w:ascii="Times New Roman" w:hAnsi="Times New Roman" w:cs="Times New Roman"/>
+          <w:color w:val="000000"/>
+          <w:sz w:val="28"/>
+          <w:szCs w:val="28"/>
+        </w:rPr>
+        <w:t xml:space="preserve">В этом упражнении </w:t>
+      </w:r>
+      <w:r>
+        <w:rPr>
+          <w:rFonts w:ascii="Times New Roman" w:hAnsi="Times New Roman" w:cs="Times New Roman"/>
+          <w:color w:val="000000"/>
+          <w:sz w:val="28"/>
+          <w:szCs w:val="28"/>
+        </w:rPr>
+        <w:t>я</w:t>
+      </w:r>
+      <w:r>
+        <w:rPr>
+          <w:rFonts w:ascii="Times New Roman" w:hAnsi="Times New Roman" w:cs="Times New Roman"/>
+          <w:color w:val="000000"/>
+          <w:sz w:val="28"/>
+          <w:szCs w:val="28"/>
+        </w:rPr>
+        <w:t xml:space="preserve"> настрои</w:t>
+      </w:r>
+      <w:r>
+        <w:rPr>
+          <w:rFonts w:ascii="Times New Roman" w:hAnsi="Times New Roman" w:cs="Times New Roman"/>
+          <w:color w:val="000000"/>
+          <w:sz w:val="28"/>
+          <w:szCs w:val="28"/>
+        </w:rPr>
+        <w:t>л</w:t>
+      </w:r>
+      <w:r>
+        <w:rPr>
+          <w:rFonts w:ascii="Times New Roman" w:hAnsi="Times New Roman" w:cs="Times New Roman"/>
+          <w:color w:val="000000"/>
+          <w:sz w:val="28"/>
+          <w:szCs w:val="28"/>
+        </w:rPr>
+        <w:t xml:space="preserve"> базовые параметры коммутатора. Затем </w:t>
+      </w:r>
+      <w:r>
+        <w:rPr>
+          <w:rFonts w:ascii="Times New Roman" w:hAnsi="Times New Roman" w:cs="Times New Roman"/>
+          <w:color w:val="000000"/>
+          <w:sz w:val="28"/>
+          <w:szCs w:val="28"/>
+        </w:rPr>
+        <w:t>я</w:t>
+      </w:r>
+      <w:r>
+        <w:rPr>
+          <w:rFonts w:ascii="Times New Roman" w:hAnsi="Times New Roman" w:cs="Times New Roman"/>
+          <w:color w:val="000000"/>
+          <w:sz w:val="28"/>
+          <w:szCs w:val="28"/>
+        </w:rPr>
+        <w:t xml:space="preserve"> обеспечи</w:t>
+      </w:r>
+      <w:r>
+        <w:rPr>
+          <w:rFonts w:ascii="Times New Roman" w:hAnsi="Times New Roman" w:cs="Times New Roman"/>
+          <w:color w:val="000000"/>
+          <w:sz w:val="28"/>
+          <w:szCs w:val="28"/>
+        </w:rPr>
+        <w:t>л</w:t>
+      </w:r>
+      <w:r>
+        <w:rPr>
+          <w:rFonts w:ascii="Times New Roman" w:hAnsi="Times New Roman" w:cs="Times New Roman"/>
+          <w:color w:val="000000"/>
+          <w:sz w:val="28"/>
+          <w:szCs w:val="28"/>
+        </w:rPr>
+        <w:t xml:space="preserve"> безопасность доступа к интерфейсу командной строки (CLI) и портам консоли с помощью зашифрованных и текстовых паролей. </w:t>
+      </w:r>
+      <w:r>
+        <w:rPr>
+          <w:rFonts w:ascii="Times New Roman" w:hAnsi="Times New Roman" w:cs="Times New Roman"/>
+          <w:color w:val="000000"/>
+          <w:sz w:val="28"/>
+          <w:szCs w:val="28"/>
+        </w:rPr>
+        <w:t>Я</w:t>
+      </w:r>
+      <w:r>
+        <w:rPr>
+          <w:rFonts w:ascii="Times New Roman" w:hAnsi="Times New Roman" w:cs="Times New Roman"/>
+          <w:color w:val="000000"/>
+          <w:sz w:val="28"/>
+          <w:szCs w:val="28"/>
+        </w:rPr>
+        <w:t xml:space="preserve"> также научи</w:t>
+      </w:r>
+      <w:r>
+        <w:rPr>
+          <w:rFonts w:ascii="Times New Roman" w:hAnsi="Times New Roman" w:cs="Times New Roman"/>
+          <w:color w:val="000000"/>
+          <w:sz w:val="28"/>
+          <w:szCs w:val="28"/>
+        </w:rPr>
+        <w:t>лся</w:t>
+      </w:r>
+      <w:r>
+        <w:rPr>
+          <w:rFonts w:ascii="Times New Roman" w:hAnsi="Times New Roman" w:cs="Times New Roman"/>
+          <w:color w:val="000000"/>
+          <w:sz w:val="28"/>
+          <w:szCs w:val="28"/>
+        </w:rPr>
+        <w:t xml:space="preserve"> настраивать сообщения для пользователей, выполняющих вход в систему коммутатора. Эти баннеры также предупреждают пользователей о том, что несанкционированный доступ запрещен.</w:t>
+      </w:r>
     </w:p>
     <w:sectPr>
       <w:pgSz w:w="11906" w:h="16838"/>

--- a/БКС/Отчеты/БКС практика2.docx
+++ b/БКС/Отчеты/БКС практика2.docx
@@ -110,7 +110,29 @@
           <w:szCs w:val="28"/>
         </w:rPr>
         <w:br/>
-        <w:t>(СПбГУТ)</w:t>
+        <w:t>(</w:t>
+      </w:r>
+      <w:proofErr w:type="spellStart"/>
+      <w:r>
+        <w:rPr>
+          <w:rFonts w:ascii="Times New Roman" w:hAnsi="Times New Roman" w:cs="Times New Roman"/>
+          <w:b/>
+          <w:bCs/>
+          <w:sz w:val="28"/>
+          <w:szCs w:val="28"/>
+        </w:rPr>
+        <w:t>СПбГУТ</w:t>
+      </w:r>
+      <w:proofErr w:type="spellEnd"/>
+      <w:r>
+        <w:rPr>
+          <w:rFonts w:ascii="Times New Roman" w:hAnsi="Times New Roman" w:cs="Times New Roman"/>
+          <w:b/>
+          <w:bCs/>
+          <w:sz w:val="28"/>
+          <w:szCs w:val="28"/>
+        </w:rPr>
+        <w:t>)</w:t>
       </w:r>
       <w:bookmarkEnd w:id="0"/>
       <w:r>
@@ -754,7 +776,25 @@
           <w:sz w:val="28"/>
           <w:szCs w:val="28"/>
         </w:rPr>
-        <w:t>хождение</w:t>
+        <w:t>ыполнение в</w:t>
+      </w:r>
+      <w:r>
+        <w:rPr>
+          <w:rFonts w:ascii="Times New Roman" w:hAnsi="Times New Roman" w:cs="Times New Roman"/>
+          <w:color w:val="000000"/>
+          <w:sz w:val="28"/>
+          <w:szCs w:val="28"/>
+        </w:rPr>
+        <w:t>хождени</w:t>
+      </w:r>
+      <w:r>
+        <w:rPr>
+          <w:rFonts w:ascii="Times New Roman" w:hAnsi="Times New Roman" w:cs="Times New Roman"/>
+          <w:color w:val="000000"/>
+          <w:sz w:val="28"/>
+          <w:szCs w:val="28"/>
+        </w:rPr>
+        <w:t>я</w:t>
       </w:r>
       <w:r>
         <w:rPr>
@@ -1230,7 +1270,59 @@
           <w:szCs w:val="24"/>
           <w:lang w:val="en-US"/>
         </w:rPr>
-        <w:t xml:space="preserve"> Ввод команды: "show running-config".</w:t>
+        <w:t xml:space="preserve"> </w:t>
+      </w:r>
+      <w:proofErr w:type="spellStart"/>
+      <w:r>
+        <w:rPr>
+          <w:rFonts w:ascii="Times New Roman" w:hAnsi="Times New Roman" w:cs="Times New Roman"/>
+          <w:i w:val="0"/>
+          <w:iCs w:val="0"/>
+          <w:color w:val="000000" w:themeColor="text1"/>
+          <w:sz w:val="24"/>
+          <w:szCs w:val="24"/>
+          <w:lang w:val="en-US"/>
+        </w:rPr>
+        <w:t>Ввод</w:t>
+      </w:r>
+      <w:proofErr w:type="spellEnd"/>
+      <w:r>
+        <w:rPr>
+          <w:rFonts w:ascii="Times New Roman" w:hAnsi="Times New Roman" w:cs="Times New Roman"/>
+          <w:i w:val="0"/>
+          <w:iCs w:val="0"/>
+          <w:color w:val="000000" w:themeColor="text1"/>
+          <w:sz w:val="24"/>
+          <w:szCs w:val="24"/>
+          <w:lang w:val="en-US"/>
+        </w:rPr>
+        <w:t xml:space="preserve"> </w:t>
+      </w:r>
+      <w:proofErr w:type="spellStart"/>
+      <w:r>
+        <w:rPr>
+          <w:rFonts w:ascii="Times New Roman" w:hAnsi="Times New Roman" w:cs="Times New Roman"/>
+          <w:i w:val="0"/>
+          <w:iCs w:val="0"/>
+          <w:color w:val="000000" w:themeColor="text1"/>
+          <w:sz w:val="24"/>
+          <w:szCs w:val="24"/>
+          <w:lang w:val="en-US"/>
+        </w:rPr>
+        <w:t>команды</w:t>
+      </w:r>
+      <w:proofErr w:type="spellEnd"/>
+      <w:r>
+        <w:rPr>
+          <w:rFonts w:ascii="Times New Roman" w:hAnsi="Times New Roman" w:cs="Times New Roman"/>
+          <w:i w:val="0"/>
+          <w:iCs w:val="0"/>
+          <w:color w:val="000000" w:themeColor="text1"/>
+          <w:sz w:val="24"/>
+          <w:szCs w:val="24"/>
+          <w:lang w:val="en-US"/>
+        </w:rPr>
+        <w:t>: "show running-config".</w:t>
       </w:r>
     </w:p>
     <w:p>
@@ -1343,7 +1435,27 @@
           <w:sz w:val="28"/>
           <w:szCs w:val="28"/>
         </w:rPr>
-        <w:t>Каков диапазон значений, отображаемых в vty-линиях?</w:t>
+        <w:t xml:space="preserve">Каков диапазон значений, отображаемых в </w:t>
+      </w:r>
+      <w:proofErr w:type="spellStart"/>
+      <w:r>
+        <w:rPr>
+          <w:rFonts w:ascii="Times New Roman" w:hAnsi="Times New Roman" w:cs="Times New Roman"/>
+          <w:color w:val="000000"/>
+          <w:sz w:val="28"/>
+          <w:szCs w:val="28"/>
+        </w:rPr>
+        <w:t>vty</w:t>
+      </w:r>
+      <w:proofErr w:type="spellEnd"/>
+      <w:r>
+        <w:rPr>
+          <w:rFonts w:ascii="Times New Roman" w:hAnsi="Times New Roman" w:cs="Times New Roman"/>
+          <w:color w:val="000000"/>
+          <w:sz w:val="28"/>
+          <w:szCs w:val="28"/>
+        </w:rPr>
+        <w:t>-линиях?</w:t>
       </w:r>
     </w:p>
     <w:p>
@@ -1610,14 +1722,34 @@
         </w:rPr>
         <w:t xml:space="preserve"> </w:t>
       </w:r>
-      <w:r>
-        <w:rPr>
-          <w:color w:val="000000"/>
-          <w:sz w:val="28"/>
-          <w:szCs w:val="28"/>
-        </w:rPr>
-        <w:t>show startup-config</w:t>
-      </w:r>
+      <w:proofErr w:type="spellStart"/>
+      <w:r>
+        <w:rPr>
+          <w:color w:val="000000"/>
+          <w:sz w:val="28"/>
+          <w:szCs w:val="28"/>
+        </w:rPr>
+        <w:t>show</w:t>
+      </w:r>
+      <w:proofErr w:type="spellEnd"/>
+      <w:r>
+        <w:rPr>
+          <w:color w:val="000000"/>
+          <w:sz w:val="28"/>
+          <w:szCs w:val="28"/>
+        </w:rPr>
+        <w:t xml:space="preserve"> </w:t>
+      </w:r>
+      <w:proofErr w:type="spellStart"/>
+      <w:r>
+        <w:rPr>
+          <w:color w:val="000000"/>
+          <w:sz w:val="28"/>
+          <w:szCs w:val="28"/>
+        </w:rPr>
+        <w:t>startup-config</w:t>
+      </w:r>
+      <w:proofErr w:type="spellEnd"/>
     </w:p>
     <w:p>
       <w:pPr>
@@ -1635,7 +1767,79 @@
           <w:sz w:val="28"/>
           <w:szCs w:val="28"/>
         </w:rPr>
-        <w:t>Почему коммутатор отвечает сообщением startup-config is not present?</w:t>
+        <w:t xml:space="preserve">Почему коммутатор отвечает сообщением </w:t>
+      </w:r>
+      <w:proofErr w:type="spellStart"/>
+      <w:r>
+        <w:rPr>
+          <w:color w:val="000000"/>
+          <w:sz w:val="28"/>
+          <w:szCs w:val="28"/>
+        </w:rPr>
+        <w:t>startup-config</w:t>
+      </w:r>
+      <w:proofErr w:type="spellEnd"/>
+      <w:r>
+        <w:rPr>
+          <w:color w:val="000000"/>
+          <w:sz w:val="28"/>
+          <w:szCs w:val="28"/>
+        </w:rPr>
+        <w:t xml:space="preserve"> </w:t>
+      </w:r>
+      <w:proofErr w:type="spellStart"/>
+      <w:r>
+        <w:rPr>
+          <w:color w:val="000000"/>
+          <w:sz w:val="28"/>
+          <w:szCs w:val="28"/>
+        </w:rPr>
+        <w:t>is</w:t>
+      </w:r>
+      <w:proofErr w:type="spellEnd"/>
+      <w:r>
+        <w:rPr>
+          <w:color w:val="000000"/>
+          <w:sz w:val="28"/>
+          <w:szCs w:val="28"/>
+        </w:rPr>
+        <w:t xml:space="preserve"> </w:t>
+      </w:r>
+      <w:proofErr w:type="spellStart"/>
+      <w:r>
+        <w:rPr>
+          <w:color w:val="000000"/>
+          <w:sz w:val="28"/>
+          <w:szCs w:val="28"/>
+        </w:rPr>
+        <w:t>not</w:t>
+      </w:r>
+      <w:proofErr w:type="spellEnd"/>
+      <w:r>
+        <w:rPr>
+          <w:color w:val="000000"/>
+          <w:sz w:val="28"/>
+          <w:szCs w:val="28"/>
+        </w:rPr>
+        <w:t xml:space="preserve"> </w:t>
+      </w:r>
+      <w:proofErr w:type="spellStart"/>
+      <w:r>
+        <w:rPr>
+          <w:color w:val="000000"/>
+          <w:sz w:val="28"/>
+          <w:szCs w:val="28"/>
+        </w:rPr>
+        <w:t>present</w:t>
+      </w:r>
+      <w:proofErr w:type="spellEnd"/>
+      <w:r>
+        <w:rPr>
+          <w:color w:val="000000"/>
+          <w:sz w:val="28"/>
+          <w:szCs w:val="28"/>
+        </w:rPr>
+        <w:t>?</w:t>
       </w:r>
     </w:p>
     <w:p>
@@ -2214,6 +2418,7 @@
         </w:rPr>
         <w:t>Для чего нужна команда </w:t>
       </w:r>
+      <w:proofErr w:type="spellStart"/>
       <w:r>
         <w:rPr>
           <w:b/>
@@ -2224,6 +2429,7 @@
         </w:rPr>
         <w:t>login</w:t>
       </w:r>
+      <w:proofErr w:type="spellEnd"/>
       <w:r>
         <w:rPr>
           <w:color w:val="000000"/>
@@ -2298,7 +2504,34 @@
           <w:sz w:val="28"/>
           <w:szCs w:val="28"/>
         </w:rPr>
-        <w:t>Проверка защиты консоли</w:t>
+        <w:t>Выполнение п</w:t>
+      </w:r>
+      <w:r>
+        <w:rPr>
+          <w:rFonts w:ascii="Times New Roman" w:hAnsi="Times New Roman" w:cs="Times New Roman"/>
+          <w:color w:val="000000"/>
+          <w:sz w:val="28"/>
+          <w:szCs w:val="28"/>
+        </w:rPr>
+        <w:t>роверк</w:t>
+      </w:r>
+      <w:r>
+        <w:rPr>
+          <w:rFonts w:ascii="Times New Roman" w:hAnsi="Times New Roman" w:cs="Times New Roman"/>
+          <w:color w:val="000000"/>
+          <w:sz w:val="28"/>
+          <w:szCs w:val="28"/>
+        </w:rPr>
+        <w:t>и</w:t>
+      </w:r>
+      <w:r>
+        <w:rPr>
+          <w:rFonts w:ascii="Times New Roman" w:hAnsi="Times New Roman" w:cs="Times New Roman"/>
+          <w:color w:val="000000"/>
+          <w:sz w:val="28"/>
+          <w:szCs w:val="28"/>
+        </w:rPr>
+        <w:t xml:space="preserve"> защиты консоли</w:t>
       </w:r>
       <w:r>
         <w:rPr>
@@ -3004,7 +3237,25 @@
           <w:sz w:val="28"/>
           <w:szCs w:val="28"/>
         </w:rPr>
-        <w:t xml:space="preserve"> файла running-configuration file:</w:t>
+        <w:t xml:space="preserve"> файла </w:t>
+      </w:r>
+      <w:proofErr w:type="spellStart"/>
+      <w:r>
+        <w:rPr>
+          <w:color w:val="000000"/>
+          <w:sz w:val="28"/>
+          <w:szCs w:val="28"/>
+        </w:rPr>
+        <w:t>running-configuration</w:t>
+      </w:r>
+      <w:proofErr w:type="spellEnd"/>
+      <w:r>
+        <w:rPr>
+          <w:color w:val="000000"/>
+          <w:sz w:val="28"/>
+          <w:szCs w:val="28"/>
+        </w:rPr>
+        <w:t xml:space="preserve"> file:</w:t>
       </w:r>
     </w:p>
     <w:p>
@@ -3026,6 +3277,7 @@
         </w:rPr>
         <w:t>S1# </w:t>
       </w:r>
+      <w:proofErr w:type="spellStart"/>
       <w:r>
         <w:rPr>
           <w:b/>
@@ -3034,8 +3286,31 @@
           <w:sz w:val="28"/>
           <w:szCs w:val="28"/>
         </w:rPr>
-        <w:t>show running-config</w:t>
-      </w:r>
+        <w:t>show</w:t>
+      </w:r>
+      <w:proofErr w:type="spellEnd"/>
+      <w:r>
+        <w:rPr>
+          <w:b/>
+          <w:bCs/>
+          <w:color w:val="000000"/>
+          <w:sz w:val="28"/>
+          <w:szCs w:val="28"/>
+        </w:rPr>
+        <w:t xml:space="preserve"> </w:t>
+      </w:r>
+      <w:proofErr w:type="spellStart"/>
+      <w:r>
+        <w:rPr>
+          <w:b/>
+          <w:bCs/>
+          <w:color w:val="000000"/>
+          <w:sz w:val="28"/>
+          <w:szCs w:val="28"/>
+        </w:rPr>
+        <w:t>running-config</w:t>
+      </w:r>
+      <w:proofErr w:type="spellEnd"/>
     </w:p>
     <w:p>
       <w:pPr>
@@ -3705,7 +3980,47 @@
           <w:sz w:val="28"/>
           <w:szCs w:val="28"/>
         </w:rPr>
-        <w:t>, что в файл конфигурации добавлен пароль enable secret.</w:t>
+        <w:t xml:space="preserve">, что в файл конфигурации добавлен пароль </w:t>
+      </w:r>
+      <w:proofErr w:type="spellStart"/>
+      <w:r>
+        <w:rPr>
+          <w:rFonts w:ascii="Times New Roman" w:hAnsi="Times New Roman" w:cs="Times New Roman"/>
+          <w:color w:val="000000"/>
+          <w:sz w:val="28"/>
+          <w:szCs w:val="28"/>
+        </w:rPr>
+        <w:t>enable</w:t>
+      </w:r>
+      <w:proofErr w:type="spellEnd"/>
+      <w:r>
+        <w:rPr>
+          <w:rFonts w:ascii="Times New Roman" w:hAnsi="Times New Roman" w:cs="Times New Roman"/>
+          <w:color w:val="000000"/>
+          <w:sz w:val="28"/>
+          <w:szCs w:val="28"/>
+        </w:rPr>
+        <w:t xml:space="preserve"> </w:t>
+      </w:r>
+      <w:proofErr w:type="spellStart"/>
+      <w:r>
+        <w:rPr>
+          <w:rFonts w:ascii="Times New Roman" w:hAnsi="Times New Roman" w:cs="Times New Roman"/>
+          <w:color w:val="000000"/>
+          <w:sz w:val="28"/>
+          <w:szCs w:val="28"/>
+        </w:rPr>
+        <w:t>secret</w:t>
+      </w:r>
+      <w:proofErr w:type="spellEnd"/>
+      <w:r>
+        <w:rPr>
+          <w:rFonts w:ascii="Times New Roman" w:hAnsi="Times New Roman" w:cs="Times New Roman"/>
+          <w:color w:val="000000"/>
+          <w:sz w:val="28"/>
+          <w:szCs w:val="28"/>
+        </w:rPr>
+        <w:t>.</w:t>
       </w:r>
     </w:p>
     <w:p>
@@ -3725,7 +4040,43 @@
           <w:sz w:val="28"/>
           <w:szCs w:val="28"/>
         </w:rPr>
-        <w:t>Что отображается в качестве пароля enable secret?</w:t>
+        <w:t xml:space="preserve">Что отображается в качестве пароля </w:t>
+      </w:r>
+      <w:proofErr w:type="spellStart"/>
+      <w:r>
+        <w:rPr>
+          <w:color w:val="000000"/>
+          <w:sz w:val="28"/>
+          <w:szCs w:val="28"/>
+        </w:rPr>
+        <w:t>enable</w:t>
+      </w:r>
+      <w:proofErr w:type="spellEnd"/>
+      <w:r>
+        <w:rPr>
+          <w:color w:val="000000"/>
+          <w:sz w:val="28"/>
+          <w:szCs w:val="28"/>
+        </w:rPr>
+        <w:t xml:space="preserve"> </w:t>
+      </w:r>
+      <w:proofErr w:type="spellStart"/>
+      <w:r>
+        <w:rPr>
+          <w:color w:val="000000"/>
+          <w:sz w:val="28"/>
+          <w:szCs w:val="28"/>
+        </w:rPr>
+        <w:t>secret</w:t>
+      </w:r>
+      <w:proofErr w:type="spellEnd"/>
+      <w:r>
+        <w:rPr>
+          <w:color w:val="000000"/>
+          <w:sz w:val="28"/>
+          <w:szCs w:val="28"/>
+        </w:rPr>
+        <w:t>?</w:t>
       </w:r>
     </w:p>
     <w:p>
@@ -3946,7 +4297,43 @@
           <w:sz w:val="28"/>
           <w:szCs w:val="28"/>
         </w:rPr>
-        <w:t>Почему пароль enable secret отображается не так, как было задано?</w:t>
+        <w:t xml:space="preserve">Почему пароль </w:t>
+      </w:r>
+      <w:proofErr w:type="spellStart"/>
+      <w:r>
+        <w:rPr>
+          <w:color w:val="000000"/>
+          <w:sz w:val="28"/>
+          <w:szCs w:val="28"/>
+        </w:rPr>
+        <w:t>enable</w:t>
+      </w:r>
+      <w:proofErr w:type="spellEnd"/>
+      <w:r>
+        <w:rPr>
+          <w:color w:val="000000"/>
+          <w:sz w:val="28"/>
+          <w:szCs w:val="28"/>
+        </w:rPr>
+        <w:t xml:space="preserve"> </w:t>
+      </w:r>
+      <w:proofErr w:type="spellStart"/>
+      <w:r>
+        <w:rPr>
+          <w:color w:val="000000"/>
+          <w:sz w:val="28"/>
+          <w:szCs w:val="28"/>
+        </w:rPr>
+        <w:t>secret</w:t>
+      </w:r>
+      <w:proofErr w:type="spellEnd"/>
+      <w:r>
+        <w:rPr>
+          <w:color w:val="000000"/>
+          <w:sz w:val="28"/>
+          <w:szCs w:val="28"/>
+        </w:rPr>
+        <w:t xml:space="preserve"> отображается не так, как было задано?</w:t>
       </w:r>
     </w:p>
     <w:p>
@@ -3974,7 +4361,43 @@
           <w:sz w:val="28"/>
           <w:szCs w:val="28"/>
         </w:rPr>
-        <w:t>Потому что пароль enable secret зашифрован, а заданный пароль хранится в виде обычного текста (Пароль хранится в зашифрованном виде.)</w:t>
+        <w:t xml:space="preserve">Потому что пароль </w:t>
+      </w:r>
+      <w:proofErr w:type="spellStart"/>
+      <w:r>
+        <w:rPr>
+          <w:color w:val="000000"/>
+          <w:sz w:val="28"/>
+          <w:szCs w:val="28"/>
+        </w:rPr>
+        <w:t>enable</w:t>
+      </w:r>
+      <w:proofErr w:type="spellEnd"/>
+      <w:r>
+        <w:rPr>
+          <w:color w:val="000000"/>
+          <w:sz w:val="28"/>
+          <w:szCs w:val="28"/>
+        </w:rPr>
+        <w:t xml:space="preserve"> </w:t>
+      </w:r>
+      <w:proofErr w:type="spellStart"/>
+      <w:r>
+        <w:rPr>
+          <w:color w:val="000000"/>
+          <w:sz w:val="28"/>
+          <w:szCs w:val="28"/>
+        </w:rPr>
+        <w:t>secret</w:t>
+      </w:r>
+      <w:proofErr w:type="spellEnd"/>
+      <w:r>
+        <w:rPr>
+          <w:color w:val="000000"/>
+          <w:sz w:val="28"/>
+          <w:szCs w:val="28"/>
+        </w:rPr>
+        <w:t xml:space="preserve"> зашифрован, а заданный пароль хранится в виде обычного текста (Пароль хранится в зашифрованном виде.)</w:t>
       </w:r>
     </w:p>
     <w:p>
@@ -4042,7 +4465,47 @@
           <w:sz w:val="28"/>
           <w:szCs w:val="28"/>
         </w:rPr>
-        <w:t xml:space="preserve"> enable и console.</w:t>
+        <w:t xml:space="preserve"> </w:t>
+      </w:r>
+      <w:proofErr w:type="spellStart"/>
+      <w:r>
+        <w:rPr>
+          <w:rFonts w:ascii="Times New Roman" w:hAnsi="Times New Roman" w:cs="Times New Roman"/>
+          <w:color w:val="000000"/>
+          <w:sz w:val="28"/>
+          <w:szCs w:val="28"/>
+        </w:rPr>
+        <w:t>enable</w:t>
+      </w:r>
+      <w:proofErr w:type="spellEnd"/>
+      <w:r>
+        <w:rPr>
+          <w:rFonts w:ascii="Times New Roman" w:hAnsi="Times New Roman" w:cs="Times New Roman"/>
+          <w:color w:val="000000"/>
+          <w:sz w:val="28"/>
+          <w:szCs w:val="28"/>
+        </w:rPr>
+        <w:t xml:space="preserve"> и </w:t>
+      </w:r>
+      <w:proofErr w:type="spellStart"/>
+      <w:r>
+        <w:rPr>
+          <w:rFonts w:ascii="Times New Roman" w:hAnsi="Times New Roman" w:cs="Times New Roman"/>
+          <w:color w:val="000000"/>
+          <w:sz w:val="28"/>
+          <w:szCs w:val="28"/>
+        </w:rPr>
+        <w:t>console</w:t>
+      </w:r>
+      <w:proofErr w:type="spellEnd"/>
+      <w:r>
+        <w:rPr>
+          <w:rFonts w:ascii="Times New Roman" w:hAnsi="Times New Roman" w:cs="Times New Roman"/>
+          <w:color w:val="000000"/>
+          <w:sz w:val="28"/>
+          <w:szCs w:val="28"/>
+        </w:rPr>
+        <w:t>.</w:t>
       </w:r>
     </w:p>
     <w:p>
@@ -5132,14 +5595,45 @@
         </w:rPr>
         <w:t xml:space="preserve">: </w:t>
       </w:r>
-      <w:r>
-        <w:rPr>
-          <w:rFonts w:ascii="Times New Roman" w:hAnsi="Times New Roman" w:cs="Times New Roman"/>
-          <w:color w:val="000000"/>
-          <w:sz w:val="28"/>
-          <w:szCs w:val="28"/>
-        </w:rPr>
-        <w:t>copy running-config s</w:t>
+      <w:proofErr w:type="spellStart"/>
+      <w:r>
+        <w:rPr>
+          <w:rFonts w:ascii="Times New Roman" w:hAnsi="Times New Roman" w:cs="Times New Roman"/>
+          <w:color w:val="000000"/>
+          <w:sz w:val="28"/>
+          <w:szCs w:val="28"/>
+        </w:rPr>
+        <w:t>copy</w:t>
+      </w:r>
+      <w:proofErr w:type="spellEnd"/>
+      <w:r>
+        <w:rPr>
+          <w:rFonts w:ascii="Times New Roman" w:hAnsi="Times New Roman" w:cs="Times New Roman"/>
+          <w:color w:val="000000"/>
+          <w:sz w:val="28"/>
+          <w:szCs w:val="28"/>
+        </w:rPr>
+        <w:t xml:space="preserve"> </w:t>
+      </w:r>
+      <w:proofErr w:type="spellStart"/>
+      <w:r>
+        <w:rPr>
+          <w:rFonts w:ascii="Times New Roman" w:hAnsi="Times New Roman" w:cs="Times New Roman"/>
+          <w:color w:val="000000"/>
+          <w:sz w:val="28"/>
+          <w:szCs w:val="28"/>
+        </w:rPr>
+        <w:t>running-config</w:t>
+      </w:r>
+      <w:proofErr w:type="spellEnd"/>
+      <w:r>
+        <w:rPr>
+          <w:rFonts w:ascii="Times New Roman" w:hAnsi="Times New Roman" w:cs="Times New Roman"/>
+          <w:color w:val="000000"/>
+          <w:sz w:val="28"/>
+          <w:szCs w:val="28"/>
+        </w:rPr>
+        <w:t xml:space="preserve"> s</w:t>
       </w:r>
     </w:p>
     <w:p>
@@ -5191,8 +5685,17 @@
           <w:rFonts w:ascii="Arial" w:hAnsi="Arial" w:cs="Arial"/>
           <w:color w:val="000000"/>
         </w:rPr>
-        <w:t>S1#show run</w:t>
-      </w:r>
+        <w:t xml:space="preserve">S1#show </w:t>
+      </w:r>
+      <w:proofErr w:type="spellStart"/>
+      <w:r>
+        <w:rPr>
+          <w:rFonts w:ascii="Arial" w:hAnsi="Arial" w:cs="Arial"/>
+          <w:color w:val="000000"/>
+        </w:rPr>
+        <w:t>run</w:t>
+      </w:r>
+      <w:proofErr w:type="spellEnd"/>
     </w:p>
     <w:p>
       <w:pPr>
@@ -5442,7 +5945,59 @@
           <w:szCs w:val="24"/>
           <w:lang w:val="en-US"/>
         </w:rPr>
-        <w:t xml:space="preserve"> Настройка коммутатора S2.</w:t>
+        <w:t xml:space="preserve"> </w:t>
+      </w:r>
+      <w:proofErr w:type="spellStart"/>
+      <w:r>
+        <w:rPr>
+          <w:rFonts w:ascii="Times New Roman" w:hAnsi="Times New Roman" w:cs="Times New Roman"/>
+          <w:i w:val="0"/>
+          <w:iCs w:val="0"/>
+          <w:color w:val="000000" w:themeColor="text1"/>
+          <w:sz w:val="24"/>
+          <w:szCs w:val="24"/>
+          <w:lang w:val="en-US"/>
+        </w:rPr>
+        <w:t>Настройка</w:t>
+      </w:r>
+      <w:proofErr w:type="spellEnd"/>
+      <w:r>
+        <w:rPr>
+          <w:rFonts w:ascii="Times New Roman" w:hAnsi="Times New Roman" w:cs="Times New Roman"/>
+          <w:i w:val="0"/>
+          <w:iCs w:val="0"/>
+          <w:color w:val="000000" w:themeColor="text1"/>
+          <w:sz w:val="24"/>
+          <w:szCs w:val="24"/>
+          <w:lang w:val="en-US"/>
+        </w:rPr>
+        <w:t xml:space="preserve"> </w:t>
+      </w:r>
+      <w:proofErr w:type="spellStart"/>
+      <w:r>
+        <w:rPr>
+          <w:rFonts w:ascii="Times New Roman" w:hAnsi="Times New Roman" w:cs="Times New Roman"/>
+          <w:i w:val="0"/>
+          <w:iCs w:val="0"/>
+          <w:color w:val="000000" w:themeColor="text1"/>
+          <w:sz w:val="24"/>
+          <w:szCs w:val="24"/>
+          <w:lang w:val="en-US"/>
+        </w:rPr>
+        <w:t>коммутатора</w:t>
+      </w:r>
+      <w:proofErr w:type="spellEnd"/>
+      <w:r>
+        <w:rPr>
+          <w:rFonts w:ascii="Times New Roman" w:hAnsi="Times New Roman" w:cs="Times New Roman"/>
+          <w:i w:val="0"/>
+          <w:iCs w:val="0"/>
+          <w:color w:val="000000" w:themeColor="text1"/>
+          <w:sz w:val="24"/>
+          <w:szCs w:val="24"/>
+          <w:lang w:val="en-US"/>
+        </w:rPr>
+        <w:t xml:space="preserve"> S2.</w:t>
       </w:r>
     </w:p>
     <w:p>
